--- a/9-交付管理/运行记录类文件/ZGS-09-02-中国广电重庆BOSS系统存储维保项目-交付方案.docx
+++ b/9-交付管理/运行记录类文件/ZGS-09-02-中国广电重庆BOSS系统存储维保项目-交付方案.docx
@@ -22,7 +22,7 @@
         <w:textAlignment w:val="baseline"/>
       </w:pPr>
       <w:bookmarkStart w:id="0" w:name="_Toc26101"/>
-      <w:bookmarkStart w:id="1" w:name="_Toc17651"/>
+      <w:bookmarkStart w:id="1" w:name="_Toc12860"/>
       <w:r>
         <w:drawing>
           <wp:anchor distT="0" distB="0" distL="114300" distR="114300" simplePos="0" relativeHeight="251660288" behindDoc="1" locked="0" layoutInCell="1" allowOverlap="1">
@@ -1583,8 +1583,6 @@
               <w:tab w:val="right" w:leader="dot" w:pos="8534"/>
             </w:tabs>
           </w:pPr>
-          <w:bookmarkStart w:id="71" w:name="_GoBack"/>
-          <w:bookmarkEnd w:id="71"/>
           <w:r>
             <w:rPr>
               <w:rFonts w:ascii="Arial" w:hAnsi="Arial" w:eastAsia="Arial" w:cs="Arial"/>
@@ -1635,7 +1633,7 @@
               <w:kern w:val="0"/>
               <w:szCs w:val="21"/>
             </w:rPr>
-            <w:instrText xml:space="preserve"> HYPERLINK \l _Toc17651 </w:instrText>
+            <w:instrText xml:space="preserve"> HYPERLINK \l _Toc12860 </w:instrText>
           </w:r>
           <w:r>
             <w:rPr>
@@ -1660,7 +1658,7 @@
             <w:fldChar w:fldCharType="begin"/>
           </w:r>
           <w:r>
-            <w:instrText xml:space="preserve"> PAGEREF _Toc17651 \h </w:instrText>
+            <w:instrText xml:space="preserve"> PAGEREF _Toc12860 \h </w:instrText>
           </w:r>
           <w:r>
             <w:fldChar w:fldCharType="separate"/>
@@ -1706,7 +1704,7 @@
               <w:kern w:val="0"/>
               <w:szCs w:val="21"/>
             </w:rPr>
-            <w:instrText xml:space="preserve"> HYPERLINK \l _Toc17664 </w:instrText>
+            <w:instrText xml:space="preserve"> HYPERLINK \l _Toc7769 </w:instrText>
           </w:r>
           <w:r>
             <w:rPr>
@@ -1733,7 +1731,7 @@
             <w:fldChar w:fldCharType="begin"/>
           </w:r>
           <w:r>
-            <w:instrText xml:space="preserve"> PAGEREF _Toc17664 \h </w:instrText>
+            <w:instrText xml:space="preserve"> PAGEREF _Toc7769 \h </w:instrText>
           </w:r>
           <w:r>
             <w:fldChar w:fldCharType="separate"/>
@@ -1779,7 +1777,7 @@
               <w:kern w:val="0"/>
               <w:szCs w:val="21"/>
             </w:rPr>
-            <w:instrText xml:space="preserve"> HYPERLINK \l _Toc6347 </w:instrText>
+            <w:instrText xml:space="preserve"> HYPERLINK \l _Toc258 </w:instrText>
           </w:r>
           <w:r>
             <w:rPr>
@@ -1806,7 +1804,7 @@
             <w:fldChar w:fldCharType="begin"/>
           </w:r>
           <w:r>
-            <w:instrText xml:space="preserve"> PAGEREF _Toc6347 \h </w:instrText>
+            <w:instrText xml:space="preserve"> PAGEREF _Toc258 \h </w:instrText>
           </w:r>
           <w:r>
             <w:fldChar w:fldCharType="separate"/>
@@ -1852,7 +1850,7 @@
               <w:kern w:val="0"/>
               <w:szCs w:val="21"/>
             </w:rPr>
-            <w:instrText xml:space="preserve"> HYPERLINK \l _Toc14982 </w:instrText>
+            <w:instrText xml:space="preserve"> HYPERLINK \l _Toc7546 </w:instrText>
           </w:r>
           <w:r>
             <w:rPr>
@@ -1879,7 +1877,7 @@
             <w:fldChar w:fldCharType="begin"/>
           </w:r>
           <w:r>
-            <w:instrText xml:space="preserve"> PAGEREF _Toc14982 \h </w:instrText>
+            <w:instrText xml:space="preserve"> PAGEREF _Toc7546 \h </w:instrText>
           </w:r>
           <w:r>
             <w:fldChar w:fldCharType="separate"/>
@@ -1925,7 +1923,7 @@
               <w:kern w:val="0"/>
               <w:szCs w:val="21"/>
             </w:rPr>
-            <w:instrText xml:space="preserve"> HYPERLINK \l _Toc29489 </w:instrText>
+            <w:instrText xml:space="preserve"> HYPERLINK \l _Toc3693 </w:instrText>
           </w:r>
           <w:r>
             <w:rPr>
@@ -1952,7 +1950,7 @@
             <w:fldChar w:fldCharType="begin"/>
           </w:r>
           <w:r>
-            <w:instrText xml:space="preserve"> PAGEREF _Toc29489 \h </w:instrText>
+            <w:instrText xml:space="preserve"> PAGEREF _Toc3693 \h </w:instrText>
           </w:r>
           <w:r>
             <w:fldChar w:fldCharType="separate"/>
@@ -1998,7 +1996,7 @@
               <w:kern w:val="0"/>
               <w:szCs w:val="21"/>
             </w:rPr>
-            <w:instrText xml:space="preserve"> HYPERLINK \l _Toc20490 </w:instrText>
+            <w:instrText xml:space="preserve"> HYPERLINK \l _Toc28015 </w:instrText>
           </w:r>
           <w:r>
             <w:rPr>
@@ -2025,7 +2023,7 @@
             <w:fldChar w:fldCharType="begin"/>
           </w:r>
           <w:r>
-            <w:instrText xml:space="preserve"> PAGEREF _Toc20490 \h </w:instrText>
+            <w:instrText xml:space="preserve"> PAGEREF _Toc28015 \h </w:instrText>
           </w:r>
           <w:r>
             <w:fldChar w:fldCharType="separate"/>
@@ -2071,7 +2069,7 @@
               <w:kern w:val="0"/>
               <w:szCs w:val="21"/>
             </w:rPr>
-            <w:instrText xml:space="preserve"> HYPERLINK \l _Toc17318 </w:instrText>
+            <w:instrText xml:space="preserve"> HYPERLINK \l _Toc27657 </w:instrText>
           </w:r>
           <w:r>
             <w:rPr>
@@ -2098,7 +2096,7 @@
             <w:fldChar w:fldCharType="begin"/>
           </w:r>
           <w:r>
-            <w:instrText xml:space="preserve"> PAGEREF _Toc17318 \h </w:instrText>
+            <w:instrText xml:space="preserve"> PAGEREF _Toc27657 \h </w:instrText>
           </w:r>
           <w:r>
             <w:fldChar w:fldCharType="separate"/>
@@ -2144,7 +2142,7 @@
               <w:kern w:val="0"/>
               <w:szCs w:val="21"/>
             </w:rPr>
-            <w:instrText xml:space="preserve"> HYPERLINK \l _Toc11850 </w:instrText>
+            <w:instrText xml:space="preserve"> HYPERLINK \l _Toc18891 </w:instrText>
           </w:r>
           <w:r>
             <w:rPr>
@@ -2171,7 +2169,7 @@
             <w:fldChar w:fldCharType="begin"/>
           </w:r>
           <w:r>
-            <w:instrText xml:space="preserve"> PAGEREF _Toc11850 \h </w:instrText>
+            <w:instrText xml:space="preserve"> PAGEREF _Toc18891 \h </w:instrText>
           </w:r>
           <w:r>
             <w:fldChar w:fldCharType="separate"/>
@@ -2217,7 +2215,7 @@
               <w:kern w:val="0"/>
               <w:szCs w:val="21"/>
             </w:rPr>
-            <w:instrText xml:space="preserve"> HYPERLINK \l _Toc12838 </w:instrText>
+            <w:instrText xml:space="preserve"> HYPERLINK \l _Toc24198 </w:instrText>
           </w:r>
           <w:r>
             <w:rPr>
@@ -2244,7 +2242,7 @@
             <w:fldChar w:fldCharType="begin"/>
           </w:r>
           <w:r>
-            <w:instrText xml:space="preserve"> PAGEREF _Toc12838 \h </w:instrText>
+            <w:instrText xml:space="preserve"> PAGEREF _Toc24198 \h </w:instrText>
           </w:r>
           <w:r>
             <w:fldChar w:fldCharType="separate"/>
@@ -2290,7 +2288,7 @@
               <w:kern w:val="0"/>
               <w:szCs w:val="21"/>
             </w:rPr>
-            <w:instrText xml:space="preserve"> HYPERLINK \l _Toc24229 </w:instrText>
+            <w:instrText xml:space="preserve"> HYPERLINK \l _Toc9788 </w:instrText>
           </w:r>
           <w:r>
             <w:rPr>
@@ -2317,7 +2315,7 @@
             <w:fldChar w:fldCharType="begin"/>
           </w:r>
           <w:r>
-            <w:instrText xml:space="preserve"> PAGEREF _Toc24229 \h </w:instrText>
+            <w:instrText xml:space="preserve"> PAGEREF _Toc9788 \h </w:instrText>
           </w:r>
           <w:r>
             <w:fldChar w:fldCharType="separate"/>
@@ -2363,7 +2361,7 @@
               <w:kern w:val="0"/>
               <w:szCs w:val="21"/>
             </w:rPr>
-            <w:instrText xml:space="preserve"> HYPERLINK \l _Toc26275 </w:instrText>
+            <w:instrText xml:space="preserve"> HYPERLINK \l _Toc19863 </w:instrText>
           </w:r>
           <w:r>
             <w:rPr>
@@ -2390,7 +2388,7 @@
             <w:fldChar w:fldCharType="begin"/>
           </w:r>
           <w:r>
-            <w:instrText xml:space="preserve"> PAGEREF _Toc26275 \h </w:instrText>
+            <w:instrText xml:space="preserve"> PAGEREF _Toc19863 \h </w:instrText>
           </w:r>
           <w:r>
             <w:fldChar w:fldCharType="separate"/>
@@ -2436,7 +2434,7 @@
               <w:kern w:val="0"/>
               <w:szCs w:val="21"/>
             </w:rPr>
-            <w:instrText xml:space="preserve"> HYPERLINK \l _Toc17703 </w:instrText>
+            <w:instrText xml:space="preserve"> HYPERLINK \l _Toc27518 </w:instrText>
           </w:r>
           <w:r>
             <w:rPr>
@@ -2463,7 +2461,7 @@
             <w:fldChar w:fldCharType="begin"/>
           </w:r>
           <w:r>
-            <w:instrText xml:space="preserve"> PAGEREF _Toc17703 \h </w:instrText>
+            <w:instrText xml:space="preserve"> PAGEREF _Toc27518 \h </w:instrText>
           </w:r>
           <w:r>
             <w:fldChar w:fldCharType="separate"/>
@@ -2509,7 +2507,7 @@
               <w:kern w:val="0"/>
               <w:szCs w:val="21"/>
             </w:rPr>
-            <w:instrText xml:space="preserve"> HYPERLINK \l _Toc10576 </w:instrText>
+            <w:instrText xml:space="preserve"> HYPERLINK \l _Toc26513 </w:instrText>
           </w:r>
           <w:r>
             <w:rPr>
@@ -2536,7 +2534,7 @@
             <w:fldChar w:fldCharType="begin"/>
           </w:r>
           <w:r>
-            <w:instrText xml:space="preserve"> PAGEREF _Toc10576 \h </w:instrText>
+            <w:instrText xml:space="preserve"> PAGEREF _Toc26513 \h </w:instrText>
           </w:r>
           <w:r>
             <w:fldChar w:fldCharType="separate"/>
@@ -2582,7 +2580,7 @@
               <w:kern w:val="0"/>
               <w:szCs w:val="21"/>
             </w:rPr>
-            <w:instrText xml:space="preserve"> HYPERLINK \l _Toc5164 </w:instrText>
+            <w:instrText xml:space="preserve"> HYPERLINK \l _Toc31990 </w:instrText>
           </w:r>
           <w:r>
             <w:rPr>
@@ -2609,7 +2607,7 @@
             <w:fldChar w:fldCharType="begin"/>
           </w:r>
           <w:r>
-            <w:instrText xml:space="preserve"> PAGEREF _Toc5164 \h </w:instrText>
+            <w:instrText xml:space="preserve"> PAGEREF _Toc31990 \h </w:instrText>
           </w:r>
           <w:r>
             <w:fldChar w:fldCharType="separate"/>
@@ -2655,7 +2653,7 @@
               <w:kern w:val="0"/>
               <w:szCs w:val="21"/>
             </w:rPr>
-            <w:instrText xml:space="preserve"> HYPERLINK \l _Toc2626 </w:instrText>
+            <w:instrText xml:space="preserve"> HYPERLINK \l _Toc16156 </w:instrText>
           </w:r>
           <w:r>
             <w:rPr>
@@ -2682,7 +2680,7 @@
             <w:fldChar w:fldCharType="begin"/>
           </w:r>
           <w:r>
-            <w:instrText xml:space="preserve"> PAGEREF _Toc2626 \h </w:instrText>
+            <w:instrText xml:space="preserve"> PAGEREF _Toc16156 \h </w:instrText>
           </w:r>
           <w:r>
             <w:fldChar w:fldCharType="separate"/>
@@ -2728,7 +2726,7 @@
               <w:kern w:val="0"/>
               <w:szCs w:val="21"/>
             </w:rPr>
-            <w:instrText xml:space="preserve"> HYPERLINK \l _Toc19954 </w:instrText>
+            <w:instrText xml:space="preserve"> HYPERLINK \l _Toc21530 </w:instrText>
           </w:r>
           <w:r>
             <w:rPr>
@@ -2755,7 +2753,7 @@
             <w:fldChar w:fldCharType="begin"/>
           </w:r>
           <w:r>
-            <w:instrText xml:space="preserve"> PAGEREF _Toc19954 \h </w:instrText>
+            <w:instrText xml:space="preserve"> PAGEREF _Toc21530 \h </w:instrText>
           </w:r>
           <w:r>
             <w:fldChar w:fldCharType="separate"/>
@@ -2801,7 +2799,7 @@
               <w:kern w:val="0"/>
               <w:szCs w:val="21"/>
             </w:rPr>
-            <w:instrText xml:space="preserve"> HYPERLINK \l _Toc29498 </w:instrText>
+            <w:instrText xml:space="preserve"> HYPERLINK \l _Toc7043 </w:instrText>
           </w:r>
           <w:r>
             <w:rPr>
@@ -2828,7 +2826,7 @@
             <w:fldChar w:fldCharType="begin"/>
           </w:r>
           <w:r>
-            <w:instrText xml:space="preserve"> PAGEREF _Toc29498 \h </w:instrText>
+            <w:instrText xml:space="preserve"> PAGEREF _Toc7043 \h </w:instrText>
           </w:r>
           <w:r>
             <w:fldChar w:fldCharType="separate"/>
@@ -2874,7 +2872,7 @@
               <w:kern w:val="0"/>
               <w:szCs w:val="21"/>
             </w:rPr>
-            <w:instrText xml:space="preserve"> HYPERLINK \l _Toc19401 </w:instrText>
+            <w:instrText xml:space="preserve"> HYPERLINK \l _Toc10249 </w:instrText>
           </w:r>
           <w:r>
             <w:rPr>
@@ -2901,7 +2899,7 @@
             <w:fldChar w:fldCharType="begin"/>
           </w:r>
           <w:r>
-            <w:instrText xml:space="preserve"> PAGEREF _Toc19401 \h </w:instrText>
+            <w:instrText xml:space="preserve"> PAGEREF _Toc10249 \h </w:instrText>
           </w:r>
           <w:r>
             <w:fldChar w:fldCharType="separate"/>
@@ -2947,7 +2945,7 @@
               <w:kern w:val="0"/>
               <w:szCs w:val="21"/>
             </w:rPr>
-            <w:instrText xml:space="preserve"> HYPERLINK \l _Toc23698 </w:instrText>
+            <w:instrText xml:space="preserve"> HYPERLINK \l _Toc14434 </w:instrText>
           </w:r>
           <w:r>
             <w:rPr>
@@ -2974,7 +2972,7 @@
             <w:fldChar w:fldCharType="begin"/>
           </w:r>
           <w:r>
-            <w:instrText xml:space="preserve"> PAGEREF _Toc23698 \h </w:instrText>
+            <w:instrText xml:space="preserve"> PAGEREF _Toc14434 \h </w:instrText>
           </w:r>
           <w:r>
             <w:fldChar w:fldCharType="separate"/>
@@ -3020,7 +3018,7 @@
               <w:kern w:val="0"/>
               <w:szCs w:val="21"/>
             </w:rPr>
-            <w:instrText xml:space="preserve"> HYPERLINK \l _Toc16331 </w:instrText>
+            <w:instrText xml:space="preserve"> HYPERLINK \l _Toc2823 </w:instrText>
           </w:r>
           <w:r>
             <w:rPr>
@@ -3047,7 +3045,7 @@
             <w:fldChar w:fldCharType="begin"/>
           </w:r>
           <w:r>
-            <w:instrText xml:space="preserve"> PAGEREF _Toc16331 \h </w:instrText>
+            <w:instrText xml:space="preserve"> PAGEREF _Toc2823 \h </w:instrText>
           </w:r>
           <w:r>
             <w:fldChar w:fldCharType="separate"/>
@@ -3093,7 +3091,7 @@
               <w:kern w:val="0"/>
               <w:szCs w:val="21"/>
             </w:rPr>
-            <w:instrText xml:space="preserve"> HYPERLINK \l _Toc26263 </w:instrText>
+            <w:instrText xml:space="preserve"> HYPERLINK \l _Toc22455 </w:instrText>
           </w:r>
           <w:r>
             <w:rPr>
@@ -3120,7 +3118,7 @@
             <w:fldChar w:fldCharType="begin"/>
           </w:r>
           <w:r>
-            <w:instrText xml:space="preserve"> PAGEREF _Toc26263 \h </w:instrText>
+            <w:instrText xml:space="preserve"> PAGEREF _Toc22455 \h </w:instrText>
           </w:r>
           <w:r>
             <w:fldChar w:fldCharType="separate"/>
@@ -3166,7 +3164,7 @@
               <w:kern w:val="0"/>
               <w:szCs w:val="21"/>
             </w:rPr>
-            <w:instrText xml:space="preserve"> HYPERLINK \l _Toc3387 </w:instrText>
+            <w:instrText xml:space="preserve"> HYPERLINK \l _Toc29882 </w:instrText>
           </w:r>
           <w:r>
             <w:rPr>
@@ -3193,7 +3191,7 @@
             <w:fldChar w:fldCharType="begin"/>
           </w:r>
           <w:r>
-            <w:instrText xml:space="preserve"> PAGEREF _Toc3387 \h </w:instrText>
+            <w:instrText xml:space="preserve"> PAGEREF _Toc29882 \h </w:instrText>
           </w:r>
           <w:r>
             <w:fldChar w:fldCharType="separate"/>
@@ -3239,7 +3237,7 @@
               <w:kern w:val="0"/>
               <w:szCs w:val="21"/>
             </w:rPr>
-            <w:instrText xml:space="preserve"> HYPERLINK \l _Toc25320 </w:instrText>
+            <w:instrText xml:space="preserve"> HYPERLINK \l _Toc25005 </w:instrText>
           </w:r>
           <w:r>
             <w:rPr>
@@ -3266,7 +3264,7 @@
             <w:fldChar w:fldCharType="begin"/>
           </w:r>
           <w:r>
-            <w:instrText xml:space="preserve"> PAGEREF _Toc25320 \h </w:instrText>
+            <w:instrText xml:space="preserve"> PAGEREF _Toc25005 \h </w:instrText>
           </w:r>
           <w:r>
             <w:fldChar w:fldCharType="separate"/>
@@ -3312,7 +3310,7 @@
               <w:kern w:val="0"/>
               <w:szCs w:val="21"/>
             </w:rPr>
-            <w:instrText xml:space="preserve"> HYPERLINK \l _Toc29952 </w:instrText>
+            <w:instrText xml:space="preserve"> HYPERLINK \l _Toc10065 </w:instrText>
           </w:r>
           <w:r>
             <w:rPr>
@@ -3339,7 +3337,7 @@
             <w:fldChar w:fldCharType="begin"/>
           </w:r>
           <w:r>
-            <w:instrText xml:space="preserve"> PAGEREF _Toc29952 \h </w:instrText>
+            <w:instrText xml:space="preserve"> PAGEREF _Toc10065 \h </w:instrText>
           </w:r>
           <w:r>
             <w:fldChar w:fldCharType="separate"/>
@@ -3385,7 +3383,7 @@
               <w:kern w:val="0"/>
               <w:szCs w:val="21"/>
             </w:rPr>
-            <w:instrText xml:space="preserve"> HYPERLINK \l _Toc30093 </w:instrText>
+            <w:instrText xml:space="preserve"> HYPERLINK \l _Toc26523 </w:instrText>
           </w:r>
           <w:r>
             <w:rPr>
@@ -3412,7 +3410,7 @@
             <w:fldChar w:fldCharType="begin"/>
           </w:r>
           <w:r>
-            <w:instrText xml:space="preserve"> PAGEREF _Toc30093 \h </w:instrText>
+            <w:instrText xml:space="preserve"> PAGEREF _Toc26523 \h </w:instrText>
           </w:r>
           <w:r>
             <w:fldChar w:fldCharType="separate"/>
@@ -3458,7 +3456,7 @@
               <w:kern w:val="0"/>
               <w:szCs w:val="21"/>
             </w:rPr>
-            <w:instrText xml:space="preserve"> HYPERLINK \l _Toc16087 </w:instrText>
+            <w:instrText xml:space="preserve"> HYPERLINK \l _Toc3850 </w:instrText>
           </w:r>
           <w:r>
             <w:rPr>
@@ -3485,7 +3483,7 @@
             <w:fldChar w:fldCharType="begin"/>
           </w:r>
           <w:r>
-            <w:instrText xml:space="preserve"> PAGEREF _Toc16087 \h </w:instrText>
+            <w:instrText xml:space="preserve"> PAGEREF _Toc3850 \h </w:instrText>
           </w:r>
           <w:r>
             <w:fldChar w:fldCharType="separate"/>
@@ -3531,7 +3529,7 @@
               <w:kern w:val="0"/>
               <w:szCs w:val="21"/>
             </w:rPr>
-            <w:instrText xml:space="preserve"> HYPERLINK \l _Toc29654 </w:instrText>
+            <w:instrText xml:space="preserve"> HYPERLINK \l _Toc19462 </w:instrText>
           </w:r>
           <w:r>
             <w:rPr>
@@ -3558,7 +3556,7 @@
             <w:fldChar w:fldCharType="begin"/>
           </w:r>
           <w:r>
-            <w:instrText xml:space="preserve"> PAGEREF _Toc29654 \h </w:instrText>
+            <w:instrText xml:space="preserve"> PAGEREF _Toc19462 \h </w:instrText>
           </w:r>
           <w:r>
             <w:fldChar w:fldCharType="separate"/>
@@ -3604,7 +3602,7 @@
               <w:kern w:val="0"/>
               <w:szCs w:val="21"/>
             </w:rPr>
-            <w:instrText xml:space="preserve"> HYPERLINK \l _Toc3375 </w:instrText>
+            <w:instrText xml:space="preserve"> HYPERLINK \l _Toc30377 </w:instrText>
           </w:r>
           <w:r>
             <w:rPr>
@@ -3631,7 +3629,7 @@
             <w:fldChar w:fldCharType="begin"/>
           </w:r>
           <w:r>
-            <w:instrText xml:space="preserve"> PAGEREF _Toc3375 \h </w:instrText>
+            <w:instrText xml:space="preserve"> PAGEREF _Toc30377 \h </w:instrText>
           </w:r>
           <w:r>
             <w:fldChar w:fldCharType="separate"/>
@@ -3677,7 +3675,7 @@
               <w:kern w:val="0"/>
               <w:szCs w:val="21"/>
             </w:rPr>
-            <w:instrText xml:space="preserve"> HYPERLINK \l _Toc5971 </w:instrText>
+            <w:instrText xml:space="preserve"> HYPERLINK \l _Toc8106 </w:instrText>
           </w:r>
           <w:r>
             <w:rPr>
@@ -3711,7 +3709,7 @@
             <w:fldChar w:fldCharType="begin"/>
           </w:r>
           <w:r>
-            <w:instrText xml:space="preserve"> PAGEREF _Toc5971 \h </w:instrText>
+            <w:instrText xml:space="preserve"> PAGEREF _Toc8106 \h </w:instrText>
           </w:r>
           <w:r>
             <w:fldChar w:fldCharType="separate"/>
@@ -3757,7 +3755,7 @@
               <w:kern w:val="0"/>
               <w:szCs w:val="21"/>
             </w:rPr>
-            <w:instrText xml:space="preserve"> HYPERLINK \l _Toc14541 </w:instrText>
+            <w:instrText xml:space="preserve"> HYPERLINK \l _Toc221 </w:instrText>
           </w:r>
           <w:r>
             <w:rPr>
@@ -3784,7 +3782,7 @@
             <w:fldChar w:fldCharType="begin"/>
           </w:r>
           <w:r>
-            <w:instrText xml:space="preserve"> PAGEREF _Toc14541 \h </w:instrText>
+            <w:instrText xml:space="preserve"> PAGEREF _Toc221 \h </w:instrText>
           </w:r>
           <w:r>
             <w:fldChar w:fldCharType="separate"/>
@@ -3830,7 +3828,7 @@
               <w:kern w:val="0"/>
               <w:szCs w:val="21"/>
             </w:rPr>
-            <w:instrText xml:space="preserve"> HYPERLINK \l _Toc3419 </w:instrText>
+            <w:instrText xml:space="preserve"> HYPERLINK \l _Toc980 </w:instrText>
           </w:r>
           <w:r>
             <w:rPr>
@@ -3857,7 +3855,7 @@
             <w:fldChar w:fldCharType="begin"/>
           </w:r>
           <w:r>
-            <w:instrText xml:space="preserve"> PAGEREF _Toc3419 \h </w:instrText>
+            <w:instrText xml:space="preserve"> PAGEREF _Toc980 \h </w:instrText>
           </w:r>
           <w:r>
             <w:fldChar w:fldCharType="separate"/>
@@ -3903,7 +3901,7 @@
               <w:kern w:val="0"/>
               <w:szCs w:val="21"/>
             </w:rPr>
-            <w:instrText xml:space="preserve"> HYPERLINK \l _Toc15019 </w:instrText>
+            <w:instrText xml:space="preserve"> HYPERLINK \l _Toc5549 </w:instrText>
           </w:r>
           <w:r>
             <w:rPr>
@@ -3930,7 +3928,7 @@
             <w:fldChar w:fldCharType="begin"/>
           </w:r>
           <w:r>
-            <w:instrText xml:space="preserve"> PAGEREF _Toc15019 \h </w:instrText>
+            <w:instrText xml:space="preserve"> PAGEREF _Toc5549 \h </w:instrText>
           </w:r>
           <w:r>
             <w:fldChar w:fldCharType="separate"/>
@@ -3976,7 +3974,7 @@
               <w:kern w:val="0"/>
               <w:szCs w:val="21"/>
             </w:rPr>
-            <w:instrText xml:space="preserve"> HYPERLINK \l _Toc28670 </w:instrText>
+            <w:instrText xml:space="preserve"> HYPERLINK \l _Toc9370 </w:instrText>
           </w:r>
           <w:r>
             <w:rPr>
@@ -4003,7 +4001,7 @@
             <w:fldChar w:fldCharType="begin"/>
           </w:r>
           <w:r>
-            <w:instrText xml:space="preserve"> PAGEREF _Toc28670 \h </w:instrText>
+            <w:instrText xml:space="preserve"> PAGEREF _Toc9370 \h </w:instrText>
           </w:r>
           <w:r>
             <w:fldChar w:fldCharType="separate"/>
@@ -4049,7 +4047,7 @@
               <w:kern w:val="0"/>
               <w:szCs w:val="21"/>
             </w:rPr>
-            <w:instrText xml:space="preserve"> HYPERLINK \l _Toc7597 </w:instrText>
+            <w:instrText xml:space="preserve"> HYPERLINK \l _Toc11355 </w:instrText>
           </w:r>
           <w:r>
             <w:rPr>
@@ -4076,7 +4074,7 @@
             <w:fldChar w:fldCharType="begin"/>
           </w:r>
           <w:r>
-            <w:instrText xml:space="preserve"> PAGEREF _Toc7597 \h </w:instrText>
+            <w:instrText xml:space="preserve"> PAGEREF _Toc11355 \h </w:instrText>
           </w:r>
           <w:r>
             <w:fldChar w:fldCharType="separate"/>
@@ -4122,7 +4120,7 @@
               <w:kern w:val="0"/>
               <w:szCs w:val="21"/>
             </w:rPr>
-            <w:instrText xml:space="preserve"> HYPERLINK \l _Toc23384 </w:instrText>
+            <w:instrText xml:space="preserve"> HYPERLINK \l _Toc12716 </w:instrText>
           </w:r>
           <w:r>
             <w:rPr>
@@ -4149,7 +4147,7 @@
             <w:fldChar w:fldCharType="begin"/>
           </w:r>
           <w:r>
-            <w:instrText xml:space="preserve"> PAGEREF _Toc23384 \h </w:instrText>
+            <w:instrText xml:space="preserve"> PAGEREF _Toc12716 \h </w:instrText>
           </w:r>
           <w:r>
             <w:fldChar w:fldCharType="separate"/>
@@ -4195,7 +4193,7 @@
               <w:kern w:val="0"/>
               <w:szCs w:val="21"/>
             </w:rPr>
-            <w:instrText xml:space="preserve"> HYPERLINK \l _Toc32545 </w:instrText>
+            <w:instrText xml:space="preserve"> HYPERLINK \l _Toc23913 </w:instrText>
           </w:r>
           <w:r>
             <w:rPr>
@@ -4222,7 +4220,7 @@
             <w:fldChar w:fldCharType="begin"/>
           </w:r>
           <w:r>
-            <w:instrText xml:space="preserve"> PAGEREF _Toc32545 \h </w:instrText>
+            <w:instrText xml:space="preserve"> PAGEREF _Toc23913 \h </w:instrText>
           </w:r>
           <w:r>
             <w:fldChar w:fldCharType="separate"/>
@@ -4268,7 +4266,7 @@
               <w:kern w:val="0"/>
               <w:szCs w:val="21"/>
             </w:rPr>
-            <w:instrText xml:space="preserve"> HYPERLINK \l _Toc10904 </w:instrText>
+            <w:instrText xml:space="preserve"> HYPERLINK \l _Toc13014 </w:instrText>
           </w:r>
           <w:r>
             <w:rPr>
@@ -4305,7 +4303,7 @@
             <w:fldChar w:fldCharType="begin"/>
           </w:r>
           <w:r>
-            <w:instrText xml:space="preserve"> PAGEREF _Toc10904 \h </w:instrText>
+            <w:instrText xml:space="preserve"> PAGEREF _Toc13014 \h </w:instrText>
           </w:r>
           <w:r>
             <w:fldChar w:fldCharType="separate"/>
@@ -4351,7 +4349,7 @@
               <w:kern w:val="0"/>
               <w:szCs w:val="21"/>
             </w:rPr>
-            <w:instrText xml:space="preserve"> HYPERLINK \l _Toc7210 </w:instrText>
+            <w:instrText xml:space="preserve"> HYPERLINK \l _Toc17815 </w:instrText>
           </w:r>
           <w:r>
             <w:rPr>
@@ -4378,7 +4376,7 @@
             <w:fldChar w:fldCharType="begin"/>
           </w:r>
           <w:r>
-            <w:instrText xml:space="preserve"> PAGEREF _Toc7210 \h </w:instrText>
+            <w:instrText xml:space="preserve"> PAGEREF _Toc17815 \h </w:instrText>
           </w:r>
           <w:r>
             <w:fldChar w:fldCharType="separate"/>
@@ -4424,7 +4422,7 @@
               <w:kern w:val="0"/>
               <w:szCs w:val="21"/>
             </w:rPr>
-            <w:instrText xml:space="preserve"> HYPERLINK \l _Toc579 </w:instrText>
+            <w:instrText xml:space="preserve"> HYPERLINK \l _Toc15722 </w:instrText>
           </w:r>
           <w:r>
             <w:rPr>
@@ -4451,7 +4449,7 @@
             <w:fldChar w:fldCharType="begin"/>
           </w:r>
           <w:r>
-            <w:instrText xml:space="preserve"> PAGEREF _Toc579 \h </w:instrText>
+            <w:instrText xml:space="preserve"> PAGEREF _Toc15722 \h </w:instrText>
           </w:r>
           <w:r>
             <w:fldChar w:fldCharType="separate"/>
@@ -4515,7 +4513,7 @@
         <w:topLinePunct w:val="0"/>
         <w:bidi w:val="0"/>
       </w:pPr>
-      <w:bookmarkStart w:id="3" w:name="_Toc17664"/>
+      <w:bookmarkStart w:id="3" w:name="_Toc7769"/>
       <w:r>
         <w:t>项目概述</w:t>
       </w:r>
@@ -4535,7 +4533,7 @@
         <w:bidi w:val="0"/>
       </w:pPr>
       <w:bookmarkStart w:id="4" w:name="heading_3"/>
-      <w:bookmarkStart w:id="5" w:name="_Toc6347"/>
+      <w:bookmarkStart w:id="5" w:name="_Toc258"/>
       <w:r>
         <w:t>项目背景</w:t>
       </w:r>
@@ -4555,7 +4553,7 @@
         <w:bidi w:val="0"/>
       </w:pPr>
       <w:r>
-        <w:t>中国广电重庆网络股份有限公司（以下简称“甲方”）于2024年12月与重庆市鹧鸪哨信息技术有限责任公司（以下简称“乙方”）签订存储维保合同。为保障甲方托管设备在新余市政务云计算大数据中心的稳定运行，满足相关对数据安全性、硬件环境适配性、故障快速响应的严格要求，乙方依据合同约定，为本项目提供为期一年的存储维保服务，涵盖机房环境、电力保障、安防管控等基础设施支持。</w:t>
+        <w:t>中国广电重庆网络股份有限公司（以下简称“甲方”）于2024年12月与重庆市鹧鸪哨信息技术有限责任公司（以下简称“乙方”）签订存储维保合同。为保障甲方托管设备的稳定运行，满足相关对数据安全性、硬件环境适配性、故障快速响应的严格要求，乙方依据合同约定，为本项目提供为期一年的存储维保服务，涵盖机房环境、电力保障、安防管控等基础设施支持。</w:t>
       </w:r>
     </w:p>
     <w:p>
@@ -4571,7 +4569,7 @@
         <w:bidi w:val="0"/>
       </w:pPr>
       <w:bookmarkStart w:id="6" w:name="heading_4"/>
-      <w:bookmarkStart w:id="7" w:name="_Toc14982"/>
+      <w:bookmarkStart w:id="7" w:name="_Toc7546"/>
       <w:r>
         <w:t>服务目标</w:t>
       </w:r>
@@ -4733,7 +4731,7 @@
         <w:bidi w:val="0"/>
       </w:pPr>
       <w:bookmarkStart w:id="8" w:name="heading_5"/>
-      <w:bookmarkStart w:id="9" w:name="_Toc29489"/>
+      <w:bookmarkStart w:id="9" w:name="_Toc3693"/>
       <w:r>
         <w:t>服务周期</w:t>
       </w:r>
@@ -4769,7 +4767,7 @@
         <w:bidi w:val="0"/>
       </w:pPr>
       <w:bookmarkStart w:id="10" w:name="heading_6"/>
-      <w:bookmarkStart w:id="11" w:name="_Toc20490"/>
+      <w:bookmarkStart w:id="11" w:name="_Toc28015"/>
       <w:r>
         <w:t>服务范围与边界</w:t>
       </w:r>
@@ -4789,7 +4787,7 @@
         <w:bidi w:val="0"/>
       </w:pPr>
       <w:bookmarkStart w:id="12" w:name="heading_7"/>
-      <w:bookmarkStart w:id="13" w:name="_Toc17318"/>
+      <w:bookmarkStart w:id="13" w:name="_Toc27657"/>
       <w:r>
         <w:t>服务对象</w:t>
       </w:r>
@@ -4809,7 +4807,12 @@
         <w:bidi w:val="0"/>
       </w:pPr>
       <w:r>
-        <w:t>服务对象为甲方产权所有的托管设备，放置地址为新余市政务云计算大数据中心。托管设备共计6台，包括：存储交换机2台（H3C S6520-24S-SI）、超融合节点3台（Lenovo SR660V2）、备份服务器1台（HP DL388 GEN9）。</w:t>
+        <w:t>服务对象为甲方产权所有的托管设备，放置地址为</w:t>
+      </w:r>
+      <w:bookmarkStart w:id="71" w:name="_GoBack"/>
+      <w:bookmarkEnd w:id="71"/>
+      <w:r>
+        <w:t>大数据中心。托管设备共计6台，包括：存储交换机2台（H3C S6520-24S-SI）、超融合节点3台（Lenovo SR660V2）、备份服务器1台（HP DL388 GEN9）。</w:t>
       </w:r>
     </w:p>
     <w:p>
@@ -4825,7 +4828,7 @@
         <w:bidi w:val="0"/>
       </w:pPr>
       <w:bookmarkStart w:id="14" w:name="heading_8"/>
-      <w:bookmarkStart w:id="15" w:name="_Toc11850"/>
+      <w:bookmarkStart w:id="15" w:name="_Toc18891"/>
       <w:r>
         <w:t>服务内容</w:t>
       </w:r>
@@ -4959,7 +4962,7 @@
         <w:bidi w:val="0"/>
       </w:pPr>
       <w:bookmarkStart w:id="16" w:name="heading_9"/>
-      <w:bookmarkStart w:id="17" w:name="_Toc12838"/>
+      <w:bookmarkStart w:id="17" w:name="_Toc24198"/>
       <w:r>
         <w:t>服务边界</w:t>
       </w:r>
@@ -4971,7 +4974,7 @@
         <w:pStyle w:val="38"/>
         <w:bidi w:val="0"/>
       </w:pPr>
-      <w:bookmarkStart w:id="18" w:name="_Toc24229"/>
+      <w:bookmarkStart w:id="18" w:name="_Toc9788"/>
       <w:r>
         <w:t>服务范围包括</w:t>
       </w:r>
@@ -5129,7 +5132,7 @@
         <w:pStyle w:val="38"/>
         <w:bidi w:val="0"/>
       </w:pPr>
-      <w:bookmarkStart w:id="19" w:name="_Toc26275"/>
+      <w:bookmarkStart w:id="19" w:name="_Toc19863"/>
       <w:r>
         <w:t>服务范围不包括</w:t>
       </w:r>
@@ -5274,7 +5277,7 @@
         <w:bidi w:val="0"/>
       </w:pPr>
       <w:bookmarkStart w:id="20" w:name="heading_10"/>
-      <w:bookmarkStart w:id="21" w:name="_Toc17703"/>
+      <w:bookmarkStart w:id="21" w:name="_Toc27518"/>
       <w:r>
         <w:t>服务模式与流程</w:t>
       </w:r>
@@ -5294,7 +5297,7 @@
         <w:bidi w:val="0"/>
       </w:pPr>
       <w:bookmarkStart w:id="22" w:name="heading_11"/>
-      <w:bookmarkStart w:id="23" w:name="_Toc10576"/>
+      <w:bookmarkStart w:id="23" w:name="_Toc26513"/>
       <w:r>
         <w:t>服务模式</w:t>
       </w:r>
@@ -5372,7 +5375,7 @@
         <w:bidi w:val="0"/>
       </w:pPr>
       <w:bookmarkStart w:id="24" w:name="heading_12"/>
-      <w:bookmarkStart w:id="25" w:name="_Toc5164"/>
+      <w:bookmarkStart w:id="25" w:name="_Toc31990"/>
       <w:r>
         <w:t>服务流程</w:t>
       </w:r>
@@ -5408,7 +5411,7 @@
         <w:bidi w:val="0"/>
       </w:pPr>
       <w:bookmarkStart w:id="26" w:name="heading_13"/>
-      <w:bookmarkStart w:id="27" w:name="_Toc2626"/>
+      <w:bookmarkStart w:id="27" w:name="_Toc16156"/>
       <w:r>
         <w:t>服务等级协议（SLA）</w:t>
       </w:r>
@@ -5428,7 +5431,7 @@
         <w:bidi w:val="0"/>
       </w:pPr>
       <w:bookmarkStart w:id="28" w:name="heading_14"/>
-      <w:bookmarkStart w:id="29" w:name="_Toc19954"/>
+      <w:bookmarkStart w:id="29" w:name="_Toc21530"/>
       <w:r>
         <w:t>故障分级与响应标准</w:t>
       </w:r>
@@ -5792,6 +5795,7 @@
             <w:insideH w:val="none" w:color="auto" w:sz="0" w:space="0"/>
             <w:insideV w:val="none" w:color="auto" w:sz="0" w:space="0"/>
           </w:tblBorders>
+          <w:shd w:val="clear" w:color="auto" w:fill="auto"/>
           <w:tblCellMar>
             <w:top w:w="15" w:type="dxa"/>
             <w:left w:w="15" w:type="dxa"/>
@@ -6085,983 +6089,6 @@
                 <w:lang w:val="en-US" w:eastAsia="zh-CN"/>
               </w:rPr>
               <w:t>每30分钟通报进度</w:t>
-            </w:r>
-          </w:p>
-        </w:tc>
-      </w:tr>
-      <w:tr>
-        <w:tblPrEx>
-          <w:tblBorders>
-            <w:top w:val="none" w:color="auto" w:sz="0" w:space="0"/>
-            <w:left w:val="none" w:color="auto" w:sz="0" w:space="0"/>
-            <w:bottom w:val="none" w:color="auto" w:sz="0" w:space="0"/>
-            <w:right w:val="none" w:color="auto" w:sz="0" w:space="0"/>
-            <w:insideH w:val="none" w:color="auto" w:sz="0" w:space="0"/>
-            <w:insideV w:val="none" w:color="auto" w:sz="0" w:space="0"/>
-          </w:tblBorders>
-          <w:tblCellMar>
-            <w:top w:w="15" w:type="dxa"/>
-            <w:left w:w="15" w:type="dxa"/>
-            <w:bottom w:w="15" w:type="dxa"/>
-            <w:right w:w="15" w:type="dxa"/>
-          </w:tblCellMar>
-        </w:tblPrEx>
-        <w:trPr>
-          <w:trHeight w:val="0" w:hRule="atLeast"/>
-          <w:jc w:val="center"/>
-        </w:trPr>
-        <w:tc>
-          <w:tcPr>
-            <w:tcW w:w="0" w:type="auto"/>
-            <w:tcBorders>
-              <w:top w:val="single" w:color="auto" w:sz="4" w:space="0"/>
-              <w:left w:val="single" w:color="auto" w:sz="12" w:space="0"/>
-              <w:bottom w:val="nil"/>
-              <w:right w:val="nil"/>
-            </w:tcBorders>
-            <w:shd w:val="clear" w:color="auto" w:fill="auto"/>
-            <w:tcMar>
-              <w:top w:w="120" w:type="dxa"/>
-              <w:left w:w="-1" w:type="dxa"/>
-              <w:bottom w:w="120" w:type="dxa"/>
-              <w:right w:w="192" w:type="dxa"/>
-            </w:tcMar>
-            <w:vAlign w:val="center"/>
-          </w:tcPr>
-          <w:p>
-            <w:pPr>
-              <w:keepNext w:val="0"/>
-              <w:keepLines w:val="0"/>
-              <w:widowControl/>
-              <w:suppressLineNumbers w:val="0"/>
-              <w:snapToGrid w:val="0"/>
-              <w:spacing w:line="240" w:lineRule="auto"/>
-              <w:ind w:left="0" w:leftChars="0" w:right="0" w:rightChars="0" w:firstLine="0" w:firstLineChars="0"/>
-              <w:jc w:val="center"/>
-              <w:rPr>
-                <w:rFonts w:hint="default" w:ascii="Segoe UI" w:hAnsi="Segoe UI" w:eastAsia="Segoe UI" w:cs="Segoe UI"/>
-                <w:i w:val="0"/>
-                <w:iCs w:val="0"/>
-                <w:caps w:val="0"/>
-                <w:color w:val="0F1115"/>
-                <w:spacing w:val="0"/>
-                <w:sz w:val="15"/>
-                <w:szCs w:val="15"/>
-              </w:rPr>
-            </w:pPr>
-            <w:r>
-              <w:rPr>
-                <w:rFonts w:hint="default" w:ascii="Segoe UI" w:hAnsi="Segoe UI" w:eastAsia="Segoe UI" w:cs="Segoe UI"/>
-                <w:i w:val="0"/>
-                <w:iCs w:val="0"/>
-                <w:caps w:val="0"/>
-                <w:snapToGrid w:val="0"/>
-                <w:color w:val="000000"/>
-                <w:spacing w:val="0"/>
-                <w:kern w:val="0"/>
-                <w:sz w:val="15"/>
-                <w:szCs w:val="15"/>
-                <w:lang w:val="en-US" w:eastAsia="zh-CN"/>
-              </w:rPr>
-              <w:t>P2（一般故障）</w:t>
-            </w:r>
-          </w:p>
-        </w:tc>
-        <w:tc>
-          <w:tcPr>
-            <w:tcW w:w="0" w:type="auto"/>
-            <w:tcBorders>
-              <w:top w:val="single" w:color="auto" w:sz="4" w:space="0"/>
-              <w:left w:val="single" w:color="auto" w:sz="4" w:space="0"/>
-              <w:bottom w:val="nil"/>
-              <w:right w:val="nil"/>
-            </w:tcBorders>
-            <w:shd w:val="clear" w:color="auto" w:fill="auto"/>
-            <w:tcMar>
-              <w:top w:w="120" w:type="dxa"/>
-              <w:left w:w="192" w:type="dxa"/>
-              <w:bottom w:w="120" w:type="dxa"/>
-              <w:right w:w="192" w:type="dxa"/>
-            </w:tcMar>
-            <w:vAlign w:val="center"/>
-          </w:tcPr>
-          <w:p>
-            <w:pPr>
-              <w:keepNext w:val="0"/>
-              <w:keepLines w:val="0"/>
-              <w:widowControl/>
-              <w:suppressLineNumbers w:val="0"/>
-              <w:snapToGrid w:val="0"/>
-              <w:spacing w:line="240" w:lineRule="auto"/>
-              <w:ind w:left="0" w:leftChars="0" w:right="0" w:rightChars="0" w:firstLine="0" w:firstLineChars="0"/>
-              <w:jc w:val="center"/>
-              <w:rPr>
-                <w:rFonts w:hint="default" w:ascii="Segoe UI" w:hAnsi="Segoe UI" w:eastAsia="Segoe UI" w:cs="Segoe UI"/>
-                <w:i w:val="0"/>
-                <w:iCs w:val="0"/>
-                <w:caps w:val="0"/>
-                <w:color w:val="0F1115"/>
-                <w:spacing w:val="0"/>
-                <w:sz w:val="15"/>
-                <w:szCs w:val="15"/>
-              </w:rPr>
-            </w:pPr>
-            <w:r>
-              <w:rPr>
-                <w:rFonts w:hint="default" w:ascii="Segoe UI" w:hAnsi="Segoe UI" w:eastAsia="Segoe UI" w:cs="Segoe UI"/>
-                <w:i w:val="0"/>
-                <w:iCs w:val="0"/>
-                <w:caps w:val="0"/>
-                <w:snapToGrid w:val="0"/>
-                <w:color w:val="000000"/>
-                <w:spacing w:val="0"/>
-                <w:kern w:val="0"/>
-                <w:sz w:val="15"/>
-                <w:szCs w:val="15"/>
-                <w:lang w:val="en-US" w:eastAsia="zh-CN"/>
-              </w:rPr>
-              <w:t>硬件告警或安防审计异常</w:t>
-            </w:r>
-          </w:p>
-        </w:tc>
-        <w:tc>
-          <w:tcPr>
-            <w:tcW w:w="1757" w:type="dxa"/>
-            <w:tcBorders>
-              <w:top w:val="single" w:color="auto" w:sz="4" w:space="0"/>
-              <w:left w:val="single" w:color="auto" w:sz="4" w:space="0"/>
-              <w:bottom w:val="nil"/>
-              <w:right w:val="nil"/>
-            </w:tcBorders>
-            <w:shd w:val="clear" w:color="auto" w:fill="auto"/>
-            <w:tcMar>
-              <w:top w:w="120" w:type="dxa"/>
-              <w:left w:w="192" w:type="dxa"/>
-              <w:bottom w:w="120" w:type="dxa"/>
-              <w:right w:w="192" w:type="dxa"/>
-            </w:tcMar>
-            <w:vAlign w:val="center"/>
-          </w:tcPr>
-          <w:p>
-            <w:pPr>
-              <w:keepNext w:val="0"/>
-              <w:keepLines w:val="0"/>
-              <w:widowControl/>
-              <w:suppressLineNumbers w:val="0"/>
-              <w:snapToGrid w:val="0"/>
-              <w:spacing w:line="240" w:lineRule="auto"/>
-              <w:ind w:left="0" w:leftChars="0" w:right="0" w:rightChars="0" w:firstLine="0" w:firstLineChars="0"/>
-              <w:jc w:val="left"/>
-              <w:rPr>
-                <w:rFonts w:hint="default" w:ascii="Segoe UI" w:hAnsi="Segoe UI" w:eastAsia="Segoe UI" w:cs="Segoe UI"/>
-                <w:i w:val="0"/>
-                <w:iCs w:val="0"/>
-                <w:caps w:val="0"/>
-                <w:color w:val="0F1115"/>
-                <w:spacing w:val="0"/>
-                <w:sz w:val="15"/>
-                <w:szCs w:val="15"/>
-              </w:rPr>
-            </w:pPr>
-            <w:r>
-              <w:rPr>
-                <w:rFonts w:hint="default" w:ascii="Segoe UI" w:hAnsi="Segoe UI" w:eastAsia="Segoe UI" w:cs="Segoe UI"/>
-                <w:i w:val="0"/>
-                <w:iCs w:val="0"/>
-                <w:caps w:val="0"/>
-                <w:snapToGrid w:val="0"/>
-                <w:color w:val="000000"/>
-                <w:spacing w:val="0"/>
-                <w:kern w:val="0"/>
-                <w:sz w:val="15"/>
-                <w:szCs w:val="15"/>
-                <w:lang w:val="en-US" w:eastAsia="zh-CN"/>
-              </w:rPr>
-              <w:t>30分钟内响应</w:t>
-            </w:r>
-          </w:p>
-        </w:tc>
-        <w:tc>
-          <w:tcPr>
-            <w:tcW w:w="2301" w:type="dxa"/>
-            <w:tcBorders>
-              <w:top w:val="single" w:color="auto" w:sz="4" w:space="0"/>
-              <w:left w:val="single" w:color="auto" w:sz="4" w:space="0"/>
-              <w:bottom w:val="nil"/>
-              <w:right w:val="nil"/>
-            </w:tcBorders>
-            <w:shd w:val="clear" w:color="auto" w:fill="auto"/>
-            <w:tcMar>
-              <w:top w:w="120" w:type="dxa"/>
-              <w:left w:w="192" w:type="dxa"/>
-              <w:bottom w:w="120" w:type="dxa"/>
-              <w:right w:w="192" w:type="dxa"/>
-            </w:tcMar>
-            <w:vAlign w:val="center"/>
-          </w:tcPr>
-          <w:p>
-            <w:pPr>
-              <w:keepNext w:val="0"/>
-              <w:keepLines w:val="0"/>
-              <w:widowControl/>
-              <w:suppressLineNumbers w:val="0"/>
-              <w:snapToGrid w:val="0"/>
-              <w:spacing w:line="240" w:lineRule="auto"/>
-              <w:ind w:left="0" w:leftChars="0" w:right="0" w:rightChars="0" w:firstLine="0" w:firstLineChars="0"/>
-              <w:jc w:val="left"/>
-              <w:rPr>
-                <w:rFonts w:hint="default" w:ascii="Segoe UI" w:hAnsi="Segoe UI" w:eastAsia="Segoe UI" w:cs="Segoe UI"/>
-                <w:i w:val="0"/>
-                <w:iCs w:val="0"/>
-                <w:caps w:val="0"/>
-                <w:color w:val="0F1115"/>
-                <w:spacing w:val="0"/>
-                <w:sz w:val="15"/>
-                <w:szCs w:val="15"/>
-              </w:rPr>
-            </w:pPr>
-            <w:r>
-              <w:rPr>
-                <w:rFonts w:hint="default" w:ascii="Segoe UI" w:hAnsi="Segoe UI" w:eastAsia="Segoe UI" w:cs="Segoe UI"/>
-                <w:i w:val="0"/>
-                <w:iCs w:val="0"/>
-                <w:caps w:val="0"/>
-                <w:snapToGrid w:val="0"/>
-                <w:color w:val="000000"/>
-                <w:spacing w:val="0"/>
-                <w:kern w:val="0"/>
-                <w:sz w:val="15"/>
-                <w:szCs w:val="15"/>
-                <w:lang w:val="en-US" w:eastAsia="zh-CN"/>
-              </w:rPr>
-              <w:t>≤5个工作日</w:t>
-            </w:r>
-          </w:p>
-        </w:tc>
-        <w:tc>
-          <w:tcPr>
-            <w:tcW w:w="1052" w:type="dxa"/>
-            <w:tcBorders>
-              <w:top w:val="single" w:color="auto" w:sz="4" w:space="0"/>
-              <w:left w:val="single" w:color="auto" w:sz="4" w:space="0"/>
-              <w:bottom w:val="nil"/>
-              <w:right w:val="single" w:color="auto" w:sz="12" w:space="0"/>
-            </w:tcBorders>
-            <w:shd w:val="clear" w:color="auto" w:fill="auto"/>
-            <w:tcMar>
-              <w:top w:w="120" w:type="dxa"/>
-              <w:left w:w="192" w:type="dxa"/>
-              <w:bottom w:w="120" w:type="dxa"/>
-              <w:right w:w="-1" w:type="dxa"/>
-            </w:tcMar>
-            <w:vAlign w:val="center"/>
-          </w:tcPr>
-          <w:p>
-            <w:pPr>
-              <w:keepNext w:val="0"/>
-              <w:keepLines w:val="0"/>
-              <w:widowControl/>
-              <w:suppressLineNumbers w:val="0"/>
-              <w:snapToGrid w:val="0"/>
-              <w:spacing w:line="240" w:lineRule="auto"/>
-              <w:ind w:left="0" w:leftChars="0" w:right="0" w:rightChars="0" w:firstLine="0" w:firstLineChars="0"/>
-              <w:jc w:val="left"/>
-              <w:rPr>
-                <w:rFonts w:hint="default" w:ascii="Segoe UI" w:hAnsi="Segoe UI" w:eastAsia="Segoe UI" w:cs="Segoe UI"/>
-                <w:i w:val="0"/>
-                <w:iCs w:val="0"/>
-                <w:caps w:val="0"/>
-                <w:color w:val="0F1115"/>
-                <w:spacing w:val="0"/>
-                <w:sz w:val="15"/>
-                <w:szCs w:val="15"/>
-              </w:rPr>
-            </w:pPr>
-            <w:r>
-              <w:rPr>
-                <w:rFonts w:hint="default" w:ascii="Segoe UI" w:hAnsi="Segoe UI" w:eastAsia="Segoe UI" w:cs="Segoe UI"/>
-                <w:i w:val="0"/>
-                <w:iCs w:val="0"/>
-                <w:caps w:val="0"/>
-                <w:snapToGrid w:val="0"/>
-                <w:color w:val="000000"/>
-                <w:spacing w:val="0"/>
-                <w:kern w:val="0"/>
-                <w:sz w:val="15"/>
-                <w:szCs w:val="15"/>
-                <w:lang w:val="en-US" w:eastAsia="zh-CN"/>
-              </w:rPr>
-              <w:t>每日通报进度</w:t>
-            </w:r>
-          </w:p>
-        </w:tc>
-      </w:tr>
-      <w:tr>
-        <w:tblPrEx>
-          <w:tblBorders>
-            <w:top w:val="none" w:color="auto" w:sz="0" w:space="0"/>
-            <w:left w:val="none" w:color="auto" w:sz="0" w:space="0"/>
-            <w:bottom w:val="none" w:color="auto" w:sz="0" w:space="0"/>
-            <w:right w:val="none" w:color="auto" w:sz="0" w:space="0"/>
-            <w:insideH w:val="none" w:color="auto" w:sz="0" w:space="0"/>
-            <w:insideV w:val="none" w:color="auto" w:sz="0" w:space="0"/>
-          </w:tblBorders>
-          <w:tblCellMar>
-            <w:top w:w="15" w:type="dxa"/>
-            <w:left w:w="15" w:type="dxa"/>
-            <w:bottom w:w="15" w:type="dxa"/>
-            <w:right w:w="15" w:type="dxa"/>
-          </w:tblCellMar>
-        </w:tblPrEx>
-        <w:trPr>
-          <w:trHeight w:val="0" w:hRule="atLeast"/>
-          <w:jc w:val="center"/>
-        </w:trPr>
-        <w:tc>
-          <w:tcPr>
-            <w:tcW w:w="950" w:type="dxa"/>
-            <w:tcBorders>
-              <w:top w:val="single" w:color="auto" w:sz="4" w:space="0"/>
-              <w:left w:val="single" w:color="auto" w:sz="12" w:space="0"/>
-              <w:bottom w:val="single" w:color="auto" w:sz="12" w:space="0"/>
-              <w:right w:val="nil"/>
-            </w:tcBorders>
-            <w:shd w:val="clear" w:color="auto" w:fill="auto"/>
-            <w:tcMar>
-              <w:top w:w="120" w:type="dxa"/>
-              <w:left w:w="-1" w:type="dxa"/>
-              <w:bottom w:w="120" w:type="dxa"/>
-              <w:right w:w="192" w:type="dxa"/>
-            </w:tcMar>
-            <w:vAlign w:val="center"/>
-          </w:tcPr>
-          <w:p>
-            <w:pPr>
-              <w:keepNext w:val="0"/>
-              <w:keepLines w:val="0"/>
-              <w:widowControl/>
-              <w:suppressLineNumbers w:val="0"/>
-              <w:snapToGrid w:val="0"/>
-              <w:spacing w:line="240" w:lineRule="auto"/>
-              <w:ind w:left="0" w:leftChars="0" w:right="0" w:rightChars="0" w:firstLine="0" w:firstLineChars="0"/>
-              <w:jc w:val="center"/>
-              <w:rPr>
-                <w:rFonts w:hint="default" w:ascii="Segoe UI" w:hAnsi="Segoe UI" w:eastAsia="Segoe UI" w:cs="Segoe UI"/>
-                <w:i w:val="0"/>
-                <w:iCs w:val="0"/>
-                <w:caps w:val="0"/>
-                <w:color w:val="0F1115"/>
-                <w:spacing w:val="0"/>
-                <w:sz w:val="15"/>
-                <w:szCs w:val="15"/>
-              </w:rPr>
-            </w:pPr>
-            <w:r>
-              <w:rPr>
-                <w:rFonts w:hint="default" w:ascii="Segoe UI" w:hAnsi="Segoe UI" w:eastAsia="Segoe UI" w:cs="Segoe UI"/>
-                <w:i w:val="0"/>
-                <w:iCs w:val="0"/>
-                <w:caps w:val="0"/>
-                <w:snapToGrid w:val="0"/>
-                <w:color w:val="000000"/>
-                <w:spacing w:val="0"/>
-                <w:kern w:val="0"/>
-                <w:sz w:val="15"/>
-                <w:szCs w:val="15"/>
-                <w:lang w:val="en-US" w:eastAsia="zh-CN"/>
-              </w:rPr>
-              <w:t>P3（咨询/协助）</w:t>
-            </w:r>
-          </w:p>
-        </w:tc>
-        <w:tc>
-          <w:tcPr>
-            <w:tcW w:w="2666" w:type="dxa"/>
-            <w:tcBorders>
-              <w:top w:val="single" w:color="auto" w:sz="4" w:space="0"/>
-              <w:left w:val="single" w:color="auto" w:sz="4" w:space="0"/>
-              <w:bottom w:val="single" w:color="auto" w:sz="12" w:space="0"/>
-              <w:right w:val="nil"/>
-            </w:tcBorders>
-            <w:shd w:val="clear" w:color="auto" w:fill="auto"/>
-            <w:tcMar>
-              <w:top w:w="120" w:type="dxa"/>
-              <w:left w:w="192" w:type="dxa"/>
-              <w:bottom w:w="120" w:type="dxa"/>
-              <w:right w:w="192" w:type="dxa"/>
-            </w:tcMar>
-            <w:vAlign w:val="center"/>
-          </w:tcPr>
-          <w:p>
-            <w:pPr>
-              <w:keepNext w:val="0"/>
-              <w:keepLines w:val="0"/>
-              <w:widowControl/>
-              <w:suppressLineNumbers w:val="0"/>
-              <w:snapToGrid w:val="0"/>
-              <w:spacing w:line="240" w:lineRule="auto"/>
-              <w:ind w:left="0" w:leftChars="0" w:right="0" w:rightChars="0" w:firstLine="0" w:firstLineChars="0"/>
-              <w:jc w:val="center"/>
-              <w:rPr>
-                <w:rFonts w:hint="default" w:ascii="Segoe UI" w:hAnsi="Segoe UI" w:eastAsia="Segoe UI" w:cs="Segoe UI"/>
-                <w:i w:val="0"/>
-                <w:iCs w:val="0"/>
-                <w:caps w:val="0"/>
-                <w:color w:val="0F1115"/>
-                <w:spacing w:val="0"/>
-                <w:sz w:val="15"/>
-                <w:szCs w:val="15"/>
-              </w:rPr>
-            </w:pPr>
-            <w:r>
-              <w:rPr>
-                <w:rFonts w:hint="default" w:ascii="Segoe UI" w:hAnsi="Segoe UI" w:eastAsia="Segoe UI" w:cs="Segoe UI"/>
-                <w:i w:val="0"/>
-                <w:iCs w:val="0"/>
-                <w:caps w:val="0"/>
-                <w:snapToGrid w:val="0"/>
-                <w:color w:val="000000"/>
-                <w:spacing w:val="0"/>
-                <w:kern w:val="0"/>
-                <w:sz w:val="15"/>
-                <w:szCs w:val="15"/>
-                <w:lang w:val="en-US" w:eastAsia="zh-CN"/>
-              </w:rPr>
-              <w:t>设备上下架咨询、硬件状态查询等</w:t>
-            </w:r>
-          </w:p>
-        </w:tc>
-        <w:tc>
-          <w:tcPr>
-            <w:tcW w:w="1757" w:type="dxa"/>
-            <w:tcBorders>
-              <w:top w:val="single" w:color="auto" w:sz="4" w:space="0"/>
-              <w:left w:val="single" w:color="auto" w:sz="4" w:space="0"/>
-              <w:bottom w:val="single" w:color="auto" w:sz="12" w:space="0"/>
-              <w:right w:val="nil"/>
-            </w:tcBorders>
-            <w:shd w:val="clear" w:color="auto" w:fill="auto"/>
-            <w:tcMar>
-              <w:top w:w="120" w:type="dxa"/>
-              <w:left w:w="192" w:type="dxa"/>
-              <w:bottom w:w="120" w:type="dxa"/>
-              <w:right w:w="192" w:type="dxa"/>
-            </w:tcMar>
-            <w:vAlign w:val="center"/>
-          </w:tcPr>
-          <w:p>
-            <w:pPr>
-              <w:keepNext w:val="0"/>
-              <w:keepLines w:val="0"/>
-              <w:widowControl/>
-              <w:suppressLineNumbers w:val="0"/>
-              <w:snapToGrid w:val="0"/>
-              <w:spacing w:line="240" w:lineRule="auto"/>
-              <w:ind w:left="0" w:leftChars="0" w:right="0" w:rightChars="0" w:firstLine="0" w:firstLineChars="0"/>
-              <w:jc w:val="left"/>
-              <w:rPr>
-                <w:rFonts w:hint="default" w:ascii="Segoe UI" w:hAnsi="Segoe UI" w:eastAsia="Segoe UI" w:cs="Segoe UI"/>
-                <w:i w:val="0"/>
-                <w:iCs w:val="0"/>
-                <w:caps w:val="0"/>
-                <w:color w:val="0F1115"/>
-                <w:spacing w:val="0"/>
-                <w:sz w:val="15"/>
-                <w:szCs w:val="15"/>
-              </w:rPr>
-            </w:pPr>
-            <w:r>
-              <w:rPr>
-                <w:rFonts w:hint="default" w:ascii="Segoe UI" w:hAnsi="Segoe UI" w:eastAsia="Segoe UI" w:cs="Segoe UI"/>
-                <w:i w:val="0"/>
-                <w:iCs w:val="0"/>
-                <w:caps w:val="0"/>
-                <w:snapToGrid w:val="0"/>
-                <w:color w:val="000000"/>
-                <w:spacing w:val="0"/>
-                <w:kern w:val="0"/>
-                <w:sz w:val="15"/>
-                <w:szCs w:val="15"/>
-                <w:lang w:val="en-US" w:eastAsia="zh-CN"/>
-              </w:rPr>
-              <w:t>2小时内响应</w:t>
-            </w:r>
-          </w:p>
-        </w:tc>
-        <w:tc>
-          <w:tcPr>
-            <w:tcW w:w="2301" w:type="dxa"/>
-            <w:tcBorders>
-              <w:top w:val="single" w:color="auto" w:sz="4" w:space="0"/>
-              <w:left w:val="single" w:color="auto" w:sz="4" w:space="0"/>
-              <w:bottom w:val="single" w:color="auto" w:sz="12" w:space="0"/>
-              <w:right w:val="nil"/>
-            </w:tcBorders>
-            <w:shd w:val="clear" w:color="auto" w:fill="auto"/>
-            <w:tcMar>
-              <w:top w:w="120" w:type="dxa"/>
-              <w:left w:w="192" w:type="dxa"/>
-              <w:bottom w:w="120" w:type="dxa"/>
-              <w:right w:w="192" w:type="dxa"/>
-            </w:tcMar>
-            <w:vAlign w:val="center"/>
-          </w:tcPr>
-          <w:p>
-            <w:pPr>
-              <w:keepNext w:val="0"/>
-              <w:keepLines w:val="0"/>
-              <w:widowControl/>
-              <w:suppressLineNumbers w:val="0"/>
-              <w:snapToGrid w:val="0"/>
-              <w:spacing w:line="240" w:lineRule="auto"/>
-              <w:ind w:left="0" w:leftChars="0" w:right="0" w:rightChars="0" w:firstLine="0" w:firstLineChars="0"/>
-              <w:jc w:val="left"/>
-              <w:rPr>
-                <w:rFonts w:hint="default" w:ascii="Segoe UI" w:hAnsi="Segoe UI" w:eastAsia="Segoe UI" w:cs="Segoe UI"/>
-                <w:i w:val="0"/>
-                <w:iCs w:val="0"/>
-                <w:caps w:val="0"/>
-                <w:color w:val="0F1115"/>
-                <w:spacing w:val="0"/>
-                <w:sz w:val="15"/>
-                <w:szCs w:val="15"/>
-              </w:rPr>
-            </w:pPr>
-            <w:r>
-              <w:rPr>
-                <w:rFonts w:hint="default" w:ascii="Segoe UI" w:hAnsi="Segoe UI" w:eastAsia="Segoe UI" w:cs="Segoe UI"/>
-                <w:i w:val="0"/>
-                <w:iCs w:val="0"/>
-                <w:caps w:val="0"/>
-                <w:snapToGrid w:val="0"/>
-                <w:color w:val="000000"/>
-                <w:spacing w:val="0"/>
-                <w:kern w:val="0"/>
-                <w:sz w:val="15"/>
-                <w:szCs w:val="15"/>
-                <w:lang w:val="en-US" w:eastAsia="zh-CN"/>
-              </w:rPr>
-              <w:t>≤2个工作日</w:t>
-            </w:r>
-          </w:p>
-        </w:tc>
-        <w:tc>
-          <w:tcPr>
-            <w:tcW w:w="1052" w:type="dxa"/>
-            <w:tcBorders>
-              <w:top w:val="single" w:color="auto" w:sz="4" w:space="0"/>
-              <w:left w:val="single" w:color="auto" w:sz="4" w:space="0"/>
-              <w:bottom w:val="single" w:color="auto" w:sz="12" w:space="0"/>
-              <w:right w:val="single" w:color="auto" w:sz="12" w:space="0"/>
-            </w:tcBorders>
-            <w:shd w:val="clear" w:color="auto" w:fill="auto"/>
-            <w:tcMar>
-              <w:top w:w="120" w:type="dxa"/>
-              <w:left w:w="192" w:type="dxa"/>
-              <w:bottom w:w="120" w:type="dxa"/>
-              <w:right w:w="-1" w:type="dxa"/>
-            </w:tcMar>
-            <w:vAlign w:val="center"/>
-          </w:tcPr>
-          <w:p>
-            <w:pPr>
-              <w:keepNext w:val="0"/>
-              <w:keepLines w:val="0"/>
-              <w:widowControl/>
-              <w:suppressLineNumbers w:val="0"/>
-              <w:snapToGrid w:val="0"/>
-              <w:spacing w:line="240" w:lineRule="auto"/>
-              <w:ind w:left="0" w:leftChars="0" w:right="0" w:rightChars="0" w:firstLine="0" w:firstLineChars="0"/>
-              <w:jc w:val="left"/>
-              <w:rPr>
-                <w:rFonts w:hint="default" w:ascii="Segoe UI" w:hAnsi="Segoe UI" w:eastAsia="Segoe UI" w:cs="Segoe UI"/>
-                <w:i w:val="0"/>
-                <w:iCs w:val="0"/>
-                <w:caps w:val="0"/>
-                <w:color w:val="0F1115"/>
-                <w:spacing w:val="0"/>
-                <w:sz w:val="15"/>
-                <w:szCs w:val="15"/>
-              </w:rPr>
-            </w:pPr>
-            <w:r>
-              <w:rPr>
-                <w:rFonts w:hint="default" w:ascii="Segoe UI" w:hAnsi="Segoe UI" w:eastAsia="Segoe UI" w:cs="Segoe UI"/>
-                <w:i w:val="0"/>
-                <w:iCs w:val="0"/>
-                <w:caps w:val="0"/>
-                <w:snapToGrid w:val="0"/>
-                <w:color w:val="000000"/>
-                <w:spacing w:val="0"/>
-                <w:kern w:val="0"/>
-                <w:sz w:val="15"/>
-                <w:szCs w:val="15"/>
-                <w:lang w:val="en-US" w:eastAsia="zh-CN"/>
-              </w:rPr>
-              <w:t>根据甲方需求通报</w:t>
-            </w:r>
-          </w:p>
-        </w:tc>
-      </w:tr>
-    </w:tbl>
-    <w:p>
-      <w:pPr>
-        <w:pStyle w:val="37"/>
-        <w:keepNext w:val="0"/>
-        <w:keepLines w:val="0"/>
-        <w:pageBreakBefore w:val="0"/>
-        <w:widowControl w:val="0"/>
-        <w:wordWrap/>
-        <w:overflowPunct/>
-        <w:topLinePunct w:val="0"/>
-        <w:bidi w:val="0"/>
-      </w:pPr>
-      <w:bookmarkStart w:id="30" w:name="heading_15"/>
-      <w:bookmarkStart w:id="31" w:name="_Toc29498"/>
-      <w:r>
-        <w:t>关键指标承诺</w:t>
-      </w:r>
-      <w:bookmarkEnd w:id="30"/>
-      <w:bookmarkEnd w:id="31"/>
-    </w:p>
-    <w:p>
-      <w:pPr>
-        <w:pStyle w:val="36"/>
-        <w:keepNext w:val="0"/>
-        <w:keepLines w:val="0"/>
-        <w:pageBreakBefore w:val="0"/>
-        <w:widowControl w:val="0"/>
-        <w:wordWrap/>
-        <w:overflowPunct/>
-        <w:topLinePunct w:val="0"/>
-        <w:bidi w:val="0"/>
-      </w:pPr>
-      <w:r>
-        <w:t>乙方承诺以下关键指标：</w:t>
-      </w:r>
-    </w:p>
-    <w:p>
-      <w:pPr>
-        <w:pStyle w:val="36"/>
-        <w:keepNext w:val="0"/>
-        <w:keepLines w:val="0"/>
-        <w:pageBreakBefore w:val="0"/>
-        <w:widowControl w:val="0"/>
-        <w:numPr>
-          <w:ilvl w:val="0"/>
-          <w:numId w:val="7"/>
-        </w:numPr>
-        <w:wordWrap/>
-        <w:overflowPunct/>
-        <w:topLinePunct w:val="0"/>
-        <w:bidi w:val="0"/>
-        <w:ind w:left="425" w:leftChars="0" w:hanging="425" w:firstLineChars="0"/>
-      </w:pPr>
-      <w:r>
-        <w:t>机房环境可用性不低于99.5%，按月统计；</w:t>
-      </w:r>
-    </w:p>
-    <w:p>
-      <w:pPr>
-        <w:pStyle w:val="36"/>
-        <w:keepNext w:val="0"/>
-        <w:keepLines w:val="0"/>
-        <w:pageBreakBefore w:val="0"/>
-        <w:widowControl w:val="0"/>
-        <w:numPr>
-          <w:ilvl w:val="0"/>
-          <w:numId w:val="7"/>
-        </w:numPr>
-        <w:wordWrap/>
-        <w:overflowPunct/>
-        <w:topLinePunct w:val="0"/>
-        <w:bidi w:val="0"/>
-        <w:ind w:left="425" w:leftChars="0" w:hanging="425" w:firstLineChars="0"/>
-      </w:pPr>
-      <w:r>
-        <w:t>电力可用性达到100%，依托双路供电及不间断电源保障；</w:t>
-      </w:r>
-    </w:p>
-    <w:p>
-      <w:pPr>
-        <w:pStyle w:val="36"/>
-        <w:keepNext w:val="0"/>
-        <w:keepLines w:val="0"/>
-        <w:pageBreakBefore w:val="0"/>
-        <w:widowControl w:val="0"/>
-        <w:numPr>
-          <w:ilvl w:val="0"/>
-          <w:numId w:val="7"/>
-        </w:numPr>
-        <w:wordWrap/>
-        <w:overflowPunct/>
-        <w:topLinePunct w:val="0"/>
-        <w:bidi w:val="0"/>
-        <w:ind w:left="425" w:leftChars="0" w:hanging="425" w:firstLineChars="0"/>
-      </w:pPr>
-      <w:r>
-        <w:t>硬件故障响应率100%。</w:t>
-      </w:r>
-    </w:p>
-    <w:p>
-      <w:pPr>
-        <w:pStyle w:val="35"/>
-        <w:keepNext w:val="0"/>
-        <w:keepLines w:val="0"/>
-        <w:pageBreakBefore w:val="0"/>
-        <w:widowControl w:val="0"/>
-        <w:wordWrap/>
-        <w:overflowPunct/>
-        <w:topLinePunct w:val="0"/>
-        <w:bidi w:val="0"/>
-      </w:pPr>
-      <w:bookmarkStart w:id="32" w:name="heading_16"/>
-      <w:bookmarkStart w:id="33" w:name="_Toc19401"/>
-      <w:r>
-        <w:t>角色与职责</w:t>
-      </w:r>
-      <w:bookmarkEnd w:id="32"/>
-      <w:bookmarkEnd w:id="33"/>
-    </w:p>
-    <w:p>
-      <w:pPr>
-        <w:pStyle w:val="36"/>
-        <w:keepNext w:val="0"/>
-        <w:keepLines w:val="0"/>
-        <w:pageBreakBefore w:val="0"/>
-        <w:widowControl w:val="0"/>
-        <w:wordWrap/>
-        <w:overflowPunct/>
-        <w:topLinePunct w:val="0"/>
-        <w:bidi w:val="0"/>
-      </w:pPr>
-      <w:r>
-        <w:t>本项目运维团队由以下角色构成：</w:t>
-      </w:r>
-    </w:p>
-    <w:tbl>
-      <w:tblPr>
-        <w:tblStyle w:val="22"/>
-        <w:tblW w:w="8723" w:type="dxa"/>
-        <w:jc w:val="center"/>
-        <w:tblBorders>
-          <w:top w:val="none" w:color="auto" w:sz="0" w:space="0"/>
-          <w:left w:val="none" w:color="auto" w:sz="0" w:space="0"/>
-          <w:bottom w:val="none" w:color="auto" w:sz="0" w:space="0"/>
-          <w:right w:val="none" w:color="auto" w:sz="0" w:space="0"/>
-          <w:insideH w:val="none" w:color="auto" w:sz="0" w:space="0"/>
-          <w:insideV w:val="none" w:color="auto" w:sz="0" w:space="0"/>
-        </w:tblBorders>
-        <w:shd w:val="clear" w:color="auto" w:fill="auto"/>
-        <w:tblLayout w:type="autofit"/>
-        <w:tblCellMar>
-          <w:top w:w="15" w:type="dxa"/>
-          <w:left w:w="15" w:type="dxa"/>
-          <w:bottom w:w="15" w:type="dxa"/>
-          <w:right w:w="15" w:type="dxa"/>
-        </w:tblCellMar>
-      </w:tblPr>
-      <w:tblGrid>
-        <w:gridCol w:w="1611"/>
-        <w:gridCol w:w="1168"/>
-        <w:gridCol w:w="5944"/>
-      </w:tblGrid>
-      <w:tr>
-        <w:tblPrEx>
-          <w:tblBorders>
-            <w:top w:val="none" w:color="auto" w:sz="0" w:space="0"/>
-            <w:left w:val="none" w:color="auto" w:sz="0" w:space="0"/>
-            <w:bottom w:val="none" w:color="auto" w:sz="0" w:space="0"/>
-            <w:right w:val="none" w:color="auto" w:sz="0" w:space="0"/>
-            <w:insideH w:val="none" w:color="auto" w:sz="0" w:space="0"/>
-            <w:insideV w:val="none" w:color="auto" w:sz="0" w:space="0"/>
-          </w:tblBorders>
-          <w:shd w:val="clear" w:color="auto" w:fill="auto"/>
-          <w:tblCellMar>
-            <w:top w:w="15" w:type="dxa"/>
-            <w:left w:w="15" w:type="dxa"/>
-            <w:bottom w:w="15" w:type="dxa"/>
-            <w:right w:w="15" w:type="dxa"/>
-          </w:tblCellMar>
-        </w:tblPrEx>
-        <w:trPr>
-          <w:trHeight w:val="0" w:hRule="atLeast"/>
-          <w:tblHeader/>
-          <w:jc w:val="center"/>
-        </w:trPr>
-        <w:tc>
-          <w:tcPr>
-            <w:tcW w:w="0" w:type="auto"/>
-            <w:tcBorders>
-              <w:top w:val="single" w:color="auto" w:sz="12" w:space="0"/>
-              <w:left w:val="single" w:color="auto" w:sz="12" w:space="0"/>
-              <w:bottom w:val="nil"/>
-              <w:right w:val="nil"/>
-            </w:tcBorders>
-            <w:shd w:val="clear" w:color="auto" w:fill="auto"/>
-            <w:tcMar>
-              <w:top w:w="120" w:type="dxa"/>
-              <w:left w:w="-1" w:type="dxa"/>
-              <w:bottom w:w="120" w:type="dxa"/>
-              <w:right w:w="192" w:type="dxa"/>
-            </w:tcMar>
-            <w:vAlign w:val="center"/>
-          </w:tcPr>
-          <w:p>
-            <w:pPr>
-              <w:keepNext w:val="0"/>
-              <w:keepLines w:val="0"/>
-              <w:widowControl/>
-              <w:suppressLineNumbers w:val="0"/>
-              <w:snapToGrid w:val="0"/>
-              <w:spacing w:line="240" w:lineRule="auto"/>
-              <w:ind w:left="0" w:leftChars="0" w:right="0" w:rightChars="0" w:firstLine="0" w:firstLineChars="0"/>
-              <w:jc w:val="center"/>
-              <w:rPr>
-                <w:rFonts w:ascii="Segoe UI" w:hAnsi="Segoe UI" w:eastAsia="Segoe UI" w:cs="Segoe UI"/>
-                <w:b/>
-                <w:i w:val="0"/>
-                <w:iCs w:val="0"/>
-                <w:caps w:val="0"/>
-                <w:color w:val="0F1115"/>
-                <w:spacing w:val="0"/>
-                <w:sz w:val="18"/>
-                <w:szCs w:val="18"/>
-              </w:rPr>
-            </w:pPr>
-            <w:r>
-              <w:rPr>
-                <w:rFonts w:hint="default" w:ascii="Segoe UI" w:hAnsi="Segoe UI" w:eastAsia="Segoe UI" w:cs="Segoe UI"/>
-                <w:b/>
-                <w:i w:val="0"/>
-                <w:iCs w:val="0"/>
-                <w:caps w:val="0"/>
-                <w:snapToGrid w:val="0"/>
-                <w:color w:val="000000"/>
-                <w:spacing w:val="0"/>
-                <w:kern w:val="0"/>
-                <w:sz w:val="18"/>
-                <w:szCs w:val="18"/>
-                <w:lang w:val="en-US" w:eastAsia="zh-CN"/>
-              </w:rPr>
-              <w:t>角色</w:t>
-            </w:r>
-          </w:p>
-        </w:tc>
-        <w:tc>
-          <w:tcPr>
-            <w:tcW w:w="0" w:type="auto"/>
-            <w:tcBorders>
-              <w:top w:val="single" w:color="auto" w:sz="12" w:space="0"/>
-              <w:left w:val="single" w:color="auto" w:sz="4" w:space="0"/>
-              <w:bottom w:val="nil"/>
-              <w:right w:val="nil"/>
-            </w:tcBorders>
-            <w:shd w:val="clear" w:color="auto" w:fill="auto"/>
-            <w:tcMar>
-              <w:top w:w="120" w:type="dxa"/>
-              <w:left w:w="192" w:type="dxa"/>
-              <w:bottom w:w="120" w:type="dxa"/>
-              <w:right w:w="192" w:type="dxa"/>
-            </w:tcMar>
-            <w:vAlign w:val="center"/>
-          </w:tcPr>
-          <w:p>
-            <w:pPr>
-              <w:keepNext w:val="0"/>
-              <w:keepLines w:val="0"/>
-              <w:widowControl/>
-              <w:suppressLineNumbers w:val="0"/>
-              <w:snapToGrid w:val="0"/>
-              <w:spacing w:line="240" w:lineRule="auto"/>
-              <w:ind w:left="0" w:leftChars="0" w:right="0" w:rightChars="0" w:firstLine="0" w:firstLineChars="0"/>
-              <w:jc w:val="center"/>
-              <w:rPr>
-                <w:rFonts w:hint="eastAsia" w:ascii="Segoe UI" w:hAnsi="Segoe UI" w:eastAsia="宋体" w:cs="Segoe UI"/>
-                <w:b/>
-                <w:i w:val="0"/>
-                <w:iCs w:val="0"/>
-                <w:caps w:val="0"/>
-                <w:color w:val="0F1115"/>
-                <w:spacing w:val="0"/>
-                <w:sz w:val="18"/>
-                <w:szCs w:val="18"/>
-                <w:lang w:val="en-US" w:eastAsia="zh-CN"/>
-              </w:rPr>
-            </w:pPr>
-            <w:r>
-              <w:rPr>
-                <w:rFonts w:hint="eastAsia" w:ascii="Segoe UI" w:hAnsi="Segoe UI" w:eastAsia="宋体" w:cs="Segoe UI"/>
-                <w:b/>
-                <w:i w:val="0"/>
-                <w:iCs w:val="0"/>
-                <w:caps w:val="0"/>
-                <w:color w:val="0F1115"/>
-                <w:spacing w:val="0"/>
-                <w:sz w:val="18"/>
-                <w:szCs w:val="18"/>
-                <w:lang w:val="en-US" w:eastAsia="zh-CN"/>
-              </w:rPr>
-              <w:t>人数</w:t>
-            </w:r>
-          </w:p>
-        </w:tc>
-        <w:tc>
-          <w:tcPr>
-            <w:tcW w:w="5944" w:type="dxa"/>
-            <w:tcBorders>
-              <w:top w:val="single" w:color="auto" w:sz="12" w:space="0"/>
-              <w:left w:val="single" w:color="auto" w:sz="4" w:space="0"/>
-              <w:bottom w:val="nil"/>
-              <w:right w:val="single" w:color="auto" w:sz="12" w:space="0"/>
-            </w:tcBorders>
-            <w:shd w:val="clear" w:color="auto" w:fill="auto"/>
-            <w:tcMar>
-              <w:top w:w="120" w:type="dxa"/>
-              <w:left w:w="192" w:type="dxa"/>
-              <w:bottom w:w="120" w:type="dxa"/>
-              <w:right w:w="192" w:type="dxa"/>
-            </w:tcMar>
-            <w:vAlign w:val="center"/>
-          </w:tcPr>
-          <w:p>
-            <w:pPr>
-              <w:keepNext w:val="0"/>
-              <w:keepLines w:val="0"/>
-              <w:widowControl/>
-              <w:suppressLineNumbers w:val="0"/>
-              <w:snapToGrid w:val="0"/>
-              <w:spacing w:line="240" w:lineRule="auto"/>
-              <w:ind w:left="0" w:leftChars="0" w:right="0" w:rightChars="0" w:firstLine="0" w:firstLineChars="0"/>
-              <w:jc w:val="center"/>
-              <w:rPr>
-                <w:rFonts w:hint="default" w:ascii="Segoe UI" w:hAnsi="Segoe UI" w:eastAsia="Segoe UI" w:cs="Segoe UI"/>
-                <w:b/>
-                <w:i w:val="0"/>
-                <w:iCs w:val="0"/>
-                <w:caps w:val="0"/>
-                <w:color w:val="0F1115"/>
-                <w:spacing w:val="0"/>
-                <w:sz w:val="18"/>
-                <w:szCs w:val="18"/>
-              </w:rPr>
-            </w:pPr>
-            <w:r>
-              <w:rPr>
-                <w:rFonts w:hint="default" w:ascii="Segoe UI" w:hAnsi="Segoe UI" w:eastAsia="Segoe UI" w:cs="Segoe UI"/>
-                <w:b/>
-                <w:i w:val="0"/>
-                <w:iCs w:val="0"/>
-                <w:caps w:val="0"/>
-                <w:snapToGrid w:val="0"/>
-                <w:color w:val="000000"/>
-                <w:spacing w:val="0"/>
-                <w:kern w:val="0"/>
-                <w:sz w:val="18"/>
-                <w:szCs w:val="18"/>
-                <w:lang w:val="en-US" w:eastAsia="zh-CN"/>
-              </w:rPr>
-              <w:t>职责</w:t>
             </w:r>
           </w:p>
         </w:tc>
@@ -7123,8 +6150,8 @@
                 <w:caps w:val="0"/>
                 <w:color w:val="0F1115"/>
                 <w:spacing w:val="0"/>
-                <w:sz w:val="18"/>
-                <w:szCs w:val="18"/>
+                <w:sz w:val="15"/>
+                <w:szCs w:val="15"/>
               </w:rPr>
             </w:pPr>
             <w:r>
@@ -7137,11 +6164,11 @@
                 <w:color w:val="000000"/>
                 <w:spacing w:val="0"/>
                 <w:kern w:val="0"/>
-                <w:sz w:val="18"/>
-                <w:szCs w:val="18"/>
+                <w:sz w:val="15"/>
+                <w:szCs w:val="15"/>
                 <w:lang w:val="en-US" w:eastAsia="zh-CN"/>
               </w:rPr>
-              <w:t>运维项目部长</w:t>
+              <w:t>P2（一般故障）</w:t>
             </w:r>
           </w:p>
         </w:tc>
@@ -7174,50 +6201,151 @@
               <w:ind w:left="0" w:leftChars="0" w:right="0" w:rightChars="0" w:firstLine="0" w:firstLineChars="0"/>
               <w:jc w:val="center"/>
               <w:rPr>
-                <w:rFonts w:hint="default" w:ascii="Segoe UI" w:hAnsi="Segoe UI" w:eastAsia="宋体" w:cs="Segoe UI"/>
+                <w:rFonts w:hint="default" w:ascii="Segoe UI" w:hAnsi="Segoe UI" w:eastAsia="Segoe UI" w:cs="Segoe UI"/>
                 <w:i w:val="0"/>
                 <w:iCs w:val="0"/>
                 <w:caps w:val="0"/>
                 <w:color w:val="0F1115"/>
                 <w:spacing w:val="0"/>
-                <w:sz w:val="18"/>
-                <w:szCs w:val="18"/>
-                <w:lang w:val="en-US" w:eastAsia="zh-CN"/>
+                <w:sz w:val="15"/>
+                <w:szCs w:val="15"/>
               </w:rPr>
             </w:pPr>
             <w:r>
               <w:rPr>
-                <w:rFonts w:hint="eastAsia" w:ascii="Segoe UI" w:hAnsi="Segoe UI" w:cs="Segoe UI"/>
+                <w:rFonts w:hint="default" w:ascii="Segoe UI" w:hAnsi="Segoe UI" w:eastAsia="Segoe UI" w:cs="Segoe UI"/>
+                <w:i w:val="0"/>
+                <w:iCs w:val="0"/>
+                <w:caps w:val="0"/>
+                <w:snapToGrid w:val="0"/>
+                <w:color w:val="000000"/>
+                <w:spacing w:val="0"/>
+                <w:kern w:val="0"/>
+                <w:sz w:val="15"/>
+                <w:szCs w:val="15"/>
+                <w:lang w:val="en-US" w:eastAsia="zh-CN"/>
+              </w:rPr>
+              <w:t>硬件告警或安防审计异常</w:t>
+            </w:r>
+          </w:p>
+        </w:tc>
+        <w:tc>
+          <w:tcPr>
+            <w:tcW w:w="1757" w:type="dxa"/>
+            <w:tcBorders>
+              <w:top w:val="single" w:color="auto" w:sz="4" w:space="0"/>
+              <w:left w:val="single" w:color="auto" w:sz="4" w:space="0"/>
+              <w:bottom w:val="nil"/>
+              <w:right w:val="nil"/>
+            </w:tcBorders>
+            <w:shd w:val="clear" w:color="auto" w:fill="auto"/>
+            <w:tcMar>
+              <w:top w:w="120" w:type="dxa"/>
+              <w:left w:w="192" w:type="dxa"/>
+              <w:bottom w:w="120" w:type="dxa"/>
+              <w:right w:w="192" w:type="dxa"/>
+            </w:tcMar>
+            <w:vAlign w:val="center"/>
+          </w:tcPr>
+          <w:p>
+            <w:pPr>
+              <w:keepNext w:val="0"/>
+              <w:keepLines w:val="0"/>
+              <w:widowControl/>
+              <w:suppressLineNumbers w:val="0"/>
+              <w:snapToGrid w:val="0"/>
+              <w:spacing w:line="240" w:lineRule="auto"/>
+              <w:ind w:left="0" w:leftChars="0" w:right="0" w:rightChars="0" w:firstLine="0" w:firstLineChars="0"/>
+              <w:jc w:val="left"/>
+              <w:rPr>
+                <w:rFonts w:hint="default" w:ascii="Segoe UI" w:hAnsi="Segoe UI" w:eastAsia="Segoe UI" w:cs="Segoe UI"/>
                 <w:i w:val="0"/>
                 <w:iCs w:val="0"/>
                 <w:caps w:val="0"/>
                 <w:color w:val="0F1115"/>
                 <w:spacing w:val="0"/>
-                <w:sz w:val="18"/>
-                <w:szCs w:val="18"/>
+                <w:sz w:val="15"/>
+                <w:szCs w:val="15"/>
+              </w:rPr>
+            </w:pPr>
+            <w:r>
+              <w:rPr>
+                <w:rFonts w:hint="default" w:ascii="Segoe UI" w:hAnsi="Segoe UI" w:eastAsia="Segoe UI" w:cs="Segoe UI"/>
+                <w:i w:val="0"/>
+                <w:iCs w:val="0"/>
+                <w:caps w:val="0"/>
+                <w:snapToGrid w:val="0"/>
+                <w:color w:val="000000"/>
+                <w:spacing w:val="0"/>
+                <w:kern w:val="0"/>
+                <w:sz w:val="15"/>
+                <w:szCs w:val="15"/>
                 <w:lang w:val="en-US" w:eastAsia="zh-CN"/>
               </w:rPr>
-              <w:t>1</w:t>
+              <w:t>30分钟内响应</w:t>
             </w:r>
-            <w:r>
-              <w:rPr>
-                <w:rFonts w:hint="eastAsia" w:ascii="Segoe UI" w:hAnsi="Segoe UI" w:eastAsia="宋体" w:cs="Segoe UI"/>
+          </w:p>
+        </w:tc>
+        <w:tc>
+          <w:tcPr>
+            <w:tcW w:w="2301" w:type="dxa"/>
+            <w:tcBorders>
+              <w:top w:val="single" w:color="auto" w:sz="4" w:space="0"/>
+              <w:left w:val="single" w:color="auto" w:sz="4" w:space="0"/>
+              <w:bottom w:val="nil"/>
+              <w:right w:val="nil"/>
+            </w:tcBorders>
+            <w:shd w:val="clear" w:color="auto" w:fill="auto"/>
+            <w:tcMar>
+              <w:top w:w="120" w:type="dxa"/>
+              <w:left w:w="192" w:type="dxa"/>
+              <w:bottom w:w="120" w:type="dxa"/>
+              <w:right w:w="192" w:type="dxa"/>
+            </w:tcMar>
+            <w:vAlign w:val="center"/>
+          </w:tcPr>
+          <w:p>
+            <w:pPr>
+              <w:keepNext w:val="0"/>
+              <w:keepLines w:val="0"/>
+              <w:widowControl/>
+              <w:suppressLineNumbers w:val="0"/>
+              <w:snapToGrid w:val="0"/>
+              <w:spacing w:line="240" w:lineRule="auto"/>
+              <w:ind w:left="0" w:leftChars="0" w:right="0" w:rightChars="0" w:firstLine="0" w:firstLineChars="0"/>
+              <w:jc w:val="left"/>
+              <w:rPr>
+                <w:rFonts w:hint="default" w:ascii="Segoe UI" w:hAnsi="Segoe UI" w:eastAsia="Segoe UI" w:cs="Segoe UI"/>
                 <w:i w:val="0"/>
                 <w:iCs w:val="0"/>
                 <w:caps w:val="0"/>
                 <w:color w:val="0F1115"/>
                 <w:spacing w:val="0"/>
-                <w:sz w:val="18"/>
-                <w:szCs w:val="18"/>
+                <w:sz w:val="15"/>
+                <w:szCs w:val="15"/>
+              </w:rPr>
+            </w:pPr>
+            <w:r>
+              <w:rPr>
+                <w:rFonts w:hint="default" w:ascii="Segoe UI" w:hAnsi="Segoe UI" w:eastAsia="Segoe UI" w:cs="Segoe UI"/>
+                <w:i w:val="0"/>
+                <w:iCs w:val="0"/>
+                <w:caps w:val="0"/>
+                <w:snapToGrid w:val="0"/>
+                <w:color w:val="000000"/>
+                <w:spacing w:val="0"/>
+                <w:kern w:val="0"/>
+                <w:sz w:val="15"/>
+                <w:szCs w:val="15"/>
                 <w:lang w:val="en-US" w:eastAsia="zh-CN"/>
               </w:rPr>
-              <w:t>人</w:t>
+              <w:t>≤5个工作日</w:t>
             </w:r>
           </w:p>
         </w:tc>
         <w:tc>
           <w:tcPr>
-            <w:tcW w:w="5944" w:type="dxa"/>
+            <w:tcW w:w="1052" w:type="dxa"/>
             <w:tcBorders>
               <w:top w:val="single" w:color="auto" w:sz="4" w:space="0"/>
               <w:left w:val="single" w:color="auto" w:sz="4" w:space="0"/>
@@ -7250,8 +6378,8 @@
                 <w:caps w:val="0"/>
                 <w:color w:val="0F1115"/>
                 <w:spacing w:val="0"/>
-                <w:sz w:val="18"/>
-                <w:szCs w:val="18"/>
+                <w:sz w:val="15"/>
+                <w:szCs w:val="15"/>
               </w:rPr>
             </w:pPr>
             <w:r>
@@ -7264,11 +6392,11 @@
                 <w:color w:val="000000"/>
                 <w:spacing w:val="0"/>
                 <w:kern w:val="0"/>
-                <w:sz w:val="18"/>
-                <w:szCs w:val="18"/>
+                <w:sz w:val="15"/>
+                <w:szCs w:val="15"/>
                 <w:lang w:val="en-US" w:eastAsia="zh-CN"/>
               </w:rPr>
-              <w:t>负责项目整体策划、资源协调、客户沟通及服务改进牵头</w:t>
+              <w:t>每日通报进度</w:t>
             </w:r>
           </w:p>
         </w:tc>
@@ -7284,6 +6412,675 @@
             <w:insideV w:val="none" w:color="auto" w:sz="0" w:space="0"/>
           </w:tblBorders>
           <w:shd w:val="clear" w:color="auto" w:fill="auto"/>
+          <w:tblCellMar>
+            <w:top w:w="15" w:type="dxa"/>
+            <w:left w:w="15" w:type="dxa"/>
+            <w:bottom w:w="15" w:type="dxa"/>
+            <w:right w:w="15" w:type="dxa"/>
+          </w:tblCellMar>
+        </w:tblPrEx>
+        <w:trPr>
+          <w:trHeight w:val="0" w:hRule="atLeast"/>
+          <w:jc w:val="center"/>
+        </w:trPr>
+        <w:tc>
+          <w:tcPr>
+            <w:tcW w:w="950" w:type="dxa"/>
+            <w:tcBorders>
+              <w:top w:val="single" w:color="auto" w:sz="4" w:space="0"/>
+              <w:left w:val="single" w:color="auto" w:sz="12" w:space="0"/>
+              <w:bottom w:val="single" w:color="auto" w:sz="12" w:space="0"/>
+              <w:right w:val="nil"/>
+            </w:tcBorders>
+            <w:shd w:val="clear" w:color="auto" w:fill="auto"/>
+            <w:tcMar>
+              <w:top w:w="120" w:type="dxa"/>
+              <w:left w:w="-1" w:type="dxa"/>
+              <w:bottom w:w="120" w:type="dxa"/>
+              <w:right w:w="192" w:type="dxa"/>
+            </w:tcMar>
+            <w:vAlign w:val="center"/>
+          </w:tcPr>
+          <w:p>
+            <w:pPr>
+              <w:keepNext w:val="0"/>
+              <w:keepLines w:val="0"/>
+              <w:widowControl/>
+              <w:suppressLineNumbers w:val="0"/>
+              <w:snapToGrid w:val="0"/>
+              <w:spacing w:line="240" w:lineRule="auto"/>
+              <w:ind w:left="0" w:leftChars="0" w:right="0" w:rightChars="0" w:firstLine="0" w:firstLineChars="0"/>
+              <w:jc w:val="center"/>
+              <w:rPr>
+                <w:rFonts w:hint="default" w:ascii="Segoe UI" w:hAnsi="Segoe UI" w:eastAsia="Segoe UI" w:cs="Segoe UI"/>
+                <w:i w:val="0"/>
+                <w:iCs w:val="0"/>
+                <w:caps w:val="0"/>
+                <w:color w:val="0F1115"/>
+                <w:spacing w:val="0"/>
+                <w:sz w:val="15"/>
+                <w:szCs w:val="15"/>
+              </w:rPr>
+            </w:pPr>
+            <w:r>
+              <w:rPr>
+                <w:rFonts w:hint="default" w:ascii="Segoe UI" w:hAnsi="Segoe UI" w:eastAsia="Segoe UI" w:cs="Segoe UI"/>
+                <w:i w:val="0"/>
+                <w:iCs w:val="0"/>
+                <w:caps w:val="0"/>
+                <w:snapToGrid w:val="0"/>
+                <w:color w:val="000000"/>
+                <w:spacing w:val="0"/>
+                <w:kern w:val="0"/>
+                <w:sz w:val="15"/>
+                <w:szCs w:val="15"/>
+                <w:lang w:val="en-US" w:eastAsia="zh-CN"/>
+              </w:rPr>
+              <w:t>P3（咨询/协助）</w:t>
+            </w:r>
+          </w:p>
+        </w:tc>
+        <w:tc>
+          <w:tcPr>
+            <w:tcW w:w="2666" w:type="dxa"/>
+            <w:tcBorders>
+              <w:top w:val="single" w:color="auto" w:sz="4" w:space="0"/>
+              <w:left w:val="single" w:color="auto" w:sz="4" w:space="0"/>
+              <w:bottom w:val="single" w:color="auto" w:sz="12" w:space="0"/>
+              <w:right w:val="nil"/>
+            </w:tcBorders>
+            <w:shd w:val="clear" w:color="auto" w:fill="auto"/>
+            <w:tcMar>
+              <w:top w:w="120" w:type="dxa"/>
+              <w:left w:w="192" w:type="dxa"/>
+              <w:bottom w:w="120" w:type="dxa"/>
+              <w:right w:w="192" w:type="dxa"/>
+            </w:tcMar>
+            <w:vAlign w:val="center"/>
+          </w:tcPr>
+          <w:p>
+            <w:pPr>
+              <w:keepNext w:val="0"/>
+              <w:keepLines w:val="0"/>
+              <w:widowControl/>
+              <w:suppressLineNumbers w:val="0"/>
+              <w:snapToGrid w:val="0"/>
+              <w:spacing w:line="240" w:lineRule="auto"/>
+              <w:ind w:left="0" w:leftChars="0" w:right="0" w:rightChars="0" w:firstLine="0" w:firstLineChars="0"/>
+              <w:jc w:val="center"/>
+              <w:rPr>
+                <w:rFonts w:hint="default" w:ascii="Segoe UI" w:hAnsi="Segoe UI" w:eastAsia="Segoe UI" w:cs="Segoe UI"/>
+                <w:i w:val="0"/>
+                <w:iCs w:val="0"/>
+                <w:caps w:val="0"/>
+                <w:color w:val="0F1115"/>
+                <w:spacing w:val="0"/>
+                <w:sz w:val="15"/>
+                <w:szCs w:val="15"/>
+              </w:rPr>
+            </w:pPr>
+            <w:r>
+              <w:rPr>
+                <w:rFonts w:hint="default" w:ascii="Segoe UI" w:hAnsi="Segoe UI" w:eastAsia="Segoe UI" w:cs="Segoe UI"/>
+                <w:i w:val="0"/>
+                <w:iCs w:val="0"/>
+                <w:caps w:val="0"/>
+                <w:snapToGrid w:val="0"/>
+                <w:color w:val="000000"/>
+                <w:spacing w:val="0"/>
+                <w:kern w:val="0"/>
+                <w:sz w:val="15"/>
+                <w:szCs w:val="15"/>
+                <w:lang w:val="en-US" w:eastAsia="zh-CN"/>
+              </w:rPr>
+              <w:t>设备上下架咨询、硬件状态查询等</w:t>
+            </w:r>
+          </w:p>
+        </w:tc>
+        <w:tc>
+          <w:tcPr>
+            <w:tcW w:w="1757" w:type="dxa"/>
+            <w:tcBorders>
+              <w:top w:val="single" w:color="auto" w:sz="4" w:space="0"/>
+              <w:left w:val="single" w:color="auto" w:sz="4" w:space="0"/>
+              <w:bottom w:val="single" w:color="auto" w:sz="12" w:space="0"/>
+              <w:right w:val="nil"/>
+            </w:tcBorders>
+            <w:shd w:val="clear" w:color="auto" w:fill="auto"/>
+            <w:tcMar>
+              <w:top w:w="120" w:type="dxa"/>
+              <w:left w:w="192" w:type="dxa"/>
+              <w:bottom w:w="120" w:type="dxa"/>
+              <w:right w:w="192" w:type="dxa"/>
+            </w:tcMar>
+            <w:vAlign w:val="center"/>
+          </w:tcPr>
+          <w:p>
+            <w:pPr>
+              <w:keepNext w:val="0"/>
+              <w:keepLines w:val="0"/>
+              <w:widowControl/>
+              <w:suppressLineNumbers w:val="0"/>
+              <w:snapToGrid w:val="0"/>
+              <w:spacing w:line="240" w:lineRule="auto"/>
+              <w:ind w:left="0" w:leftChars="0" w:right="0" w:rightChars="0" w:firstLine="0" w:firstLineChars="0"/>
+              <w:jc w:val="left"/>
+              <w:rPr>
+                <w:rFonts w:hint="default" w:ascii="Segoe UI" w:hAnsi="Segoe UI" w:eastAsia="Segoe UI" w:cs="Segoe UI"/>
+                <w:i w:val="0"/>
+                <w:iCs w:val="0"/>
+                <w:caps w:val="0"/>
+                <w:color w:val="0F1115"/>
+                <w:spacing w:val="0"/>
+                <w:sz w:val="15"/>
+                <w:szCs w:val="15"/>
+              </w:rPr>
+            </w:pPr>
+            <w:r>
+              <w:rPr>
+                <w:rFonts w:hint="default" w:ascii="Segoe UI" w:hAnsi="Segoe UI" w:eastAsia="Segoe UI" w:cs="Segoe UI"/>
+                <w:i w:val="0"/>
+                <w:iCs w:val="0"/>
+                <w:caps w:val="0"/>
+                <w:snapToGrid w:val="0"/>
+                <w:color w:val="000000"/>
+                <w:spacing w:val="0"/>
+                <w:kern w:val="0"/>
+                <w:sz w:val="15"/>
+                <w:szCs w:val="15"/>
+                <w:lang w:val="en-US" w:eastAsia="zh-CN"/>
+              </w:rPr>
+              <w:t>2小时内响应</w:t>
+            </w:r>
+          </w:p>
+        </w:tc>
+        <w:tc>
+          <w:tcPr>
+            <w:tcW w:w="2301" w:type="dxa"/>
+            <w:tcBorders>
+              <w:top w:val="single" w:color="auto" w:sz="4" w:space="0"/>
+              <w:left w:val="single" w:color="auto" w:sz="4" w:space="0"/>
+              <w:bottom w:val="single" w:color="auto" w:sz="12" w:space="0"/>
+              <w:right w:val="nil"/>
+            </w:tcBorders>
+            <w:shd w:val="clear" w:color="auto" w:fill="auto"/>
+            <w:tcMar>
+              <w:top w:w="120" w:type="dxa"/>
+              <w:left w:w="192" w:type="dxa"/>
+              <w:bottom w:w="120" w:type="dxa"/>
+              <w:right w:w="192" w:type="dxa"/>
+            </w:tcMar>
+            <w:vAlign w:val="center"/>
+          </w:tcPr>
+          <w:p>
+            <w:pPr>
+              <w:keepNext w:val="0"/>
+              <w:keepLines w:val="0"/>
+              <w:widowControl/>
+              <w:suppressLineNumbers w:val="0"/>
+              <w:snapToGrid w:val="0"/>
+              <w:spacing w:line="240" w:lineRule="auto"/>
+              <w:ind w:left="0" w:leftChars="0" w:right="0" w:rightChars="0" w:firstLine="0" w:firstLineChars="0"/>
+              <w:jc w:val="left"/>
+              <w:rPr>
+                <w:rFonts w:hint="default" w:ascii="Segoe UI" w:hAnsi="Segoe UI" w:eastAsia="Segoe UI" w:cs="Segoe UI"/>
+                <w:i w:val="0"/>
+                <w:iCs w:val="0"/>
+                <w:caps w:val="0"/>
+                <w:color w:val="0F1115"/>
+                <w:spacing w:val="0"/>
+                <w:sz w:val="15"/>
+                <w:szCs w:val="15"/>
+              </w:rPr>
+            </w:pPr>
+            <w:r>
+              <w:rPr>
+                <w:rFonts w:hint="default" w:ascii="Segoe UI" w:hAnsi="Segoe UI" w:eastAsia="Segoe UI" w:cs="Segoe UI"/>
+                <w:i w:val="0"/>
+                <w:iCs w:val="0"/>
+                <w:caps w:val="0"/>
+                <w:snapToGrid w:val="0"/>
+                <w:color w:val="000000"/>
+                <w:spacing w:val="0"/>
+                <w:kern w:val="0"/>
+                <w:sz w:val="15"/>
+                <w:szCs w:val="15"/>
+                <w:lang w:val="en-US" w:eastAsia="zh-CN"/>
+              </w:rPr>
+              <w:t>≤2个工作日</w:t>
+            </w:r>
+          </w:p>
+        </w:tc>
+        <w:tc>
+          <w:tcPr>
+            <w:tcW w:w="1052" w:type="dxa"/>
+            <w:tcBorders>
+              <w:top w:val="single" w:color="auto" w:sz="4" w:space="0"/>
+              <w:left w:val="single" w:color="auto" w:sz="4" w:space="0"/>
+              <w:bottom w:val="single" w:color="auto" w:sz="12" w:space="0"/>
+              <w:right w:val="single" w:color="auto" w:sz="12" w:space="0"/>
+            </w:tcBorders>
+            <w:shd w:val="clear" w:color="auto" w:fill="auto"/>
+            <w:tcMar>
+              <w:top w:w="120" w:type="dxa"/>
+              <w:left w:w="192" w:type="dxa"/>
+              <w:bottom w:w="120" w:type="dxa"/>
+              <w:right w:w="-1" w:type="dxa"/>
+            </w:tcMar>
+            <w:vAlign w:val="center"/>
+          </w:tcPr>
+          <w:p>
+            <w:pPr>
+              <w:keepNext w:val="0"/>
+              <w:keepLines w:val="0"/>
+              <w:widowControl/>
+              <w:suppressLineNumbers w:val="0"/>
+              <w:snapToGrid w:val="0"/>
+              <w:spacing w:line="240" w:lineRule="auto"/>
+              <w:ind w:left="0" w:leftChars="0" w:right="0" w:rightChars="0" w:firstLine="0" w:firstLineChars="0"/>
+              <w:jc w:val="left"/>
+              <w:rPr>
+                <w:rFonts w:hint="default" w:ascii="Segoe UI" w:hAnsi="Segoe UI" w:eastAsia="Segoe UI" w:cs="Segoe UI"/>
+                <w:i w:val="0"/>
+                <w:iCs w:val="0"/>
+                <w:caps w:val="0"/>
+                <w:color w:val="0F1115"/>
+                <w:spacing w:val="0"/>
+                <w:sz w:val="15"/>
+                <w:szCs w:val="15"/>
+              </w:rPr>
+            </w:pPr>
+            <w:r>
+              <w:rPr>
+                <w:rFonts w:hint="default" w:ascii="Segoe UI" w:hAnsi="Segoe UI" w:eastAsia="Segoe UI" w:cs="Segoe UI"/>
+                <w:i w:val="0"/>
+                <w:iCs w:val="0"/>
+                <w:caps w:val="0"/>
+                <w:snapToGrid w:val="0"/>
+                <w:color w:val="000000"/>
+                <w:spacing w:val="0"/>
+                <w:kern w:val="0"/>
+                <w:sz w:val="15"/>
+                <w:szCs w:val="15"/>
+                <w:lang w:val="en-US" w:eastAsia="zh-CN"/>
+              </w:rPr>
+              <w:t>根据甲方需求通报</w:t>
+            </w:r>
+          </w:p>
+        </w:tc>
+      </w:tr>
+    </w:tbl>
+    <w:p>
+      <w:pPr>
+        <w:pStyle w:val="37"/>
+        <w:keepNext w:val="0"/>
+        <w:keepLines w:val="0"/>
+        <w:pageBreakBefore w:val="0"/>
+        <w:widowControl w:val="0"/>
+        <w:wordWrap/>
+        <w:overflowPunct/>
+        <w:topLinePunct w:val="0"/>
+        <w:bidi w:val="0"/>
+      </w:pPr>
+      <w:bookmarkStart w:id="30" w:name="heading_15"/>
+      <w:bookmarkStart w:id="31" w:name="_Toc7043"/>
+      <w:r>
+        <w:t>关键指标承诺</w:t>
+      </w:r>
+      <w:bookmarkEnd w:id="30"/>
+      <w:bookmarkEnd w:id="31"/>
+    </w:p>
+    <w:p>
+      <w:pPr>
+        <w:pStyle w:val="36"/>
+        <w:keepNext w:val="0"/>
+        <w:keepLines w:val="0"/>
+        <w:pageBreakBefore w:val="0"/>
+        <w:widowControl w:val="0"/>
+        <w:wordWrap/>
+        <w:overflowPunct/>
+        <w:topLinePunct w:val="0"/>
+        <w:bidi w:val="0"/>
+      </w:pPr>
+      <w:r>
+        <w:t>乙方承诺以下关键指标：</w:t>
+      </w:r>
+    </w:p>
+    <w:p>
+      <w:pPr>
+        <w:pStyle w:val="36"/>
+        <w:keepNext w:val="0"/>
+        <w:keepLines w:val="0"/>
+        <w:pageBreakBefore w:val="0"/>
+        <w:widowControl w:val="0"/>
+        <w:numPr>
+          <w:ilvl w:val="0"/>
+          <w:numId w:val="7"/>
+        </w:numPr>
+        <w:wordWrap/>
+        <w:overflowPunct/>
+        <w:topLinePunct w:val="0"/>
+        <w:bidi w:val="0"/>
+        <w:ind w:left="425" w:leftChars="0" w:hanging="425" w:firstLineChars="0"/>
+      </w:pPr>
+      <w:r>
+        <w:t>机房环境可用性不低于99.5%，按月统计；</w:t>
+      </w:r>
+    </w:p>
+    <w:p>
+      <w:pPr>
+        <w:pStyle w:val="36"/>
+        <w:keepNext w:val="0"/>
+        <w:keepLines w:val="0"/>
+        <w:pageBreakBefore w:val="0"/>
+        <w:widowControl w:val="0"/>
+        <w:numPr>
+          <w:ilvl w:val="0"/>
+          <w:numId w:val="7"/>
+        </w:numPr>
+        <w:wordWrap/>
+        <w:overflowPunct/>
+        <w:topLinePunct w:val="0"/>
+        <w:bidi w:val="0"/>
+        <w:ind w:left="425" w:leftChars="0" w:hanging="425" w:firstLineChars="0"/>
+      </w:pPr>
+      <w:r>
+        <w:t>电力可用性达到100%，依托双路供电及不间断电源保障；</w:t>
+      </w:r>
+    </w:p>
+    <w:p>
+      <w:pPr>
+        <w:pStyle w:val="36"/>
+        <w:keepNext w:val="0"/>
+        <w:keepLines w:val="0"/>
+        <w:pageBreakBefore w:val="0"/>
+        <w:widowControl w:val="0"/>
+        <w:numPr>
+          <w:ilvl w:val="0"/>
+          <w:numId w:val="7"/>
+        </w:numPr>
+        <w:wordWrap/>
+        <w:overflowPunct/>
+        <w:topLinePunct w:val="0"/>
+        <w:bidi w:val="0"/>
+        <w:ind w:left="425" w:leftChars="0" w:hanging="425" w:firstLineChars="0"/>
+      </w:pPr>
+      <w:r>
+        <w:t>硬件故障响应率100%。</w:t>
+      </w:r>
+    </w:p>
+    <w:p>
+      <w:pPr>
+        <w:pStyle w:val="35"/>
+        <w:keepNext w:val="0"/>
+        <w:keepLines w:val="0"/>
+        <w:pageBreakBefore w:val="0"/>
+        <w:widowControl w:val="0"/>
+        <w:wordWrap/>
+        <w:overflowPunct/>
+        <w:topLinePunct w:val="0"/>
+        <w:bidi w:val="0"/>
+      </w:pPr>
+      <w:bookmarkStart w:id="32" w:name="heading_16"/>
+      <w:bookmarkStart w:id="33" w:name="_Toc10249"/>
+      <w:r>
+        <w:t>角色与职责</w:t>
+      </w:r>
+      <w:bookmarkEnd w:id="32"/>
+      <w:bookmarkEnd w:id="33"/>
+    </w:p>
+    <w:p>
+      <w:pPr>
+        <w:pStyle w:val="36"/>
+        <w:keepNext w:val="0"/>
+        <w:keepLines w:val="0"/>
+        <w:pageBreakBefore w:val="0"/>
+        <w:widowControl w:val="0"/>
+        <w:wordWrap/>
+        <w:overflowPunct/>
+        <w:topLinePunct w:val="0"/>
+        <w:bidi w:val="0"/>
+      </w:pPr>
+      <w:r>
+        <w:t>本项目运维团队由以下角色构成：</w:t>
+      </w:r>
+    </w:p>
+    <w:tbl>
+      <w:tblPr>
+        <w:tblStyle w:val="22"/>
+        <w:tblW w:w="8723" w:type="dxa"/>
+        <w:jc w:val="center"/>
+        <w:tblBorders>
+          <w:top w:val="none" w:color="auto" w:sz="0" w:space="0"/>
+          <w:left w:val="none" w:color="auto" w:sz="0" w:space="0"/>
+          <w:bottom w:val="none" w:color="auto" w:sz="0" w:space="0"/>
+          <w:right w:val="none" w:color="auto" w:sz="0" w:space="0"/>
+          <w:insideH w:val="none" w:color="auto" w:sz="0" w:space="0"/>
+          <w:insideV w:val="none" w:color="auto" w:sz="0" w:space="0"/>
+        </w:tblBorders>
+        <w:shd w:val="clear" w:color="auto" w:fill="auto"/>
+        <w:tblLayout w:type="autofit"/>
+        <w:tblCellMar>
+          <w:top w:w="15" w:type="dxa"/>
+          <w:left w:w="15" w:type="dxa"/>
+          <w:bottom w:w="15" w:type="dxa"/>
+          <w:right w:w="15" w:type="dxa"/>
+        </w:tblCellMar>
+      </w:tblPr>
+      <w:tblGrid>
+        <w:gridCol w:w="1611"/>
+        <w:gridCol w:w="1168"/>
+        <w:gridCol w:w="5944"/>
+      </w:tblGrid>
+      <w:tr>
+        <w:tblPrEx>
+          <w:tblBorders>
+            <w:top w:val="none" w:color="auto" w:sz="0" w:space="0"/>
+            <w:left w:val="none" w:color="auto" w:sz="0" w:space="0"/>
+            <w:bottom w:val="none" w:color="auto" w:sz="0" w:space="0"/>
+            <w:right w:val="none" w:color="auto" w:sz="0" w:space="0"/>
+            <w:insideH w:val="none" w:color="auto" w:sz="0" w:space="0"/>
+            <w:insideV w:val="none" w:color="auto" w:sz="0" w:space="0"/>
+          </w:tblBorders>
+          <w:tblCellMar>
+            <w:top w:w="15" w:type="dxa"/>
+            <w:left w:w="15" w:type="dxa"/>
+            <w:bottom w:w="15" w:type="dxa"/>
+            <w:right w:w="15" w:type="dxa"/>
+          </w:tblCellMar>
+        </w:tblPrEx>
+        <w:trPr>
+          <w:trHeight w:val="0" w:hRule="atLeast"/>
+          <w:tblHeader/>
+          <w:jc w:val="center"/>
+        </w:trPr>
+        <w:tc>
+          <w:tcPr>
+            <w:tcW w:w="0" w:type="auto"/>
+            <w:tcBorders>
+              <w:top w:val="single" w:color="auto" w:sz="12" w:space="0"/>
+              <w:left w:val="single" w:color="auto" w:sz="12" w:space="0"/>
+              <w:bottom w:val="nil"/>
+              <w:right w:val="nil"/>
+            </w:tcBorders>
+            <w:shd w:val="clear" w:color="auto" w:fill="auto"/>
+            <w:tcMar>
+              <w:top w:w="120" w:type="dxa"/>
+              <w:left w:w="-1" w:type="dxa"/>
+              <w:bottom w:w="120" w:type="dxa"/>
+              <w:right w:w="192" w:type="dxa"/>
+            </w:tcMar>
+            <w:vAlign w:val="center"/>
+          </w:tcPr>
+          <w:p>
+            <w:pPr>
+              <w:keepNext w:val="0"/>
+              <w:keepLines w:val="0"/>
+              <w:widowControl/>
+              <w:suppressLineNumbers w:val="0"/>
+              <w:snapToGrid w:val="0"/>
+              <w:spacing w:line="240" w:lineRule="auto"/>
+              <w:ind w:left="0" w:leftChars="0" w:right="0" w:rightChars="0" w:firstLine="0" w:firstLineChars="0"/>
+              <w:jc w:val="center"/>
+              <w:rPr>
+                <w:rFonts w:ascii="Segoe UI" w:hAnsi="Segoe UI" w:eastAsia="Segoe UI" w:cs="Segoe UI"/>
+                <w:b/>
+                <w:i w:val="0"/>
+                <w:iCs w:val="0"/>
+                <w:caps w:val="0"/>
+                <w:color w:val="0F1115"/>
+                <w:spacing w:val="0"/>
+                <w:sz w:val="18"/>
+                <w:szCs w:val="18"/>
+              </w:rPr>
+            </w:pPr>
+            <w:r>
+              <w:rPr>
+                <w:rFonts w:hint="default" w:ascii="Segoe UI" w:hAnsi="Segoe UI" w:eastAsia="Segoe UI" w:cs="Segoe UI"/>
+                <w:b/>
+                <w:i w:val="0"/>
+                <w:iCs w:val="0"/>
+                <w:caps w:val="0"/>
+                <w:snapToGrid w:val="0"/>
+                <w:color w:val="000000"/>
+                <w:spacing w:val="0"/>
+                <w:kern w:val="0"/>
+                <w:sz w:val="18"/>
+                <w:szCs w:val="18"/>
+                <w:lang w:val="en-US" w:eastAsia="zh-CN"/>
+              </w:rPr>
+              <w:t>角色</w:t>
+            </w:r>
+          </w:p>
+        </w:tc>
+        <w:tc>
+          <w:tcPr>
+            <w:tcW w:w="0" w:type="auto"/>
+            <w:tcBorders>
+              <w:top w:val="single" w:color="auto" w:sz="12" w:space="0"/>
+              <w:left w:val="single" w:color="auto" w:sz="4" w:space="0"/>
+              <w:bottom w:val="nil"/>
+              <w:right w:val="nil"/>
+            </w:tcBorders>
+            <w:shd w:val="clear" w:color="auto" w:fill="auto"/>
+            <w:tcMar>
+              <w:top w:w="120" w:type="dxa"/>
+              <w:left w:w="192" w:type="dxa"/>
+              <w:bottom w:w="120" w:type="dxa"/>
+              <w:right w:w="192" w:type="dxa"/>
+            </w:tcMar>
+            <w:vAlign w:val="center"/>
+          </w:tcPr>
+          <w:p>
+            <w:pPr>
+              <w:keepNext w:val="0"/>
+              <w:keepLines w:val="0"/>
+              <w:widowControl/>
+              <w:suppressLineNumbers w:val="0"/>
+              <w:snapToGrid w:val="0"/>
+              <w:spacing w:line="240" w:lineRule="auto"/>
+              <w:ind w:left="0" w:leftChars="0" w:right="0" w:rightChars="0" w:firstLine="0" w:firstLineChars="0"/>
+              <w:jc w:val="center"/>
+              <w:rPr>
+                <w:rFonts w:hint="eastAsia" w:ascii="Segoe UI" w:hAnsi="Segoe UI" w:eastAsia="宋体" w:cs="Segoe UI"/>
+                <w:b/>
+                <w:i w:val="0"/>
+                <w:iCs w:val="0"/>
+                <w:caps w:val="0"/>
+                <w:color w:val="0F1115"/>
+                <w:spacing w:val="0"/>
+                <w:sz w:val="18"/>
+                <w:szCs w:val="18"/>
+                <w:lang w:val="en-US" w:eastAsia="zh-CN"/>
+              </w:rPr>
+            </w:pPr>
+            <w:r>
+              <w:rPr>
+                <w:rFonts w:hint="eastAsia" w:ascii="Segoe UI" w:hAnsi="Segoe UI" w:eastAsia="宋体" w:cs="Segoe UI"/>
+                <w:b/>
+                <w:i w:val="0"/>
+                <w:iCs w:val="0"/>
+                <w:caps w:val="0"/>
+                <w:color w:val="0F1115"/>
+                <w:spacing w:val="0"/>
+                <w:sz w:val="18"/>
+                <w:szCs w:val="18"/>
+                <w:lang w:val="en-US" w:eastAsia="zh-CN"/>
+              </w:rPr>
+              <w:t>人数</w:t>
+            </w:r>
+          </w:p>
+        </w:tc>
+        <w:tc>
+          <w:tcPr>
+            <w:tcW w:w="5944" w:type="dxa"/>
+            <w:tcBorders>
+              <w:top w:val="single" w:color="auto" w:sz="12" w:space="0"/>
+              <w:left w:val="single" w:color="auto" w:sz="4" w:space="0"/>
+              <w:bottom w:val="nil"/>
+              <w:right w:val="single" w:color="auto" w:sz="12" w:space="0"/>
+            </w:tcBorders>
+            <w:shd w:val="clear" w:color="auto" w:fill="auto"/>
+            <w:tcMar>
+              <w:top w:w="120" w:type="dxa"/>
+              <w:left w:w="192" w:type="dxa"/>
+              <w:bottom w:w="120" w:type="dxa"/>
+              <w:right w:w="192" w:type="dxa"/>
+            </w:tcMar>
+            <w:vAlign w:val="center"/>
+          </w:tcPr>
+          <w:p>
+            <w:pPr>
+              <w:keepNext w:val="0"/>
+              <w:keepLines w:val="0"/>
+              <w:widowControl/>
+              <w:suppressLineNumbers w:val="0"/>
+              <w:snapToGrid w:val="0"/>
+              <w:spacing w:line="240" w:lineRule="auto"/>
+              <w:ind w:left="0" w:leftChars="0" w:right="0" w:rightChars="0" w:firstLine="0" w:firstLineChars="0"/>
+              <w:jc w:val="center"/>
+              <w:rPr>
+                <w:rFonts w:hint="default" w:ascii="Segoe UI" w:hAnsi="Segoe UI" w:eastAsia="Segoe UI" w:cs="Segoe UI"/>
+                <w:b/>
+                <w:i w:val="0"/>
+                <w:iCs w:val="0"/>
+                <w:caps w:val="0"/>
+                <w:color w:val="0F1115"/>
+                <w:spacing w:val="0"/>
+                <w:sz w:val="18"/>
+                <w:szCs w:val="18"/>
+              </w:rPr>
+            </w:pPr>
+            <w:r>
+              <w:rPr>
+                <w:rFonts w:hint="default" w:ascii="Segoe UI" w:hAnsi="Segoe UI" w:eastAsia="Segoe UI" w:cs="Segoe UI"/>
+                <w:b/>
+                <w:i w:val="0"/>
+                <w:iCs w:val="0"/>
+                <w:caps w:val="0"/>
+                <w:snapToGrid w:val="0"/>
+                <w:color w:val="000000"/>
+                <w:spacing w:val="0"/>
+                <w:kern w:val="0"/>
+                <w:sz w:val="18"/>
+                <w:szCs w:val="18"/>
+                <w:lang w:val="en-US" w:eastAsia="zh-CN"/>
+              </w:rPr>
+              <w:t>职责</w:t>
+            </w:r>
+          </w:p>
+        </w:tc>
+      </w:tr>
+      <w:tr>
+        <w:tblPrEx>
+          <w:tblBorders>
+            <w:top w:val="none" w:color="auto" w:sz="0" w:space="0"/>
+            <w:left w:val="none" w:color="auto" w:sz="0" w:space="0"/>
+            <w:bottom w:val="none" w:color="auto" w:sz="0" w:space="0"/>
+            <w:right w:val="none" w:color="auto" w:sz="0" w:space="0"/>
+            <w:insideH w:val="none" w:color="auto" w:sz="0" w:space="0"/>
+            <w:insideV w:val="none" w:color="auto" w:sz="0" w:space="0"/>
+          </w:tblBorders>
           <w:tblCellMar>
             <w:top w:w="15" w:type="dxa"/>
             <w:left w:w="15" w:type="dxa"/>
@@ -7348,6 +7145,212 @@
                 <w:szCs w:val="18"/>
                 <w:lang w:val="en-US" w:eastAsia="zh-CN"/>
               </w:rPr>
+              <w:t>运维项目部长</w:t>
+            </w:r>
+          </w:p>
+        </w:tc>
+        <w:tc>
+          <w:tcPr>
+            <w:tcW w:w="0" w:type="auto"/>
+            <w:tcBorders>
+              <w:top w:val="single" w:color="auto" w:sz="4" w:space="0"/>
+              <w:left w:val="single" w:color="auto" w:sz="4" w:space="0"/>
+              <w:bottom w:val="nil"/>
+              <w:right w:val="nil"/>
+            </w:tcBorders>
+            <w:shd w:val="clear" w:color="auto" w:fill="auto"/>
+            <w:tcMar>
+              <w:top w:w="120" w:type="dxa"/>
+              <w:left w:w="192" w:type="dxa"/>
+              <w:bottom w:w="120" w:type="dxa"/>
+              <w:right w:w="192" w:type="dxa"/>
+            </w:tcMar>
+            <w:vAlign w:val="center"/>
+          </w:tcPr>
+          <w:p>
+            <w:pPr>
+              <w:keepNext w:val="0"/>
+              <w:keepLines w:val="0"/>
+              <w:widowControl/>
+              <w:suppressLineNumbers w:val="0"/>
+              <w:snapToGrid w:val="0"/>
+              <w:spacing w:line="240" w:lineRule="auto"/>
+              <w:ind w:left="0" w:leftChars="0" w:right="0" w:rightChars="0" w:firstLine="0" w:firstLineChars="0"/>
+              <w:jc w:val="center"/>
+              <w:rPr>
+                <w:rFonts w:hint="default" w:ascii="Segoe UI" w:hAnsi="Segoe UI" w:eastAsia="宋体" w:cs="Segoe UI"/>
+                <w:i w:val="0"/>
+                <w:iCs w:val="0"/>
+                <w:caps w:val="0"/>
+                <w:color w:val="0F1115"/>
+                <w:spacing w:val="0"/>
+                <w:sz w:val="18"/>
+                <w:szCs w:val="18"/>
+                <w:lang w:val="en-US" w:eastAsia="zh-CN"/>
+              </w:rPr>
+            </w:pPr>
+            <w:r>
+              <w:rPr>
+                <w:rFonts w:hint="eastAsia" w:ascii="Segoe UI" w:hAnsi="Segoe UI" w:cs="Segoe UI"/>
+                <w:i w:val="0"/>
+                <w:iCs w:val="0"/>
+                <w:caps w:val="0"/>
+                <w:color w:val="0F1115"/>
+                <w:spacing w:val="0"/>
+                <w:sz w:val="18"/>
+                <w:szCs w:val="18"/>
+                <w:lang w:val="en-US" w:eastAsia="zh-CN"/>
+              </w:rPr>
+              <w:t>1</w:t>
+            </w:r>
+            <w:r>
+              <w:rPr>
+                <w:rFonts w:hint="eastAsia" w:ascii="Segoe UI" w:hAnsi="Segoe UI" w:eastAsia="宋体" w:cs="Segoe UI"/>
+                <w:i w:val="0"/>
+                <w:iCs w:val="0"/>
+                <w:caps w:val="0"/>
+                <w:color w:val="0F1115"/>
+                <w:spacing w:val="0"/>
+                <w:sz w:val="18"/>
+                <w:szCs w:val="18"/>
+                <w:lang w:val="en-US" w:eastAsia="zh-CN"/>
+              </w:rPr>
+              <w:t>人</w:t>
+            </w:r>
+          </w:p>
+        </w:tc>
+        <w:tc>
+          <w:tcPr>
+            <w:tcW w:w="5944" w:type="dxa"/>
+            <w:tcBorders>
+              <w:top w:val="single" w:color="auto" w:sz="4" w:space="0"/>
+              <w:left w:val="single" w:color="auto" w:sz="4" w:space="0"/>
+              <w:bottom w:val="nil"/>
+              <w:right w:val="single" w:color="auto" w:sz="12" w:space="0"/>
+            </w:tcBorders>
+            <w:shd w:val="clear" w:color="auto" w:fill="auto"/>
+            <w:tcMar>
+              <w:top w:w="120" w:type="dxa"/>
+              <w:left w:w="192" w:type="dxa"/>
+              <w:bottom w:w="120" w:type="dxa"/>
+              <w:right w:w="-1" w:type="dxa"/>
+            </w:tcMar>
+            <w:vAlign w:val="center"/>
+          </w:tcPr>
+          <w:p>
+            <w:pPr>
+              <w:keepNext w:val="0"/>
+              <w:keepLines w:val="0"/>
+              <w:widowControl/>
+              <w:suppressLineNumbers w:val="0"/>
+              <w:snapToGrid w:val="0"/>
+              <w:spacing w:line="240" w:lineRule="auto"/>
+              <w:ind w:left="0" w:leftChars="0" w:right="0" w:rightChars="0" w:firstLine="0" w:firstLineChars="0"/>
+              <w:jc w:val="left"/>
+              <w:rPr>
+                <w:rFonts w:hint="default" w:ascii="Segoe UI" w:hAnsi="Segoe UI" w:eastAsia="Segoe UI" w:cs="Segoe UI"/>
+                <w:i w:val="0"/>
+                <w:iCs w:val="0"/>
+                <w:caps w:val="0"/>
+                <w:color w:val="0F1115"/>
+                <w:spacing w:val="0"/>
+                <w:sz w:val="18"/>
+                <w:szCs w:val="18"/>
+              </w:rPr>
+            </w:pPr>
+            <w:r>
+              <w:rPr>
+                <w:rFonts w:hint="default" w:ascii="Segoe UI" w:hAnsi="Segoe UI" w:eastAsia="Segoe UI" w:cs="Segoe UI"/>
+                <w:i w:val="0"/>
+                <w:iCs w:val="0"/>
+                <w:caps w:val="0"/>
+                <w:snapToGrid w:val="0"/>
+                <w:color w:val="000000"/>
+                <w:spacing w:val="0"/>
+                <w:kern w:val="0"/>
+                <w:sz w:val="18"/>
+                <w:szCs w:val="18"/>
+                <w:lang w:val="en-US" w:eastAsia="zh-CN"/>
+              </w:rPr>
+              <w:t>负责项目整体策划、资源协调、客户沟通及服务改进牵头</w:t>
+            </w:r>
+          </w:p>
+        </w:tc>
+      </w:tr>
+      <w:tr>
+        <w:tblPrEx>
+          <w:tblBorders>
+            <w:top w:val="none" w:color="auto" w:sz="0" w:space="0"/>
+            <w:left w:val="none" w:color="auto" w:sz="0" w:space="0"/>
+            <w:bottom w:val="none" w:color="auto" w:sz="0" w:space="0"/>
+            <w:right w:val="none" w:color="auto" w:sz="0" w:space="0"/>
+            <w:insideH w:val="none" w:color="auto" w:sz="0" w:space="0"/>
+            <w:insideV w:val="none" w:color="auto" w:sz="0" w:space="0"/>
+          </w:tblBorders>
+          <w:tblCellMar>
+            <w:top w:w="15" w:type="dxa"/>
+            <w:left w:w="15" w:type="dxa"/>
+            <w:bottom w:w="15" w:type="dxa"/>
+            <w:right w:w="15" w:type="dxa"/>
+          </w:tblCellMar>
+        </w:tblPrEx>
+        <w:trPr>
+          <w:trHeight w:val="0" w:hRule="atLeast"/>
+          <w:jc w:val="center"/>
+        </w:trPr>
+        <w:tc>
+          <w:tcPr>
+            <w:tcW w:w="0" w:type="auto"/>
+            <w:tcBorders>
+              <w:top w:val="single" w:color="auto" w:sz="4" w:space="0"/>
+              <w:left w:val="single" w:color="auto" w:sz="12" w:space="0"/>
+              <w:bottom w:val="nil"/>
+              <w:right w:val="nil"/>
+            </w:tcBorders>
+            <w:shd w:val="clear" w:color="auto" w:fill="auto"/>
+            <w:tcMar>
+              <w:top w:w="120" w:type="dxa"/>
+              <w:left w:w="-1" w:type="dxa"/>
+              <w:bottom w:w="120" w:type="dxa"/>
+              <w:right w:w="192" w:type="dxa"/>
+            </w:tcMar>
+            <w:vAlign w:val="center"/>
+          </w:tcPr>
+          <w:p>
+            <w:pPr>
+              <w:keepNext w:val="0"/>
+              <w:keepLines w:val="0"/>
+              <w:widowControl/>
+              <w:suppressLineNumbers w:val="0"/>
+              <w:snapToGrid w:val="0"/>
+              <w:spacing w:line="240" w:lineRule="auto"/>
+              <w:ind w:left="0" w:leftChars="0" w:right="0" w:rightChars="0" w:firstLine="0" w:firstLineChars="0"/>
+              <w:jc w:val="center"/>
+              <w:rPr>
+                <w:rFonts w:hint="default" w:ascii="Segoe UI" w:hAnsi="Segoe UI" w:eastAsia="Segoe UI" w:cs="Segoe UI"/>
+                <w:i w:val="0"/>
+                <w:iCs w:val="0"/>
+                <w:caps w:val="0"/>
+                <w:color w:val="0F1115"/>
+                <w:spacing w:val="0"/>
+                <w:sz w:val="18"/>
+                <w:szCs w:val="18"/>
+              </w:rPr>
+            </w:pPr>
+            <w:r>
+              <w:rPr>
+                <w:rFonts w:hint="default" w:ascii="Segoe UI" w:hAnsi="Segoe UI" w:eastAsia="Segoe UI" w:cs="Segoe UI"/>
+                <w:i w:val="0"/>
+                <w:iCs w:val="0"/>
+                <w:caps w:val="0"/>
+                <w:snapToGrid w:val="0"/>
+                <w:color w:val="000000"/>
+                <w:spacing w:val="0"/>
+                <w:kern w:val="0"/>
+                <w:sz w:val="18"/>
+                <w:szCs w:val="18"/>
+                <w:lang w:val="en-US" w:eastAsia="zh-CN"/>
+              </w:rPr>
               <w:t>运维工程师</w:t>
             </w:r>
           </w:p>
@@ -7476,6 +7479,7 @@
             <w:insideH w:val="none" w:color="auto" w:sz="0" w:space="0"/>
             <w:insideV w:val="none" w:color="auto" w:sz="0" w:space="0"/>
           </w:tblBorders>
+          <w:shd w:val="clear" w:color="auto" w:fill="auto"/>
           <w:tblCellMar>
             <w:top w:w="15" w:type="dxa"/>
             <w:left w:w="15" w:type="dxa"/>
@@ -7861,7 +7865,6 @@
             <w:insideH w:val="none" w:color="auto" w:sz="0" w:space="0"/>
             <w:insideV w:val="none" w:color="auto" w:sz="0" w:space="0"/>
           </w:tblBorders>
-          <w:shd w:val="clear" w:color="auto" w:fill="auto"/>
           <w:tblCellMar>
             <w:top w:w="15" w:type="dxa"/>
             <w:left w:w="15" w:type="dxa"/>
@@ -8058,7 +8061,7 @@
         <w:bidi w:val="0"/>
       </w:pPr>
       <w:bookmarkStart w:id="34" w:name="heading_17"/>
-      <w:bookmarkStart w:id="35" w:name="_Toc23698"/>
+      <w:bookmarkStart w:id="35" w:name="_Toc14434"/>
       <w:r>
         <w:t>交付物清单</w:t>
       </w:r>
@@ -8086,7 +8089,7 @@
         <w:pStyle w:val="37"/>
         <w:bidi w:val="0"/>
       </w:pPr>
-      <w:bookmarkStart w:id="36" w:name="_Toc16331"/>
+      <w:bookmarkStart w:id="36" w:name="_Toc2823"/>
       <w:r>
         <w:t>启动阶段</w:t>
       </w:r>
@@ -8106,7 +8109,7 @@
         <w:pStyle w:val="37"/>
         <w:bidi w:val="0"/>
       </w:pPr>
-      <w:bookmarkStart w:id="37" w:name="_Toc26263"/>
+      <w:bookmarkStart w:id="37" w:name="_Toc22455"/>
       <w:r>
         <w:t>策划阶段</w:t>
       </w:r>
@@ -8126,7 +8129,7 @@
         <w:pStyle w:val="37"/>
         <w:bidi w:val="0"/>
       </w:pPr>
-      <w:bookmarkStart w:id="38" w:name="_Toc3387"/>
+      <w:bookmarkStart w:id="38" w:name="_Toc29882"/>
       <w:r>
         <w:t>实施阶段</w:t>
       </w:r>
@@ -8146,7 +8149,7 @@
         <w:pStyle w:val="37"/>
         <w:bidi w:val="0"/>
       </w:pPr>
-      <w:bookmarkStart w:id="39" w:name="_Toc25320"/>
+      <w:bookmarkStart w:id="39" w:name="_Toc25005"/>
       <w:r>
         <w:t>检查阶段</w:t>
       </w:r>
@@ -8166,7 +8169,7 @@
         <w:pStyle w:val="37"/>
         <w:bidi w:val="0"/>
       </w:pPr>
-      <w:bookmarkStart w:id="40" w:name="_Toc29952"/>
+      <w:bookmarkStart w:id="40" w:name="_Toc10065"/>
       <w:r>
         <w:t>改进阶段</w:t>
       </w:r>
@@ -8194,7 +8197,7 @@
         <w:bidi w:val="0"/>
       </w:pPr>
       <w:bookmarkStart w:id="41" w:name="heading_18"/>
-      <w:bookmarkStart w:id="42" w:name="_Toc30093"/>
+      <w:bookmarkStart w:id="42" w:name="_Toc26523"/>
       <w:r>
         <w:t>质量管控机制</w:t>
       </w:r>
@@ -8214,7 +8217,7 @@
         <w:bidi w:val="0"/>
       </w:pPr>
       <w:bookmarkStart w:id="43" w:name="heading_19"/>
-      <w:bookmarkStart w:id="44" w:name="_Toc16087"/>
+      <w:bookmarkStart w:id="44" w:name="_Toc3850"/>
       <w:r>
         <w:t>SLA监控</w:t>
       </w:r>
@@ -8250,7 +8253,7 @@
         <w:bidi w:val="0"/>
       </w:pPr>
       <w:bookmarkStart w:id="45" w:name="heading_20"/>
-      <w:bookmarkStart w:id="46" w:name="_Toc29654"/>
+      <w:bookmarkStart w:id="46" w:name="_Toc19462"/>
       <w:r>
         <w:t>客户满意度调查</w:t>
       </w:r>
@@ -8296,7 +8299,7 @@
         <w:bidi w:val="0"/>
       </w:pPr>
       <w:bookmarkStart w:id="47" w:name="heading_21"/>
-      <w:bookmarkStart w:id="48" w:name="_Toc3375"/>
+      <w:bookmarkStart w:id="48" w:name="_Toc30377"/>
       <w:r>
         <w:t>合规性检查</w:t>
       </w:r>
@@ -8332,7 +8335,7 @@
         <w:bidi w:val="0"/>
       </w:pPr>
       <w:bookmarkStart w:id="49" w:name="heading_22"/>
-      <w:bookmarkStart w:id="50" w:name="_Toc5971"/>
+      <w:bookmarkStart w:id="50" w:name="_Toc8106"/>
       <w:r>
         <w:rPr>
           <w:rFonts w:hint="eastAsia"/>
@@ -8395,7 +8398,7 @@
         <w:bidi w:val="0"/>
       </w:pPr>
       <w:bookmarkStart w:id="51" w:name="heading_23"/>
-      <w:bookmarkStart w:id="52" w:name="_Toc14541"/>
+      <w:bookmarkStart w:id="52" w:name="_Toc221"/>
       <w:r>
         <w:t>应急响应机制</w:t>
       </w:r>
@@ -8415,7 +8418,7 @@
         <w:bidi w:val="0"/>
       </w:pPr>
       <w:bookmarkStart w:id="53" w:name="heading_24"/>
-      <w:bookmarkStart w:id="54" w:name="_Toc3419"/>
+      <w:bookmarkStart w:id="54" w:name="_Toc980"/>
       <w:r>
         <w:t>应急触发条件</w:t>
       </w:r>
@@ -8514,7 +8517,7 @@
         <w:bidi w:val="0"/>
       </w:pPr>
       <w:bookmarkStart w:id="55" w:name="heading_25"/>
-      <w:bookmarkStart w:id="56" w:name="_Toc15019"/>
+      <w:bookmarkStart w:id="56" w:name="_Toc5549"/>
       <w:r>
         <w:t>应急流程</w:t>
       </w:r>
@@ -8615,7 +8618,7 @@
         <w:bidi w:val="0"/>
       </w:pPr>
       <w:bookmarkStart w:id="57" w:name="heading_26"/>
-      <w:bookmarkStart w:id="58" w:name="_Toc28670"/>
+      <w:bookmarkStart w:id="58" w:name="_Toc9370"/>
       <w:r>
         <w:t>灾备目标</w:t>
       </w:r>
@@ -8651,7 +8654,7 @@
         <w:bidi w:val="0"/>
       </w:pPr>
       <w:bookmarkStart w:id="59" w:name="heading_27"/>
-      <w:bookmarkStart w:id="60" w:name="_Toc7597"/>
+      <w:bookmarkStart w:id="60" w:name="_Toc11355"/>
       <w:r>
         <w:t>沟通机制</w:t>
       </w:r>
@@ -8777,7 +8780,7 @@
         <w:bidi w:val="0"/>
       </w:pPr>
       <w:bookmarkStart w:id="61" w:name="heading_28"/>
-      <w:bookmarkStart w:id="62" w:name="_Toc23384"/>
+      <w:bookmarkStart w:id="62" w:name="_Toc12716"/>
       <w:r>
         <w:t>风险与应对措施</w:t>
       </w:r>
@@ -8891,7 +8894,7 @@
         <w:bidi w:val="0"/>
       </w:pPr>
       <w:bookmarkStart w:id="63" w:name="heading_29"/>
-      <w:bookmarkStart w:id="64" w:name="_Toc32545"/>
+      <w:bookmarkStart w:id="64" w:name="_Toc23913"/>
       <w:r>
         <w:t>验收标准</w:t>
       </w:r>
@@ -8911,7 +8914,7 @@
         <w:bidi w:val="0"/>
       </w:pPr>
       <w:bookmarkStart w:id="65" w:name="heading_30"/>
-      <w:bookmarkStart w:id="66" w:name="_Toc10904"/>
+      <w:bookmarkStart w:id="66" w:name="_Toc13014"/>
       <w:r>
         <w:t>阶段性验收（</w:t>
       </w:r>
@@ -8974,7 +8977,7 @@
         <w:bidi w:val="0"/>
       </w:pPr>
       <w:bookmarkStart w:id="67" w:name="heading_31"/>
-      <w:bookmarkStart w:id="68" w:name="_Toc7210"/>
+      <w:bookmarkStart w:id="68" w:name="_Toc17815"/>
       <w:r>
         <w:t>最终验收（年度）</w:t>
       </w:r>
@@ -9010,7 +9013,7 @@
         <w:bidi w:val="0"/>
       </w:pPr>
       <w:bookmarkStart w:id="69" w:name="heading_32"/>
-      <w:bookmarkStart w:id="70" w:name="_Toc579"/>
+      <w:bookmarkStart w:id="70" w:name="_Toc15722"/>
       <w:r>
         <w:t>附件</w:t>
       </w:r>

--- a/9-交付管理/运行记录类文件/ZGS-09-02-中国广电重庆BOSS系统存储维保项目-交付方案.docx
+++ b/9-交付管理/运行记录类文件/ZGS-09-02-中国广电重庆BOSS系统存储维保项目-交付方案.docx
@@ -1,10 +1,11 @@
 
 <file path=word/document.xml><?xml version="1.0" encoding="utf-8"?>
-<w:document xmlns:wpc="http://schemas.microsoft.com/office/word/2010/wordprocessingCanvas" xmlns:mc="http://schemas.openxmlformats.org/markup-compatibility/2006" xmlns:o="urn:schemas-microsoft-com:office:office" xmlns:r="http://schemas.openxmlformats.org/officeDocument/2006/relationships" xmlns:m="http://schemas.openxmlformats.org/officeDocument/2006/math" xmlns:v="urn:schemas-microsoft-com:vml" xmlns:wp14="http://schemas.microsoft.com/office/word/2010/wordprocessingDrawing" xmlns:wp="http://schemas.openxmlformats.org/drawingml/2006/wordprocessingDrawing" xmlns:w="http://schemas.openxmlformats.org/wordprocessingml/2006/main" xmlns:w14="http://schemas.microsoft.com/office/word/2010/wordml" xmlns:w10="urn:schemas-microsoft-com:office:word" xmlns:w15="http://schemas.microsoft.com/office/word/2012/wordml" xmlns:wpg="http://schemas.microsoft.com/office/word/2010/wordprocessingGroup" xmlns:wpi="http://schemas.microsoft.com/office/word/2010/wordprocessingInk" xmlns:wne="http://schemas.microsoft.com/office/word/2006/wordml" xmlns:wps="http://schemas.microsoft.com/office/word/2010/wordprocessingShape" xmlns:wpsCustomData="http://www.wps.cn/officeDocument/2013/wpsCustomData" mc:Ignorable="w14 w15 wp14">
+<w:document xmlns:wpc="http://schemas.microsoft.com/office/word/2010/wordprocessingCanvas" xmlns:mc="http://schemas.openxmlformats.org/markup-compatibility/2006" xmlns:o="urn:schemas-microsoft-com:office:office" xmlns:r="http://schemas.openxmlformats.org/officeDocument/2006/relationships" xmlns:m="http://schemas.openxmlformats.org/officeDocument/2006/math" xmlns:v="urn:schemas-microsoft-com:vml" xmlns:wp14="http://schemas.microsoft.com/office/word/2010/wordprocessingDrawing" xmlns:wp="http://schemas.openxmlformats.org/drawingml/2006/wordprocessingDrawing" xmlns:w10="urn:schemas-microsoft-com:office:word" xmlns:w="http://schemas.openxmlformats.org/wordprocessingml/2006/main" xmlns:w14="http://schemas.microsoft.com/office/word/2010/wordml" xmlns:w15="http://schemas.microsoft.com/office/word/2012/wordml" xmlns:wne="http://schemas.microsoft.com/office/word/2006/wordml" xmlns:wpg="http://schemas.microsoft.com/office/word/2010/wordprocessingGroup" xmlns:wpi="http://schemas.microsoft.com/office/word/2010/wordprocessingInk" xmlns:wps="http://schemas.microsoft.com/office/word/2010/wordprocessingShape" mc:Ignorable="w14 w15 wp14">
+  <!-- Generated by Aspose.Words for .NET 13.3.0.1 -->
   <w:body>
     <w:p>
       <w:pPr>
-        <w:pStyle w:val="32"/>
+        <w:pStyle w:val="a2"/>
         <w:keepNext w:val="0"/>
         <w:keepLines w:val="0"/>
         <w:pageBreakBefore w:val="0"/>
@@ -25,7 +26,7 @@
       <w:bookmarkStart w:id="1" w:name="_Toc12860"/>
       <w:r>
         <w:drawing>
-          <wp:anchor distT="0" distB="0" distL="114300" distR="114300" simplePos="0" relativeHeight="251660288" behindDoc="1" locked="0" layoutInCell="1" allowOverlap="1">
+          <wp:anchor distT="0" distB="0" distL="114300" distR="114300" simplePos="0" relativeHeight="251659264" behindDoc="1" locked="0" layoutInCell="1" allowOverlap="1">
             <wp:simplePos x="0" y="0"/>
             <wp:positionH relativeFrom="column">
               <wp:posOffset>0</wp:posOffset>
@@ -50,7 +51,7 @@
                     </pic:cNvPicPr>
                   </pic:nvPicPr>
                   <pic:blipFill>
-                    <a:blip r:embed="rId12"/>
+                    <a:blip xmlns:r="http://schemas.openxmlformats.org/officeDocument/2006/relationships" r:embed="rId4"/>
                     <a:stretch>
                       <a:fillRect/>
                     </a:stretch>
@@ -80,7 +81,7 @@
           <w:lang w:val="en-US" w:eastAsia="zh-CN"/>
         </w:rPr>
         <w:drawing>
-          <wp:anchor distT="0" distB="0" distL="114300" distR="114300" simplePos="0" relativeHeight="251659264" behindDoc="1" locked="0" layoutInCell="1" allowOverlap="1">
+          <wp:anchor distT="0" distB="0" distL="114300" distR="114300" simplePos="0" relativeHeight="251658240" behindDoc="1" locked="0" layoutInCell="1" allowOverlap="1">
             <wp:simplePos x="0" y="0"/>
             <wp:positionH relativeFrom="column">
               <wp:posOffset>635</wp:posOffset>
@@ -105,7 +106,7 @@
                     </pic:cNvPicPr>
                   </pic:nvPicPr>
                   <pic:blipFill>
-                    <a:blip r:embed="rId13">
+                    <a:blip xmlns:r="http://schemas.openxmlformats.org/officeDocument/2006/relationships" r:embed="rId5">
                       <a:alphaModFix amt="58000"/>
                       <a:lum contrast="-52000"/>
                     </a:blip>
@@ -154,11 +155,11 @@
         <w:bidi w:val="0"/>
         <w:adjustRightInd w:val="0"/>
         <w:snapToGrid w:val="0"/>
-        <w:ind w:left="0" w:leftChars="0" w:right="0" w:rightChars="0" w:firstLine="0" w:firstLineChars="0"/>
+        <w:ind w:left="0" w:right="0" w:firstLine="0" w:leftChars="0" w:rightChars="0" w:firstLineChars="0"/>
         <w:jc w:val="center"/>
         <w:textAlignment w:val="baseline"/>
         <w:rPr>
-          <w:rFonts w:hint="default" w:ascii="黑体" w:hAnsi="黑体" w:eastAsia="黑体" w:cs="黑体"/>
+          <w:rFonts w:ascii="黑体" w:eastAsia="黑体" w:hAnsi="黑体" w:cs="黑体" w:hint="default"/>
           <w:b/>
           <w:bCs/>
           <w:snapToGrid w:val="0"/>
@@ -172,7 +173,7 @@
       </w:pPr>
       <w:r>
         <w:rPr>
-          <w:rFonts w:hint="eastAsia" w:ascii="黑体" w:hAnsi="黑体" w:eastAsia="黑体" w:cs="黑体"/>
+          <w:rFonts w:ascii="黑体" w:eastAsia="黑体" w:hAnsi="黑体" w:cs="黑体" w:hint="eastAsia"/>
           <w:b/>
           <w:bCs/>
           <w:snapToGrid w:val="0"/>
@@ -202,11 +203,11 @@
         <w:adjustRightInd w:val="0"/>
         <w:snapToGrid w:val="0"/>
         <w:spacing w:after="480" w:afterLines="200" w:line="219" w:lineRule="auto"/>
-        <w:ind w:left="0" w:leftChars="0" w:right="0" w:rightChars="0" w:firstLine="0" w:firstLineChars="0"/>
+        <w:ind w:left="0" w:right="0" w:firstLine="0" w:leftChars="0" w:rightChars="0" w:firstLineChars="0"/>
         <w:jc w:val="center"/>
         <w:textAlignment w:val="baseline"/>
         <w:rPr>
-          <w:rFonts w:hint="eastAsia" w:ascii="宋体" w:hAnsi="宋体" w:eastAsia="宋体" w:cs="宋体"/>
+          <w:rFonts w:ascii="宋体" w:eastAsia="宋体" w:hAnsi="宋体" w:cs="宋体" w:hint="eastAsia"/>
           <w:sz w:val="24"/>
           <w:szCs w:val="24"/>
           <w:lang w:val="en-US" w:eastAsia="zh-CN"/>
@@ -214,7 +215,7 @@
       </w:pPr>
       <w:r>
         <w:rPr>
-          <w:rFonts w:ascii="宋体" w:hAnsi="宋体" w:eastAsia="宋体" w:cs="宋体"/>
+          <w:rFonts w:ascii="宋体" w:eastAsia="宋体" w:hAnsi="宋体" w:cs="宋体"/>
           <w:b/>
           <w:bCs/>
           <w:spacing w:val="-3"/>
@@ -226,18 +227,17 @@
     </w:p>
     <w:tbl>
       <w:tblPr>
-        <w:tblStyle w:val="23"/>
+        <w:tblStyle w:val="TableGrid"/>
         <w:tblW w:w="0" w:type="auto"/>
         <w:jc w:val="center"/>
         <w:tblBorders>
-          <w:top w:val="none" w:color="auto" w:sz="0" w:space="0"/>
-          <w:left w:val="none" w:color="auto" w:sz="0" w:space="0"/>
-          <w:bottom w:val="none" w:color="auto" w:sz="0" w:space="0"/>
-          <w:right w:val="none" w:color="auto" w:sz="0" w:space="0"/>
-          <w:insideH w:val="none" w:color="auto" w:sz="0" w:space="0"/>
-          <w:insideV w:val="none" w:color="auto" w:sz="0" w:space="0"/>
+          <w:top w:val="nil"/>
+          <w:left w:val="nil"/>
+          <w:bottom w:val="nil"/>
+          <w:right w:val="nil"/>
+          <w:insideH w:val="nil"/>
+          <w:insideV w:val="nil"/>
         </w:tblBorders>
-        <w:tblLayout w:type="autofit"/>
         <w:tblCellMar>
           <w:top w:w="0" w:type="dxa"/>
           <w:left w:w="108" w:type="dxa"/>
@@ -251,13 +251,15 @@
       </w:tblGrid>
       <w:tr>
         <w:tblPrEx>
+          <w:tblW w:w="0" w:type="auto"/>
+          <w:jc w:val="center"/>
           <w:tblBorders>
-            <w:top w:val="none" w:color="auto" w:sz="0" w:space="0"/>
-            <w:left w:val="none" w:color="auto" w:sz="0" w:space="0"/>
-            <w:bottom w:val="none" w:color="auto" w:sz="0" w:space="0"/>
-            <w:right w:val="none" w:color="auto" w:sz="0" w:space="0"/>
-            <w:insideH w:val="none" w:color="auto" w:sz="0" w:space="0"/>
-            <w:insideV w:val="none" w:color="auto" w:sz="0" w:space="0"/>
+            <w:top w:val="nil"/>
+            <w:left w:val="nil"/>
+            <w:bottom w:val="nil"/>
+            <w:right w:val="nil"/>
+            <w:insideH w:val="nil"/>
+            <w:insideV w:val="nil"/>
           </w:tblBorders>
           <w:tblCellMar>
             <w:top w:w="0" w:type="dxa"/>
@@ -267,7 +269,7 @@
           </w:tblCellMar>
         </w:tblPrEx>
         <w:trPr>
-          <w:trHeight w:val="810" w:hRule="atLeast"/>
+          <w:trHeight w:val="810"/>
           <w:jc w:val="center"/>
         </w:trPr>
         <w:tc>
@@ -306,7 +308,7 @@
             </w:r>
             <w:r>
               <w:rPr>
-                <w:rFonts w:hint="default" w:asciiTheme="minorAscii" w:hAnsiTheme="minorAscii" w:eastAsiaTheme="minorEastAsia"/>
+                <w:rFonts w:asciiTheme="minorAscii" w:eastAsiaTheme="minorEastAsia" w:hAnsiTheme="minorAscii" w:hint="default"/>
                 <w:spacing w:val="227"/>
                 <w:sz w:val="21"/>
                 <w:vertAlign w:val="baseline"/>
@@ -361,7 +363,7 @@
             </w:r>
             <w:r>
               <w:rPr>
-                <w:rFonts w:hint="eastAsia" w:asciiTheme="minorAscii" w:hAnsiTheme="minorAscii" w:eastAsiaTheme="minorEastAsia"/>
+                <w:rFonts w:asciiTheme="minorAscii" w:eastAsiaTheme="minorEastAsia" w:hAnsiTheme="minorAscii" w:hint="eastAsia"/>
                 <w:spacing w:val="227"/>
                 <w:sz w:val="21"/>
                 <w:vertAlign w:val="baseline"/>
@@ -383,14 +385,8 @@
       </w:tr>
       <w:tr>
         <w:tblPrEx>
-          <w:tblBorders>
-            <w:top w:val="none" w:color="auto" w:sz="0" w:space="0"/>
-            <w:left w:val="none" w:color="auto" w:sz="0" w:space="0"/>
-            <w:bottom w:val="none" w:color="auto" w:sz="0" w:space="0"/>
-            <w:right w:val="none" w:color="auto" w:sz="0" w:space="0"/>
-            <w:insideH w:val="none" w:color="auto" w:sz="0" w:space="0"/>
-            <w:insideV w:val="none" w:color="auto" w:sz="0" w:space="0"/>
-          </w:tblBorders>
+          <w:tblW w:w="0" w:type="auto"/>
+          <w:jc w:val="center"/>
           <w:tblCellMar>
             <w:top w:w="0" w:type="dxa"/>
             <w:left w:w="108" w:type="dxa"/>
@@ -399,7 +395,7 @@
           </w:tblCellMar>
         </w:tblPrEx>
         <w:trPr>
-          <w:trHeight w:val="810" w:hRule="atLeast"/>
+          <w:trHeight w:val="810"/>
           <w:jc w:val="center"/>
         </w:trPr>
         <w:tc>
@@ -424,7 +420,7 @@
               <w:snapToGrid w:val="0"/>
               <w:textAlignment w:val="baseline"/>
               <w:rPr>
-                <w:rFonts w:hint="default" w:ascii="Arial" w:hAnsi="Arial" w:eastAsia="Arial" w:cs="Arial"/>
+                <w:rFonts w:ascii="Arial" w:eastAsia="Arial" w:hAnsi="Arial" w:cs="Arial" w:hint="default"/>
                 <w:snapToGrid w:val="0"/>
                 <w:color w:val="000000"/>
                 <w:kern w:val="0"/>
@@ -456,7 +452,7 @@
             </w:r>
             <w:r>
               <w:rPr>
-                <w:rFonts w:hint="default" w:asciiTheme="minorAscii" w:hAnsiTheme="minorAscii" w:eastAsiaTheme="minorEastAsia"/>
+                <w:rFonts w:asciiTheme="minorAscii" w:eastAsiaTheme="minorEastAsia" w:hAnsiTheme="minorAscii" w:hint="default"/>
                 <w:spacing w:val="227"/>
                 <w:sz w:val="21"/>
                 <w:vertAlign w:val="baseline"/>
@@ -510,7 +506,7 @@
               <w:snapToGrid w:val="0"/>
               <w:textAlignment w:val="baseline"/>
               <w:rPr>
-                <w:rFonts w:hint="default" w:ascii="Arial" w:hAnsi="Arial" w:eastAsia="Arial" w:cs="Arial"/>
+                <w:rFonts w:ascii="Arial" w:eastAsia="Arial" w:hAnsi="Arial" w:cs="Arial" w:hint="default"/>
                 <w:snapToGrid w:val="0"/>
                 <w:color w:val="000000"/>
                 <w:kern w:val="0"/>
@@ -530,7 +526,7 @@
             </w:r>
             <w:r>
               <w:rPr>
-                <w:rFonts w:hint="eastAsia" w:asciiTheme="minorAscii" w:hAnsiTheme="minorAscii" w:eastAsiaTheme="minorEastAsia"/>
+                <w:rFonts w:asciiTheme="minorAscii" w:eastAsiaTheme="minorEastAsia" w:hAnsiTheme="minorAscii" w:hint="eastAsia"/>
                 <w:spacing w:val="227"/>
                 <w:sz w:val="21"/>
                 <w:vertAlign w:val="baseline"/>
@@ -552,14 +548,8 @@
       </w:tr>
       <w:tr>
         <w:tblPrEx>
-          <w:tblBorders>
-            <w:top w:val="none" w:color="auto" w:sz="0" w:space="0"/>
-            <w:left w:val="none" w:color="auto" w:sz="0" w:space="0"/>
-            <w:bottom w:val="none" w:color="auto" w:sz="0" w:space="0"/>
-            <w:right w:val="none" w:color="auto" w:sz="0" w:space="0"/>
-            <w:insideH w:val="none" w:color="auto" w:sz="0" w:space="0"/>
-            <w:insideV w:val="none" w:color="auto" w:sz="0" w:space="0"/>
-          </w:tblBorders>
+          <w:tblW w:w="0" w:type="auto"/>
+          <w:jc w:val="center"/>
           <w:tblCellMar>
             <w:top w:w="0" w:type="dxa"/>
             <w:left w:w="108" w:type="dxa"/>
@@ -568,7 +558,7 @@
           </w:tblCellMar>
         </w:tblPrEx>
         <w:trPr>
-          <w:trHeight w:val="635" w:hRule="atLeast"/>
+          <w:trHeight w:val="635"/>
           <w:jc w:val="center"/>
         </w:trPr>
         <w:tc>
@@ -645,7 +635,7 @@
             </w:r>
             <w:r>
               <w:rPr>
-                <w:rFonts w:hint="eastAsia" w:asciiTheme="minorAscii" w:hAnsiTheme="minorAscii" w:eastAsiaTheme="minorEastAsia"/>
+                <w:rFonts w:asciiTheme="minorAscii" w:eastAsiaTheme="minorEastAsia" w:hAnsiTheme="minorAscii" w:hint="eastAsia"/>
                 <w:spacing w:val="227"/>
                 <w:sz w:val="21"/>
                 <w:vertAlign w:val="baseline"/>
@@ -706,14 +696,14 @@
         <w:ind w:left="3634"/>
         <w:textAlignment w:val="baseline"/>
         <w:rPr>
-          <w:rFonts w:ascii="宋体" w:hAnsi="宋体" w:eastAsia="宋体" w:cs="宋体"/>
+          <w:rFonts w:ascii="宋体" w:eastAsia="宋体" w:hAnsi="宋体" w:cs="宋体"/>
           <w:sz w:val="31"/>
           <w:szCs w:val="31"/>
         </w:rPr>
       </w:pPr>
       <w:r>
         <w:rPr>
-          <w:rFonts w:ascii="宋体" w:hAnsi="宋体" w:eastAsia="宋体" w:cs="宋体"/>
+          <w:rFonts w:ascii="宋体" w:eastAsia="宋体" w:hAnsi="宋体" w:cs="宋体"/>
           <w:b/>
           <w:bCs/>
           <w:spacing w:val="4"/>
@@ -725,16 +715,16 @@
     </w:p>
     <w:tbl>
       <w:tblPr>
-        <w:tblStyle w:val="28"/>
+        <w:tblStyle w:val="TableNormal0"/>
         <w:tblW w:w="7137" w:type="dxa"/>
         <w:jc w:val="center"/>
         <w:tblBorders>
-          <w:top w:val="single" w:color="000000" w:sz="2" w:space="0"/>
-          <w:left w:val="single" w:color="000000" w:sz="2" w:space="0"/>
-          <w:bottom w:val="single" w:color="000000" w:sz="2" w:space="0"/>
-          <w:right w:val="single" w:color="000000" w:sz="2" w:space="0"/>
-          <w:insideH w:val="single" w:color="000000" w:sz="2" w:space="0"/>
-          <w:insideV w:val="single" w:color="000000" w:sz="2" w:space="0"/>
+          <w:top w:val="single" w:sz="2" w:space="0" w:color="000000"/>
+          <w:left w:val="single" w:sz="2" w:space="0" w:color="000000"/>
+          <w:bottom w:val="single" w:sz="2" w:space="0" w:color="000000"/>
+          <w:right w:val="single" w:sz="2" w:space="0" w:color="000000"/>
+          <w:insideH w:val="single" w:sz="2" w:space="0" w:color="000000"/>
+          <w:insideV w:val="single" w:sz="2" w:space="0" w:color="000000"/>
         </w:tblBorders>
         <w:tblLayout w:type="fixed"/>
         <w:tblCellMar>
@@ -752,14 +742,17 @@
       </w:tblGrid>
       <w:tr>
         <w:tblPrEx>
+          <w:tblW w:w="7137" w:type="dxa"/>
+          <w:jc w:val="center"/>
           <w:tblBorders>
-            <w:top w:val="single" w:color="000000" w:sz="2" w:space="0"/>
-            <w:left w:val="single" w:color="000000" w:sz="2" w:space="0"/>
-            <w:bottom w:val="single" w:color="000000" w:sz="2" w:space="0"/>
-            <w:right w:val="single" w:color="000000" w:sz="2" w:space="0"/>
-            <w:insideH w:val="single" w:color="000000" w:sz="2" w:space="0"/>
-            <w:insideV w:val="single" w:color="000000" w:sz="2" w:space="0"/>
+            <w:top w:val="single" w:sz="2" w:space="0" w:color="000000"/>
+            <w:left w:val="single" w:sz="2" w:space="0" w:color="000000"/>
+            <w:bottom w:val="single" w:sz="2" w:space="0" w:color="000000"/>
+            <w:right w:val="single" w:sz="2" w:space="0" w:color="000000"/>
+            <w:insideH w:val="single" w:sz="2" w:space="0" w:color="000000"/>
+            <w:insideV w:val="single" w:sz="2" w:space="0" w:color="000000"/>
           </w:tblBorders>
+          <w:tblLayout w:type="fixed"/>
           <w:tblCellMar>
             <w:top w:w="0" w:type="dxa"/>
             <w:left w:w="0" w:type="dxa"/>
@@ -768,7 +761,7 @@
           </w:tblCellMar>
         </w:tblPrEx>
         <w:trPr>
-          <w:trHeight w:val="593" w:hRule="atLeast"/>
+          <w:trHeight w:val="593"/>
           <w:jc w:val="center"/>
         </w:trPr>
         <w:tc>
@@ -791,18 +784,18 @@
               <w:adjustRightInd w:val="0"/>
               <w:snapToGrid w:val="0"/>
               <w:spacing w:before="176" w:line="228" w:lineRule="auto"/>
-              <w:ind w:left="0" w:leftChars="0" w:right="0" w:rightChars="0" w:firstLine="0" w:firstLineChars="0"/>
+              <w:ind w:left="0" w:right="0" w:firstLine="0" w:leftChars="0" w:rightChars="0" w:firstLineChars="0"/>
               <w:jc w:val="center"/>
               <w:textAlignment w:val="baseline"/>
               <w:rPr>
-                <w:rFonts w:ascii="宋体" w:hAnsi="宋体" w:eastAsia="宋体" w:cs="宋体"/>
+                <w:rFonts w:ascii="宋体" w:eastAsia="宋体" w:hAnsi="宋体" w:cs="宋体"/>
                 <w:sz w:val="20"/>
                 <w:szCs w:val="20"/>
               </w:rPr>
             </w:pPr>
             <w:r>
               <w:rPr>
-                <w:rFonts w:ascii="宋体" w:hAnsi="宋体" w:eastAsia="宋体" w:cs="宋体"/>
+                <w:rFonts w:ascii="宋体" w:eastAsia="宋体" w:hAnsi="宋体" w:cs="宋体"/>
                 <w:spacing w:val="-14"/>
                 <w:sz w:val="20"/>
                 <w:szCs w:val="20"/>
@@ -831,18 +824,18 @@
               <w:adjustRightInd w:val="0"/>
               <w:snapToGrid w:val="0"/>
               <w:spacing w:before="175" w:line="227" w:lineRule="auto"/>
-              <w:ind w:left="0" w:leftChars="0" w:right="0" w:rightChars="0" w:firstLine="0" w:firstLineChars="0"/>
+              <w:ind w:left="0" w:right="0" w:firstLine="0" w:leftChars="0" w:rightChars="0" w:firstLineChars="0"/>
               <w:jc w:val="center"/>
               <w:textAlignment w:val="baseline"/>
               <w:rPr>
-                <w:rFonts w:ascii="宋体" w:hAnsi="宋体" w:eastAsia="宋体" w:cs="宋体"/>
+                <w:rFonts w:ascii="宋体" w:eastAsia="宋体" w:hAnsi="宋体" w:cs="宋体"/>
                 <w:sz w:val="20"/>
                 <w:szCs w:val="20"/>
               </w:rPr>
             </w:pPr>
             <w:r>
               <w:rPr>
-                <w:rFonts w:ascii="宋体" w:hAnsi="宋体" w:eastAsia="宋体" w:cs="宋体"/>
+                <w:rFonts w:ascii="宋体" w:eastAsia="宋体" w:hAnsi="宋体" w:cs="宋体"/>
                 <w:spacing w:val="4"/>
                 <w:sz w:val="20"/>
                 <w:szCs w:val="20"/>
@@ -871,18 +864,18 @@
               <w:adjustRightInd w:val="0"/>
               <w:snapToGrid w:val="0"/>
               <w:spacing w:before="175" w:line="228" w:lineRule="auto"/>
-              <w:ind w:left="0" w:leftChars="0" w:right="0" w:rightChars="0" w:firstLine="0" w:firstLineChars="0"/>
+              <w:ind w:left="0" w:right="0" w:firstLine="0" w:leftChars="0" w:rightChars="0" w:firstLineChars="0"/>
               <w:jc w:val="center"/>
               <w:textAlignment w:val="baseline"/>
               <w:rPr>
-                <w:rFonts w:ascii="宋体" w:hAnsi="宋体" w:eastAsia="宋体" w:cs="宋体"/>
+                <w:rFonts w:ascii="宋体" w:eastAsia="宋体" w:hAnsi="宋体" w:cs="宋体"/>
                 <w:sz w:val="20"/>
                 <w:szCs w:val="20"/>
               </w:rPr>
             </w:pPr>
             <w:r>
               <w:rPr>
-                <w:rFonts w:ascii="宋体" w:hAnsi="宋体" w:eastAsia="宋体" w:cs="宋体"/>
+                <w:rFonts w:ascii="宋体" w:eastAsia="宋体" w:hAnsi="宋体" w:cs="宋体"/>
                 <w:spacing w:val="7"/>
                 <w:sz w:val="20"/>
                 <w:szCs w:val="20"/>
@@ -911,18 +904,18 @@
               <w:adjustRightInd w:val="0"/>
               <w:snapToGrid w:val="0"/>
               <w:spacing w:before="176" w:line="229" w:lineRule="auto"/>
-              <w:ind w:left="0" w:leftChars="0" w:right="0" w:rightChars="0" w:firstLine="0" w:firstLineChars="0"/>
+              <w:ind w:left="0" w:right="0" w:firstLine="0" w:leftChars="0" w:rightChars="0" w:firstLineChars="0"/>
               <w:jc w:val="center"/>
               <w:textAlignment w:val="baseline"/>
               <w:rPr>
-                <w:rFonts w:ascii="宋体" w:hAnsi="宋体" w:eastAsia="宋体" w:cs="宋体"/>
+                <w:rFonts w:ascii="宋体" w:eastAsia="宋体" w:hAnsi="宋体" w:cs="宋体"/>
                 <w:sz w:val="20"/>
                 <w:szCs w:val="20"/>
               </w:rPr>
             </w:pPr>
             <w:r>
               <w:rPr>
-                <w:rFonts w:ascii="宋体" w:hAnsi="宋体" w:eastAsia="宋体" w:cs="宋体"/>
+                <w:rFonts w:ascii="宋体" w:eastAsia="宋体" w:hAnsi="宋体" w:cs="宋体"/>
                 <w:spacing w:val="7"/>
                 <w:sz w:val="20"/>
                 <w:szCs w:val="20"/>
@@ -934,14 +927,9 @@
       </w:tr>
       <w:tr>
         <w:tblPrEx>
-          <w:tblBorders>
-            <w:top w:val="single" w:color="000000" w:sz="2" w:space="0"/>
-            <w:left w:val="single" w:color="000000" w:sz="2" w:space="0"/>
-            <w:bottom w:val="single" w:color="000000" w:sz="2" w:space="0"/>
-            <w:right w:val="single" w:color="000000" w:sz="2" w:space="0"/>
-            <w:insideH w:val="single" w:color="000000" w:sz="2" w:space="0"/>
-            <w:insideV w:val="single" w:color="000000" w:sz="2" w:space="0"/>
-          </w:tblBorders>
+          <w:tblW w:w="7137" w:type="dxa"/>
+          <w:jc w:val="center"/>
+          <w:tblLayout w:type="fixed"/>
           <w:tblCellMar>
             <w:top w:w="0" w:type="dxa"/>
             <w:left w:w="0" w:type="dxa"/>
@@ -950,7 +938,7 @@
           </w:tblCellMar>
         </w:tblPrEx>
         <w:trPr>
-          <w:trHeight w:val="516" w:hRule="atLeast"/>
+          <w:trHeight w:val="516"/>
           <w:jc w:val="center"/>
         </w:trPr>
         <w:tc>
@@ -973,11 +961,11 @@
               <w:adjustRightInd w:val="0"/>
               <w:snapToGrid w:val="0"/>
               <w:spacing w:before="173" w:line="267" w:lineRule="exact"/>
-              <w:ind w:left="0" w:leftChars="0" w:right="0" w:rightChars="0" w:firstLine="0" w:firstLineChars="0"/>
+              <w:ind w:left="0" w:right="0" w:firstLine="0" w:leftChars="0" w:rightChars="0" w:firstLineChars="0"/>
               <w:jc w:val="center"/>
               <w:textAlignment w:val="baseline"/>
               <w:rPr>
-                <w:rFonts w:hint="default" w:ascii="宋体" w:hAnsi="宋体" w:eastAsia="宋体" w:cs="宋体"/>
+                <w:rFonts w:ascii="宋体" w:eastAsia="宋体" w:hAnsi="宋体" w:cs="宋体" w:hint="default"/>
                 <w:sz w:val="20"/>
                 <w:szCs w:val="20"/>
                 <w:lang w:val="en-US" w:eastAsia="zh-CN"/>
@@ -985,7 +973,7 @@
             </w:pPr>
             <w:r>
               <w:rPr>
-                <w:rFonts w:ascii="宋体" w:hAnsi="宋体" w:eastAsia="宋体" w:cs="宋体"/>
+                <w:rFonts w:ascii="宋体" w:eastAsia="宋体" w:hAnsi="宋体" w:cs="宋体"/>
                 <w:spacing w:val="3"/>
                 <w:position w:val="1"/>
                 <w:sz w:val="20"/>
@@ -995,7 +983,7 @@
             </w:r>
             <w:r>
               <w:rPr>
-                <w:rFonts w:hint="eastAsia" w:ascii="宋体" w:hAnsi="宋体" w:cs="宋体"/>
+                <w:rFonts w:ascii="宋体" w:hAnsi="宋体" w:cs="宋体" w:hint="eastAsia"/>
                 <w:spacing w:val="3"/>
                 <w:position w:val="1"/>
                 <w:sz w:val="20"/>
@@ -1006,7 +994,7 @@
             </w:r>
             <w:r>
               <w:rPr>
-                <w:rFonts w:ascii="宋体" w:hAnsi="宋体" w:eastAsia="宋体" w:cs="宋体"/>
+                <w:rFonts w:ascii="宋体" w:eastAsia="宋体" w:hAnsi="宋体" w:cs="宋体"/>
                 <w:spacing w:val="3"/>
                 <w:position w:val="1"/>
                 <w:sz w:val="20"/>
@@ -1016,7 +1004,7 @@
             </w:r>
             <w:r>
               <w:rPr>
-                <w:rFonts w:hint="eastAsia" w:ascii="宋体" w:hAnsi="宋体" w:cs="宋体"/>
+                <w:rFonts w:ascii="宋体" w:hAnsi="宋体" w:cs="宋体" w:hint="eastAsia"/>
                 <w:spacing w:val="3"/>
                 <w:position w:val="1"/>
                 <w:sz w:val="20"/>
@@ -1047,18 +1035,18 @@
               <w:adjustRightInd w:val="0"/>
               <w:snapToGrid w:val="0"/>
               <w:spacing w:before="173" w:line="267" w:lineRule="exact"/>
-              <w:ind w:left="0" w:leftChars="0" w:right="0" w:rightChars="0" w:firstLine="0" w:firstLineChars="0"/>
+              <w:ind w:left="0" w:right="0" w:firstLine="0" w:leftChars="0" w:rightChars="0" w:firstLineChars="0"/>
               <w:jc w:val="center"/>
               <w:textAlignment w:val="baseline"/>
               <w:rPr>
-                <w:rFonts w:ascii="宋体" w:hAnsi="宋体" w:eastAsia="宋体" w:cs="宋体"/>
+                <w:rFonts w:ascii="宋体" w:eastAsia="宋体" w:hAnsi="宋体" w:cs="宋体"/>
                 <w:sz w:val="20"/>
                 <w:szCs w:val="20"/>
               </w:rPr>
             </w:pPr>
             <w:r>
               <w:rPr>
-                <w:rFonts w:ascii="宋体" w:hAnsi="宋体" w:eastAsia="宋体" w:cs="宋体"/>
+                <w:rFonts w:ascii="宋体" w:eastAsia="宋体" w:hAnsi="宋体" w:cs="宋体"/>
                 <w:spacing w:val="4"/>
                 <w:position w:val="1"/>
                 <w:sz w:val="20"/>
@@ -1088,18 +1076,18 @@
               <w:adjustRightInd w:val="0"/>
               <w:snapToGrid w:val="0"/>
               <w:spacing w:before="172" w:line="228" w:lineRule="auto"/>
-              <w:ind w:left="0" w:leftChars="0" w:right="0" w:rightChars="0" w:firstLine="0" w:firstLineChars="0"/>
+              <w:ind w:left="0" w:right="0" w:firstLine="0" w:leftChars="0" w:rightChars="0" w:firstLineChars="0"/>
               <w:jc w:val="center"/>
               <w:textAlignment w:val="baseline"/>
               <w:rPr>
-                <w:rFonts w:ascii="宋体" w:hAnsi="宋体" w:eastAsia="宋体" w:cs="宋体"/>
+                <w:rFonts w:ascii="宋体" w:eastAsia="宋体" w:hAnsi="宋体" w:cs="宋体"/>
                 <w:sz w:val="20"/>
                 <w:szCs w:val="20"/>
               </w:rPr>
             </w:pPr>
             <w:r>
               <w:rPr>
-                <w:rFonts w:ascii="宋体" w:hAnsi="宋体" w:eastAsia="宋体" w:cs="宋体"/>
+                <w:rFonts w:ascii="宋体" w:eastAsia="宋体" w:hAnsi="宋体" w:cs="宋体"/>
                 <w:spacing w:val="7"/>
                 <w:sz w:val="20"/>
                 <w:szCs w:val="20"/>
@@ -1128,11 +1116,11 @@
               <w:adjustRightInd w:val="0"/>
               <w:snapToGrid w:val="0"/>
               <w:spacing w:before="173" w:line="229" w:lineRule="auto"/>
-              <w:ind w:left="0" w:leftChars="0" w:right="0" w:rightChars="0" w:firstLine="0" w:firstLineChars="0"/>
+              <w:ind w:left="0" w:right="0" w:firstLine="0" w:leftChars="0" w:rightChars="0" w:firstLineChars="0"/>
               <w:jc w:val="center"/>
               <w:textAlignment w:val="baseline"/>
               <w:rPr>
-                <w:rFonts w:ascii="宋体" w:hAnsi="宋体" w:eastAsia="宋体" w:cs="宋体"/>
+                <w:rFonts w:ascii="宋体" w:eastAsia="宋体" w:hAnsi="宋体" w:cs="宋体"/>
                 <w:sz w:val="20"/>
                 <w:szCs w:val="20"/>
               </w:rPr>
@@ -1149,14 +1137,9 @@
       </w:tr>
       <w:tr>
         <w:tblPrEx>
-          <w:tblBorders>
-            <w:top w:val="single" w:color="000000" w:sz="2" w:space="0"/>
-            <w:left w:val="single" w:color="000000" w:sz="2" w:space="0"/>
-            <w:bottom w:val="single" w:color="000000" w:sz="2" w:space="0"/>
-            <w:right w:val="single" w:color="000000" w:sz="2" w:space="0"/>
-            <w:insideH w:val="single" w:color="000000" w:sz="2" w:space="0"/>
-            <w:insideV w:val="single" w:color="000000" w:sz="2" w:space="0"/>
-          </w:tblBorders>
+          <w:tblW w:w="7137" w:type="dxa"/>
+          <w:jc w:val="center"/>
+          <w:tblLayout w:type="fixed"/>
           <w:tblCellMar>
             <w:top w:w="0" w:type="dxa"/>
             <w:left w:w="0" w:type="dxa"/>
@@ -1165,7 +1148,7 @@
           </w:tblCellMar>
         </w:tblPrEx>
         <w:trPr>
-          <w:trHeight w:val="556" w:hRule="atLeast"/>
+          <w:trHeight w:val="556"/>
           <w:jc w:val="center"/>
         </w:trPr>
         <w:tc>
@@ -1174,7 +1157,7 @@
           </w:tcPr>
           <w:p>
             <w:pPr>
-              <w:pStyle w:val="34"/>
+              <w:pStyle w:val="TableText"/>
               <w:keepNext w:val="0"/>
               <w:keepLines w:val="0"/>
               <w:pageBreakBefore w:val="0"/>
@@ -1188,7 +1171,7 @@
               <w:bidi w:val="0"/>
               <w:adjustRightInd w:val="0"/>
               <w:snapToGrid w:val="0"/>
-              <w:ind w:left="0" w:leftChars="0" w:right="0" w:rightChars="0" w:firstLine="0" w:firstLineChars="0"/>
+              <w:ind w:left="0" w:right="0" w:firstLine="0" w:leftChars="0" w:rightChars="0" w:firstLineChars="0"/>
               <w:jc w:val="center"/>
               <w:textAlignment w:val="baseline"/>
             </w:pPr>
@@ -1200,7 +1183,7 @@
           </w:tcPr>
           <w:p>
             <w:pPr>
-              <w:pStyle w:val="34"/>
+              <w:pStyle w:val="TableText"/>
               <w:keepNext w:val="0"/>
               <w:keepLines w:val="0"/>
               <w:pageBreakBefore w:val="0"/>
@@ -1214,7 +1197,7 @@
               <w:bidi w:val="0"/>
               <w:adjustRightInd w:val="0"/>
               <w:snapToGrid w:val="0"/>
-              <w:ind w:left="0" w:leftChars="0" w:right="0" w:rightChars="0" w:firstLine="0" w:firstLineChars="0"/>
+              <w:ind w:left="0" w:right="0" w:firstLine="0" w:leftChars="0" w:rightChars="0" w:firstLineChars="0"/>
               <w:jc w:val="center"/>
               <w:textAlignment w:val="baseline"/>
             </w:pPr>
@@ -1226,7 +1209,7 @@
           </w:tcPr>
           <w:p>
             <w:pPr>
-              <w:pStyle w:val="34"/>
+              <w:pStyle w:val="TableText"/>
               <w:keepNext w:val="0"/>
               <w:keepLines w:val="0"/>
               <w:pageBreakBefore w:val="0"/>
@@ -1240,7 +1223,7 @@
               <w:bidi w:val="0"/>
               <w:adjustRightInd w:val="0"/>
               <w:snapToGrid w:val="0"/>
-              <w:ind w:left="0" w:leftChars="0" w:right="0" w:rightChars="0" w:firstLine="0" w:firstLineChars="0"/>
+              <w:ind w:left="0" w:right="0" w:firstLine="0" w:leftChars="0" w:rightChars="0" w:firstLineChars="0"/>
               <w:jc w:val="center"/>
               <w:textAlignment w:val="baseline"/>
             </w:pPr>
@@ -1252,7 +1235,7 @@
           </w:tcPr>
           <w:p>
             <w:pPr>
-              <w:pStyle w:val="34"/>
+              <w:pStyle w:val="TableText"/>
               <w:keepNext w:val="0"/>
               <w:keepLines w:val="0"/>
               <w:pageBreakBefore w:val="0"/>
@@ -1266,7 +1249,7 @@
               <w:bidi w:val="0"/>
               <w:adjustRightInd w:val="0"/>
               <w:snapToGrid w:val="0"/>
-              <w:ind w:left="0" w:leftChars="0" w:right="0" w:rightChars="0" w:firstLine="0" w:firstLineChars="0"/>
+              <w:ind w:left="0" w:right="0" w:firstLine="0" w:leftChars="0" w:rightChars="0" w:firstLineChars="0"/>
               <w:jc w:val="center"/>
               <w:textAlignment w:val="baseline"/>
             </w:pPr>
@@ -1275,14 +1258,9 @@
       </w:tr>
       <w:tr>
         <w:tblPrEx>
-          <w:tblBorders>
-            <w:top w:val="single" w:color="000000" w:sz="2" w:space="0"/>
-            <w:left w:val="single" w:color="000000" w:sz="2" w:space="0"/>
-            <w:bottom w:val="single" w:color="000000" w:sz="2" w:space="0"/>
-            <w:right w:val="single" w:color="000000" w:sz="2" w:space="0"/>
-            <w:insideH w:val="single" w:color="000000" w:sz="2" w:space="0"/>
-            <w:insideV w:val="single" w:color="000000" w:sz="2" w:space="0"/>
-          </w:tblBorders>
+          <w:tblW w:w="7137" w:type="dxa"/>
+          <w:jc w:val="center"/>
+          <w:tblLayout w:type="fixed"/>
           <w:tblCellMar>
             <w:top w:w="0" w:type="dxa"/>
             <w:left w:w="0" w:type="dxa"/>
@@ -1291,7 +1269,7 @@
           </w:tblCellMar>
         </w:tblPrEx>
         <w:trPr>
-          <w:trHeight w:val="556" w:hRule="atLeast"/>
+          <w:trHeight w:val="556"/>
           <w:jc w:val="center"/>
         </w:trPr>
         <w:tc>
@@ -1300,7 +1278,7 @@
           </w:tcPr>
           <w:p>
             <w:pPr>
-              <w:pStyle w:val="34"/>
+              <w:pStyle w:val="TableText"/>
               <w:keepNext w:val="0"/>
               <w:keepLines w:val="0"/>
               <w:pageBreakBefore w:val="0"/>
@@ -1314,7 +1292,7 @@
               <w:bidi w:val="0"/>
               <w:adjustRightInd w:val="0"/>
               <w:snapToGrid w:val="0"/>
-              <w:ind w:left="0" w:leftChars="0" w:right="0" w:rightChars="0" w:firstLine="0" w:firstLineChars="0"/>
+              <w:ind w:left="0" w:right="0" w:firstLine="0" w:leftChars="0" w:rightChars="0" w:firstLineChars="0"/>
               <w:jc w:val="center"/>
               <w:textAlignment w:val="baseline"/>
             </w:pPr>
@@ -1326,7 +1304,7 @@
           </w:tcPr>
           <w:p>
             <w:pPr>
-              <w:pStyle w:val="34"/>
+              <w:pStyle w:val="TableText"/>
               <w:keepNext w:val="0"/>
               <w:keepLines w:val="0"/>
               <w:pageBreakBefore w:val="0"/>
@@ -1340,7 +1318,7 @@
               <w:bidi w:val="0"/>
               <w:adjustRightInd w:val="0"/>
               <w:snapToGrid w:val="0"/>
-              <w:ind w:left="0" w:leftChars="0" w:right="0" w:rightChars="0" w:firstLine="0" w:firstLineChars="0"/>
+              <w:ind w:left="0" w:right="0" w:firstLine="0" w:leftChars="0" w:rightChars="0" w:firstLineChars="0"/>
               <w:jc w:val="center"/>
               <w:textAlignment w:val="baseline"/>
             </w:pPr>
@@ -1352,7 +1330,7 @@
           </w:tcPr>
           <w:p>
             <w:pPr>
-              <w:pStyle w:val="34"/>
+              <w:pStyle w:val="TableText"/>
               <w:keepNext w:val="0"/>
               <w:keepLines w:val="0"/>
               <w:pageBreakBefore w:val="0"/>
@@ -1366,7 +1344,7 @@
               <w:bidi w:val="0"/>
               <w:adjustRightInd w:val="0"/>
               <w:snapToGrid w:val="0"/>
-              <w:ind w:left="0" w:leftChars="0" w:right="0" w:rightChars="0" w:firstLine="0" w:firstLineChars="0"/>
+              <w:ind w:left="0" w:right="0" w:firstLine="0" w:leftChars="0" w:rightChars="0" w:firstLineChars="0"/>
               <w:jc w:val="center"/>
               <w:textAlignment w:val="baseline"/>
             </w:pPr>
@@ -1378,7 +1356,7 @@
           </w:tcPr>
           <w:p>
             <w:pPr>
-              <w:pStyle w:val="34"/>
+              <w:pStyle w:val="TableText"/>
               <w:keepNext w:val="0"/>
               <w:keepLines w:val="0"/>
               <w:pageBreakBefore w:val="0"/>
@@ -1392,7 +1370,7 @@
               <w:bidi w:val="0"/>
               <w:adjustRightInd w:val="0"/>
               <w:snapToGrid w:val="0"/>
-              <w:ind w:left="0" w:leftChars="0" w:right="0" w:rightChars="0" w:firstLine="0" w:firstLineChars="0"/>
+              <w:ind w:left="0" w:right="0" w:firstLine="0" w:leftChars="0" w:rightChars="0" w:firstLineChars="0"/>
               <w:jc w:val="center"/>
               <w:textAlignment w:val="baseline"/>
             </w:pPr>
@@ -1401,14 +1379,9 @@
       </w:tr>
       <w:tr>
         <w:tblPrEx>
-          <w:tblBorders>
-            <w:top w:val="single" w:color="000000" w:sz="2" w:space="0"/>
-            <w:left w:val="single" w:color="000000" w:sz="2" w:space="0"/>
-            <w:bottom w:val="single" w:color="000000" w:sz="2" w:space="0"/>
-            <w:right w:val="single" w:color="000000" w:sz="2" w:space="0"/>
-            <w:insideH w:val="single" w:color="000000" w:sz="2" w:space="0"/>
-            <w:insideV w:val="single" w:color="000000" w:sz="2" w:space="0"/>
-          </w:tblBorders>
+          <w:tblW w:w="7137" w:type="dxa"/>
+          <w:jc w:val="center"/>
+          <w:tblLayout w:type="fixed"/>
           <w:tblCellMar>
             <w:top w:w="0" w:type="dxa"/>
             <w:left w:w="0" w:type="dxa"/>
@@ -1417,7 +1390,7 @@
           </w:tblCellMar>
         </w:tblPrEx>
         <w:trPr>
-          <w:trHeight w:val="557" w:hRule="atLeast"/>
+          <w:trHeight w:val="557"/>
           <w:jc w:val="center"/>
         </w:trPr>
         <w:tc>
@@ -1426,7 +1399,7 @@
           </w:tcPr>
           <w:p>
             <w:pPr>
-              <w:pStyle w:val="34"/>
+              <w:pStyle w:val="TableText"/>
               <w:keepNext w:val="0"/>
               <w:keepLines w:val="0"/>
               <w:pageBreakBefore w:val="0"/>
@@ -1440,7 +1413,7 @@
               <w:bidi w:val="0"/>
               <w:adjustRightInd w:val="0"/>
               <w:snapToGrid w:val="0"/>
-              <w:ind w:left="0" w:leftChars="0" w:right="0" w:rightChars="0" w:firstLine="0" w:firstLineChars="0"/>
+              <w:ind w:left="0" w:right="0" w:firstLine="0" w:leftChars="0" w:rightChars="0" w:firstLineChars="0"/>
               <w:jc w:val="center"/>
               <w:textAlignment w:val="baseline"/>
             </w:pPr>
@@ -1452,7 +1425,7 @@
           </w:tcPr>
           <w:p>
             <w:pPr>
-              <w:pStyle w:val="34"/>
+              <w:pStyle w:val="TableText"/>
               <w:keepNext w:val="0"/>
               <w:keepLines w:val="0"/>
               <w:pageBreakBefore w:val="0"/>
@@ -1466,7 +1439,7 @@
               <w:bidi w:val="0"/>
               <w:adjustRightInd w:val="0"/>
               <w:snapToGrid w:val="0"/>
-              <w:ind w:left="0" w:leftChars="0" w:right="0" w:rightChars="0" w:firstLine="0" w:firstLineChars="0"/>
+              <w:ind w:left="0" w:right="0" w:firstLine="0" w:leftChars="0" w:rightChars="0" w:firstLineChars="0"/>
               <w:jc w:val="center"/>
               <w:textAlignment w:val="baseline"/>
             </w:pPr>
@@ -1478,7 +1451,7 @@
           </w:tcPr>
           <w:p>
             <w:pPr>
-              <w:pStyle w:val="34"/>
+              <w:pStyle w:val="TableText"/>
               <w:keepNext w:val="0"/>
               <w:keepLines w:val="0"/>
               <w:pageBreakBefore w:val="0"/>
@@ -1492,7 +1465,7 @@
               <w:bidi w:val="0"/>
               <w:adjustRightInd w:val="0"/>
               <w:snapToGrid w:val="0"/>
-              <w:ind w:left="0" w:leftChars="0" w:right="0" w:rightChars="0" w:firstLine="0" w:firstLineChars="0"/>
+              <w:ind w:left="0" w:right="0" w:firstLine="0" w:leftChars="0" w:rightChars="0" w:firstLineChars="0"/>
               <w:jc w:val="center"/>
               <w:textAlignment w:val="baseline"/>
             </w:pPr>
@@ -1504,7 +1477,7 @@
           </w:tcPr>
           <w:p>
             <w:pPr>
-              <w:pStyle w:val="34"/>
+              <w:pStyle w:val="TableText"/>
               <w:keepNext w:val="0"/>
               <w:keepLines w:val="0"/>
               <w:pageBreakBefore w:val="0"/>
@@ -1518,7 +1491,7 @@
               <w:bidi w:val="0"/>
               <w:adjustRightInd w:val="0"/>
               <w:snapToGrid w:val="0"/>
-              <w:ind w:left="0" w:leftChars="0" w:right="0" w:rightChars="0" w:firstLine="0" w:firstLineChars="0"/>
+              <w:ind w:left="0" w:right="0" w:firstLine="0" w:leftChars="0" w:rightChars="0" w:firstLineChars="0"/>
               <w:jc w:val="center"/>
               <w:textAlignment w:val="baseline"/>
             </w:pPr>
@@ -1551,7 +1524,7 @@
       </w:sdtPr>
       <w:sdtEndPr>
         <w:rPr>
-          <w:rFonts w:ascii="Arial" w:hAnsi="Arial" w:eastAsia="Arial" w:cs="Arial"/>
+          <w:rFonts w:ascii="Arial" w:eastAsia="Arial" w:hAnsi="Arial" w:cs="Arial"/>
           <w:snapToGrid w:val="0"/>
           <w:color w:val="000000"/>
           <w:kern w:val="0"/>
@@ -1562,7 +1535,7 @@
       <w:sdtContent>
         <w:p>
           <w:pPr>
-            <w:pStyle w:val="31"/>
+            <w:pStyle w:val="a1"/>
             <w:keepNext w:val="0"/>
             <w:keepLines w:val="0"/>
             <w:pageBreakBefore w:val="0"/>
@@ -1578,14 +1551,14 @@
         </w:p>
         <w:p>
           <w:pPr>
-            <w:pStyle w:val="17"/>
+            <w:pStyle w:val="TOC1"/>
             <w:tabs>
               <w:tab w:val="right" w:leader="dot" w:pos="8534"/>
             </w:tabs>
           </w:pPr>
           <w:r>
             <w:rPr>
-              <w:rFonts w:ascii="Arial" w:hAnsi="Arial" w:eastAsia="Arial" w:cs="Arial"/>
+              <w:rFonts w:ascii="Arial" w:eastAsia="Arial" w:hAnsi="Arial" w:cs="Arial"/>
               <w:snapToGrid w:val="0"/>
               <w:color w:val="000000"/>
               <w:kern w:val="0"/>
@@ -1596,7 +1569,7 @@
           </w:r>
           <w:r>
             <w:rPr>
-              <w:rFonts w:ascii="Arial" w:hAnsi="Arial" w:eastAsia="Arial" w:cs="Arial"/>
+              <w:rFonts w:ascii="Arial" w:eastAsia="Arial" w:hAnsi="Arial" w:cs="Arial"/>
               <w:snapToGrid w:val="0"/>
               <w:color w:val="000000"/>
               <w:kern w:val="0"/>
@@ -1607,7 +1580,7 @@
           </w:r>
           <w:r>
             <w:rPr>
-              <w:rFonts w:ascii="Arial" w:hAnsi="Arial" w:eastAsia="Arial" w:cs="Arial"/>
+              <w:rFonts w:ascii="Arial" w:eastAsia="Arial" w:hAnsi="Arial" w:cs="Arial"/>
               <w:snapToGrid w:val="0"/>
               <w:color w:val="000000"/>
               <w:kern w:val="0"/>
@@ -1618,7 +1591,7 @@
           </w:r>
           <w:r>
             <w:rPr>
-              <w:rFonts w:ascii="Arial" w:hAnsi="Arial" w:eastAsia="Arial" w:cs="Arial"/>
+              <w:rFonts w:ascii="Arial" w:eastAsia="Arial" w:hAnsi="Arial" w:cs="Arial"/>
               <w:snapToGrid w:val="0"/>
               <w:color w:val="000000"/>
               <w:kern w:val="0"/>
@@ -1628,7 +1601,7 @@
           </w:r>
           <w:r>
             <w:rPr>
-              <w:rFonts w:ascii="Arial" w:hAnsi="Arial" w:eastAsia="Arial" w:cs="Arial"/>
+              <w:rFonts w:ascii="Arial" w:eastAsia="Arial" w:hAnsi="Arial" w:cs="Arial"/>
               <w:snapToGrid w:val="0"/>
               <w:kern w:val="0"/>
               <w:szCs w:val="21"/>
@@ -1637,7 +1610,7 @@
           </w:r>
           <w:r>
             <w:rPr>
-              <w:rFonts w:ascii="Arial" w:hAnsi="Arial" w:eastAsia="Arial" w:cs="Arial"/>
+              <w:rFonts w:ascii="Arial" w:eastAsia="Arial" w:hAnsi="Arial" w:cs="Arial"/>
               <w:snapToGrid w:val="0"/>
               <w:kern w:val="0"/>
               <w:szCs w:val="21"/>
@@ -1671,7 +1644,7 @@
           </w:r>
           <w:r>
             <w:rPr>
-              <w:rFonts w:ascii="Arial" w:hAnsi="Arial" w:eastAsia="Arial" w:cs="Arial"/>
+              <w:rFonts w:ascii="Arial" w:eastAsia="Arial" w:hAnsi="Arial" w:cs="Arial"/>
               <w:snapToGrid w:val="0"/>
               <w:color w:val="000000"/>
               <w:kern w:val="0"/>
@@ -1682,14 +1655,14 @@
         </w:p>
         <w:p>
           <w:pPr>
-            <w:pStyle w:val="17"/>
+            <w:pStyle w:val="TOC1"/>
             <w:tabs>
               <w:tab w:val="right" w:leader="dot" w:pos="8534"/>
             </w:tabs>
           </w:pPr>
           <w:r>
             <w:rPr>
-              <w:rFonts w:ascii="Arial" w:hAnsi="Arial" w:eastAsia="Arial" w:cs="Arial"/>
+              <w:rFonts w:ascii="Arial" w:eastAsia="Arial" w:hAnsi="Arial" w:cs="Arial"/>
               <w:snapToGrid w:val="0"/>
               <w:color w:val="000000"/>
               <w:kern w:val="0"/>
@@ -1699,7 +1672,7 @@
           </w:r>
           <w:r>
             <w:rPr>
-              <w:rFonts w:ascii="Arial" w:hAnsi="Arial" w:eastAsia="Arial" w:cs="Arial"/>
+              <w:rFonts w:ascii="Arial" w:eastAsia="Arial" w:hAnsi="Arial" w:cs="Arial"/>
               <w:snapToGrid w:val="0"/>
               <w:kern w:val="0"/>
               <w:szCs w:val="21"/>
@@ -1708,7 +1681,7 @@
           </w:r>
           <w:r>
             <w:rPr>
-              <w:rFonts w:ascii="Arial" w:hAnsi="Arial" w:eastAsia="Arial" w:cs="Arial"/>
+              <w:rFonts w:ascii="Arial" w:eastAsia="Arial" w:hAnsi="Arial" w:cs="Arial"/>
               <w:snapToGrid w:val="0"/>
               <w:kern w:val="0"/>
               <w:szCs w:val="21"/>
@@ -1744,7 +1717,7 @@
           </w:r>
           <w:r>
             <w:rPr>
-              <w:rFonts w:ascii="Arial" w:hAnsi="Arial" w:eastAsia="Arial" w:cs="Arial"/>
+              <w:rFonts w:ascii="Arial" w:eastAsia="Arial" w:hAnsi="Arial" w:cs="Arial"/>
               <w:snapToGrid w:val="0"/>
               <w:color w:val="000000"/>
               <w:kern w:val="0"/>
@@ -1755,14 +1728,14 @@
         </w:p>
         <w:p>
           <w:pPr>
-            <w:pStyle w:val="19"/>
+            <w:pStyle w:val="TOC2"/>
             <w:tabs>
               <w:tab w:val="right" w:leader="dot" w:pos="8534"/>
             </w:tabs>
           </w:pPr>
           <w:r>
             <w:rPr>
-              <w:rFonts w:ascii="Arial" w:hAnsi="Arial" w:eastAsia="Arial" w:cs="Arial"/>
+              <w:rFonts w:ascii="Arial" w:eastAsia="Arial" w:hAnsi="Arial" w:cs="Arial"/>
               <w:snapToGrid w:val="0"/>
               <w:color w:val="000000"/>
               <w:kern w:val="0"/>
@@ -1772,7 +1745,7 @@
           </w:r>
           <w:r>
             <w:rPr>
-              <w:rFonts w:ascii="Arial" w:hAnsi="Arial" w:eastAsia="Arial" w:cs="Arial"/>
+              <w:rFonts w:ascii="Arial" w:eastAsia="Arial" w:hAnsi="Arial" w:cs="Arial"/>
               <w:snapToGrid w:val="0"/>
               <w:kern w:val="0"/>
               <w:szCs w:val="21"/>
@@ -1781,7 +1754,7 @@
           </w:r>
           <w:r>
             <w:rPr>
-              <w:rFonts w:ascii="Arial" w:hAnsi="Arial" w:eastAsia="Arial" w:cs="Arial"/>
+              <w:rFonts w:ascii="Arial" w:eastAsia="Arial" w:hAnsi="Arial" w:cs="Arial"/>
               <w:snapToGrid w:val="0"/>
               <w:kern w:val="0"/>
               <w:szCs w:val="21"/>
@@ -1817,7 +1790,7 @@
           </w:r>
           <w:r>
             <w:rPr>
-              <w:rFonts w:ascii="Arial" w:hAnsi="Arial" w:eastAsia="Arial" w:cs="Arial"/>
+              <w:rFonts w:ascii="Arial" w:eastAsia="Arial" w:hAnsi="Arial" w:cs="Arial"/>
               <w:snapToGrid w:val="0"/>
               <w:color w:val="000000"/>
               <w:kern w:val="0"/>
@@ -1828,14 +1801,14 @@
         </w:p>
         <w:p>
           <w:pPr>
-            <w:pStyle w:val="19"/>
+            <w:pStyle w:val="TOC2"/>
             <w:tabs>
               <w:tab w:val="right" w:leader="dot" w:pos="8534"/>
             </w:tabs>
           </w:pPr>
           <w:r>
             <w:rPr>
-              <w:rFonts w:ascii="Arial" w:hAnsi="Arial" w:eastAsia="Arial" w:cs="Arial"/>
+              <w:rFonts w:ascii="Arial" w:eastAsia="Arial" w:hAnsi="Arial" w:cs="Arial"/>
               <w:snapToGrid w:val="0"/>
               <w:color w:val="000000"/>
               <w:kern w:val="0"/>
@@ -1845,7 +1818,7 @@
           </w:r>
           <w:r>
             <w:rPr>
-              <w:rFonts w:ascii="Arial" w:hAnsi="Arial" w:eastAsia="Arial" w:cs="Arial"/>
+              <w:rFonts w:ascii="Arial" w:eastAsia="Arial" w:hAnsi="Arial" w:cs="Arial"/>
               <w:snapToGrid w:val="0"/>
               <w:kern w:val="0"/>
               <w:szCs w:val="21"/>
@@ -1854,7 +1827,7 @@
           </w:r>
           <w:r>
             <w:rPr>
-              <w:rFonts w:ascii="Arial" w:hAnsi="Arial" w:eastAsia="Arial" w:cs="Arial"/>
+              <w:rFonts w:ascii="Arial" w:eastAsia="Arial" w:hAnsi="Arial" w:cs="Arial"/>
               <w:snapToGrid w:val="0"/>
               <w:kern w:val="0"/>
               <w:szCs w:val="21"/>
@@ -1890,7 +1863,7 @@
           </w:r>
           <w:r>
             <w:rPr>
-              <w:rFonts w:ascii="Arial" w:hAnsi="Arial" w:eastAsia="Arial" w:cs="Arial"/>
+              <w:rFonts w:ascii="Arial" w:eastAsia="Arial" w:hAnsi="Arial" w:cs="Arial"/>
               <w:snapToGrid w:val="0"/>
               <w:color w:val="000000"/>
               <w:kern w:val="0"/>
@@ -1901,14 +1874,14 @@
         </w:p>
         <w:p>
           <w:pPr>
-            <w:pStyle w:val="19"/>
+            <w:pStyle w:val="TOC2"/>
             <w:tabs>
               <w:tab w:val="right" w:leader="dot" w:pos="8534"/>
             </w:tabs>
           </w:pPr>
           <w:r>
             <w:rPr>
-              <w:rFonts w:ascii="Arial" w:hAnsi="Arial" w:eastAsia="Arial" w:cs="Arial"/>
+              <w:rFonts w:ascii="Arial" w:eastAsia="Arial" w:hAnsi="Arial" w:cs="Arial"/>
               <w:snapToGrid w:val="0"/>
               <w:color w:val="000000"/>
               <w:kern w:val="0"/>
@@ -1918,7 +1891,7 @@
           </w:r>
           <w:r>
             <w:rPr>
-              <w:rFonts w:ascii="Arial" w:hAnsi="Arial" w:eastAsia="Arial" w:cs="Arial"/>
+              <w:rFonts w:ascii="Arial" w:eastAsia="Arial" w:hAnsi="Arial" w:cs="Arial"/>
               <w:snapToGrid w:val="0"/>
               <w:kern w:val="0"/>
               <w:szCs w:val="21"/>
@@ -1927,7 +1900,7 @@
           </w:r>
           <w:r>
             <w:rPr>
-              <w:rFonts w:ascii="Arial" w:hAnsi="Arial" w:eastAsia="Arial" w:cs="Arial"/>
+              <w:rFonts w:ascii="Arial" w:eastAsia="Arial" w:hAnsi="Arial" w:cs="Arial"/>
               <w:snapToGrid w:val="0"/>
               <w:kern w:val="0"/>
               <w:szCs w:val="21"/>
@@ -1963,7 +1936,7 @@
           </w:r>
           <w:r>
             <w:rPr>
-              <w:rFonts w:ascii="Arial" w:hAnsi="Arial" w:eastAsia="Arial" w:cs="Arial"/>
+              <w:rFonts w:ascii="Arial" w:eastAsia="Arial" w:hAnsi="Arial" w:cs="Arial"/>
               <w:snapToGrid w:val="0"/>
               <w:color w:val="000000"/>
               <w:kern w:val="0"/>
@@ -1974,14 +1947,14 @@
         </w:p>
         <w:p>
           <w:pPr>
-            <w:pStyle w:val="17"/>
+            <w:pStyle w:val="TOC1"/>
             <w:tabs>
               <w:tab w:val="right" w:leader="dot" w:pos="8534"/>
             </w:tabs>
           </w:pPr>
           <w:r>
             <w:rPr>
-              <w:rFonts w:ascii="Arial" w:hAnsi="Arial" w:eastAsia="Arial" w:cs="Arial"/>
+              <w:rFonts w:ascii="Arial" w:eastAsia="Arial" w:hAnsi="Arial" w:cs="Arial"/>
               <w:snapToGrid w:val="0"/>
               <w:color w:val="000000"/>
               <w:kern w:val="0"/>
@@ -1991,7 +1964,7 @@
           </w:r>
           <w:r>
             <w:rPr>
-              <w:rFonts w:ascii="Arial" w:hAnsi="Arial" w:eastAsia="Arial" w:cs="Arial"/>
+              <w:rFonts w:ascii="Arial" w:eastAsia="Arial" w:hAnsi="Arial" w:cs="Arial"/>
               <w:snapToGrid w:val="0"/>
               <w:kern w:val="0"/>
               <w:szCs w:val="21"/>
@@ -2000,7 +1973,7 @@
           </w:r>
           <w:r>
             <w:rPr>
-              <w:rFonts w:ascii="Arial" w:hAnsi="Arial" w:eastAsia="Arial" w:cs="Arial"/>
+              <w:rFonts w:ascii="Arial" w:eastAsia="Arial" w:hAnsi="Arial" w:cs="Arial"/>
               <w:snapToGrid w:val="0"/>
               <w:kern w:val="0"/>
               <w:szCs w:val="21"/>
@@ -2036,7 +2009,7 @@
           </w:r>
           <w:r>
             <w:rPr>
-              <w:rFonts w:ascii="Arial" w:hAnsi="Arial" w:eastAsia="Arial" w:cs="Arial"/>
+              <w:rFonts w:ascii="Arial" w:eastAsia="Arial" w:hAnsi="Arial" w:cs="Arial"/>
               <w:snapToGrid w:val="0"/>
               <w:color w:val="000000"/>
               <w:kern w:val="0"/>
@@ -2047,14 +2020,14 @@
         </w:p>
         <w:p>
           <w:pPr>
-            <w:pStyle w:val="19"/>
+            <w:pStyle w:val="TOC2"/>
             <w:tabs>
               <w:tab w:val="right" w:leader="dot" w:pos="8534"/>
             </w:tabs>
           </w:pPr>
           <w:r>
             <w:rPr>
-              <w:rFonts w:ascii="Arial" w:hAnsi="Arial" w:eastAsia="Arial" w:cs="Arial"/>
+              <w:rFonts w:ascii="Arial" w:eastAsia="Arial" w:hAnsi="Arial" w:cs="Arial"/>
               <w:snapToGrid w:val="0"/>
               <w:color w:val="000000"/>
               <w:kern w:val="0"/>
@@ -2064,7 +2037,7 @@
           </w:r>
           <w:r>
             <w:rPr>
-              <w:rFonts w:ascii="Arial" w:hAnsi="Arial" w:eastAsia="Arial" w:cs="Arial"/>
+              <w:rFonts w:ascii="Arial" w:eastAsia="Arial" w:hAnsi="Arial" w:cs="Arial"/>
               <w:snapToGrid w:val="0"/>
               <w:kern w:val="0"/>
               <w:szCs w:val="21"/>
@@ -2073,7 +2046,7 @@
           </w:r>
           <w:r>
             <w:rPr>
-              <w:rFonts w:ascii="Arial" w:hAnsi="Arial" w:eastAsia="Arial" w:cs="Arial"/>
+              <w:rFonts w:ascii="Arial" w:eastAsia="Arial" w:hAnsi="Arial" w:cs="Arial"/>
               <w:snapToGrid w:val="0"/>
               <w:kern w:val="0"/>
               <w:szCs w:val="21"/>
@@ -2109,7 +2082,7 @@
           </w:r>
           <w:r>
             <w:rPr>
-              <w:rFonts w:ascii="Arial" w:hAnsi="Arial" w:eastAsia="Arial" w:cs="Arial"/>
+              <w:rFonts w:ascii="Arial" w:eastAsia="Arial" w:hAnsi="Arial" w:cs="Arial"/>
               <w:snapToGrid w:val="0"/>
               <w:color w:val="000000"/>
               <w:kern w:val="0"/>
@@ -2120,14 +2093,14 @@
         </w:p>
         <w:p>
           <w:pPr>
-            <w:pStyle w:val="19"/>
+            <w:pStyle w:val="TOC2"/>
             <w:tabs>
               <w:tab w:val="right" w:leader="dot" w:pos="8534"/>
             </w:tabs>
           </w:pPr>
           <w:r>
             <w:rPr>
-              <w:rFonts w:ascii="Arial" w:hAnsi="Arial" w:eastAsia="Arial" w:cs="Arial"/>
+              <w:rFonts w:ascii="Arial" w:eastAsia="Arial" w:hAnsi="Arial" w:cs="Arial"/>
               <w:snapToGrid w:val="0"/>
               <w:color w:val="000000"/>
               <w:kern w:val="0"/>
@@ -2137,7 +2110,7 @@
           </w:r>
           <w:r>
             <w:rPr>
-              <w:rFonts w:ascii="Arial" w:hAnsi="Arial" w:eastAsia="Arial" w:cs="Arial"/>
+              <w:rFonts w:ascii="Arial" w:eastAsia="Arial" w:hAnsi="Arial" w:cs="Arial"/>
               <w:snapToGrid w:val="0"/>
               <w:kern w:val="0"/>
               <w:szCs w:val="21"/>
@@ -2146,7 +2119,7 @@
           </w:r>
           <w:r>
             <w:rPr>
-              <w:rFonts w:ascii="Arial" w:hAnsi="Arial" w:eastAsia="Arial" w:cs="Arial"/>
+              <w:rFonts w:ascii="Arial" w:eastAsia="Arial" w:hAnsi="Arial" w:cs="Arial"/>
               <w:snapToGrid w:val="0"/>
               <w:kern w:val="0"/>
               <w:szCs w:val="21"/>
@@ -2182,7 +2155,7 @@
           </w:r>
           <w:r>
             <w:rPr>
-              <w:rFonts w:ascii="Arial" w:hAnsi="Arial" w:eastAsia="Arial" w:cs="Arial"/>
+              <w:rFonts w:ascii="Arial" w:eastAsia="Arial" w:hAnsi="Arial" w:cs="Arial"/>
               <w:snapToGrid w:val="0"/>
               <w:color w:val="000000"/>
               <w:kern w:val="0"/>
@@ -2193,14 +2166,14 @@
         </w:p>
         <w:p>
           <w:pPr>
-            <w:pStyle w:val="19"/>
+            <w:pStyle w:val="TOC2"/>
             <w:tabs>
               <w:tab w:val="right" w:leader="dot" w:pos="8534"/>
             </w:tabs>
           </w:pPr>
           <w:r>
             <w:rPr>
-              <w:rFonts w:ascii="Arial" w:hAnsi="Arial" w:eastAsia="Arial" w:cs="Arial"/>
+              <w:rFonts w:ascii="Arial" w:eastAsia="Arial" w:hAnsi="Arial" w:cs="Arial"/>
               <w:snapToGrid w:val="0"/>
               <w:color w:val="000000"/>
               <w:kern w:val="0"/>
@@ -2210,7 +2183,7 @@
           </w:r>
           <w:r>
             <w:rPr>
-              <w:rFonts w:ascii="Arial" w:hAnsi="Arial" w:eastAsia="Arial" w:cs="Arial"/>
+              <w:rFonts w:ascii="Arial" w:eastAsia="Arial" w:hAnsi="Arial" w:cs="Arial"/>
               <w:snapToGrid w:val="0"/>
               <w:kern w:val="0"/>
               <w:szCs w:val="21"/>
@@ -2219,7 +2192,7 @@
           </w:r>
           <w:r>
             <w:rPr>
-              <w:rFonts w:ascii="Arial" w:hAnsi="Arial" w:eastAsia="Arial" w:cs="Arial"/>
+              <w:rFonts w:ascii="Arial" w:eastAsia="Arial" w:hAnsi="Arial" w:cs="Arial"/>
               <w:snapToGrid w:val="0"/>
               <w:kern w:val="0"/>
               <w:szCs w:val="21"/>
@@ -2255,7 +2228,7 @@
           </w:r>
           <w:r>
             <w:rPr>
-              <w:rFonts w:ascii="Arial" w:hAnsi="Arial" w:eastAsia="Arial" w:cs="Arial"/>
+              <w:rFonts w:ascii="Arial" w:eastAsia="Arial" w:hAnsi="Arial" w:cs="Arial"/>
               <w:snapToGrid w:val="0"/>
               <w:color w:val="000000"/>
               <w:kern w:val="0"/>
@@ -2266,14 +2239,14 @@
         </w:p>
         <w:p>
           <w:pPr>
-            <w:pStyle w:val="13"/>
+            <w:pStyle w:val="TOC3"/>
             <w:tabs>
               <w:tab w:val="right" w:leader="dot" w:pos="8534"/>
             </w:tabs>
           </w:pPr>
           <w:r>
             <w:rPr>
-              <w:rFonts w:ascii="Arial" w:hAnsi="Arial" w:eastAsia="Arial" w:cs="Arial"/>
+              <w:rFonts w:ascii="Arial" w:eastAsia="Arial" w:hAnsi="Arial" w:cs="Arial"/>
               <w:snapToGrid w:val="0"/>
               <w:color w:val="000000"/>
               <w:kern w:val="0"/>
@@ -2283,7 +2256,7 @@
           </w:r>
           <w:r>
             <w:rPr>
-              <w:rFonts w:ascii="Arial" w:hAnsi="Arial" w:eastAsia="Arial" w:cs="Arial"/>
+              <w:rFonts w:ascii="Arial" w:eastAsia="Arial" w:hAnsi="Arial" w:cs="Arial"/>
               <w:snapToGrid w:val="0"/>
               <w:kern w:val="0"/>
               <w:szCs w:val="21"/>
@@ -2292,7 +2265,7 @@
           </w:r>
           <w:r>
             <w:rPr>
-              <w:rFonts w:ascii="Arial" w:hAnsi="Arial" w:eastAsia="Arial" w:cs="Arial"/>
+              <w:rFonts w:ascii="Arial" w:eastAsia="Arial" w:hAnsi="Arial" w:cs="Arial"/>
               <w:snapToGrid w:val="0"/>
               <w:kern w:val="0"/>
               <w:szCs w:val="21"/>
@@ -2328,7 +2301,7 @@
           </w:r>
           <w:r>
             <w:rPr>
-              <w:rFonts w:ascii="Arial" w:hAnsi="Arial" w:eastAsia="Arial" w:cs="Arial"/>
+              <w:rFonts w:ascii="Arial" w:eastAsia="Arial" w:hAnsi="Arial" w:cs="Arial"/>
               <w:snapToGrid w:val="0"/>
               <w:color w:val="000000"/>
               <w:kern w:val="0"/>
@@ -2339,14 +2312,14 @@
         </w:p>
         <w:p>
           <w:pPr>
-            <w:pStyle w:val="13"/>
+            <w:pStyle w:val="TOC3"/>
             <w:tabs>
               <w:tab w:val="right" w:leader="dot" w:pos="8534"/>
             </w:tabs>
           </w:pPr>
           <w:r>
             <w:rPr>
-              <w:rFonts w:ascii="Arial" w:hAnsi="Arial" w:eastAsia="Arial" w:cs="Arial"/>
+              <w:rFonts w:ascii="Arial" w:eastAsia="Arial" w:hAnsi="Arial" w:cs="Arial"/>
               <w:snapToGrid w:val="0"/>
               <w:color w:val="000000"/>
               <w:kern w:val="0"/>
@@ -2356,7 +2329,7 @@
           </w:r>
           <w:r>
             <w:rPr>
-              <w:rFonts w:ascii="Arial" w:hAnsi="Arial" w:eastAsia="Arial" w:cs="Arial"/>
+              <w:rFonts w:ascii="Arial" w:eastAsia="Arial" w:hAnsi="Arial" w:cs="Arial"/>
               <w:snapToGrid w:val="0"/>
               <w:kern w:val="0"/>
               <w:szCs w:val="21"/>
@@ -2365,7 +2338,7 @@
           </w:r>
           <w:r>
             <w:rPr>
-              <w:rFonts w:ascii="Arial" w:hAnsi="Arial" w:eastAsia="Arial" w:cs="Arial"/>
+              <w:rFonts w:ascii="Arial" w:eastAsia="Arial" w:hAnsi="Arial" w:cs="Arial"/>
               <w:snapToGrid w:val="0"/>
               <w:kern w:val="0"/>
               <w:szCs w:val="21"/>
@@ -2401,7 +2374,7 @@
           </w:r>
           <w:r>
             <w:rPr>
-              <w:rFonts w:ascii="Arial" w:hAnsi="Arial" w:eastAsia="Arial" w:cs="Arial"/>
+              <w:rFonts w:ascii="Arial" w:eastAsia="Arial" w:hAnsi="Arial" w:cs="Arial"/>
               <w:snapToGrid w:val="0"/>
               <w:color w:val="000000"/>
               <w:kern w:val="0"/>
@@ -2412,14 +2385,14 @@
         </w:p>
         <w:p>
           <w:pPr>
-            <w:pStyle w:val="17"/>
+            <w:pStyle w:val="TOC1"/>
             <w:tabs>
               <w:tab w:val="right" w:leader="dot" w:pos="8534"/>
             </w:tabs>
           </w:pPr>
           <w:r>
             <w:rPr>
-              <w:rFonts w:ascii="Arial" w:hAnsi="Arial" w:eastAsia="Arial" w:cs="Arial"/>
+              <w:rFonts w:ascii="Arial" w:eastAsia="Arial" w:hAnsi="Arial" w:cs="Arial"/>
               <w:snapToGrid w:val="0"/>
               <w:color w:val="000000"/>
               <w:kern w:val="0"/>
@@ -2429,7 +2402,7 @@
           </w:r>
           <w:r>
             <w:rPr>
-              <w:rFonts w:ascii="Arial" w:hAnsi="Arial" w:eastAsia="Arial" w:cs="Arial"/>
+              <w:rFonts w:ascii="Arial" w:eastAsia="Arial" w:hAnsi="Arial" w:cs="Arial"/>
               <w:snapToGrid w:val="0"/>
               <w:kern w:val="0"/>
               <w:szCs w:val="21"/>
@@ -2438,7 +2411,7 @@
           </w:r>
           <w:r>
             <w:rPr>
-              <w:rFonts w:ascii="Arial" w:hAnsi="Arial" w:eastAsia="Arial" w:cs="Arial"/>
+              <w:rFonts w:ascii="Arial" w:eastAsia="Arial" w:hAnsi="Arial" w:cs="Arial"/>
               <w:snapToGrid w:val="0"/>
               <w:kern w:val="0"/>
               <w:szCs w:val="21"/>
@@ -2474,7 +2447,7 @@
           </w:r>
           <w:r>
             <w:rPr>
-              <w:rFonts w:ascii="Arial" w:hAnsi="Arial" w:eastAsia="Arial" w:cs="Arial"/>
+              <w:rFonts w:ascii="Arial" w:eastAsia="Arial" w:hAnsi="Arial" w:cs="Arial"/>
               <w:snapToGrid w:val="0"/>
               <w:color w:val="000000"/>
               <w:kern w:val="0"/>
@@ -2485,14 +2458,14 @@
         </w:p>
         <w:p>
           <w:pPr>
-            <w:pStyle w:val="19"/>
+            <w:pStyle w:val="TOC2"/>
             <w:tabs>
               <w:tab w:val="right" w:leader="dot" w:pos="8534"/>
             </w:tabs>
           </w:pPr>
           <w:r>
             <w:rPr>
-              <w:rFonts w:ascii="Arial" w:hAnsi="Arial" w:eastAsia="Arial" w:cs="Arial"/>
+              <w:rFonts w:ascii="Arial" w:eastAsia="Arial" w:hAnsi="Arial" w:cs="Arial"/>
               <w:snapToGrid w:val="0"/>
               <w:color w:val="000000"/>
               <w:kern w:val="0"/>
@@ -2502,7 +2475,7 @@
           </w:r>
           <w:r>
             <w:rPr>
-              <w:rFonts w:ascii="Arial" w:hAnsi="Arial" w:eastAsia="Arial" w:cs="Arial"/>
+              <w:rFonts w:ascii="Arial" w:eastAsia="Arial" w:hAnsi="Arial" w:cs="Arial"/>
               <w:snapToGrid w:val="0"/>
               <w:kern w:val="0"/>
               <w:szCs w:val="21"/>
@@ -2511,7 +2484,7 @@
           </w:r>
           <w:r>
             <w:rPr>
-              <w:rFonts w:ascii="Arial" w:hAnsi="Arial" w:eastAsia="Arial" w:cs="Arial"/>
+              <w:rFonts w:ascii="Arial" w:eastAsia="Arial" w:hAnsi="Arial" w:cs="Arial"/>
               <w:snapToGrid w:val="0"/>
               <w:kern w:val="0"/>
               <w:szCs w:val="21"/>
@@ -2547,7 +2520,7 @@
           </w:r>
           <w:r>
             <w:rPr>
-              <w:rFonts w:ascii="Arial" w:hAnsi="Arial" w:eastAsia="Arial" w:cs="Arial"/>
+              <w:rFonts w:ascii="Arial" w:eastAsia="Arial" w:hAnsi="Arial" w:cs="Arial"/>
               <w:snapToGrid w:val="0"/>
               <w:color w:val="000000"/>
               <w:kern w:val="0"/>
@@ -2558,14 +2531,14 @@
         </w:p>
         <w:p>
           <w:pPr>
-            <w:pStyle w:val="19"/>
+            <w:pStyle w:val="TOC2"/>
             <w:tabs>
               <w:tab w:val="right" w:leader="dot" w:pos="8534"/>
             </w:tabs>
           </w:pPr>
           <w:r>
             <w:rPr>
-              <w:rFonts w:ascii="Arial" w:hAnsi="Arial" w:eastAsia="Arial" w:cs="Arial"/>
+              <w:rFonts w:ascii="Arial" w:eastAsia="Arial" w:hAnsi="Arial" w:cs="Arial"/>
               <w:snapToGrid w:val="0"/>
               <w:color w:val="000000"/>
               <w:kern w:val="0"/>
@@ -2575,7 +2548,7 @@
           </w:r>
           <w:r>
             <w:rPr>
-              <w:rFonts w:ascii="Arial" w:hAnsi="Arial" w:eastAsia="Arial" w:cs="Arial"/>
+              <w:rFonts w:ascii="Arial" w:eastAsia="Arial" w:hAnsi="Arial" w:cs="Arial"/>
               <w:snapToGrid w:val="0"/>
               <w:kern w:val="0"/>
               <w:szCs w:val="21"/>
@@ -2584,7 +2557,7 @@
           </w:r>
           <w:r>
             <w:rPr>
-              <w:rFonts w:ascii="Arial" w:hAnsi="Arial" w:eastAsia="Arial" w:cs="Arial"/>
+              <w:rFonts w:ascii="Arial" w:eastAsia="Arial" w:hAnsi="Arial" w:cs="Arial"/>
               <w:snapToGrid w:val="0"/>
               <w:kern w:val="0"/>
               <w:szCs w:val="21"/>
@@ -2620,7 +2593,7 @@
           </w:r>
           <w:r>
             <w:rPr>
-              <w:rFonts w:ascii="Arial" w:hAnsi="Arial" w:eastAsia="Arial" w:cs="Arial"/>
+              <w:rFonts w:ascii="Arial" w:eastAsia="Arial" w:hAnsi="Arial" w:cs="Arial"/>
               <w:snapToGrid w:val="0"/>
               <w:color w:val="000000"/>
               <w:kern w:val="0"/>
@@ -2631,14 +2604,14 @@
         </w:p>
         <w:p>
           <w:pPr>
-            <w:pStyle w:val="17"/>
+            <w:pStyle w:val="TOC1"/>
             <w:tabs>
               <w:tab w:val="right" w:leader="dot" w:pos="8534"/>
             </w:tabs>
           </w:pPr>
           <w:r>
             <w:rPr>
-              <w:rFonts w:ascii="Arial" w:hAnsi="Arial" w:eastAsia="Arial" w:cs="Arial"/>
+              <w:rFonts w:ascii="Arial" w:eastAsia="Arial" w:hAnsi="Arial" w:cs="Arial"/>
               <w:snapToGrid w:val="0"/>
               <w:color w:val="000000"/>
               <w:kern w:val="0"/>
@@ -2648,7 +2621,7 @@
           </w:r>
           <w:r>
             <w:rPr>
-              <w:rFonts w:ascii="Arial" w:hAnsi="Arial" w:eastAsia="Arial" w:cs="Arial"/>
+              <w:rFonts w:ascii="Arial" w:eastAsia="Arial" w:hAnsi="Arial" w:cs="Arial"/>
               <w:snapToGrid w:val="0"/>
               <w:kern w:val="0"/>
               <w:szCs w:val="21"/>
@@ -2657,7 +2630,7 @@
           </w:r>
           <w:r>
             <w:rPr>
-              <w:rFonts w:ascii="Arial" w:hAnsi="Arial" w:eastAsia="Arial" w:cs="Arial"/>
+              <w:rFonts w:ascii="Arial" w:eastAsia="Arial" w:hAnsi="Arial" w:cs="Arial"/>
               <w:snapToGrid w:val="0"/>
               <w:kern w:val="0"/>
               <w:szCs w:val="21"/>
@@ -2693,7 +2666,7 @@
           </w:r>
           <w:r>
             <w:rPr>
-              <w:rFonts w:ascii="Arial" w:hAnsi="Arial" w:eastAsia="Arial" w:cs="Arial"/>
+              <w:rFonts w:ascii="Arial" w:eastAsia="Arial" w:hAnsi="Arial" w:cs="Arial"/>
               <w:snapToGrid w:val="0"/>
               <w:color w:val="000000"/>
               <w:kern w:val="0"/>
@@ -2704,14 +2677,14 @@
         </w:p>
         <w:p>
           <w:pPr>
-            <w:pStyle w:val="19"/>
+            <w:pStyle w:val="TOC2"/>
             <w:tabs>
               <w:tab w:val="right" w:leader="dot" w:pos="8534"/>
             </w:tabs>
           </w:pPr>
           <w:r>
             <w:rPr>
-              <w:rFonts w:ascii="Arial" w:hAnsi="Arial" w:eastAsia="Arial" w:cs="Arial"/>
+              <w:rFonts w:ascii="Arial" w:eastAsia="Arial" w:hAnsi="Arial" w:cs="Arial"/>
               <w:snapToGrid w:val="0"/>
               <w:color w:val="000000"/>
               <w:kern w:val="0"/>
@@ -2721,7 +2694,7 @@
           </w:r>
           <w:r>
             <w:rPr>
-              <w:rFonts w:ascii="Arial" w:hAnsi="Arial" w:eastAsia="Arial" w:cs="Arial"/>
+              <w:rFonts w:ascii="Arial" w:eastAsia="Arial" w:hAnsi="Arial" w:cs="Arial"/>
               <w:snapToGrid w:val="0"/>
               <w:kern w:val="0"/>
               <w:szCs w:val="21"/>
@@ -2730,7 +2703,7 @@
           </w:r>
           <w:r>
             <w:rPr>
-              <w:rFonts w:ascii="Arial" w:hAnsi="Arial" w:eastAsia="Arial" w:cs="Arial"/>
+              <w:rFonts w:ascii="Arial" w:eastAsia="Arial" w:hAnsi="Arial" w:cs="Arial"/>
               <w:snapToGrid w:val="0"/>
               <w:kern w:val="0"/>
               <w:szCs w:val="21"/>
@@ -2766,7 +2739,7 @@
           </w:r>
           <w:r>
             <w:rPr>
-              <w:rFonts w:ascii="Arial" w:hAnsi="Arial" w:eastAsia="Arial" w:cs="Arial"/>
+              <w:rFonts w:ascii="Arial" w:eastAsia="Arial" w:hAnsi="Arial" w:cs="Arial"/>
               <w:snapToGrid w:val="0"/>
               <w:color w:val="000000"/>
               <w:kern w:val="0"/>
@@ -2777,14 +2750,14 @@
         </w:p>
         <w:p>
           <w:pPr>
-            <w:pStyle w:val="19"/>
+            <w:pStyle w:val="TOC2"/>
             <w:tabs>
               <w:tab w:val="right" w:leader="dot" w:pos="8534"/>
             </w:tabs>
           </w:pPr>
           <w:r>
             <w:rPr>
-              <w:rFonts w:ascii="Arial" w:hAnsi="Arial" w:eastAsia="Arial" w:cs="Arial"/>
+              <w:rFonts w:ascii="Arial" w:eastAsia="Arial" w:hAnsi="Arial" w:cs="Arial"/>
               <w:snapToGrid w:val="0"/>
               <w:color w:val="000000"/>
               <w:kern w:val="0"/>
@@ -2794,7 +2767,7 @@
           </w:r>
           <w:r>
             <w:rPr>
-              <w:rFonts w:ascii="Arial" w:hAnsi="Arial" w:eastAsia="Arial" w:cs="Arial"/>
+              <w:rFonts w:ascii="Arial" w:eastAsia="Arial" w:hAnsi="Arial" w:cs="Arial"/>
               <w:snapToGrid w:val="0"/>
               <w:kern w:val="0"/>
               <w:szCs w:val="21"/>
@@ -2803,7 +2776,7 @@
           </w:r>
           <w:r>
             <w:rPr>
-              <w:rFonts w:ascii="Arial" w:hAnsi="Arial" w:eastAsia="Arial" w:cs="Arial"/>
+              <w:rFonts w:ascii="Arial" w:eastAsia="Arial" w:hAnsi="Arial" w:cs="Arial"/>
               <w:snapToGrid w:val="0"/>
               <w:kern w:val="0"/>
               <w:szCs w:val="21"/>
@@ -2839,7 +2812,7 @@
           </w:r>
           <w:r>
             <w:rPr>
-              <w:rFonts w:ascii="Arial" w:hAnsi="Arial" w:eastAsia="Arial" w:cs="Arial"/>
+              <w:rFonts w:ascii="Arial" w:eastAsia="Arial" w:hAnsi="Arial" w:cs="Arial"/>
               <w:snapToGrid w:val="0"/>
               <w:color w:val="000000"/>
               <w:kern w:val="0"/>
@@ -2850,14 +2823,14 @@
         </w:p>
         <w:p>
           <w:pPr>
-            <w:pStyle w:val="17"/>
+            <w:pStyle w:val="TOC1"/>
             <w:tabs>
               <w:tab w:val="right" w:leader="dot" w:pos="8534"/>
             </w:tabs>
           </w:pPr>
           <w:r>
             <w:rPr>
-              <w:rFonts w:ascii="Arial" w:hAnsi="Arial" w:eastAsia="Arial" w:cs="Arial"/>
+              <w:rFonts w:ascii="Arial" w:eastAsia="Arial" w:hAnsi="Arial" w:cs="Arial"/>
               <w:snapToGrid w:val="0"/>
               <w:color w:val="000000"/>
               <w:kern w:val="0"/>
@@ -2867,7 +2840,7 @@
           </w:r>
           <w:r>
             <w:rPr>
-              <w:rFonts w:ascii="Arial" w:hAnsi="Arial" w:eastAsia="Arial" w:cs="Arial"/>
+              <w:rFonts w:ascii="Arial" w:eastAsia="Arial" w:hAnsi="Arial" w:cs="Arial"/>
               <w:snapToGrid w:val="0"/>
               <w:kern w:val="0"/>
               <w:szCs w:val="21"/>
@@ -2876,7 +2849,7 @@
           </w:r>
           <w:r>
             <w:rPr>
-              <w:rFonts w:ascii="Arial" w:hAnsi="Arial" w:eastAsia="Arial" w:cs="Arial"/>
+              <w:rFonts w:ascii="Arial" w:eastAsia="Arial" w:hAnsi="Arial" w:cs="Arial"/>
               <w:snapToGrid w:val="0"/>
               <w:kern w:val="0"/>
               <w:szCs w:val="21"/>
@@ -2912,7 +2885,7 @@
           </w:r>
           <w:r>
             <w:rPr>
-              <w:rFonts w:ascii="Arial" w:hAnsi="Arial" w:eastAsia="Arial" w:cs="Arial"/>
+              <w:rFonts w:ascii="Arial" w:eastAsia="Arial" w:hAnsi="Arial" w:cs="Arial"/>
               <w:snapToGrid w:val="0"/>
               <w:color w:val="000000"/>
               <w:kern w:val="0"/>
@@ -2923,14 +2896,14 @@
         </w:p>
         <w:p>
           <w:pPr>
-            <w:pStyle w:val="17"/>
+            <w:pStyle w:val="TOC1"/>
             <w:tabs>
               <w:tab w:val="right" w:leader="dot" w:pos="8534"/>
             </w:tabs>
           </w:pPr>
           <w:r>
             <w:rPr>
-              <w:rFonts w:ascii="Arial" w:hAnsi="Arial" w:eastAsia="Arial" w:cs="Arial"/>
+              <w:rFonts w:ascii="Arial" w:eastAsia="Arial" w:hAnsi="Arial" w:cs="Arial"/>
               <w:snapToGrid w:val="0"/>
               <w:color w:val="000000"/>
               <w:kern w:val="0"/>
@@ -2940,7 +2913,7 @@
           </w:r>
           <w:r>
             <w:rPr>
-              <w:rFonts w:ascii="Arial" w:hAnsi="Arial" w:eastAsia="Arial" w:cs="Arial"/>
+              <w:rFonts w:ascii="Arial" w:eastAsia="Arial" w:hAnsi="Arial" w:cs="Arial"/>
               <w:snapToGrid w:val="0"/>
               <w:kern w:val="0"/>
               <w:szCs w:val="21"/>
@@ -2949,7 +2922,7 @@
           </w:r>
           <w:r>
             <w:rPr>
-              <w:rFonts w:ascii="Arial" w:hAnsi="Arial" w:eastAsia="Arial" w:cs="Arial"/>
+              <w:rFonts w:ascii="Arial" w:eastAsia="Arial" w:hAnsi="Arial" w:cs="Arial"/>
               <w:snapToGrid w:val="0"/>
               <w:kern w:val="0"/>
               <w:szCs w:val="21"/>
@@ -2985,7 +2958,7 @@
           </w:r>
           <w:r>
             <w:rPr>
-              <w:rFonts w:ascii="Arial" w:hAnsi="Arial" w:eastAsia="Arial" w:cs="Arial"/>
+              <w:rFonts w:ascii="Arial" w:eastAsia="Arial" w:hAnsi="Arial" w:cs="Arial"/>
               <w:snapToGrid w:val="0"/>
               <w:color w:val="000000"/>
               <w:kern w:val="0"/>
@@ -2996,14 +2969,14 @@
         </w:p>
         <w:p>
           <w:pPr>
-            <w:pStyle w:val="19"/>
+            <w:pStyle w:val="TOC2"/>
             <w:tabs>
               <w:tab w:val="right" w:leader="dot" w:pos="8534"/>
             </w:tabs>
           </w:pPr>
           <w:r>
             <w:rPr>
-              <w:rFonts w:ascii="Arial" w:hAnsi="Arial" w:eastAsia="Arial" w:cs="Arial"/>
+              <w:rFonts w:ascii="Arial" w:eastAsia="Arial" w:hAnsi="Arial" w:cs="Arial"/>
               <w:snapToGrid w:val="0"/>
               <w:color w:val="000000"/>
               <w:kern w:val="0"/>
@@ -3013,7 +2986,7 @@
           </w:r>
           <w:r>
             <w:rPr>
-              <w:rFonts w:ascii="Arial" w:hAnsi="Arial" w:eastAsia="Arial" w:cs="Arial"/>
+              <w:rFonts w:ascii="Arial" w:eastAsia="Arial" w:hAnsi="Arial" w:cs="Arial"/>
               <w:snapToGrid w:val="0"/>
               <w:kern w:val="0"/>
               <w:szCs w:val="21"/>
@@ -3022,7 +2995,7 @@
           </w:r>
           <w:r>
             <w:rPr>
-              <w:rFonts w:ascii="Arial" w:hAnsi="Arial" w:eastAsia="Arial" w:cs="Arial"/>
+              <w:rFonts w:ascii="Arial" w:eastAsia="Arial" w:hAnsi="Arial" w:cs="Arial"/>
               <w:snapToGrid w:val="0"/>
               <w:kern w:val="0"/>
               <w:szCs w:val="21"/>
@@ -3058,7 +3031,7 @@
           </w:r>
           <w:r>
             <w:rPr>
-              <w:rFonts w:ascii="Arial" w:hAnsi="Arial" w:eastAsia="Arial" w:cs="Arial"/>
+              <w:rFonts w:ascii="Arial" w:eastAsia="Arial" w:hAnsi="Arial" w:cs="Arial"/>
               <w:snapToGrid w:val="0"/>
               <w:color w:val="000000"/>
               <w:kern w:val="0"/>
@@ -3069,14 +3042,14 @@
         </w:p>
         <w:p>
           <w:pPr>
-            <w:pStyle w:val="19"/>
+            <w:pStyle w:val="TOC2"/>
             <w:tabs>
               <w:tab w:val="right" w:leader="dot" w:pos="8534"/>
             </w:tabs>
           </w:pPr>
           <w:r>
             <w:rPr>
-              <w:rFonts w:ascii="Arial" w:hAnsi="Arial" w:eastAsia="Arial" w:cs="Arial"/>
+              <w:rFonts w:ascii="Arial" w:eastAsia="Arial" w:hAnsi="Arial" w:cs="Arial"/>
               <w:snapToGrid w:val="0"/>
               <w:color w:val="000000"/>
               <w:kern w:val="0"/>
@@ -3086,7 +3059,7 @@
           </w:r>
           <w:r>
             <w:rPr>
-              <w:rFonts w:ascii="Arial" w:hAnsi="Arial" w:eastAsia="Arial" w:cs="Arial"/>
+              <w:rFonts w:ascii="Arial" w:eastAsia="Arial" w:hAnsi="Arial" w:cs="Arial"/>
               <w:snapToGrid w:val="0"/>
               <w:kern w:val="0"/>
               <w:szCs w:val="21"/>
@@ -3095,7 +3068,7 @@
           </w:r>
           <w:r>
             <w:rPr>
-              <w:rFonts w:ascii="Arial" w:hAnsi="Arial" w:eastAsia="Arial" w:cs="Arial"/>
+              <w:rFonts w:ascii="Arial" w:eastAsia="Arial" w:hAnsi="Arial" w:cs="Arial"/>
               <w:snapToGrid w:val="0"/>
               <w:kern w:val="0"/>
               <w:szCs w:val="21"/>
@@ -3131,7 +3104,7 @@
           </w:r>
           <w:r>
             <w:rPr>
-              <w:rFonts w:ascii="Arial" w:hAnsi="Arial" w:eastAsia="Arial" w:cs="Arial"/>
+              <w:rFonts w:ascii="Arial" w:eastAsia="Arial" w:hAnsi="Arial" w:cs="Arial"/>
               <w:snapToGrid w:val="0"/>
               <w:color w:val="000000"/>
               <w:kern w:val="0"/>
@@ -3142,14 +3115,14 @@
         </w:p>
         <w:p>
           <w:pPr>
-            <w:pStyle w:val="19"/>
+            <w:pStyle w:val="TOC2"/>
             <w:tabs>
               <w:tab w:val="right" w:leader="dot" w:pos="8534"/>
             </w:tabs>
           </w:pPr>
           <w:r>
             <w:rPr>
-              <w:rFonts w:ascii="Arial" w:hAnsi="Arial" w:eastAsia="Arial" w:cs="Arial"/>
+              <w:rFonts w:ascii="Arial" w:eastAsia="Arial" w:hAnsi="Arial" w:cs="Arial"/>
               <w:snapToGrid w:val="0"/>
               <w:color w:val="000000"/>
               <w:kern w:val="0"/>
@@ -3159,7 +3132,7 @@
           </w:r>
           <w:r>
             <w:rPr>
-              <w:rFonts w:ascii="Arial" w:hAnsi="Arial" w:eastAsia="Arial" w:cs="Arial"/>
+              <w:rFonts w:ascii="Arial" w:eastAsia="Arial" w:hAnsi="Arial" w:cs="Arial"/>
               <w:snapToGrid w:val="0"/>
               <w:kern w:val="0"/>
               <w:szCs w:val="21"/>
@@ -3168,7 +3141,7 @@
           </w:r>
           <w:r>
             <w:rPr>
-              <w:rFonts w:ascii="Arial" w:hAnsi="Arial" w:eastAsia="Arial" w:cs="Arial"/>
+              <w:rFonts w:ascii="Arial" w:eastAsia="Arial" w:hAnsi="Arial" w:cs="Arial"/>
               <w:snapToGrid w:val="0"/>
               <w:kern w:val="0"/>
               <w:szCs w:val="21"/>
@@ -3204,7 +3177,7 @@
           </w:r>
           <w:r>
             <w:rPr>
-              <w:rFonts w:ascii="Arial" w:hAnsi="Arial" w:eastAsia="Arial" w:cs="Arial"/>
+              <w:rFonts w:ascii="Arial" w:eastAsia="Arial" w:hAnsi="Arial" w:cs="Arial"/>
               <w:snapToGrid w:val="0"/>
               <w:color w:val="000000"/>
               <w:kern w:val="0"/>
@@ -3215,14 +3188,14 @@
         </w:p>
         <w:p>
           <w:pPr>
-            <w:pStyle w:val="19"/>
+            <w:pStyle w:val="TOC2"/>
             <w:tabs>
               <w:tab w:val="right" w:leader="dot" w:pos="8534"/>
             </w:tabs>
           </w:pPr>
           <w:r>
             <w:rPr>
-              <w:rFonts w:ascii="Arial" w:hAnsi="Arial" w:eastAsia="Arial" w:cs="Arial"/>
+              <w:rFonts w:ascii="Arial" w:eastAsia="Arial" w:hAnsi="Arial" w:cs="Arial"/>
               <w:snapToGrid w:val="0"/>
               <w:color w:val="000000"/>
               <w:kern w:val="0"/>
@@ -3232,7 +3205,7 @@
           </w:r>
           <w:r>
             <w:rPr>
-              <w:rFonts w:ascii="Arial" w:hAnsi="Arial" w:eastAsia="Arial" w:cs="Arial"/>
+              <w:rFonts w:ascii="Arial" w:eastAsia="Arial" w:hAnsi="Arial" w:cs="Arial"/>
               <w:snapToGrid w:val="0"/>
               <w:kern w:val="0"/>
               <w:szCs w:val="21"/>
@@ -3241,7 +3214,7 @@
           </w:r>
           <w:r>
             <w:rPr>
-              <w:rFonts w:ascii="Arial" w:hAnsi="Arial" w:eastAsia="Arial" w:cs="Arial"/>
+              <w:rFonts w:ascii="Arial" w:eastAsia="Arial" w:hAnsi="Arial" w:cs="Arial"/>
               <w:snapToGrid w:val="0"/>
               <w:kern w:val="0"/>
               <w:szCs w:val="21"/>
@@ -3277,7 +3250,7 @@
           </w:r>
           <w:r>
             <w:rPr>
-              <w:rFonts w:ascii="Arial" w:hAnsi="Arial" w:eastAsia="Arial" w:cs="Arial"/>
+              <w:rFonts w:ascii="Arial" w:eastAsia="Arial" w:hAnsi="Arial" w:cs="Arial"/>
               <w:snapToGrid w:val="0"/>
               <w:color w:val="000000"/>
               <w:kern w:val="0"/>
@@ -3288,14 +3261,14 @@
         </w:p>
         <w:p>
           <w:pPr>
-            <w:pStyle w:val="19"/>
+            <w:pStyle w:val="TOC2"/>
             <w:tabs>
               <w:tab w:val="right" w:leader="dot" w:pos="8534"/>
             </w:tabs>
           </w:pPr>
           <w:r>
             <w:rPr>
-              <w:rFonts w:ascii="Arial" w:hAnsi="Arial" w:eastAsia="Arial" w:cs="Arial"/>
+              <w:rFonts w:ascii="Arial" w:eastAsia="Arial" w:hAnsi="Arial" w:cs="Arial"/>
               <w:snapToGrid w:val="0"/>
               <w:color w:val="000000"/>
               <w:kern w:val="0"/>
@@ -3305,7 +3278,7 @@
           </w:r>
           <w:r>
             <w:rPr>
-              <w:rFonts w:ascii="Arial" w:hAnsi="Arial" w:eastAsia="Arial" w:cs="Arial"/>
+              <w:rFonts w:ascii="Arial" w:eastAsia="Arial" w:hAnsi="Arial" w:cs="Arial"/>
               <w:snapToGrid w:val="0"/>
               <w:kern w:val="0"/>
               <w:szCs w:val="21"/>
@@ -3314,7 +3287,7 @@
           </w:r>
           <w:r>
             <w:rPr>
-              <w:rFonts w:ascii="Arial" w:hAnsi="Arial" w:eastAsia="Arial" w:cs="Arial"/>
+              <w:rFonts w:ascii="Arial" w:eastAsia="Arial" w:hAnsi="Arial" w:cs="Arial"/>
               <w:snapToGrid w:val="0"/>
               <w:kern w:val="0"/>
               <w:szCs w:val="21"/>
@@ -3350,7 +3323,7 @@
           </w:r>
           <w:r>
             <w:rPr>
-              <w:rFonts w:ascii="Arial" w:hAnsi="Arial" w:eastAsia="Arial" w:cs="Arial"/>
+              <w:rFonts w:ascii="Arial" w:eastAsia="Arial" w:hAnsi="Arial" w:cs="Arial"/>
               <w:snapToGrid w:val="0"/>
               <w:color w:val="000000"/>
               <w:kern w:val="0"/>
@@ -3361,14 +3334,14 @@
         </w:p>
         <w:p>
           <w:pPr>
-            <w:pStyle w:val="17"/>
+            <w:pStyle w:val="TOC1"/>
             <w:tabs>
               <w:tab w:val="right" w:leader="dot" w:pos="8534"/>
             </w:tabs>
           </w:pPr>
           <w:r>
             <w:rPr>
-              <w:rFonts w:ascii="Arial" w:hAnsi="Arial" w:eastAsia="Arial" w:cs="Arial"/>
+              <w:rFonts w:ascii="Arial" w:eastAsia="Arial" w:hAnsi="Arial" w:cs="Arial"/>
               <w:snapToGrid w:val="0"/>
               <w:color w:val="000000"/>
               <w:kern w:val="0"/>
@@ -3378,7 +3351,7 @@
           </w:r>
           <w:r>
             <w:rPr>
-              <w:rFonts w:ascii="Arial" w:hAnsi="Arial" w:eastAsia="Arial" w:cs="Arial"/>
+              <w:rFonts w:ascii="Arial" w:eastAsia="Arial" w:hAnsi="Arial" w:cs="Arial"/>
               <w:snapToGrid w:val="0"/>
               <w:kern w:val="0"/>
               <w:szCs w:val="21"/>
@@ -3387,7 +3360,7 @@
           </w:r>
           <w:r>
             <w:rPr>
-              <w:rFonts w:ascii="Arial" w:hAnsi="Arial" w:eastAsia="Arial" w:cs="Arial"/>
+              <w:rFonts w:ascii="Arial" w:eastAsia="Arial" w:hAnsi="Arial" w:cs="Arial"/>
               <w:snapToGrid w:val="0"/>
               <w:kern w:val="0"/>
               <w:szCs w:val="21"/>
@@ -3423,7 +3396,7 @@
           </w:r>
           <w:r>
             <w:rPr>
-              <w:rFonts w:ascii="Arial" w:hAnsi="Arial" w:eastAsia="Arial" w:cs="Arial"/>
+              <w:rFonts w:ascii="Arial" w:eastAsia="Arial" w:hAnsi="Arial" w:cs="Arial"/>
               <w:snapToGrid w:val="0"/>
               <w:color w:val="000000"/>
               <w:kern w:val="0"/>
@@ -3434,14 +3407,14 @@
         </w:p>
         <w:p>
           <w:pPr>
-            <w:pStyle w:val="19"/>
+            <w:pStyle w:val="TOC2"/>
             <w:tabs>
               <w:tab w:val="right" w:leader="dot" w:pos="8534"/>
             </w:tabs>
           </w:pPr>
           <w:r>
             <w:rPr>
-              <w:rFonts w:ascii="Arial" w:hAnsi="Arial" w:eastAsia="Arial" w:cs="Arial"/>
+              <w:rFonts w:ascii="Arial" w:eastAsia="Arial" w:hAnsi="Arial" w:cs="Arial"/>
               <w:snapToGrid w:val="0"/>
               <w:color w:val="000000"/>
               <w:kern w:val="0"/>
@@ -3451,7 +3424,7 @@
           </w:r>
           <w:r>
             <w:rPr>
-              <w:rFonts w:ascii="Arial" w:hAnsi="Arial" w:eastAsia="Arial" w:cs="Arial"/>
+              <w:rFonts w:ascii="Arial" w:eastAsia="Arial" w:hAnsi="Arial" w:cs="Arial"/>
               <w:snapToGrid w:val="0"/>
               <w:kern w:val="0"/>
               <w:szCs w:val="21"/>
@@ -3460,7 +3433,7 @@
           </w:r>
           <w:r>
             <w:rPr>
-              <w:rFonts w:ascii="Arial" w:hAnsi="Arial" w:eastAsia="Arial" w:cs="Arial"/>
+              <w:rFonts w:ascii="Arial" w:eastAsia="Arial" w:hAnsi="Arial" w:cs="Arial"/>
               <w:snapToGrid w:val="0"/>
               <w:kern w:val="0"/>
               <w:szCs w:val="21"/>
@@ -3496,7 +3469,7 @@
           </w:r>
           <w:r>
             <w:rPr>
-              <w:rFonts w:ascii="Arial" w:hAnsi="Arial" w:eastAsia="Arial" w:cs="Arial"/>
+              <w:rFonts w:ascii="Arial" w:eastAsia="Arial" w:hAnsi="Arial" w:cs="Arial"/>
               <w:snapToGrid w:val="0"/>
               <w:color w:val="000000"/>
               <w:kern w:val="0"/>
@@ -3507,14 +3480,14 @@
         </w:p>
         <w:p>
           <w:pPr>
-            <w:pStyle w:val="19"/>
+            <w:pStyle w:val="TOC2"/>
             <w:tabs>
               <w:tab w:val="right" w:leader="dot" w:pos="8534"/>
             </w:tabs>
           </w:pPr>
           <w:r>
             <w:rPr>
-              <w:rFonts w:ascii="Arial" w:hAnsi="Arial" w:eastAsia="Arial" w:cs="Arial"/>
+              <w:rFonts w:ascii="Arial" w:eastAsia="Arial" w:hAnsi="Arial" w:cs="Arial"/>
               <w:snapToGrid w:val="0"/>
               <w:color w:val="000000"/>
               <w:kern w:val="0"/>
@@ -3524,7 +3497,7 @@
           </w:r>
           <w:r>
             <w:rPr>
-              <w:rFonts w:ascii="Arial" w:hAnsi="Arial" w:eastAsia="Arial" w:cs="Arial"/>
+              <w:rFonts w:ascii="Arial" w:eastAsia="Arial" w:hAnsi="Arial" w:cs="Arial"/>
               <w:snapToGrid w:val="0"/>
               <w:kern w:val="0"/>
               <w:szCs w:val="21"/>
@@ -3533,7 +3506,7 @@
           </w:r>
           <w:r>
             <w:rPr>
-              <w:rFonts w:ascii="Arial" w:hAnsi="Arial" w:eastAsia="Arial" w:cs="Arial"/>
+              <w:rFonts w:ascii="Arial" w:eastAsia="Arial" w:hAnsi="Arial" w:cs="Arial"/>
               <w:snapToGrid w:val="0"/>
               <w:kern w:val="0"/>
               <w:szCs w:val="21"/>
@@ -3569,7 +3542,7 @@
           </w:r>
           <w:r>
             <w:rPr>
-              <w:rFonts w:ascii="Arial" w:hAnsi="Arial" w:eastAsia="Arial" w:cs="Arial"/>
+              <w:rFonts w:ascii="Arial" w:eastAsia="Arial" w:hAnsi="Arial" w:cs="Arial"/>
               <w:snapToGrid w:val="0"/>
               <w:color w:val="000000"/>
               <w:kern w:val="0"/>
@@ -3580,14 +3553,14 @@
         </w:p>
         <w:p>
           <w:pPr>
-            <w:pStyle w:val="19"/>
+            <w:pStyle w:val="TOC2"/>
             <w:tabs>
               <w:tab w:val="right" w:leader="dot" w:pos="8534"/>
             </w:tabs>
           </w:pPr>
           <w:r>
             <w:rPr>
-              <w:rFonts w:ascii="Arial" w:hAnsi="Arial" w:eastAsia="Arial" w:cs="Arial"/>
+              <w:rFonts w:ascii="Arial" w:eastAsia="Arial" w:hAnsi="Arial" w:cs="Arial"/>
               <w:snapToGrid w:val="0"/>
               <w:color w:val="000000"/>
               <w:kern w:val="0"/>
@@ -3597,7 +3570,7 @@
           </w:r>
           <w:r>
             <w:rPr>
-              <w:rFonts w:ascii="Arial" w:hAnsi="Arial" w:eastAsia="Arial" w:cs="Arial"/>
+              <w:rFonts w:ascii="Arial" w:eastAsia="Arial" w:hAnsi="Arial" w:cs="Arial"/>
               <w:snapToGrid w:val="0"/>
               <w:kern w:val="0"/>
               <w:szCs w:val="21"/>
@@ -3606,7 +3579,7 @@
           </w:r>
           <w:r>
             <w:rPr>
-              <w:rFonts w:ascii="Arial" w:hAnsi="Arial" w:eastAsia="Arial" w:cs="Arial"/>
+              <w:rFonts w:ascii="Arial" w:eastAsia="Arial" w:hAnsi="Arial" w:cs="Arial"/>
               <w:snapToGrid w:val="0"/>
               <w:kern w:val="0"/>
               <w:szCs w:val="21"/>
@@ -3642,7 +3615,7 @@
           </w:r>
           <w:r>
             <w:rPr>
-              <w:rFonts w:ascii="Arial" w:hAnsi="Arial" w:eastAsia="Arial" w:cs="Arial"/>
+              <w:rFonts w:ascii="Arial" w:eastAsia="Arial" w:hAnsi="Arial" w:cs="Arial"/>
               <w:snapToGrid w:val="0"/>
               <w:color w:val="000000"/>
               <w:kern w:val="0"/>
@@ -3653,14 +3626,14 @@
         </w:p>
         <w:p>
           <w:pPr>
-            <w:pStyle w:val="19"/>
+            <w:pStyle w:val="TOC2"/>
             <w:tabs>
               <w:tab w:val="right" w:leader="dot" w:pos="8534"/>
             </w:tabs>
           </w:pPr>
           <w:r>
             <w:rPr>
-              <w:rFonts w:ascii="Arial" w:hAnsi="Arial" w:eastAsia="Arial" w:cs="Arial"/>
+              <w:rFonts w:ascii="Arial" w:eastAsia="Arial" w:hAnsi="Arial" w:cs="Arial"/>
               <w:snapToGrid w:val="0"/>
               <w:color w:val="000000"/>
               <w:kern w:val="0"/>
@@ -3670,7 +3643,7 @@
           </w:r>
           <w:r>
             <w:rPr>
-              <w:rFonts w:ascii="Arial" w:hAnsi="Arial" w:eastAsia="Arial" w:cs="Arial"/>
+              <w:rFonts w:ascii="Arial" w:eastAsia="Arial" w:hAnsi="Arial" w:cs="Arial"/>
               <w:snapToGrid w:val="0"/>
               <w:kern w:val="0"/>
               <w:szCs w:val="21"/>
@@ -3679,7 +3652,7 @@
           </w:r>
           <w:r>
             <w:rPr>
-              <w:rFonts w:ascii="Arial" w:hAnsi="Arial" w:eastAsia="Arial" w:cs="Arial"/>
+              <w:rFonts w:ascii="Arial" w:eastAsia="Arial" w:hAnsi="Arial" w:cs="Arial"/>
               <w:snapToGrid w:val="0"/>
               <w:kern w:val="0"/>
               <w:szCs w:val="21"/>
@@ -3722,7 +3695,7 @@
           </w:r>
           <w:r>
             <w:rPr>
-              <w:rFonts w:ascii="Arial" w:hAnsi="Arial" w:eastAsia="Arial" w:cs="Arial"/>
+              <w:rFonts w:ascii="Arial" w:eastAsia="Arial" w:hAnsi="Arial" w:cs="Arial"/>
               <w:snapToGrid w:val="0"/>
               <w:color w:val="000000"/>
               <w:kern w:val="0"/>
@@ -3733,14 +3706,14 @@
         </w:p>
         <w:p>
           <w:pPr>
-            <w:pStyle w:val="17"/>
+            <w:pStyle w:val="TOC1"/>
             <w:tabs>
               <w:tab w:val="right" w:leader="dot" w:pos="8534"/>
             </w:tabs>
           </w:pPr>
           <w:r>
             <w:rPr>
-              <w:rFonts w:ascii="Arial" w:hAnsi="Arial" w:eastAsia="Arial" w:cs="Arial"/>
+              <w:rFonts w:ascii="Arial" w:eastAsia="Arial" w:hAnsi="Arial" w:cs="Arial"/>
               <w:snapToGrid w:val="0"/>
               <w:color w:val="000000"/>
               <w:kern w:val="0"/>
@@ -3750,7 +3723,7 @@
           </w:r>
           <w:r>
             <w:rPr>
-              <w:rFonts w:ascii="Arial" w:hAnsi="Arial" w:eastAsia="Arial" w:cs="Arial"/>
+              <w:rFonts w:ascii="Arial" w:eastAsia="Arial" w:hAnsi="Arial" w:cs="Arial"/>
               <w:snapToGrid w:val="0"/>
               <w:kern w:val="0"/>
               <w:szCs w:val="21"/>
@@ -3759,7 +3732,7 @@
           </w:r>
           <w:r>
             <w:rPr>
-              <w:rFonts w:ascii="Arial" w:hAnsi="Arial" w:eastAsia="Arial" w:cs="Arial"/>
+              <w:rFonts w:ascii="Arial" w:eastAsia="Arial" w:hAnsi="Arial" w:cs="Arial"/>
               <w:snapToGrid w:val="0"/>
               <w:kern w:val="0"/>
               <w:szCs w:val="21"/>
@@ -3795,7 +3768,7 @@
           </w:r>
           <w:r>
             <w:rPr>
-              <w:rFonts w:ascii="Arial" w:hAnsi="Arial" w:eastAsia="Arial" w:cs="Arial"/>
+              <w:rFonts w:ascii="Arial" w:eastAsia="Arial" w:hAnsi="Arial" w:cs="Arial"/>
               <w:snapToGrid w:val="0"/>
               <w:color w:val="000000"/>
               <w:kern w:val="0"/>
@@ -3806,14 +3779,14 @@
         </w:p>
         <w:p>
           <w:pPr>
-            <w:pStyle w:val="19"/>
+            <w:pStyle w:val="TOC2"/>
             <w:tabs>
               <w:tab w:val="right" w:leader="dot" w:pos="8534"/>
             </w:tabs>
           </w:pPr>
           <w:r>
             <w:rPr>
-              <w:rFonts w:ascii="Arial" w:hAnsi="Arial" w:eastAsia="Arial" w:cs="Arial"/>
+              <w:rFonts w:ascii="Arial" w:eastAsia="Arial" w:hAnsi="Arial" w:cs="Arial"/>
               <w:snapToGrid w:val="0"/>
               <w:color w:val="000000"/>
               <w:kern w:val="0"/>
@@ -3823,7 +3796,7 @@
           </w:r>
           <w:r>
             <w:rPr>
-              <w:rFonts w:ascii="Arial" w:hAnsi="Arial" w:eastAsia="Arial" w:cs="Arial"/>
+              <w:rFonts w:ascii="Arial" w:eastAsia="Arial" w:hAnsi="Arial" w:cs="Arial"/>
               <w:snapToGrid w:val="0"/>
               <w:kern w:val="0"/>
               <w:szCs w:val="21"/>
@@ -3832,7 +3805,7 @@
           </w:r>
           <w:r>
             <w:rPr>
-              <w:rFonts w:ascii="Arial" w:hAnsi="Arial" w:eastAsia="Arial" w:cs="Arial"/>
+              <w:rFonts w:ascii="Arial" w:eastAsia="Arial" w:hAnsi="Arial" w:cs="Arial"/>
               <w:snapToGrid w:val="0"/>
               <w:kern w:val="0"/>
               <w:szCs w:val="21"/>
@@ -3868,7 +3841,7 @@
           </w:r>
           <w:r>
             <w:rPr>
-              <w:rFonts w:ascii="Arial" w:hAnsi="Arial" w:eastAsia="Arial" w:cs="Arial"/>
+              <w:rFonts w:ascii="Arial" w:eastAsia="Arial" w:hAnsi="Arial" w:cs="Arial"/>
               <w:snapToGrid w:val="0"/>
               <w:color w:val="000000"/>
               <w:kern w:val="0"/>
@@ -3879,14 +3852,14 @@
         </w:p>
         <w:p>
           <w:pPr>
-            <w:pStyle w:val="19"/>
+            <w:pStyle w:val="TOC2"/>
             <w:tabs>
               <w:tab w:val="right" w:leader="dot" w:pos="8534"/>
             </w:tabs>
           </w:pPr>
           <w:r>
             <w:rPr>
-              <w:rFonts w:ascii="Arial" w:hAnsi="Arial" w:eastAsia="Arial" w:cs="Arial"/>
+              <w:rFonts w:ascii="Arial" w:eastAsia="Arial" w:hAnsi="Arial" w:cs="Arial"/>
               <w:snapToGrid w:val="0"/>
               <w:color w:val="000000"/>
               <w:kern w:val="0"/>
@@ -3896,7 +3869,7 @@
           </w:r>
           <w:r>
             <w:rPr>
-              <w:rFonts w:ascii="Arial" w:hAnsi="Arial" w:eastAsia="Arial" w:cs="Arial"/>
+              <w:rFonts w:ascii="Arial" w:eastAsia="Arial" w:hAnsi="Arial" w:cs="Arial"/>
               <w:snapToGrid w:val="0"/>
               <w:kern w:val="0"/>
               <w:szCs w:val="21"/>
@@ -3905,7 +3878,7 @@
           </w:r>
           <w:r>
             <w:rPr>
-              <w:rFonts w:ascii="Arial" w:hAnsi="Arial" w:eastAsia="Arial" w:cs="Arial"/>
+              <w:rFonts w:ascii="Arial" w:eastAsia="Arial" w:hAnsi="Arial" w:cs="Arial"/>
               <w:snapToGrid w:val="0"/>
               <w:kern w:val="0"/>
               <w:szCs w:val="21"/>
@@ -3941,7 +3914,7 @@
           </w:r>
           <w:r>
             <w:rPr>
-              <w:rFonts w:ascii="Arial" w:hAnsi="Arial" w:eastAsia="Arial" w:cs="Arial"/>
+              <w:rFonts w:ascii="Arial" w:eastAsia="Arial" w:hAnsi="Arial" w:cs="Arial"/>
               <w:snapToGrid w:val="0"/>
               <w:color w:val="000000"/>
               <w:kern w:val="0"/>
@@ -3952,14 +3925,14 @@
         </w:p>
         <w:p>
           <w:pPr>
-            <w:pStyle w:val="19"/>
+            <w:pStyle w:val="TOC2"/>
             <w:tabs>
               <w:tab w:val="right" w:leader="dot" w:pos="8534"/>
             </w:tabs>
           </w:pPr>
           <w:r>
             <w:rPr>
-              <w:rFonts w:ascii="Arial" w:hAnsi="Arial" w:eastAsia="Arial" w:cs="Arial"/>
+              <w:rFonts w:ascii="Arial" w:eastAsia="Arial" w:hAnsi="Arial" w:cs="Arial"/>
               <w:snapToGrid w:val="0"/>
               <w:color w:val="000000"/>
               <w:kern w:val="0"/>
@@ -3969,7 +3942,7 @@
           </w:r>
           <w:r>
             <w:rPr>
-              <w:rFonts w:ascii="Arial" w:hAnsi="Arial" w:eastAsia="Arial" w:cs="Arial"/>
+              <w:rFonts w:ascii="Arial" w:eastAsia="Arial" w:hAnsi="Arial" w:cs="Arial"/>
               <w:snapToGrid w:val="0"/>
               <w:kern w:val="0"/>
               <w:szCs w:val="21"/>
@@ -3978,7 +3951,7 @@
           </w:r>
           <w:r>
             <w:rPr>
-              <w:rFonts w:ascii="Arial" w:hAnsi="Arial" w:eastAsia="Arial" w:cs="Arial"/>
+              <w:rFonts w:ascii="Arial" w:eastAsia="Arial" w:hAnsi="Arial" w:cs="Arial"/>
               <w:snapToGrid w:val="0"/>
               <w:kern w:val="0"/>
               <w:szCs w:val="21"/>
@@ -4014,7 +3987,7 @@
           </w:r>
           <w:r>
             <w:rPr>
-              <w:rFonts w:ascii="Arial" w:hAnsi="Arial" w:eastAsia="Arial" w:cs="Arial"/>
+              <w:rFonts w:ascii="Arial" w:eastAsia="Arial" w:hAnsi="Arial" w:cs="Arial"/>
               <w:snapToGrid w:val="0"/>
               <w:color w:val="000000"/>
               <w:kern w:val="0"/>
@@ -4025,14 +3998,14 @@
         </w:p>
         <w:p>
           <w:pPr>
-            <w:pStyle w:val="17"/>
+            <w:pStyle w:val="TOC1"/>
             <w:tabs>
               <w:tab w:val="right" w:leader="dot" w:pos="8534"/>
             </w:tabs>
           </w:pPr>
           <w:r>
             <w:rPr>
-              <w:rFonts w:ascii="Arial" w:hAnsi="Arial" w:eastAsia="Arial" w:cs="Arial"/>
+              <w:rFonts w:ascii="Arial" w:eastAsia="Arial" w:hAnsi="Arial" w:cs="Arial"/>
               <w:snapToGrid w:val="0"/>
               <w:color w:val="000000"/>
               <w:kern w:val="0"/>
@@ -4042,7 +4015,7 @@
           </w:r>
           <w:r>
             <w:rPr>
-              <w:rFonts w:ascii="Arial" w:hAnsi="Arial" w:eastAsia="Arial" w:cs="Arial"/>
+              <w:rFonts w:ascii="Arial" w:eastAsia="Arial" w:hAnsi="Arial" w:cs="Arial"/>
               <w:snapToGrid w:val="0"/>
               <w:kern w:val="0"/>
               <w:szCs w:val="21"/>
@@ -4051,7 +4024,7 @@
           </w:r>
           <w:r>
             <w:rPr>
-              <w:rFonts w:ascii="Arial" w:hAnsi="Arial" w:eastAsia="Arial" w:cs="Arial"/>
+              <w:rFonts w:ascii="Arial" w:eastAsia="Arial" w:hAnsi="Arial" w:cs="Arial"/>
               <w:snapToGrid w:val="0"/>
               <w:kern w:val="0"/>
               <w:szCs w:val="21"/>
@@ -4087,7 +4060,7 @@
           </w:r>
           <w:r>
             <w:rPr>
-              <w:rFonts w:ascii="Arial" w:hAnsi="Arial" w:eastAsia="Arial" w:cs="Arial"/>
+              <w:rFonts w:ascii="Arial" w:eastAsia="Arial" w:hAnsi="Arial" w:cs="Arial"/>
               <w:snapToGrid w:val="0"/>
               <w:color w:val="000000"/>
               <w:kern w:val="0"/>
@@ -4098,14 +4071,14 @@
         </w:p>
         <w:p>
           <w:pPr>
-            <w:pStyle w:val="17"/>
+            <w:pStyle w:val="TOC1"/>
             <w:tabs>
               <w:tab w:val="right" w:leader="dot" w:pos="8534"/>
             </w:tabs>
           </w:pPr>
           <w:r>
             <w:rPr>
-              <w:rFonts w:ascii="Arial" w:hAnsi="Arial" w:eastAsia="Arial" w:cs="Arial"/>
+              <w:rFonts w:ascii="Arial" w:eastAsia="Arial" w:hAnsi="Arial" w:cs="Arial"/>
               <w:snapToGrid w:val="0"/>
               <w:color w:val="000000"/>
               <w:kern w:val="0"/>
@@ -4115,7 +4088,7 @@
           </w:r>
           <w:r>
             <w:rPr>
-              <w:rFonts w:ascii="Arial" w:hAnsi="Arial" w:eastAsia="Arial" w:cs="Arial"/>
+              <w:rFonts w:ascii="Arial" w:eastAsia="Arial" w:hAnsi="Arial" w:cs="Arial"/>
               <w:snapToGrid w:val="0"/>
               <w:kern w:val="0"/>
               <w:szCs w:val="21"/>
@@ -4124,7 +4097,7 @@
           </w:r>
           <w:r>
             <w:rPr>
-              <w:rFonts w:ascii="Arial" w:hAnsi="Arial" w:eastAsia="Arial" w:cs="Arial"/>
+              <w:rFonts w:ascii="Arial" w:eastAsia="Arial" w:hAnsi="Arial" w:cs="Arial"/>
               <w:snapToGrid w:val="0"/>
               <w:kern w:val="0"/>
               <w:szCs w:val="21"/>
@@ -4160,7 +4133,7 @@
           </w:r>
           <w:r>
             <w:rPr>
-              <w:rFonts w:ascii="Arial" w:hAnsi="Arial" w:eastAsia="Arial" w:cs="Arial"/>
+              <w:rFonts w:ascii="Arial" w:eastAsia="Arial" w:hAnsi="Arial" w:cs="Arial"/>
               <w:snapToGrid w:val="0"/>
               <w:color w:val="000000"/>
               <w:kern w:val="0"/>
@@ -4171,14 +4144,14 @@
         </w:p>
         <w:p>
           <w:pPr>
-            <w:pStyle w:val="17"/>
+            <w:pStyle w:val="TOC1"/>
             <w:tabs>
               <w:tab w:val="right" w:leader="dot" w:pos="8534"/>
             </w:tabs>
           </w:pPr>
           <w:r>
             <w:rPr>
-              <w:rFonts w:ascii="Arial" w:hAnsi="Arial" w:eastAsia="Arial" w:cs="Arial"/>
+              <w:rFonts w:ascii="Arial" w:eastAsia="Arial" w:hAnsi="Arial" w:cs="Arial"/>
               <w:snapToGrid w:val="0"/>
               <w:color w:val="000000"/>
               <w:kern w:val="0"/>
@@ -4188,7 +4161,7 @@
           </w:r>
           <w:r>
             <w:rPr>
-              <w:rFonts w:ascii="Arial" w:hAnsi="Arial" w:eastAsia="Arial" w:cs="Arial"/>
+              <w:rFonts w:ascii="Arial" w:eastAsia="Arial" w:hAnsi="Arial" w:cs="Arial"/>
               <w:snapToGrid w:val="0"/>
               <w:kern w:val="0"/>
               <w:szCs w:val="21"/>
@@ -4197,7 +4170,7 @@
           </w:r>
           <w:r>
             <w:rPr>
-              <w:rFonts w:ascii="Arial" w:hAnsi="Arial" w:eastAsia="Arial" w:cs="Arial"/>
+              <w:rFonts w:ascii="Arial" w:eastAsia="Arial" w:hAnsi="Arial" w:cs="Arial"/>
               <w:snapToGrid w:val="0"/>
               <w:kern w:val="0"/>
               <w:szCs w:val="21"/>
@@ -4233,7 +4206,7 @@
           </w:r>
           <w:r>
             <w:rPr>
-              <w:rFonts w:ascii="Arial" w:hAnsi="Arial" w:eastAsia="Arial" w:cs="Arial"/>
+              <w:rFonts w:ascii="Arial" w:eastAsia="Arial" w:hAnsi="Arial" w:cs="Arial"/>
               <w:snapToGrid w:val="0"/>
               <w:color w:val="000000"/>
               <w:kern w:val="0"/>
@@ -4244,14 +4217,14 @@
         </w:p>
         <w:p>
           <w:pPr>
-            <w:pStyle w:val="19"/>
+            <w:pStyle w:val="TOC2"/>
             <w:tabs>
               <w:tab w:val="right" w:leader="dot" w:pos="8534"/>
             </w:tabs>
           </w:pPr>
           <w:r>
             <w:rPr>
-              <w:rFonts w:ascii="Arial" w:hAnsi="Arial" w:eastAsia="Arial" w:cs="Arial"/>
+              <w:rFonts w:ascii="Arial" w:eastAsia="Arial" w:hAnsi="Arial" w:cs="Arial"/>
               <w:snapToGrid w:val="0"/>
               <w:color w:val="000000"/>
               <w:kern w:val="0"/>
@@ -4261,7 +4234,7 @@
           </w:r>
           <w:r>
             <w:rPr>
-              <w:rFonts w:ascii="Arial" w:hAnsi="Arial" w:eastAsia="Arial" w:cs="Arial"/>
+              <w:rFonts w:ascii="Arial" w:eastAsia="Arial" w:hAnsi="Arial" w:cs="Arial"/>
               <w:snapToGrid w:val="0"/>
               <w:kern w:val="0"/>
               <w:szCs w:val="21"/>
@@ -4270,7 +4243,7 @@
           </w:r>
           <w:r>
             <w:rPr>
-              <w:rFonts w:ascii="Arial" w:hAnsi="Arial" w:eastAsia="Arial" w:cs="Arial"/>
+              <w:rFonts w:ascii="Arial" w:eastAsia="Arial" w:hAnsi="Arial" w:cs="Arial"/>
               <w:snapToGrid w:val="0"/>
               <w:kern w:val="0"/>
               <w:szCs w:val="21"/>
@@ -4316,7 +4289,7 @@
           </w:r>
           <w:r>
             <w:rPr>
-              <w:rFonts w:ascii="Arial" w:hAnsi="Arial" w:eastAsia="Arial" w:cs="Arial"/>
+              <w:rFonts w:ascii="Arial" w:eastAsia="Arial" w:hAnsi="Arial" w:cs="Arial"/>
               <w:snapToGrid w:val="0"/>
               <w:color w:val="000000"/>
               <w:kern w:val="0"/>
@@ -4327,14 +4300,14 @@
         </w:p>
         <w:p>
           <w:pPr>
-            <w:pStyle w:val="19"/>
+            <w:pStyle w:val="TOC2"/>
             <w:tabs>
               <w:tab w:val="right" w:leader="dot" w:pos="8534"/>
             </w:tabs>
           </w:pPr>
           <w:r>
             <w:rPr>
-              <w:rFonts w:ascii="Arial" w:hAnsi="Arial" w:eastAsia="Arial" w:cs="Arial"/>
+              <w:rFonts w:ascii="Arial" w:eastAsia="Arial" w:hAnsi="Arial" w:cs="Arial"/>
               <w:snapToGrid w:val="0"/>
               <w:color w:val="000000"/>
               <w:kern w:val="0"/>
@@ -4344,7 +4317,7 @@
           </w:r>
           <w:r>
             <w:rPr>
-              <w:rFonts w:ascii="Arial" w:hAnsi="Arial" w:eastAsia="Arial" w:cs="Arial"/>
+              <w:rFonts w:ascii="Arial" w:eastAsia="Arial" w:hAnsi="Arial" w:cs="Arial"/>
               <w:snapToGrid w:val="0"/>
               <w:kern w:val="0"/>
               <w:szCs w:val="21"/>
@@ -4353,7 +4326,7 @@
           </w:r>
           <w:r>
             <w:rPr>
-              <w:rFonts w:ascii="Arial" w:hAnsi="Arial" w:eastAsia="Arial" w:cs="Arial"/>
+              <w:rFonts w:ascii="Arial" w:eastAsia="Arial" w:hAnsi="Arial" w:cs="Arial"/>
               <w:snapToGrid w:val="0"/>
               <w:kern w:val="0"/>
               <w:szCs w:val="21"/>
@@ -4389,7 +4362,7 @@
           </w:r>
           <w:r>
             <w:rPr>
-              <w:rFonts w:ascii="Arial" w:hAnsi="Arial" w:eastAsia="Arial" w:cs="Arial"/>
+              <w:rFonts w:ascii="Arial" w:eastAsia="Arial" w:hAnsi="Arial" w:cs="Arial"/>
               <w:snapToGrid w:val="0"/>
               <w:color w:val="000000"/>
               <w:kern w:val="0"/>
@@ -4400,14 +4373,14 @@
         </w:p>
         <w:p>
           <w:pPr>
-            <w:pStyle w:val="17"/>
+            <w:pStyle w:val="TOC1"/>
             <w:tabs>
               <w:tab w:val="right" w:leader="dot" w:pos="8534"/>
             </w:tabs>
           </w:pPr>
           <w:r>
             <w:rPr>
-              <w:rFonts w:ascii="Arial" w:hAnsi="Arial" w:eastAsia="Arial" w:cs="Arial"/>
+              <w:rFonts w:ascii="Arial" w:eastAsia="Arial" w:hAnsi="Arial" w:cs="Arial"/>
               <w:snapToGrid w:val="0"/>
               <w:color w:val="000000"/>
               <w:kern w:val="0"/>
@@ -4417,7 +4390,7 @@
           </w:r>
           <w:r>
             <w:rPr>
-              <w:rFonts w:ascii="Arial" w:hAnsi="Arial" w:eastAsia="Arial" w:cs="Arial"/>
+              <w:rFonts w:ascii="Arial" w:eastAsia="Arial" w:hAnsi="Arial" w:cs="Arial"/>
               <w:snapToGrid w:val="0"/>
               <w:kern w:val="0"/>
               <w:szCs w:val="21"/>
@@ -4426,7 +4399,7 @@
           </w:r>
           <w:r>
             <w:rPr>
-              <w:rFonts w:ascii="Arial" w:hAnsi="Arial" w:eastAsia="Arial" w:cs="Arial"/>
+              <w:rFonts w:ascii="Arial" w:eastAsia="Arial" w:hAnsi="Arial" w:cs="Arial"/>
               <w:snapToGrid w:val="0"/>
               <w:kern w:val="0"/>
               <w:szCs w:val="21"/>
@@ -4462,7 +4435,7 @@
           </w:r>
           <w:r>
             <w:rPr>
-              <w:rFonts w:ascii="Arial" w:hAnsi="Arial" w:eastAsia="Arial" w:cs="Arial"/>
+              <w:rFonts w:ascii="Arial" w:eastAsia="Arial" w:hAnsi="Arial" w:cs="Arial"/>
               <w:snapToGrid w:val="0"/>
               <w:color w:val="000000"/>
               <w:kern w:val="0"/>
@@ -4484,7 +4457,7 @@
           </w:pPr>
           <w:r>
             <w:rPr>
-              <w:rFonts w:ascii="Arial" w:hAnsi="Arial" w:eastAsia="Arial" w:cs="Arial"/>
+              <w:rFonts w:ascii="Arial" w:eastAsia="Arial" w:hAnsi="Arial" w:cs="Arial"/>
               <w:snapToGrid w:val="0"/>
               <w:color w:val="000000"/>
               <w:kern w:val="0"/>
@@ -4503,7 +4476,7 @@
     </w:p>
     <w:p>
       <w:pPr>
-        <w:pStyle w:val="35"/>
+        <w:pStyle w:val="1"/>
         <w:keepNext w:val="0"/>
         <w:keepLines w:val="0"/>
         <w:pageBreakBefore w:val="0"/>
@@ -4522,7 +4495,7 @@
     </w:p>
     <w:p>
       <w:pPr>
-        <w:pStyle w:val="37"/>
+        <w:pStyle w:val="2"/>
         <w:keepNext w:val="0"/>
         <w:keepLines w:val="0"/>
         <w:pageBreakBefore w:val="0"/>
@@ -4542,7 +4515,7 @@
     </w:p>
     <w:p>
       <w:pPr>
-        <w:pStyle w:val="36"/>
+        <w:pStyle w:val="a4"/>
         <w:keepNext w:val="0"/>
         <w:keepLines w:val="0"/>
         <w:pageBreakBefore w:val="0"/>
@@ -4558,7 +4531,7 @@
     </w:p>
     <w:p>
       <w:pPr>
-        <w:pStyle w:val="37"/>
+        <w:pStyle w:val="2"/>
         <w:keepNext w:val="0"/>
         <w:keepLines w:val="0"/>
         <w:pageBreakBefore w:val="0"/>
@@ -4578,7 +4551,7 @@
     </w:p>
     <w:p>
       <w:pPr>
-        <w:pStyle w:val="36"/>
+        <w:pStyle w:val="a4"/>
         <w:keepNext w:val="0"/>
         <w:keepLines w:val="0"/>
         <w:pageBreakBefore w:val="0"/>
@@ -4594,7 +4567,7 @@
     </w:p>
     <w:p>
       <w:pPr>
-        <w:pStyle w:val="36"/>
+        <w:pStyle w:val="a4"/>
         <w:keepNext w:val="0"/>
         <w:keepLines w:val="0"/>
         <w:pageBreakBefore w:val="0"/>
@@ -4607,7 +4580,7 @@
         <w:overflowPunct/>
         <w:topLinePunct w:val="0"/>
         <w:bidi w:val="0"/>
-        <w:ind w:left="425" w:leftChars="0" w:hanging="425" w:firstLineChars="0"/>
+        <w:ind w:left="425" w:hanging="425" w:leftChars="0" w:firstLineChars="0"/>
       </w:pPr>
       <w:r>
         <w:t>机房环境可用性不低于99.5%（不含计划内维护）；</w:t>
@@ -4615,7 +4588,7 @@
     </w:p>
     <w:p>
       <w:pPr>
-        <w:pStyle w:val="36"/>
+        <w:pStyle w:val="a4"/>
         <w:keepNext w:val="0"/>
         <w:keepLines w:val="0"/>
         <w:pageBreakBefore w:val="0"/>
@@ -4628,7 +4601,7 @@
         <w:overflowPunct/>
         <w:topLinePunct w:val="0"/>
         <w:bidi w:val="0"/>
-        <w:ind w:left="425" w:leftChars="0" w:hanging="425" w:firstLineChars="0"/>
+        <w:ind w:left="425" w:hanging="425" w:leftChars="0" w:firstLineChars="0"/>
       </w:pPr>
       <w:r>
         <w:t>电力保障采用双路供电及不间断电源；</w:t>
@@ -4636,7 +4609,7 @@
     </w:p>
     <w:p>
       <w:pPr>
-        <w:pStyle w:val="36"/>
+        <w:pStyle w:val="a4"/>
         <w:keepNext w:val="0"/>
         <w:keepLines w:val="0"/>
         <w:pageBreakBefore w:val="0"/>
@@ -4649,7 +4622,7 @@
         <w:overflowPunct/>
         <w:topLinePunct w:val="0"/>
         <w:bidi w:val="0"/>
-        <w:ind w:left="425" w:leftChars="0" w:hanging="425" w:firstLineChars="0"/>
+        <w:ind w:left="425" w:hanging="425" w:leftChars="0" w:firstLineChars="0"/>
       </w:pPr>
       <w:r>
         <w:t>硬件故障响应率100%，协助定位并协调厂商维修；</w:t>
@@ -4657,7 +4630,7 @@
     </w:p>
     <w:p>
       <w:pPr>
-        <w:pStyle w:val="36"/>
+        <w:pStyle w:val="a4"/>
         <w:keepNext w:val="0"/>
         <w:keepLines w:val="0"/>
         <w:pageBreakBefore w:val="0"/>
@@ -4670,7 +4643,7 @@
         <w:overflowPunct/>
         <w:topLinePunct w:val="0"/>
         <w:bidi w:val="0"/>
-        <w:ind w:left="425" w:leftChars="0" w:hanging="425" w:firstLineChars="0"/>
+        <w:ind w:left="425" w:hanging="425" w:leftChars="0" w:firstLineChars="0"/>
       </w:pPr>
       <w:r>
         <w:t>安防管控实现数据库审计与日志审计全覆盖；</w:t>
@@ -4678,7 +4651,7 @@
     </w:p>
     <w:p>
       <w:pPr>
-        <w:pStyle w:val="36"/>
+        <w:pStyle w:val="a4"/>
         <w:keepNext w:val="0"/>
         <w:keepLines w:val="0"/>
         <w:pageBreakBefore w:val="0"/>
@@ -4691,7 +4664,7 @@
         <w:overflowPunct/>
         <w:topLinePunct w:val="0"/>
         <w:bidi w:val="0"/>
-        <w:ind w:left="425" w:leftChars="0" w:hanging="425" w:firstLineChars="0"/>
+        <w:ind w:left="425" w:hanging="425" w:leftChars="0" w:firstLineChars="0"/>
       </w:pPr>
       <w:r>
         <w:t>服务合规性符合ITSS核心要素要求；</w:t>
@@ -4699,7 +4672,7 @@
     </w:p>
     <w:p>
       <w:pPr>
-        <w:pStyle w:val="36"/>
+        <w:pStyle w:val="a4"/>
         <w:keepNext w:val="0"/>
         <w:keepLines w:val="0"/>
         <w:pageBreakBefore w:val="0"/>
@@ -4712,7 +4685,7 @@
         <w:overflowPunct/>
         <w:topLinePunct w:val="0"/>
         <w:bidi w:val="0"/>
-        <w:ind w:left="425" w:leftChars="0" w:hanging="425" w:firstLineChars="0"/>
+        <w:ind w:left="425" w:hanging="425" w:leftChars="0" w:firstLineChars="0"/>
       </w:pPr>
       <w:r>
         <w:t>数据安全性符合《中华人民共和国网络安全法》及《数据安全相关规范》相关要求。</w:t>
@@ -4720,7 +4693,7 @@
     </w:p>
     <w:p>
       <w:pPr>
-        <w:pStyle w:val="37"/>
+        <w:pStyle w:val="2"/>
         <w:keepNext w:val="0"/>
         <w:keepLines w:val="0"/>
         <w:pageBreakBefore w:val="0"/>
@@ -4740,7 +4713,7 @@
     </w:p>
     <w:p>
       <w:pPr>
-        <w:pStyle w:val="36"/>
+        <w:pStyle w:val="a4"/>
         <w:keepNext w:val="0"/>
         <w:keepLines w:val="0"/>
         <w:pageBreakBefore w:val="0"/>
@@ -4756,7 +4729,7 @@
     </w:p>
     <w:p>
       <w:pPr>
-        <w:pStyle w:val="35"/>
+        <w:pStyle w:val="1"/>
         <w:keepNext w:val="0"/>
         <w:keepLines w:val="0"/>
         <w:pageBreakBefore w:val="0"/>
@@ -4776,7 +4749,7 @@
     </w:p>
     <w:p>
       <w:pPr>
-        <w:pStyle w:val="37"/>
+        <w:pStyle w:val="2"/>
         <w:keepNext w:val="0"/>
         <w:keepLines w:val="0"/>
         <w:pageBreakBefore w:val="0"/>
@@ -4796,7 +4769,7 @@
     </w:p>
     <w:p>
       <w:pPr>
-        <w:pStyle w:val="36"/>
+        <w:pStyle w:val="a4"/>
         <w:keepNext w:val="0"/>
         <w:keepLines w:val="0"/>
         <w:pageBreakBefore w:val="0"/>
@@ -4809,15 +4782,15 @@
       <w:r>
         <w:t>服务对象为甲方产权所有的托管设备，放置地址为</w:t>
       </w:r>
-      <w:bookmarkStart w:id="71" w:name="_GoBack"/>
-      <w:bookmarkEnd w:id="71"/>
+      <w:bookmarkStart w:id="14" w:name="_GoBack"/>
+      <w:bookmarkEnd w:id="14"/>
       <w:r>
         <w:t>大数据中心。托管设备共计6台，包括：存储交换机2台（H3C S6520-24S-SI）、超融合节点3台（Lenovo SR660V2）、备份服务器1台（HP DL388 GEN9）。</w:t>
       </w:r>
     </w:p>
     <w:p>
       <w:pPr>
-        <w:pStyle w:val="37"/>
+        <w:pStyle w:val="2"/>
         <w:keepNext w:val="0"/>
         <w:keepLines w:val="0"/>
         <w:pageBreakBefore w:val="0"/>
@@ -4827,17 +4800,17 @@
         <w:topLinePunct w:val="0"/>
         <w:bidi w:val="0"/>
       </w:pPr>
-      <w:bookmarkStart w:id="14" w:name="heading_8"/>
-      <w:bookmarkStart w:id="15" w:name="_Toc18891"/>
+      <w:bookmarkStart w:id="15" w:name="heading_8"/>
+      <w:bookmarkStart w:id="16" w:name="_Toc18891"/>
       <w:r>
         <w:t>服务内容</w:t>
       </w:r>
-      <w:bookmarkEnd w:id="14"/>
       <w:bookmarkEnd w:id="15"/>
-    </w:p>
-    <w:p>
-      <w:pPr>
-        <w:pStyle w:val="36"/>
+      <w:bookmarkEnd w:id="16"/>
+    </w:p>
+    <w:p>
+      <w:pPr>
+        <w:pStyle w:val="a4"/>
         <w:keepNext w:val="0"/>
         <w:keepLines w:val="0"/>
         <w:pageBreakBefore w:val="0"/>
@@ -4853,13 +4826,13 @@
     </w:p>
     <w:p>
       <w:pPr>
-        <w:pStyle w:val="46"/>
+        <w:pStyle w:val="a6"/>
         <w:numPr>
           <w:ilvl w:val="0"/>
           <w:numId w:val="3"/>
         </w:numPr>
         <w:bidi w:val="0"/>
-        <w:ind w:left="425" w:leftChars="0" w:hanging="425" w:firstLineChars="0"/>
+        <w:ind w:left="425" w:hanging="425" w:leftChars="0" w:firstLineChars="0"/>
       </w:pPr>
       <w:r>
         <w:t>机房环境：提供标准机房环境，包括空调、照明、恒温恒湿等。</w:t>
@@ -4867,13 +4840,13 @@
     </w:p>
     <w:p>
       <w:pPr>
-        <w:pStyle w:val="46"/>
+        <w:pStyle w:val="a6"/>
         <w:numPr>
           <w:ilvl w:val="0"/>
           <w:numId w:val="3"/>
         </w:numPr>
         <w:bidi w:val="0"/>
-        <w:ind w:left="425" w:leftChars="0" w:hanging="425" w:firstLineChars="0"/>
+        <w:ind w:left="425" w:hanging="425" w:leftChars="0" w:firstLineChars="0"/>
       </w:pPr>
       <w:r>
         <w:t>电力保障：提供双路供电，每机架32A，配备不间断电源保障。</w:t>
@@ -4881,13 +4854,13 @@
     </w:p>
     <w:p>
       <w:pPr>
-        <w:pStyle w:val="46"/>
+        <w:pStyle w:val="a6"/>
         <w:numPr>
           <w:ilvl w:val="0"/>
           <w:numId w:val="3"/>
         </w:numPr>
         <w:bidi w:val="0"/>
-        <w:ind w:left="425" w:leftChars="0" w:hanging="425" w:firstLineChars="0"/>
+        <w:ind w:left="425" w:hanging="425" w:leftChars="0" w:firstLineChars="0"/>
       </w:pPr>
       <w:r>
         <w:t>网络接入：提供政务云数据中心网络接入。</w:t>
@@ -4895,13 +4868,13 @@
     </w:p>
     <w:p>
       <w:pPr>
-        <w:pStyle w:val="46"/>
+        <w:pStyle w:val="a6"/>
         <w:numPr>
           <w:ilvl w:val="0"/>
           <w:numId w:val="3"/>
         </w:numPr>
         <w:bidi w:val="0"/>
-        <w:ind w:left="425" w:leftChars="0" w:hanging="425" w:firstLineChars="0"/>
+        <w:ind w:left="425" w:hanging="425" w:leftChars="0" w:firstLineChars="0"/>
       </w:pPr>
       <w:r>
         <w:t>安防管控：对托管服务器实施数据库审计和日志审计，进行集中收集、保护与审计。</w:t>
@@ -4909,13 +4882,13 @@
     </w:p>
     <w:p>
       <w:pPr>
-        <w:pStyle w:val="46"/>
+        <w:pStyle w:val="a6"/>
         <w:numPr>
           <w:ilvl w:val="0"/>
           <w:numId w:val="3"/>
         </w:numPr>
         <w:bidi w:val="0"/>
-        <w:ind w:left="425" w:leftChars="0" w:hanging="425" w:firstLineChars="0"/>
+        <w:ind w:left="425" w:hanging="425" w:leftChars="0" w:firstLineChars="0"/>
       </w:pPr>
       <w:r>
         <w:t>硬件监控：对服务器运行状态进行监控，包括CPU、内存、磁盘、温度等指标。</w:t>
@@ -4923,13 +4896,13 @@
     </w:p>
     <w:p>
       <w:pPr>
-        <w:pStyle w:val="46"/>
+        <w:pStyle w:val="a6"/>
         <w:numPr>
           <w:ilvl w:val="0"/>
           <w:numId w:val="3"/>
         </w:numPr>
         <w:bidi w:val="0"/>
-        <w:ind w:left="425" w:leftChars="0" w:hanging="425" w:firstLineChars="0"/>
+        <w:ind w:left="425" w:hanging="425" w:leftChars="0" w:firstLineChars="0"/>
       </w:pPr>
       <w:r>
         <w:t>故障处理：对硬件故障进行初步诊断，并协助联系原厂维修。</w:t>
@@ -4937,13 +4910,13 @@
     </w:p>
     <w:p>
       <w:pPr>
-        <w:pStyle w:val="46"/>
+        <w:pStyle w:val="a6"/>
         <w:numPr>
           <w:ilvl w:val="0"/>
           <w:numId w:val="3"/>
         </w:numPr>
         <w:bidi w:val="0"/>
-        <w:ind w:left="425" w:leftChars="0" w:hanging="425" w:firstLineChars="0"/>
+        <w:ind w:left="425" w:hanging="425" w:leftChars="0" w:firstLineChars="0"/>
       </w:pPr>
       <w:r>
         <w:t>现场支持：提供设备上下架及现场配合服务。</w:t>
@@ -4951,7 +4924,7 @@
     </w:p>
     <w:p>
       <w:pPr>
-        <w:pStyle w:val="37"/>
+        <w:pStyle w:val="2"/>
         <w:keepNext w:val="0"/>
         <w:keepLines w:val="0"/>
         <w:pageBreakBefore w:val="0"/>
@@ -4961,28 +4934,28 @@
         <w:topLinePunct w:val="0"/>
         <w:bidi w:val="0"/>
       </w:pPr>
-      <w:bookmarkStart w:id="16" w:name="heading_9"/>
-      <w:bookmarkStart w:id="17" w:name="_Toc24198"/>
+      <w:bookmarkStart w:id="17" w:name="heading_9"/>
+      <w:bookmarkStart w:id="18" w:name="_Toc24198"/>
       <w:r>
         <w:t>服务边界</w:t>
       </w:r>
-      <w:bookmarkEnd w:id="16"/>
       <w:bookmarkEnd w:id="17"/>
-    </w:p>
-    <w:p>
-      <w:pPr>
-        <w:pStyle w:val="38"/>
-        <w:bidi w:val="0"/>
-      </w:pPr>
-      <w:bookmarkStart w:id="18" w:name="_Toc9788"/>
+      <w:bookmarkEnd w:id="18"/>
+    </w:p>
+    <w:p>
+      <w:pPr>
+        <w:pStyle w:val="3"/>
+        <w:bidi w:val="0"/>
+      </w:pPr>
+      <w:bookmarkStart w:id="19" w:name="_Toc9788"/>
       <w:r>
         <w:t>服务范围包括</w:t>
       </w:r>
-      <w:bookmarkEnd w:id="18"/>
-    </w:p>
-    <w:p>
-      <w:pPr>
-        <w:pStyle w:val="36"/>
+      <w:bookmarkEnd w:id="19"/>
+    </w:p>
+    <w:p>
+      <w:pPr>
+        <w:pStyle w:val="a4"/>
         <w:keepNext w:val="0"/>
         <w:keepLines w:val="0"/>
         <w:pageBreakBefore w:val="0"/>
@@ -4995,7 +4968,7 @@
         <w:overflowPunct/>
         <w:topLinePunct w:val="0"/>
         <w:bidi w:val="0"/>
-        <w:ind w:left="425" w:leftChars="0" w:hanging="425" w:firstLineChars="0"/>
+        <w:ind w:left="425" w:hanging="425" w:leftChars="0" w:firstLineChars="0"/>
       </w:pPr>
       <w:r>
         <w:t>提供放置甲方所托管设备的标准机房环境（空调、照明、恒温恒湿）；</w:t>
@@ -5003,7 +4976,7 @@
     </w:p>
     <w:p>
       <w:pPr>
-        <w:pStyle w:val="36"/>
+        <w:pStyle w:val="a4"/>
         <w:keepNext w:val="0"/>
         <w:keepLines w:val="0"/>
         <w:pageBreakBefore w:val="0"/>
@@ -5016,7 +4989,7 @@
         <w:overflowPunct/>
         <w:topLinePunct w:val="0"/>
         <w:bidi w:val="0"/>
-        <w:ind w:left="425" w:leftChars="0" w:hanging="425" w:firstLineChars="0"/>
+        <w:ind w:left="425" w:hanging="425" w:leftChars="0" w:firstLineChars="0"/>
       </w:pPr>
       <w:r>
         <w:t>双路供电保障，每机架32A，不间断电源；</w:t>
@@ -5024,7 +4997,7 @@
     </w:p>
     <w:p>
       <w:pPr>
-        <w:pStyle w:val="36"/>
+        <w:pStyle w:val="a4"/>
         <w:keepNext w:val="0"/>
         <w:keepLines w:val="0"/>
         <w:pageBreakBefore w:val="0"/>
@@ -5037,7 +5010,7 @@
         <w:overflowPunct/>
         <w:topLinePunct w:val="0"/>
         <w:bidi w:val="0"/>
-        <w:ind w:left="425" w:leftChars="0" w:hanging="425" w:firstLineChars="0"/>
+        <w:ind w:left="425" w:hanging="425" w:leftChars="0" w:firstLineChars="0"/>
       </w:pPr>
       <w:r>
         <w:t>机房环境的运行维护与故障排除；</w:t>
@@ -5045,7 +5018,7 @@
     </w:p>
     <w:p>
       <w:pPr>
-        <w:pStyle w:val="36"/>
+        <w:pStyle w:val="a4"/>
         <w:keepNext w:val="0"/>
         <w:keepLines w:val="0"/>
         <w:pageBreakBefore w:val="0"/>
@@ -5058,7 +5031,7 @@
         <w:overflowPunct/>
         <w:topLinePunct w:val="0"/>
         <w:bidi w:val="0"/>
-        <w:ind w:left="425" w:leftChars="0" w:hanging="425" w:firstLineChars="0"/>
+        <w:ind w:left="425" w:hanging="425" w:leftChars="0" w:firstLineChars="0"/>
       </w:pPr>
       <w:r>
         <w:t>服务器硬件状态监控与故障初步诊断；</w:t>
@@ -5066,7 +5039,7 @@
     </w:p>
     <w:p>
       <w:pPr>
-        <w:pStyle w:val="36"/>
+        <w:pStyle w:val="a4"/>
         <w:keepNext w:val="0"/>
         <w:keepLines w:val="0"/>
         <w:pageBreakBefore w:val="0"/>
@@ -5079,7 +5052,7 @@
         <w:overflowPunct/>
         <w:topLinePunct w:val="0"/>
         <w:bidi w:val="0"/>
-        <w:ind w:left="425" w:leftChars="0" w:hanging="425" w:firstLineChars="0"/>
+        <w:ind w:left="425" w:hanging="425" w:leftChars="0" w:firstLineChars="0"/>
       </w:pPr>
       <w:r>
         <w:t>协助联系原厂维修及硬件更换配合；</w:t>
@@ -5087,7 +5060,7 @@
     </w:p>
     <w:p>
       <w:pPr>
-        <w:pStyle w:val="36"/>
+        <w:pStyle w:val="a4"/>
         <w:keepNext w:val="0"/>
         <w:keepLines w:val="0"/>
         <w:pageBreakBefore w:val="0"/>
@@ -5100,7 +5073,7 @@
         <w:overflowPunct/>
         <w:topLinePunct w:val="0"/>
         <w:bidi w:val="0"/>
-        <w:ind w:left="425" w:leftChars="0" w:hanging="425" w:firstLineChars="0"/>
+        <w:ind w:left="425" w:hanging="425" w:leftChars="0" w:firstLineChars="0"/>
       </w:pPr>
       <w:r>
         <w:t>数据库审计、日志审计的集中收集、保护与审计；</w:t>
@@ -5108,7 +5081,7 @@
     </w:p>
     <w:p>
       <w:pPr>
-        <w:pStyle w:val="36"/>
+        <w:pStyle w:val="a4"/>
         <w:keepNext w:val="0"/>
         <w:keepLines w:val="0"/>
         <w:pageBreakBefore w:val="0"/>
@@ -5121,7 +5094,7 @@
         <w:overflowPunct/>
         <w:topLinePunct w:val="0"/>
         <w:bidi w:val="0"/>
-        <w:ind w:left="425" w:leftChars="0" w:hanging="425" w:firstLineChars="0"/>
+        <w:ind w:left="425" w:hanging="425" w:leftChars="0" w:firstLineChars="0"/>
       </w:pPr>
       <w:r>
         <w:t>设备上下架现场配合。</w:t>
@@ -5129,18 +5102,18 @@
     </w:p>
     <w:p>
       <w:pPr>
-        <w:pStyle w:val="38"/>
-        <w:bidi w:val="0"/>
-      </w:pPr>
-      <w:bookmarkStart w:id="19" w:name="_Toc19863"/>
+        <w:pStyle w:val="3"/>
+        <w:bidi w:val="0"/>
+      </w:pPr>
+      <w:bookmarkStart w:id="20" w:name="_Toc19863"/>
       <w:r>
         <w:t>服务范围不包括</w:t>
       </w:r>
-      <w:bookmarkEnd w:id="19"/>
-    </w:p>
-    <w:p>
-      <w:pPr>
-        <w:pStyle w:val="36"/>
+      <w:bookmarkEnd w:id="20"/>
+    </w:p>
+    <w:p>
+      <w:pPr>
+        <w:pStyle w:val="a4"/>
         <w:keepNext w:val="0"/>
         <w:keepLines w:val="0"/>
         <w:pageBreakBefore w:val="0"/>
@@ -5153,7 +5126,7 @@
         <w:overflowPunct/>
         <w:topLinePunct w:val="0"/>
         <w:bidi w:val="0"/>
-        <w:ind w:left="425" w:leftChars="0" w:hanging="425" w:firstLineChars="0"/>
+        <w:ind w:left="425" w:hanging="425" w:leftChars="0" w:firstLineChars="0"/>
       </w:pPr>
       <w:r>
         <w:t>甲方所托管软硬件设备的安装、操作、日常维护、数据备份、系统升级（由甲方自行负责）；</w:t>
@@ -5161,7 +5134,7 @@
     </w:p>
     <w:p>
       <w:pPr>
-        <w:pStyle w:val="36"/>
+        <w:pStyle w:val="a4"/>
         <w:keepNext w:val="0"/>
         <w:keepLines w:val="0"/>
         <w:pageBreakBefore w:val="0"/>
@@ -5174,7 +5147,7 @@
         <w:overflowPunct/>
         <w:topLinePunct w:val="0"/>
         <w:bidi w:val="0"/>
-        <w:ind w:left="425" w:leftChars="0" w:hanging="425" w:firstLineChars="0"/>
+        <w:ind w:left="425" w:hanging="425" w:leftChars="0" w:firstLineChars="0"/>
       </w:pPr>
       <w:r>
         <w:t>第三方商业软件的故障处理；</w:t>
@@ -5182,7 +5155,7 @@
     </w:p>
     <w:p>
       <w:pPr>
-        <w:pStyle w:val="36"/>
+        <w:pStyle w:val="a4"/>
         <w:keepNext w:val="0"/>
         <w:keepLines w:val="0"/>
         <w:pageBreakBefore w:val="0"/>
@@ -5195,7 +5168,7 @@
         <w:overflowPunct/>
         <w:topLinePunct w:val="0"/>
         <w:bidi w:val="0"/>
-        <w:ind w:left="425" w:leftChars="0" w:hanging="425" w:firstLineChars="0"/>
+        <w:ind w:left="425" w:hanging="425" w:leftChars="0" w:firstLineChars="0"/>
       </w:pPr>
       <w:r>
         <w:t>网络基础设施（路由器、交换机、防火墙）的深度运维；</w:t>
@@ -5203,7 +5176,7 @@
     </w:p>
     <w:p>
       <w:pPr>
-        <w:pStyle w:val="36"/>
+        <w:pStyle w:val="a4"/>
         <w:keepNext w:val="0"/>
         <w:keepLines w:val="0"/>
         <w:pageBreakBefore w:val="0"/>
@@ -5216,7 +5189,7 @@
         <w:overflowPunct/>
         <w:topLinePunct w:val="0"/>
         <w:bidi w:val="0"/>
-        <w:ind w:left="425" w:leftChars="0" w:hanging="425" w:firstLineChars="0"/>
+        <w:ind w:left="425" w:hanging="425" w:leftChars="0" w:firstLineChars="0"/>
       </w:pPr>
       <w:r>
         <w:t>硬件设备的备件采购费用（不含在服务费内）；</w:t>
@@ -5224,7 +5197,7 @@
     </w:p>
     <w:p>
       <w:pPr>
-        <w:pStyle w:val="36"/>
+        <w:pStyle w:val="a4"/>
         <w:keepNext w:val="0"/>
         <w:keepLines w:val="0"/>
         <w:pageBreakBefore w:val="0"/>
@@ -5237,7 +5210,7 @@
         <w:overflowPunct/>
         <w:topLinePunct w:val="0"/>
         <w:bidi w:val="0"/>
-        <w:ind w:left="425" w:leftChars="0" w:hanging="425" w:firstLineChars="0"/>
+        <w:ind w:left="425" w:hanging="425" w:leftChars="0" w:firstLineChars="0"/>
       </w:pPr>
       <w:r>
         <w:t>因甲方人员误操作、病毒攻击、不可抗力等因素导致的设备问题；</w:t>
@@ -5245,7 +5218,7 @@
     </w:p>
     <w:p>
       <w:pPr>
-        <w:pStyle w:val="36"/>
+        <w:pStyle w:val="a4"/>
         <w:keepNext w:val="0"/>
         <w:keepLines w:val="0"/>
         <w:pageBreakBefore w:val="0"/>
@@ -5258,7 +5231,7 @@
         <w:overflowPunct/>
         <w:topLinePunct w:val="0"/>
         <w:bidi w:val="0"/>
-        <w:ind w:left="425" w:leftChars="0" w:hanging="425" w:firstLineChars="0"/>
+        <w:ind w:left="425" w:hanging="425" w:leftChars="0" w:firstLineChars="0"/>
       </w:pPr>
       <w:r>
         <w:t>甲方自行开发的软件或系统接口问题。</w:t>
@@ -5266,7 +5239,7 @@
     </w:p>
     <w:p>
       <w:pPr>
-        <w:pStyle w:val="35"/>
+        <w:pStyle w:val="1"/>
         <w:keepNext w:val="0"/>
         <w:keepLines w:val="0"/>
         <w:pageBreakBefore w:val="0"/>
@@ -5276,17 +5249,17 @@
         <w:topLinePunct w:val="0"/>
         <w:bidi w:val="0"/>
       </w:pPr>
-      <w:bookmarkStart w:id="20" w:name="heading_10"/>
-      <w:bookmarkStart w:id="21" w:name="_Toc27518"/>
+      <w:bookmarkStart w:id="21" w:name="heading_10"/>
+      <w:bookmarkStart w:id="22" w:name="_Toc27518"/>
       <w:r>
         <w:t>服务模式与流程</w:t>
       </w:r>
-      <w:bookmarkEnd w:id="20"/>
       <w:bookmarkEnd w:id="21"/>
-    </w:p>
-    <w:p>
-      <w:pPr>
-        <w:pStyle w:val="37"/>
+      <w:bookmarkEnd w:id="22"/>
+    </w:p>
+    <w:p>
+      <w:pPr>
+        <w:pStyle w:val="2"/>
         <w:keepNext w:val="0"/>
         <w:keepLines w:val="0"/>
         <w:pageBreakBefore w:val="0"/>
@@ -5296,17 +5269,17 @@
         <w:topLinePunct w:val="0"/>
         <w:bidi w:val="0"/>
       </w:pPr>
-      <w:bookmarkStart w:id="22" w:name="heading_11"/>
-      <w:bookmarkStart w:id="23" w:name="_Toc26513"/>
+      <w:bookmarkStart w:id="23" w:name="heading_11"/>
+      <w:bookmarkStart w:id="24" w:name="_Toc26513"/>
       <w:r>
         <w:t>服务模式</w:t>
       </w:r>
-      <w:bookmarkEnd w:id="22"/>
       <w:bookmarkEnd w:id="23"/>
-    </w:p>
-    <w:p>
-      <w:pPr>
-        <w:pStyle w:val="36"/>
+      <w:bookmarkEnd w:id="24"/>
+    </w:p>
+    <w:p>
+      <w:pPr>
+        <w:pStyle w:val="a4"/>
         <w:keepNext w:val="0"/>
         <w:keepLines w:val="0"/>
         <w:pageBreakBefore w:val="0"/>
@@ -5322,13 +5295,13 @@
     </w:p>
     <w:p>
       <w:pPr>
-        <w:pStyle w:val="46"/>
+        <w:pStyle w:val="a6"/>
         <w:numPr>
           <w:ilvl w:val="0"/>
           <w:numId w:val="6"/>
         </w:numPr>
         <w:bidi w:val="0"/>
-        <w:ind w:left="425" w:leftChars="0" w:hanging="425" w:firstLineChars="0"/>
+        <w:ind w:left="425" w:hanging="425" w:leftChars="0" w:firstLineChars="0"/>
       </w:pPr>
       <w:r>
         <w:t>远程监控：适用于日常机房环境监控、设备状态监控，采用7×24小时自动监控，异常时自动告警。</w:t>
@@ -5336,13 +5309,13 @@
     </w:p>
     <w:p>
       <w:pPr>
-        <w:pStyle w:val="46"/>
+        <w:pStyle w:val="a6"/>
         <w:numPr>
           <w:ilvl w:val="0"/>
           <w:numId w:val="6"/>
         </w:numPr>
         <w:bidi w:val="0"/>
-        <w:ind w:left="425" w:leftChars="0" w:hanging="425" w:firstLineChars="0"/>
+        <w:ind w:left="425" w:hanging="425" w:leftChars="0" w:firstLineChars="0"/>
       </w:pPr>
       <w:r>
         <w:t>远程运维：适用于咨询、非紧急故障、安防审计检查等场景，甲方通过电话或微信发起请求，工程师在15分钟内响应。</w:t>
@@ -5350,13 +5323,13 @@
     </w:p>
     <w:p>
       <w:pPr>
-        <w:pStyle w:val="46"/>
+        <w:pStyle w:val="a6"/>
         <w:numPr>
           <w:ilvl w:val="0"/>
           <w:numId w:val="6"/>
         </w:numPr>
         <w:bidi w:val="0"/>
-        <w:ind w:left="425" w:leftChars="0" w:hanging="425" w:firstLineChars="0"/>
+        <w:ind w:left="425" w:hanging="425" w:leftChars="0" w:firstLineChars="0"/>
       </w:pPr>
       <w:r>
         <w:t>现场运维：适用于设备上下架、硬件故障现场确认、紧急处理等场景，需提前预约，乙方在24小时内到达现场。</w:t>
@@ -5364,7 +5337,7 @@
     </w:p>
     <w:p>
       <w:pPr>
-        <w:pStyle w:val="37"/>
+        <w:pStyle w:val="2"/>
         <w:keepNext w:val="0"/>
         <w:keepLines w:val="0"/>
         <w:pageBreakBefore w:val="0"/>
@@ -5374,17 +5347,17 @@
         <w:topLinePunct w:val="0"/>
         <w:bidi w:val="0"/>
       </w:pPr>
-      <w:bookmarkStart w:id="24" w:name="heading_12"/>
-      <w:bookmarkStart w:id="25" w:name="_Toc31990"/>
+      <w:bookmarkStart w:id="25" w:name="heading_12"/>
+      <w:bookmarkStart w:id="26" w:name="_Toc31990"/>
       <w:r>
         <w:t>服务流程</w:t>
       </w:r>
-      <w:bookmarkEnd w:id="24"/>
       <w:bookmarkEnd w:id="25"/>
-    </w:p>
-    <w:p>
-      <w:pPr>
-        <w:pStyle w:val="36"/>
+      <w:bookmarkEnd w:id="26"/>
+    </w:p>
+    <w:p>
+      <w:pPr>
+        <w:pStyle w:val="a4"/>
         <w:keepNext w:val="0"/>
         <w:keepLines w:val="0"/>
         <w:pageBreakBefore w:val="0"/>
@@ -5400,7 +5373,7 @@
     </w:p>
     <w:p>
       <w:pPr>
-        <w:pStyle w:val="35"/>
+        <w:pStyle w:val="1"/>
         <w:keepNext w:val="0"/>
         <w:keepLines w:val="0"/>
         <w:pageBreakBefore w:val="0"/>
@@ -5410,17 +5383,17 @@
         <w:topLinePunct w:val="0"/>
         <w:bidi w:val="0"/>
       </w:pPr>
-      <w:bookmarkStart w:id="26" w:name="heading_13"/>
-      <w:bookmarkStart w:id="27" w:name="_Toc16156"/>
+      <w:bookmarkStart w:id="27" w:name="heading_13"/>
+      <w:bookmarkStart w:id="28" w:name="_Toc16156"/>
       <w:r>
         <w:t>服务等级协议（SLA）</w:t>
       </w:r>
-      <w:bookmarkEnd w:id="26"/>
       <w:bookmarkEnd w:id="27"/>
-    </w:p>
-    <w:p>
-      <w:pPr>
-        <w:pStyle w:val="37"/>
+      <w:bookmarkEnd w:id="28"/>
+    </w:p>
+    <w:p>
+      <w:pPr>
+        <w:pStyle w:val="2"/>
         <w:keepNext w:val="0"/>
         <w:keepLines w:val="0"/>
         <w:pageBreakBefore w:val="0"/>
@@ -5430,29 +5403,28 @@
         <w:topLinePunct w:val="0"/>
         <w:bidi w:val="0"/>
       </w:pPr>
-      <w:bookmarkStart w:id="28" w:name="heading_14"/>
-      <w:bookmarkStart w:id="29" w:name="_Toc21530"/>
+      <w:bookmarkStart w:id="29" w:name="heading_14"/>
+      <w:bookmarkStart w:id="30" w:name="_Toc21530"/>
       <w:r>
         <w:t>故障分级与响应标准</w:t>
       </w:r>
-      <w:bookmarkEnd w:id="28"/>
       <w:bookmarkEnd w:id="29"/>
+      <w:bookmarkEnd w:id="30"/>
     </w:p>
     <w:tbl>
       <w:tblPr>
-        <w:tblStyle w:val="22"/>
+        <w:tblStyle w:val="TableNormal"/>
         <w:tblW w:w="8726" w:type="dxa"/>
         <w:jc w:val="center"/>
         <w:tblBorders>
-          <w:top w:val="none" w:color="auto" w:sz="0" w:space="0"/>
-          <w:left w:val="none" w:color="auto" w:sz="0" w:space="0"/>
-          <w:bottom w:val="none" w:color="auto" w:sz="0" w:space="0"/>
-          <w:right w:val="none" w:color="auto" w:sz="0" w:space="0"/>
-          <w:insideH w:val="none" w:color="auto" w:sz="0" w:space="0"/>
-          <w:insideV w:val="none" w:color="auto" w:sz="0" w:space="0"/>
+          <w:top w:val="nil"/>
+          <w:left w:val="nil"/>
+          <w:bottom w:val="nil"/>
+          <w:right w:val="nil"/>
+          <w:insideH w:val="nil"/>
+          <w:insideV w:val="nil"/>
         </w:tblBorders>
         <w:shd w:val="clear" w:color="auto" w:fill="auto"/>
-        <w:tblLayout w:type="autofit"/>
         <w:tblCellMar>
           <w:top w:w="15" w:type="dxa"/>
           <w:left w:w="15" w:type="dxa"/>
@@ -5469,14 +5441,17 @@
       </w:tblGrid>
       <w:tr>
         <w:tblPrEx>
+          <w:tblW w:w="8726" w:type="dxa"/>
+          <w:jc w:val="center"/>
           <w:tblBorders>
-            <w:top w:val="none" w:color="auto" w:sz="0" w:space="0"/>
-            <w:left w:val="none" w:color="auto" w:sz="0" w:space="0"/>
-            <w:bottom w:val="none" w:color="auto" w:sz="0" w:space="0"/>
-            <w:right w:val="none" w:color="auto" w:sz="0" w:space="0"/>
-            <w:insideH w:val="none" w:color="auto" w:sz="0" w:space="0"/>
-            <w:insideV w:val="none" w:color="auto" w:sz="0" w:space="0"/>
+            <w:top w:val="nil"/>
+            <w:left w:val="nil"/>
+            <w:bottom w:val="nil"/>
+            <w:right w:val="nil"/>
+            <w:insideH w:val="nil"/>
+            <w:insideV w:val="nil"/>
           </w:tblBorders>
+          <w:shd w:val="clear" w:color="auto" w:fill="auto"/>
           <w:tblCellMar>
             <w:top w:w="15" w:type="dxa"/>
             <w:left w:w="15" w:type="dxa"/>
@@ -5485,7 +5460,7 @@
           </w:tblCellMar>
         </w:tblPrEx>
         <w:trPr>
-          <w:trHeight w:val="0" w:hRule="atLeast"/>
+          <w:trHeight w:val="0"/>
           <w:tblHeader/>
           <w:jc w:val="center"/>
         </w:trPr>
@@ -5493,8 +5468,8 @@
           <w:tcPr>
             <w:tcW w:w="0" w:type="auto"/>
             <w:tcBorders>
-              <w:top w:val="single" w:color="auto" w:sz="12" w:space="0"/>
-              <w:left w:val="single" w:color="auto" w:sz="12" w:space="0"/>
+              <w:top w:val="single" w:sz="12" w:space="0" w:color="auto"/>
+              <w:left w:val="single" w:sz="12" w:space="0" w:color="auto"/>
               <w:bottom w:val="nil"/>
               <w:right w:val="nil"/>
             </w:tcBorders>
@@ -5515,10 +5490,10 @@
               <w:suppressLineNumbers w:val="0"/>
               <w:snapToGrid w:val="0"/>
               <w:spacing w:line="240" w:lineRule="auto"/>
-              <w:ind w:left="0" w:leftChars="0" w:right="0" w:rightChars="0" w:firstLine="0" w:firstLineChars="0"/>
+              <w:ind w:left="0" w:right="0" w:firstLine="0" w:leftChars="0" w:rightChars="0" w:firstLineChars="0"/>
               <w:jc w:val="center"/>
               <w:rPr>
-                <w:rFonts w:ascii="Segoe UI" w:hAnsi="Segoe UI" w:eastAsia="Segoe UI" w:cs="Segoe UI"/>
+                <w:rFonts w:ascii="Segoe UI" w:eastAsia="Segoe UI" w:hAnsi="Segoe UI" w:cs="Segoe UI"/>
                 <w:b/>
                 <w:i w:val="0"/>
                 <w:iCs w:val="0"/>
@@ -5531,7 +5506,7 @@
             </w:pPr>
             <w:r>
               <w:rPr>
-                <w:rFonts w:hint="default" w:ascii="Segoe UI" w:hAnsi="Segoe UI" w:eastAsia="Segoe UI" w:cs="Segoe UI"/>
+                <w:rFonts w:ascii="Segoe UI" w:eastAsia="Segoe UI" w:hAnsi="Segoe UI" w:cs="Segoe UI" w:hint="default"/>
                 <w:b/>
                 <w:i w:val="0"/>
                 <w:iCs w:val="0"/>
@@ -5552,8 +5527,8 @@
           <w:tcPr>
             <w:tcW w:w="0" w:type="auto"/>
             <w:tcBorders>
-              <w:top w:val="single" w:color="auto" w:sz="12" w:space="0"/>
-              <w:left w:val="single" w:color="auto" w:sz="4" w:space="0"/>
+              <w:top w:val="single" w:sz="12" w:space="0" w:color="auto"/>
+              <w:left w:val="single" w:sz="4" w:space="0" w:color="auto"/>
               <w:bottom w:val="nil"/>
               <w:right w:val="nil"/>
             </w:tcBorders>
@@ -5574,10 +5549,10 @@
               <w:suppressLineNumbers w:val="0"/>
               <w:snapToGrid w:val="0"/>
               <w:spacing w:line="240" w:lineRule="auto"/>
-              <w:ind w:left="0" w:leftChars="0" w:right="0" w:rightChars="0" w:firstLine="0" w:firstLineChars="0"/>
+              <w:ind w:left="0" w:right="0" w:firstLine="0" w:leftChars="0" w:rightChars="0" w:firstLineChars="0"/>
               <w:jc w:val="center"/>
               <w:rPr>
-                <w:rFonts w:hint="default" w:ascii="Segoe UI" w:hAnsi="Segoe UI" w:eastAsia="Segoe UI" w:cs="Segoe UI"/>
+                <w:rFonts w:ascii="Segoe UI" w:eastAsia="Segoe UI" w:hAnsi="Segoe UI" w:cs="Segoe UI" w:hint="default"/>
                 <w:b/>
                 <w:i w:val="0"/>
                 <w:iCs w:val="0"/>
@@ -5590,7 +5565,7 @@
             </w:pPr>
             <w:r>
               <w:rPr>
-                <w:rFonts w:hint="default" w:ascii="Segoe UI" w:hAnsi="Segoe UI" w:eastAsia="Segoe UI" w:cs="Segoe UI"/>
+                <w:rFonts w:ascii="Segoe UI" w:eastAsia="Segoe UI" w:hAnsi="Segoe UI" w:cs="Segoe UI" w:hint="default"/>
                 <w:b/>
                 <w:i w:val="0"/>
                 <w:iCs w:val="0"/>
@@ -5611,8 +5586,8 @@
           <w:tcPr>
             <w:tcW w:w="1757" w:type="dxa"/>
             <w:tcBorders>
-              <w:top w:val="single" w:color="auto" w:sz="12" w:space="0"/>
-              <w:left w:val="single" w:color="auto" w:sz="4" w:space="0"/>
+              <w:top w:val="single" w:sz="12" w:space="0" w:color="auto"/>
+              <w:left w:val="single" w:sz="4" w:space="0" w:color="auto"/>
               <w:bottom w:val="nil"/>
               <w:right w:val="nil"/>
             </w:tcBorders>
@@ -5633,10 +5608,10 @@
               <w:suppressLineNumbers w:val="0"/>
               <w:snapToGrid w:val="0"/>
               <w:spacing w:line="240" w:lineRule="auto"/>
-              <w:ind w:left="0" w:leftChars="0" w:right="0" w:rightChars="0" w:firstLine="0" w:firstLineChars="0"/>
+              <w:ind w:left="0" w:right="0" w:firstLine="0" w:leftChars="0" w:rightChars="0" w:firstLineChars="0"/>
               <w:jc w:val="center"/>
               <w:rPr>
-                <w:rFonts w:hint="default" w:ascii="Segoe UI" w:hAnsi="Segoe UI" w:eastAsia="Segoe UI" w:cs="Segoe UI"/>
+                <w:rFonts w:ascii="Segoe UI" w:eastAsia="Segoe UI" w:hAnsi="Segoe UI" w:cs="Segoe UI" w:hint="default"/>
                 <w:b/>
                 <w:i w:val="0"/>
                 <w:iCs w:val="0"/>
@@ -5649,7 +5624,7 @@
             </w:pPr>
             <w:r>
               <w:rPr>
-                <w:rFonts w:hint="default" w:ascii="Segoe UI" w:hAnsi="Segoe UI" w:eastAsia="Segoe UI" w:cs="Segoe UI"/>
+                <w:rFonts w:ascii="Segoe UI" w:eastAsia="Segoe UI" w:hAnsi="Segoe UI" w:cs="Segoe UI" w:hint="default"/>
                 <w:b/>
                 <w:i w:val="0"/>
                 <w:iCs w:val="0"/>
@@ -5670,8 +5645,8 @@
           <w:tcPr>
             <w:tcW w:w="2301" w:type="dxa"/>
             <w:tcBorders>
-              <w:top w:val="single" w:color="auto" w:sz="12" w:space="0"/>
-              <w:left w:val="single" w:color="auto" w:sz="4" w:space="0"/>
+              <w:top w:val="single" w:sz="12" w:space="0" w:color="auto"/>
+              <w:left w:val="single" w:sz="4" w:space="0" w:color="auto"/>
               <w:bottom w:val="nil"/>
               <w:right w:val="nil"/>
             </w:tcBorders>
@@ -5692,10 +5667,10 @@
               <w:suppressLineNumbers w:val="0"/>
               <w:snapToGrid w:val="0"/>
               <w:spacing w:line="240" w:lineRule="auto"/>
-              <w:ind w:left="0" w:leftChars="0" w:right="0" w:rightChars="0" w:firstLine="0" w:firstLineChars="0"/>
+              <w:ind w:left="0" w:right="0" w:firstLine="0" w:leftChars="0" w:rightChars="0" w:firstLineChars="0"/>
               <w:jc w:val="center"/>
               <w:rPr>
-                <w:rFonts w:hint="default" w:ascii="Segoe UI" w:hAnsi="Segoe UI" w:eastAsia="Segoe UI" w:cs="Segoe UI"/>
+                <w:rFonts w:ascii="Segoe UI" w:eastAsia="Segoe UI" w:hAnsi="Segoe UI" w:cs="Segoe UI" w:hint="default"/>
                 <w:b/>
                 <w:i w:val="0"/>
                 <w:iCs w:val="0"/>
@@ -5708,7 +5683,7 @@
             </w:pPr>
             <w:r>
               <w:rPr>
-                <w:rFonts w:hint="default" w:ascii="Segoe UI" w:hAnsi="Segoe UI" w:eastAsia="Segoe UI" w:cs="Segoe UI"/>
+                <w:rFonts w:ascii="Segoe UI" w:eastAsia="Segoe UI" w:hAnsi="Segoe UI" w:cs="Segoe UI" w:hint="default"/>
                 <w:b/>
                 <w:i w:val="0"/>
                 <w:iCs w:val="0"/>
@@ -5729,10 +5704,10 @@
           <w:tcPr>
             <w:tcW w:w="1052" w:type="dxa"/>
             <w:tcBorders>
-              <w:top w:val="single" w:color="auto" w:sz="12" w:space="0"/>
-              <w:left w:val="single" w:color="auto" w:sz="4" w:space="0"/>
+              <w:top w:val="single" w:sz="12" w:space="0" w:color="auto"/>
+              <w:left w:val="single" w:sz="4" w:space="0" w:color="auto"/>
               <w:bottom w:val="nil"/>
-              <w:right w:val="single" w:color="auto" w:sz="12" w:space="0"/>
+              <w:right w:val="single" w:sz="12" w:space="0" w:color="auto"/>
             </w:tcBorders>
             <w:shd w:val="clear" w:color="auto" w:fill="auto"/>
             <w:tcMar>
@@ -5751,10 +5726,10 @@
               <w:suppressLineNumbers w:val="0"/>
               <w:snapToGrid w:val="0"/>
               <w:spacing w:line="240" w:lineRule="auto"/>
-              <w:ind w:left="0" w:leftChars="0" w:right="0" w:rightChars="0" w:firstLine="0" w:firstLineChars="0"/>
+              <w:ind w:left="0" w:right="0" w:firstLine="0" w:leftChars="0" w:rightChars="0" w:firstLineChars="0"/>
               <w:jc w:val="center"/>
               <w:rPr>
-                <w:rFonts w:hint="default" w:ascii="Segoe UI" w:hAnsi="Segoe UI" w:eastAsia="Segoe UI" w:cs="Segoe UI"/>
+                <w:rFonts w:ascii="Segoe UI" w:eastAsia="Segoe UI" w:hAnsi="Segoe UI" w:cs="Segoe UI" w:hint="default"/>
                 <w:b/>
                 <w:i w:val="0"/>
                 <w:iCs w:val="0"/>
@@ -5767,7 +5742,7 @@
             </w:pPr>
             <w:r>
               <w:rPr>
-                <w:rFonts w:hint="default" w:ascii="Segoe UI" w:hAnsi="Segoe UI" w:eastAsia="Segoe UI" w:cs="Segoe UI"/>
+                <w:rFonts w:ascii="Segoe UI" w:eastAsia="Segoe UI" w:hAnsi="Segoe UI" w:cs="Segoe UI" w:hint="default"/>
                 <w:b/>
                 <w:i w:val="0"/>
                 <w:iCs w:val="0"/>
@@ -5787,14 +5762,8 @@
       </w:tr>
       <w:tr>
         <w:tblPrEx>
-          <w:tblBorders>
-            <w:top w:val="none" w:color="auto" w:sz="0" w:space="0"/>
-            <w:left w:val="none" w:color="auto" w:sz="0" w:space="0"/>
-            <w:bottom w:val="none" w:color="auto" w:sz="0" w:space="0"/>
-            <w:right w:val="none" w:color="auto" w:sz="0" w:space="0"/>
-            <w:insideH w:val="none" w:color="auto" w:sz="0" w:space="0"/>
-            <w:insideV w:val="none" w:color="auto" w:sz="0" w:space="0"/>
-          </w:tblBorders>
+          <w:tblW w:w="8726" w:type="dxa"/>
+          <w:jc w:val="center"/>
           <w:shd w:val="clear" w:color="auto" w:fill="auto"/>
           <w:tblCellMar>
             <w:top w:w="15" w:type="dxa"/>
@@ -5804,15 +5773,15 @@
           </w:tblCellMar>
         </w:tblPrEx>
         <w:trPr>
-          <w:trHeight w:val="0" w:hRule="atLeast"/>
+          <w:trHeight w:val="0"/>
           <w:jc w:val="center"/>
         </w:trPr>
         <w:tc>
           <w:tcPr>
             <w:tcW w:w="0" w:type="auto"/>
             <w:tcBorders>
-              <w:top w:val="single" w:color="auto" w:sz="4" w:space="0"/>
-              <w:left w:val="single" w:color="auto" w:sz="12" w:space="0"/>
+              <w:top w:val="single" w:sz="4" w:space="0" w:color="auto"/>
+              <w:left w:val="single" w:sz="12" w:space="0" w:color="auto"/>
               <w:bottom w:val="nil"/>
               <w:right w:val="nil"/>
             </w:tcBorders>
@@ -5833,10 +5802,10 @@
               <w:suppressLineNumbers w:val="0"/>
               <w:snapToGrid w:val="0"/>
               <w:spacing w:line="240" w:lineRule="auto"/>
-              <w:ind w:left="0" w:leftChars="0" w:right="0" w:rightChars="0" w:firstLine="0" w:firstLineChars="0"/>
+              <w:ind w:left="0" w:right="0" w:firstLine="0" w:leftChars="0" w:rightChars="0" w:firstLineChars="0"/>
               <w:jc w:val="center"/>
               <w:rPr>
-                <w:rFonts w:hint="default" w:ascii="Segoe UI" w:hAnsi="Segoe UI" w:eastAsia="Segoe UI" w:cs="Segoe UI"/>
+                <w:rFonts w:ascii="Segoe UI" w:eastAsia="Segoe UI" w:hAnsi="Segoe UI" w:cs="Segoe UI" w:hint="default"/>
                 <w:i w:val="0"/>
                 <w:iCs w:val="0"/>
                 <w:caps w:val="0"/>
@@ -5848,7 +5817,7 @@
             </w:pPr>
             <w:r>
               <w:rPr>
-                <w:rFonts w:hint="default" w:ascii="Segoe UI" w:hAnsi="Segoe UI" w:eastAsia="Segoe UI" w:cs="Segoe UI"/>
+                <w:rFonts w:ascii="Segoe UI" w:eastAsia="Segoe UI" w:hAnsi="Segoe UI" w:cs="Segoe UI" w:hint="default"/>
                 <w:i w:val="0"/>
                 <w:iCs w:val="0"/>
                 <w:caps w:val="0"/>
@@ -5868,8 +5837,8 @@
           <w:tcPr>
             <w:tcW w:w="0" w:type="auto"/>
             <w:tcBorders>
-              <w:top w:val="single" w:color="auto" w:sz="4" w:space="0"/>
-              <w:left w:val="single" w:color="auto" w:sz="4" w:space="0"/>
+              <w:top w:val="single" w:sz="4" w:space="0" w:color="auto"/>
+              <w:left w:val="single" w:sz="4" w:space="0" w:color="auto"/>
               <w:bottom w:val="nil"/>
               <w:right w:val="nil"/>
             </w:tcBorders>
@@ -5890,10 +5859,10 @@
               <w:suppressLineNumbers w:val="0"/>
               <w:snapToGrid w:val="0"/>
               <w:spacing w:line="240" w:lineRule="auto"/>
-              <w:ind w:left="0" w:leftChars="0" w:right="0" w:rightChars="0" w:firstLine="0" w:firstLineChars="0"/>
+              <w:ind w:left="0" w:right="0" w:firstLine="0" w:leftChars="0" w:rightChars="0" w:firstLineChars="0"/>
               <w:jc w:val="center"/>
               <w:rPr>
-                <w:rFonts w:hint="default" w:ascii="Segoe UI" w:hAnsi="Segoe UI" w:eastAsia="Segoe UI" w:cs="Segoe UI"/>
+                <w:rFonts w:ascii="Segoe UI" w:eastAsia="Segoe UI" w:hAnsi="Segoe UI" w:cs="Segoe UI" w:hint="default"/>
                 <w:i w:val="0"/>
                 <w:iCs w:val="0"/>
                 <w:caps w:val="0"/>
@@ -5905,7 +5874,7 @@
             </w:pPr>
             <w:r>
               <w:rPr>
-                <w:rFonts w:hint="default" w:ascii="Segoe UI" w:hAnsi="Segoe UI" w:eastAsia="Segoe UI" w:cs="Segoe UI"/>
+                <w:rFonts w:ascii="Segoe UI" w:eastAsia="Segoe UI" w:hAnsi="Segoe UI" w:cs="Segoe UI" w:hint="default"/>
                 <w:i w:val="0"/>
                 <w:iCs w:val="0"/>
                 <w:caps w:val="0"/>
@@ -5925,8 +5894,8 @@
           <w:tcPr>
             <w:tcW w:w="1757" w:type="dxa"/>
             <w:tcBorders>
-              <w:top w:val="single" w:color="auto" w:sz="4" w:space="0"/>
-              <w:left w:val="single" w:color="auto" w:sz="4" w:space="0"/>
+              <w:top w:val="single" w:sz="4" w:space="0" w:color="auto"/>
+              <w:left w:val="single" w:sz="4" w:space="0" w:color="auto"/>
               <w:bottom w:val="nil"/>
               <w:right w:val="nil"/>
             </w:tcBorders>
@@ -5947,10 +5916,10 @@
               <w:suppressLineNumbers w:val="0"/>
               <w:snapToGrid w:val="0"/>
               <w:spacing w:line="240" w:lineRule="auto"/>
-              <w:ind w:left="0" w:leftChars="0" w:right="0" w:rightChars="0" w:firstLine="0" w:firstLineChars="0"/>
+              <w:ind w:left="0" w:right="0" w:firstLine="0" w:leftChars="0" w:rightChars="0" w:firstLineChars="0"/>
               <w:jc w:val="left"/>
               <w:rPr>
-                <w:rFonts w:hint="default" w:ascii="Segoe UI" w:hAnsi="Segoe UI" w:eastAsia="Segoe UI" w:cs="Segoe UI"/>
+                <w:rFonts w:ascii="Segoe UI" w:eastAsia="Segoe UI" w:hAnsi="Segoe UI" w:cs="Segoe UI" w:hint="default"/>
                 <w:i w:val="0"/>
                 <w:iCs w:val="0"/>
                 <w:caps w:val="0"/>
@@ -5962,7 +5931,7 @@
             </w:pPr>
             <w:r>
               <w:rPr>
-                <w:rFonts w:hint="default" w:ascii="Segoe UI" w:hAnsi="Segoe UI" w:eastAsia="Segoe UI" w:cs="Segoe UI"/>
+                <w:rFonts w:ascii="Segoe UI" w:eastAsia="Segoe UI" w:hAnsi="Segoe UI" w:cs="Segoe UI" w:hint="default"/>
                 <w:i w:val="0"/>
                 <w:iCs w:val="0"/>
                 <w:caps w:val="0"/>
@@ -5982,8 +5951,8 @@
           <w:tcPr>
             <w:tcW w:w="2301" w:type="dxa"/>
             <w:tcBorders>
-              <w:top w:val="single" w:color="auto" w:sz="4" w:space="0"/>
-              <w:left w:val="single" w:color="auto" w:sz="4" w:space="0"/>
+              <w:top w:val="single" w:sz="4" w:space="0" w:color="auto"/>
+              <w:left w:val="single" w:sz="4" w:space="0" w:color="auto"/>
               <w:bottom w:val="nil"/>
               <w:right w:val="nil"/>
             </w:tcBorders>
@@ -6004,10 +5973,10 @@
               <w:suppressLineNumbers w:val="0"/>
               <w:snapToGrid w:val="0"/>
               <w:spacing w:line="240" w:lineRule="auto"/>
-              <w:ind w:left="0" w:leftChars="0" w:right="0" w:rightChars="0" w:firstLine="0" w:firstLineChars="0"/>
+              <w:ind w:left="0" w:right="0" w:firstLine="0" w:leftChars="0" w:rightChars="0" w:firstLineChars="0"/>
               <w:jc w:val="left"/>
               <w:rPr>
-                <w:rFonts w:hint="default" w:ascii="Segoe UI" w:hAnsi="Segoe UI" w:eastAsia="Segoe UI" w:cs="Segoe UI"/>
+                <w:rFonts w:ascii="Segoe UI" w:eastAsia="Segoe UI" w:hAnsi="Segoe UI" w:cs="Segoe UI" w:hint="default"/>
                 <w:i w:val="0"/>
                 <w:iCs w:val="0"/>
                 <w:caps w:val="0"/>
@@ -6019,7 +5988,7 @@
             </w:pPr>
             <w:r>
               <w:rPr>
-                <w:rFonts w:hint="default" w:ascii="Segoe UI" w:hAnsi="Segoe UI" w:eastAsia="Segoe UI" w:cs="Segoe UI"/>
+                <w:rFonts w:ascii="Segoe UI" w:eastAsia="Segoe UI" w:hAnsi="Segoe UI" w:cs="Segoe UI" w:hint="default"/>
                 <w:i w:val="0"/>
                 <w:iCs w:val="0"/>
                 <w:caps w:val="0"/>
@@ -6039,10 +6008,10 @@
           <w:tcPr>
             <w:tcW w:w="1052" w:type="dxa"/>
             <w:tcBorders>
-              <w:top w:val="single" w:color="auto" w:sz="4" w:space="0"/>
-              <w:left w:val="single" w:color="auto" w:sz="4" w:space="0"/>
+              <w:top w:val="single" w:sz="4" w:space="0" w:color="auto"/>
+              <w:left w:val="single" w:sz="4" w:space="0" w:color="auto"/>
               <w:bottom w:val="nil"/>
-              <w:right w:val="single" w:color="auto" w:sz="12" w:space="0"/>
+              <w:right w:val="single" w:sz="12" w:space="0" w:color="auto"/>
             </w:tcBorders>
             <w:shd w:val="clear" w:color="auto" w:fill="auto"/>
             <w:tcMar>
@@ -6061,10 +6030,10 @@
               <w:suppressLineNumbers w:val="0"/>
               <w:snapToGrid w:val="0"/>
               <w:spacing w:line="240" w:lineRule="auto"/>
-              <w:ind w:left="0" w:leftChars="0" w:right="0" w:rightChars="0" w:firstLine="0" w:firstLineChars="0"/>
+              <w:ind w:left="0" w:right="0" w:firstLine="0" w:leftChars="0" w:rightChars="0" w:firstLineChars="0"/>
               <w:jc w:val="left"/>
               <w:rPr>
-                <w:rFonts w:hint="default" w:ascii="Segoe UI" w:hAnsi="Segoe UI" w:eastAsia="Segoe UI" w:cs="Segoe UI"/>
+                <w:rFonts w:ascii="Segoe UI" w:eastAsia="Segoe UI" w:hAnsi="Segoe UI" w:cs="Segoe UI" w:hint="default"/>
                 <w:i w:val="0"/>
                 <w:iCs w:val="0"/>
                 <w:caps w:val="0"/>
@@ -6076,7 +6045,7 @@
             </w:pPr>
             <w:r>
               <w:rPr>
-                <w:rFonts w:hint="default" w:ascii="Segoe UI" w:hAnsi="Segoe UI" w:eastAsia="Segoe UI" w:cs="Segoe UI"/>
+                <w:rFonts w:ascii="Segoe UI" w:eastAsia="Segoe UI" w:hAnsi="Segoe UI" w:cs="Segoe UI" w:hint="default"/>
                 <w:i w:val="0"/>
                 <w:iCs w:val="0"/>
                 <w:caps w:val="0"/>
@@ -6095,14 +6064,8 @@
       </w:tr>
       <w:tr>
         <w:tblPrEx>
-          <w:tblBorders>
-            <w:top w:val="none" w:color="auto" w:sz="0" w:space="0"/>
-            <w:left w:val="none" w:color="auto" w:sz="0" w:space="0"/>
-            <w:bottom w:val="none" w:color="auto" w:sz="0" w:space="0"/>
-            <w:right w:val="none" w:color="auto" w:sz="0" w:space="0"/>
-            <w:insideH w:val="none" w:color="auto" w:sz="0" w:space="0"/>
-            <w:insideV w:val="none" w:color="auto" w:sz="0" w:space="0"/>
-          </w:tblBorders>
+          <w:tblW w:w="8726" w:type="dxa"/>
+          <w:jc w:val="center"/>
           <w:shd w:val="clear" w:color="auto" w:fill="auto"/>
           <w:tblCellMar>
             <w:top w:w="15" w:type="dxa"/>
@@ -6112,15 +6075,15 @@
           </w:tblCellMar>
         </w:tblPrEx>
         <w:trPr>
-          <w:trHeight w:val="0" w:hRule="atLeast"/>
+          <w:trHeight w:val="0"/>
           <w:jc w:val="center"/>
         </w:trPr>
         <w:tc>
           <w:tcPr>
             <w:tcW w:w="0" w:type="auto"/>
             <w:tcBorders>
-              <w:top w:val="single" w:color="auto" w:sz="4" w:space="0"/>
-              <w:left w:val="single" w:color="auto" w:sz="12" w:space="0"/>
+              <w:top w:val="single" w:sz="4" w:space="0" w:color="auto"/>
+              <w:left w:val="single" w:sz="12" w:space="0" w:color="auto"/>
               <w:bottom w:val="nil"/>
               <w:right w:val="nil"/>
             </w:tcBorders>
@@ -6141,10 +6104,10 @@
               <w:suppressLineNumbers w:val="0"/>
               <w:snapToGrid w:val="0"/>
               <w:spacing w:line="240" w:lineRule="auto"/>
-              <w:ind w:left="0" w:leftChars="0" w:right="0" w:rightChars="0" w:firstLine="0" w:firstLineChars="0"/>
+              <w:ind w:left="0" w:right="0" w:firstLine="0" w:leftChars="0" w:rightChars="0" w:firstLineChars="0"/>
               <w:jc w:val="center"/>
               <w:rPr>
-                <w:rFonts w:hint="default" w:ascii="Segoe UI" w:hAnsi="Segoe UI" w:eastAsia="Segoe UI" w:cs="Segoe UI"/>
+                <w:rFonts w:ascii="Segoe UI" w:eastAsia="Segoe UI" w:hAnsi="Segoe UI" w:cs="Segoe UI" w:hint="default"/>
                 <w:i w:val="0"/>
                 <w:iCs w:val="0"/>
                 <w:caps w:val="0"/>
@@ -6156,7 +6119,7 @@
             </w:pPr>
             <w:r>
               <w:rPr>
-                <w:rFonts w:hint="default" w:ascii="Segoe UI" w:hAnsi="Segoe UI" w:eastAsia="Segoe UI" w:cs="Segoe UI"/>
+                <w:rFonts w:ascii="Segoe UI" w:eastAsia="Segoe UI" w:hAnsi="Segoe UI" w:cs="Segoe UI" w:hint="default"/>
                 <w:i w:val="0"/>
                 <w:iCs w:val="0"/>
                 <w:caps w:val="0"/>
@@ -6176,8 +6139,8 @@
           <w:tcPr>
             <w:tcW w:w="0" w:type="auto"/>
             <w:tcBorders>
-              <w:top w:val="single" w:color="auto" w:sz="4" w:space="0"/>
-              <w:left w:val="single" w:color="auto" w:sz="4" w:space="0"/>
+              <w:top w:val="single" w:sz="4" w:space="0" w:color="auto"/>
+              <w:left w:val="single" w:sz="4" w:space="0" w:color="auto"/>
               <w:bottom w:val="nil"/>
               <w:right w:val="nil"/>
             </w:tcBorders>
@@ -6198,10 +6161,10 @@
               <w:suppressLineNumbers w:val="0"/>
               <w:snapToGrid w:val="0"/>
               <w:spacing w:line="240" w:lineRule="auto"/>
-              <w:ind w:left="0" w:leftChars="0" w:right="0" w:rightChars="0" w:firstLine="0" w:firstLineChars="0"/>
+              <w:ind w:left="0" w:right="0" w:firstLine="0" w:leftChars="0" w:rightChars="0" w:firstLineChars="0"/>
               <w:jc w:val="center"/>
               <w:rPr>
-                <w:rFonts w:hint="default" w:ascii="Segoe UI" w:hAnsi="Segoe UI" w:eastAsia="Segoe UI" w:cs="Segoe UI"/>
+                <w:rFonts w:ascii="Segoe UI" w:eastAsia="Segoe UI" w:hAnsi="Segoe UI" w:cs="Segoe UI" w:hint="default"/>
                 <w:i w:val="0"/>
                 <w:iCs w:val="0"/>
                 <w:caps w:val="0"/>
@@ -6213,7 +6176,7 @@
             </w:pPr>
             <w:r>
               <w:rPr>
-                <w:rFonts w:hint="default" w:ascii="Segoe UI" w:hAnsi="Segoe UI" w:eastAsia="Segoe UI" w:cs="Segoe UI"/>
+                <w:rFonts w:ascii="Segoe UI" w:eastAsia="Segoe UI" w:hAnsi="Segoe UI" w:cs="Segoe UI" w:hint="default"/>
                 <w:i w:val="0"/>
                 <w:iCs w:val="0"/>
                 <w:caps w:val="0"/>
@@ -6233,8 +6196,8 @@
           <w:tcPr>
             <w:tcW w:w="1757" w:type="dxa"/>
             <w:tcBorders>
-              <w:top w:val="single" w:color="auto" w:sz="4" w:space="0"/>
-              <w:left w:val="single" w:color="auto" w:sz="4" w:space="0"/>
+              <w:top w:val="single" w:sz="4" w:space="0" w:color="auto"/>
+              <w:left w:val="single" w:sz="4" w:space="0" w:color="auto"/>
               <w:bottom w:val="nil"/>
               <w:right w:val="nil"/>
             </w:tcBorders>
@@ -6255,10 +6218,10 @@
               <w:suppressLineNumbers w:val="0"/>
               <w:snapToGrid w:val="0"/>
               <w:spacing w:line="240" w:lineRule="auto"/>
-              <w:ind w:left="0" w:leftChars="0" w:right="0" w:rightChars="0" w:firstLine="0" w:firstLineChars="0"/>
+              <w:ind w:left="0" w:right="0" w:firstLine="0" w:leftChars="0" w:rightChars="0" w:firstLineChars="0"/>
               <w:jc w:val="left"/>
               <w:rPr>
-                <w:rFonts w:hint="default" w:ascii="Segoe UI" w:hAnsi="Segoe UI" w:eastAsia="Segoe UI" w:cs="Segoe UI"/>
+                <w:rFonts w:ascii="Segoe UI" w:eastAsia="Segoe UI" w:hAnsi="Segoe UI" w:cs="Segoe UI" w:hint="default"/>
                 <w:i w:val="0"/>
                 <w:iCs w:val="0"/>
                 <w:caps w:val="0"/>
@@ -6270,7 +6233,7 @@
             </w:pPr>
             <w:r>
               <w:rPr>
-                <w:rFonts w:hint="default" w:ascii="Segoe UI" w:hAnsi="Segoe UI" w:eastAsia="Segoe UI" w:cs="Segoe UI"/>
+                <w:rFonts w:ascii="Segoe UI" w:eastAsia="Segoe UI" w:hAnsi="Segoe UI" w:cs="Segoe UI" w:hint="default"/>
                 <w:i w:val="0"/>
                 <w:iCs w:val="0"/>
                 <w:caps w:val="0"/>
@@ -6290,8 +6253,8 @@
           <w:tcPr>
             <w:tcW w:w="2301" w:type="dxa"/>
             <w:tcBorders>
-              <w:top w:val="single" w:color="auto" w:sz="4" w:space="0"/>
-              <w:left w:val="single" w:color="auto" w:sz="4" w:space="0"/>
+              <w:top w:val="single" w:sz="4" w:space="0" w:color="auto"/>
+              <w:left w:val="single" w:sz="4" w:space="0" w:color="auto"/>
               <w:bottom w:val="nil"/>
               <w:right w:val="nil"/>
             </w:tcBorders>
@@ -6312,10 +6275,10 @@
               <w:suppressLineNumbers w:val="0"/>
               <w:snapToGrid w:val="0"/>
               <w:spacing w:line="240" w:lineRule="auto"/>
-              <w:ind w:left="0" w:leftChars="0" w:right="0" w:rightChars="0" w:firstLine="0" w:firstLineChars="0"/>
+              <w:ind w:left="0" w:right="0" w:firstLine="0" w:leftChars="0" w:rightChars="0" w:firstLineChars="0"/>
               <w:jc w:val="left"/>
               <w:rPr>
-                <w:rFonts w:hint="default" w:ascii="Segoe UI" w:hAnsi="Segoe UI" w:eastAsia="Segoe UI" w:cs="Segoe UI"/>
+                <w:rFonts w:ascii="Segoe UI" w:eastAsia="Segoe UI" w:hAnsi="Segoe UI" w:cs="Segoe UI" w:hint="default"/>
                 <w:i w:val="0"/>
                 <w:iCs w:val="0"/>
                 <w:caps w:val="0"/>
@@ -6327,7 +6290,7 @@
             </w:pPr>
             <w:r>
               <w:rPr>
-                <w:rFonts w:hint="default" w:ascii="Segoe UI" w:hAnsi="Segoe UI" w:eastAsia="Segoe UI" w:cs="Segoe UI"/>
+                <w:rFonts w:ascii="Segoe UI" w:eastAsia="Segoe UI" w:hAnsi="Segoe UI" w:cs="Segoe UI" w:hint="default"/>
                 <w:i w:val="0"/>
                 <w:iCs w:val="0"/>
                 <w:caps w:val="0"/>
@@ -6347,10 +6310,10 @@
           <w:tcPr>
             <w:tcW w:w="1052" w:type="dxa"/>
             <w:tcBorders>
-              <w:top w:val="single" w:color="auto" w:sz="4" w:space="0"/>
-              <w:left w:val="single" w:color="auto" w:sz="4" w:space="0"/>
+              <w:top w:val="single" w:sz="4" w:space="0" w:color="auto"/>
+              <w:left w:val="single" w:sz="4" w:space="0" w:color="auto"/>
               <w:bottom w:val="nil"/>
-              <w:right w:val="single" w:color="auto" w:sz="12" w:space="0"/>
+              <w:right w:val="single" w:sz="12" w:space="0" w:color="auto"/>
             </w:tcBorders>
             <w:shd w:val="clear" w:color="auto" w:fill="auto"/>
             <w:tcMar>
@@ -6369,10 +6332,10 @@
               <w:suppressLineNumbers w:val="0"/>
               <w:snapToGrid w:val="0"/>
               <w:spacing w:line="240" w:lineRule="auto"/>
-              <w:ind w:left="0" w:leftChars="0" w:right="0" w:rightChars="0" w:firstLine="0" w:firstLineChars="0"/>
+              <w:ind w:left="0" w:right="0" w:firstLine="0" w:leftChars="0" w:rightChars="0" w:firstLineChars="0"/>
               <w:jc w:val="left"/>
               <w:rPr>
-                <w:rFonts w:hint="default" w:ascii="Segoe UI" w:hAnsi="Segoe UI" w:eastAsia="Segoe UI" w:cs="Segoe UI"/>
+                <w:rFonts w:ascii="Segoe UI" w:eastAsia="Segoe UI" w:hAnsi="Segoe UI" w:cs="Segoe UI" w:hint="default"/>
                 <w:i w:val="0"/>
                 <w:iCs w:val="0"/>
                 <w:caps w:val="0"/>
@@ -6384,7 +6347,7 @@
             </w:pPr>
             <w:r>
               <w:rPr>
-                <w:rFonts w:hint="default" w:ascii="Segoe UI" w:hAnsi="Segoe UI" w:eastAsia="Segoe UI" w:cs="Segoe UI"/>
+                <w:rFonts w:ascii="Segoe UI" w:eastAsia="Segoe UI" w:hAnsi="Segoe UI" w:cs="Segoe UI" w:hint="default"/>
                 <w:i w:val="0"/>
                 <w:iCs w:val="0"/>
                 <w:caps w:val="0"/>
@@ -6403,14 +6366,8 @@
       </w:tr>
       <w:tr>
         <w:tblPrEx>
-          <w:tblBorders>
-            <w:top w:val="none" w:color="auto" w:sz="0" w:space="0"/>
-            <w:left w:val="none" w:color="auto" w:sz="0" w:space="0"/>
-            <w:bottom w:val="none" w:color="auto" w:sz="0" w:space="0"/>
-            <w:right w:val="none" w:color="auto" w:sz="0" w:space="0"/>
-            <w:insideH w:val="none" w:color="auto" w:sz="0" w:space="0"/>
-            <w:insideV w:val="none" w:color="auto" w:sz="0" w:space="0"/>
-          </w:tblBorders>
+          <w:tblW w:w="8726" w:type="dxa"/>
+          <w:jc w:val="center"/>
           <w:shd w:val="clear" w:color="auto" w:fill="auto"/>
           <w:tblCellMar>
             <w:top w:w="15" w:type="dxa"/>
@@ -6420,16 +6377,16 @@
           </w:tblCellMar>
         </w:tblPrEx>
         <w:trPr>
-          <w:trHeight w:val="0" w:hRule="atLeast"/>
+          <w:trHeight w:val="0"/>
           <w:jc w:val="center"/>
         </w:trPr>
         <w:tc>
           <w:tcPr>
             <w:tcW w:w="950" w:type="dxa"/>
             <w:tcBorders>
-              <w:top w:val="single" w:color="auto" w:sz="4" w:space="0"/>
-              <w:left w:val="single" w:color="auto" w:sz="12" w:space="0"/>
-              <w:bottom w:val="single" w:color="auto" w:sz="12" w:space="0"/>
+              <w:top w:val="single" w:sz="4" w:space="0" w:color="auto"/>
+              <w:left w:val="single" w:sz="12" w:space="0" w:color="auto"/>
+              <w:bottom w:val="single" w:sz="12" w:space="0" w:color="auto"/>
               <w:right w:val="nil"/>
             </w:tcBorders>
             <w:shd w:val="clear" w:color="auto" w:fill="auto"/>
@@ -6449,10 +6406,10 @@
               <w:suppressLineNumbers w:val="0"/>
               <w:snapToGrid w:val="0"/>
               <w:spacing w:line="240" w:lineRule="auto"/>
-              <w:ind w:left="0" w:leftChars="0" w:right="0" w:rightChars="0" w:firstLine="0" w:firstLineChars="0"/>
+              <w:ind w:left="0" w:right="0" w:firstLine="0" w:leftChars="0" w:rightChars="0" w:firstLineChars="0"/>
               <w:jc w:val="center"/>
               <w:rPr>
-                <w:rFonts w:hint="default" w:ascii="Segoe UI" w:hAnsi="Segoe UI" w:eastAsia="Segoe UI" w:cs="Segoe UI"/>
+                <w:rFonts w:ascii="Segoe UI" w:eastAsia="Segoe UI" w:hAnsi="Segoe UI" w:cs="Segoe UI" w:hint="default"/>
                 <w:i w:val="0"/>
                 <w:iCs w:val="0"/>
                 <w:caps w:val="0"/>
@@ -6464,7 +6421,7 @@
             </w:pPr>
             <w:r>
               <w:rPr>
-                <w:rFonts w:hint="default" w:ascii="Segoe UI" w:hAnsi="Segoe UI" w:eastAsia="Segoe UI" w:cs="Segoe UI"/>
+                <w:rFonts w:ascii="Segoe UI" w:eastAsia="Segoe UI" w:hAnsi="Segoe UI" w:cs="Segoe UI" w:hint="default"/>
                 <w:i w:val="0"/>
                 <w:iCs w:val="0"/>
                 <w:caps w:val="0"/>
@@ -6484,9 +6441,9 @@
           <w:tcPr>
             <w:tcW w:w="2666" w:type="dxa"/>
             <w:tcBorders>
-              <w:top w:val="single" w:color="auto" w:sz="4" w:space="0"/>
-              <w:left w:val="single" w:color="auto" w:sz="4" w:space="0"/>
-              <w:bottom w:val="single" w:color="auto" w:sz="12" w:space="0"/>
+              <w:top w:val="single" w:sz="4" w:space="0" w:color="auto"/>
+              <w:left w:val="single" w:sz="4" w:space="0" w:color="auto"/>
+              <w:bottom w:val="single" w:sz="12" w:space="0" w:color="auto"/>
               <w:right w:val="nil"/>
             </w:tcBorders>
             <w:shd w:val="clear" w:color="auto" w:fill="auto"/>
@@ -6506,10 +6463,10 @@
               <w:suppressLineNumbers w:val="0"/>
               <w:snapToGrid w:val="0"/>
               <w:spacing w:line="240" w:lineRule="auto"/>
-              <w:ind w:left="0" w:leftChars="0" w:right="0" w:rightChars="0" w:firstLine="0" w:firstLineChars="0"/>
+              <w:ind w:left="0" w:right="0" w:firstLine="0" w:leftChars="0" w:rightChars="0" w:firstLineChars="0"/>
               <w:jc w:val="center"/>
               <w:rPr>
-                <w:rFonts w:hint="default" w:ascii="Segoe UI" w:hAnsi="Segoe UI" w:eastAsia="Segoe UI" w:cs="Segoe UI"/>
+                <w:rFonts w:ascii="Segoe UI" w:eastAsia="Segoe UI" w:hAnsi="Segoe UI" w:cs="Segoe UI" w:hint="default"/>
                 <w:i w:val="0"/>
                 <w:iCs w:val="0"/>
                 <w:caps w:val="0"/>
@@ -6521,7 +6478,7 @@
             </w:pPr>
             <w:r>
               <w:rPr>
-                <w:rFonts w:hint="default" w:ascii="Segoe UI" w:hAnsi="Segoe UI" w:eastAsia="Segoe UI" w:cs="Segoe UI"/>
+                <w:rFonts w:ascii="Segoe UI" w:eastAsia="Segoe UI" w:hAnsi="Segoe UI" w:cs="Segoe UI" w:hint="default"/>
                 <w:i w:val="0"/>
                 <w:iCs w:val="0"/>
                 <w:caps w:val="0"/>
@@ -6541,9 +6498,9 @@
           <w:tcPr>
             <w:tcW w:w="1757" w:type="dxa"/>
             <w:tcBorders>
-              <w:top w:val="single" w:color="auto" w:sz="4" w:space="0"/>
-              <w:left w:val="single" w:color="auto" w:sz="4" w:space="0"/>
-              <w:bottom w:val="single" w:color="auto" w:sz="12" w:space="0"/>
+              <w:top w:val="single" w:sz="4" w:space="0" w:color="auto"/>
+              <w:left w:val="single" w:sz="4" w:space="0" w:color="auto"/>
+              <w:bottom w:val="single" w:sz="12" w:space="0" w:color="auto"/>
               <w:right w:val="nil"/>
             </w:tcBorders>
             <w:shd w:val="clear" w:color="auto" w:fill="auto"/>
@@ -6563,10 +6520,10 @@
               <w:suppressLineNumbers w:val="0"/>
               <w:snapToGrid w:val="0"/>
               <w:spacing w:line="240" w:lineRule="auto"/>
-              <w:ind w:left="0" w:leftChars="0" w:right="0" w:rightChars="0" w:firstLine="0" w:firstLineChars="0"/>
+              <w:ind w:left="0" w:right="0" w:firstLine="0" w:leftChars="0" w:rightChars="0" w:firstLineChars="0"/>
               <w:jc w:val="left"/>
               <w:rPr>
-                <w:rFonts w:hint="default" w:ascii="Segoe UI" w:hAnsi="Segoe UI" w:eastAsia="Segoe UI" w:cs="Segoe UI"/>
+                <w:rFonts w:ascii="Segoe UI" w:eastAsia="Segoe UI" w:hAnsi="Segoe UI" w:cs="Segoe UI" w:hint="default"/>
                 <w:i w:val="0"/>
                 <w:iCs w:val="0"/>
                 <w:caps w:val="0"/>
@@ -6578,7 +6535,7 @@
             </w:pPr>
             <w:r>
               <w:rPr>
-                <w:rFonts w:hint="default" w:ascii="Segoe UI" w:hAnsi="Segoe UI" w:eastAsia="Segoe UI" w:cs="Segoe UI"/>
+                <w:rFonts w:ascii="Segoe UI" w:eastAsia="Segoe UI" w:hAnsi="Segoe UI" w:cs="Segoe UI" w:hint="default"/>
                 <w:i w:val="0"/>
                 <w:iCs w:val="0"/>
                 <w:caps w:val="0"/>
@@ -6598,9 +6555,9 @@
           <w:tcPr>
             <w:tcW w:w="2301" w:type="dxa"/>
             <w:tcBorders>
-              <w:top w:val="single" w:color="auto" w:sz="4" w:space="0"/>
-              <w:left w:val="single" w:color="auto" w:sz="4" w:space="0"/>
-              <w:bottom w:val="single" w:color="auto" w:sz="12" w:space="0"/>
+              <w:top w:val="single" w:sz="4" w:space="0" w:color="auto"/>
+              <w:left w:val="single" w:sz="4" w:space="0" w:color="auto"/>
+              <w:bottom w:val="single" w:sz="12" w:space="0" w:color="auto"/>
               <w:right w:val="nil"/>
             </w:tcBorders>
             <w:shd w:val="clear" w:color="auto" w:fill="auto"/>
@@ -6620,10 +6577,10 @@
               <w:suppressLineNumbers w:val="0"/>
               <w:snapToGrid w:val="0"/>
               <w:spacing w:line="240" w:lineRule="auto"/>
-              <w:ind w:left="0" w:leftChars="0" w:right="0" w:rightChars="0" w:firstLine="0" w:firstLineChars="0"/>
+              <w:ind w:left="0" w:right="0" w:firstLine="0" w:leftChars="0" w:rightChars="0" w:firstLineChars="0"/>
               <w:jc w:val="left"/>
               <w:rPr>
-                <w:rFonts w:hint="default" w:ascii="Segoe UI" w:hAnsi="Segoe UI" w:eastAsia="Segoe UI" w:cs="Segoe UI"/>
+                <w:rFonts w:ascii="Segoe UI" w:eastAsia="Segoe UI" w:hAnsi="Segoe UI" w:cs="Segoe UI" w:hint="default"/>
                 <w:i w:val="0"/>
                 <w:iCs w:val="0"/>
                 <w:caps w:val="0"/>
@@ -6635,7 +6592,7 @@
             </w:pPr>
             <w:r>
               <w:rPr>
-                <w:rFonts w:hint="default" w:ascii="Segoe UI" w:hAnsi="Segoe UI" w:eastAsia="Segoe UI" w:cs="Segoe UI"/>
+                <w:rFonts w:ascii="Segoe UI" w:eastAsia="Segoe UI" w:hAnsi="Segoe UI" w:cs="Segoe UI" w:hint="default"/>
                 <w:i w:val="0"/>
                 <w:iCs w:val="0"/>
                 <w:caps w:val="0"/>
@@ -6655,10 +6612,10 @@
           <w:tcPr>
             <w:tcW w:w="1052" w:type="dxa"/>
             <w:tcBorders>
-              <w:top w:val="single" w:color="auto" w:sz="4" w:space="0"/>
-              <w:left w:val="single" w:color="auto" w:sz="4" w:space="0"/>
-              <w:bottom w:val="single" w:color="auto" w:sz="12" w:space="0"/>
-              <w:right w:val="single" w:color="auto" w:sz="12" w:space="0"/>
+              <w:top w:val="single" w:sz="4" w:space="0" w:color="auto"/>
+              <w:left w:val="single" w:sz="4" w:space="0" w:color="auto"/>
+              <w:bottom w:val="single" w:sz="12" w:space="0" w:color="auto"/>
+              <w:right w:val="single" w:sz="12" w:space="0" w:color="auto"/>
             </w:tcBorders>
             <w:shd w:val="clear" w:color="auto" w:fill="auto"/>
             <w:tcMar>
@@ -6677,10 +6634,10 @@
               <w:suppressLineNumbers w:val="0"/>
               <w:snapToGrid w:val="0"/>
               <w:spacing w:line="240" w:lineRule="auto"/>
-              <w:ind w:left="0" w:leftChars="0" w:right="0" w:rightChars="0" w:firstLine="0" w:firstLineChars="0"/>
+              <w:ind w:left="0" w:right="0" w:firstLine="0" w:leftChars="0" w:rightChars="0" w:firstLineChars="0"/>
               <w:jc w:val="left"/>
               <w:rPr>
-                <w:rFonts w:hint="default" w:ascii="Segoe UI" w:hAnsi="Segoe UI" w:eastAsia="Segoe UI" w:cs="Segoe UI"/>
+                <w:rFonts w:ascii="Segoe UI" w:eastAsia="Segoe UI" w:hAnsi="Segoe UI" w:cs="Segoe UI" w:hint="default"/>
                 <w:i w:val="0"/>
                 <w:iCs w:val="0"/>
                 <w:caps w:val="0"/>
@@ -6692,7 +6649,7 @@
             </w:pPr>
             <w:r>
               <w:rPr>
-                <w:rFonts w:hint="default" w:ascii="Segoe UI" w:hAnsi="Segoe UI" w:eastAsia="Segoe UI" w:cs="Segoe UI"/>
+                <w:rFonts w:ascii="Segoe UI" w:eastAsia="Segoe UI" w:hAnsi="Segoe UI" w:cs="Segoe UI" w:hint="default"/>
                 <w:i w:val="0"/>
                 <w:iCs w:val="0"/>
                 <w:caps w:val="0"/>
@@ -6712,7 +6669,7 @@
     </w:tbl>
     <w:p>
       <w:pPr>
-        <w:pStyle w:val="37"/>
+        <w:pStyle w:val="2"/>
         <w:keepNext w:val="0"/>
         <w:keepLines w:val="0"/>
         <w:pageBreakBefore w:val="0"/>
@@ -6722,17 +6679,17 @@
         <w:topLinePunct w:val="0"/>
         <w:bidi w:val="0"/>
       </w:pPr>
-      <w:bookmarkStart w:id="30" w:name="heading_15"/>
-      <w:bookmarkStart w:id="31" w:name="_Toc7043"/>
+      <w:bookmarkStart w:id="31" w:name="heading_15"/>
+      <w:bookmarkStart w:id="32" w:name="_Toc7043"/>
       <w:r>
         <w:t>关键指标承诺</w:t>
       </w:r>
-      <w:bookmarkEnd w:id="30"/>
       <w:bookmarkEnd w:id="31"/>
-    </w:p>
-    <w:p>
-      <w:pPr>
-        <w:pStyle w:val="36"/>
+      <w:bookmarkEnd w:id="32"/>
+    </w:p>
+    <w:p>
+      <w:pPr>
+        <w:pStyle w:val="a4"/>
         <w:keepNext w:val="0"/>
         <w:keepLines w:val="0"/>
         <w:pageBreakBefore w:val="0"/>
@@ -6748,7 +6705,7 @@
     </w:p>
     <w:p>
       <w:pPr>
-        <w:pStyle w:val="36"/>
+        <w:pStyle w:val="a4"/>
         <w:keepNext w:val="0"/>
         <w:keepLines w:val="0"/>
         <w:pageBreakBefore w:val="0"/>
@@ -6761,7 +6718,7 @@
         <w:overflowPunct/>
         <w:topLinePunct w:val="0"/>
         <w:bidi w:val="0"/>
-        <w:ind w:left="425" w:leftChars="0" w:hanging="425" w:firstLineChars="0"/>
+        <w:ind w:left="425" w:hanging="425" w:leftChars="0" w:firstLineChars="0"/>
       </w:pPr>
       <w:r>
         <w:t>机房环境可用性不低于99.5%，按月统计；</w:t>
@@ -6769,7 +6726,7 @@
     </w:p>
     <w:p>
       <w:pPr>
-        <w:pStyle w:val="36"/>
+        <w:pStyle w:val="a4"/>
         <w:keepNext w:val="0"/>
         <w:keepLines w:val="0"/>
         <w:pageBreakBefore w:val="0"/>
@@ -6782,7 +6739,7 @@
         <w:overflowPunct/>
         <w:topLinePunct w:val="0"/>
         <w:bidi w:val="0"/>
-        <w:ind w:left="425" w:leftChars="0" w:hanging="425" w:firstLineChars="0"/>
+        <w:ind w:left="425" w:hanging="425" w:leftChars="0" w:firstLineChars="0"/>
       </w:pPr>
       <w:r>
         <w:t>电力可用性达到100%，依托双路供电及不间断电源保障；</w:t>
@@ -6790,7 +6747,7 @@
     </w:p>
     <w:p>
       <w:pPr>
-        <w:pStyle w:val="36"/>
+        <w:pStyle w:val="a4"/>
         <w:keepNext w:val="0"/>
         <w:keepLines w:val="0"/>
         <w:pageBreakBefore w:val="0"/>
@@ -6803,7 +6760,7 @@
         <w:overflowPunct/>
         <w:topLinePunct w:val="0"/>
         <w:bidi w:val="0"/>
-        <w:ind w:left="425" w:leftChars="0" w:hanging="425" w:firstLineChars="0"/>
+        <w:ind w:left="425" w:hanging="425" w:leftChars="0" w:firstLineChars="0"/>
       </w:pPr>
       <w:r>
         <w:t>硬件故障响应率100%。</w:t>
@@ -6811,7 +6768,7 @@
     </w:p>
     <w:p>
       <w:pPr>
-        <w:pStyle w:val="35"/>
+        <w:pStyle w:val="1"/>
         <w:keepNext w:val="0"/>
         <w:keepLines w:val="0"/>
         <w:pageBreakBefore w:val="0"/>
@@ -6821,17 +6778,17 @@
         <w:topLinePunct w:val="0"/>
         <w:bidi w:val="0"/>
       </w:pPr>
-      <w:bookmarkStart w:id="32" w:name="heading_16"/>
-      <w:bookmarkStart w:id="33" w:name="_Toc10249"/>
+      <w:bookmarkStart w:id="33" w:name="heading_16"/>
+      <w:bookmarkStart w:id="34" w:name="_Toc10249"/>
       <w:r>
         <w:t>角色与职责</w:t>
       </w:r>
-      <w:bookmarkEnd w:id="32"/>
       <w:bookmarkEnd w:id="33"/>
-    </w:p>
-    <w:p>
-      <w:pPr>
-        <w:pStyle w:val="36"/>
+      <w:bookmarkEnd w:id="34"/>
+    </w:p>
+    <w:p>
+      <w:pPr>
+        <w:pStyle w:val="a4"/>
         <w:keepNext w:val="0"/>
         <w:keepLines w:val="0"/>
         <w:pageBreakBefore w:val="0"/>
@@ -6847,19 +6804,18 @@
     </w:p>
     <w:tbl>
       <w:tblPr>
-        <w:tblStyle w:val="22"/>
+        <w:tblStyle w:val="TableNormal"/>
         <w:tblW w:w="8723" w:type="dxa"/>
         <w:jc w:val="center"/>
         <w:tblBorders>
-          <w:top w:val="none" w:color="auto" w:sz="0" w:space="0"/>
-          <w:left w:val="none" w:color="auto" w:sz="0" w:space="0"/>
-          <w:bottom w:val="none" w:color="auto" w:sz="0" w:space="0"/>
-          <w:right w:val="none" w:color="auto" w:sz="0" w:space="0"/>
-          <w:insideH w:val="none" w:color="auto" w:sz="0" w:space="0"/>
-          <w:insideV w:val="none" w:color="auto" w:sz="0" w:space="0"/>
+          <w:top w:val="nil"/>
+          <w:left w:val="nil"/>
+          <w:bottom w:val="nil"/>
+          <w:right w:val="nil"/>
+          <w:insideH w:val="nil"/>
+          <w:insideV w:val="nil"/>
         </w:tblBorders>
         <w:shd w:val="clear" w:color="auto" w:fill="auto"/>
-        <w:tblLayout w:type="autofit"/>
         <w:tblCellMar>
           <w:top w:w="15" w:type="dxa"/>
           <w:left w:w="15" w:type="dxa"/>
@@ -6874,14 +6830,17 @@
       </w:tblGrid>
       <w:tr>
         <w:tblPrEx>
+          <w:tblW w:w="8723" w:type="dxa"/>
+          <w:jc w:val="center"/>
           <w:tblBorders>
-            <w:top w:val="none" w:color="auto" w:sz="0" w:space="0"/>
-            <w:left w:val="none" w:color="auto" w:sz="0" w:space="0"/>
-            <w:bottom w:val="none" w:color="auto" w:sz="0" w:space="0"/>
-            <w:right w:val="none" w:color="auto" w:sz="0" w:space="0"/>
-            <w:insideH w:val="none" w:color="auto" w:sz="0" w:space="0"/>
-            <w:insideV w:val="none" w:color="auto" w:sz="0" w:space="0"/>
+            <w:top w:val="nil"/>
+            <w:left w:val="nil"/>
+            <w:bottom w:val="nil"/>
+            <w:right w:val="nil"/>
+            <w:insideH w:val="nil"/>
+            <w:insideV w:val="nil"/>
           </w:tblBorders>
+          <w:shd w:val="clear" w:color="auto" w:fill="auto"/>
           <w:tblCellMar>
             <w:top w:w="15" w:type="dxa"/>
             <w:left w:w="15" w:type="dxa"/>
@@ -6890,7 +6849,7 @@
           </w:tblCellMar>
         </w:tblPrEx>
         <w:trPr>
-          <w:trHeight w:val="0" w:hRule="atLeast"/>
+          <w:trHeight w:val="0"/>
           <w:tblHeader/>
           <w:jc w:val="center"/>
         </w:trPr>
@@ -6898,8 +6857,8 @@
           <w:tcPr>
             <w:tcW w:w="0" w:type="auto"/>
             <w:tcBorders>
-              <w:top w:val="single" w:color="auto" w:sz="12" w:space="0"/>
-              <w:left w:val="single" w:color="auto" w:sz="12" w:space="0"/>
+              <w:top w:val="single" w:sz="12" w:space="0" w:color="auto"/>
+              <w:left w:val="single" w:sz="12" w:space="0" w:color="auto"/>
               <w:bottom w:val="nil"/>
               <w:right w:val="nil"/>
             </w:tcBorders>
@@ -6920,10 +6879,10 @@
               <w:suppressLineNumbers w:val="0"/>
               <w:snapToGrid w:val="0"/>
               <w:spacing w:line="240" w:lineRule="auto"/>
-              <w:ind w:left="0" w:leftChars="0" w:right="0" w:rightChars="0" w:firstLine="0" w:firstLineChars="0"/>
+              <w:ind w:left="0" w:right="0" w:firstLine="0" w:leftChars="0" w:rightChars="0" w:firstLineChars="0"/>
               <w:jc w:val="center"/>
               <w:rPr>
-                <w:rFonts w:ascii="Segoe UI" w:hAnsi="Segoe UI" w:eastAsia="Segoe UI" w:cs="Segoe UI"/>
+                <w:rFonts w:ascii="Segoe UI" w:eastAsia="Segoe UI" w:hAnsi="Segoe UI" w:cs="Segoe UI"/>
                 <w:b/>
                 <w:i w:val="0"/>
                 <w:iCs w:val="0"/>
@@ -6936,7 +6895,7 @@
             </w:pPr>
             <w:r>
               <w:rPr>
-                <w:rFonts w:hint="default" w:ascii="Segoe UI" w:hAnsi="Segoe UI" w:eastAsia="Segoe UI" w:cs="Segoe UI"/>
+                <w:rFonts w:ascii="Segoe UI" w:eastAsia="Segoe UI" w:hAnsi="Segoe UI" w:cs="Segoe UI" w:hint="default"/>
                 <w:b/>
                 <w:i w:val="0"/>
                 <w:iCs w:val="0"/>
@@ -6957,8 +6916,8 @@
           <w:tcPr>
             <w:tcW w:w="0" w:type="auto"/>
             <w:tcBorders>
-              <w:top w:val="single" w:color="auto" w:sz="12" w:space="0"/>
-              <w:left w:val="single" w:color="auto" w:sz="4" w:space="0"/>
+              <w:top w:val="single" w:sz="12" w:space="0" w:color="auto"/>
+              <w:left w:val="single" w:sz="4" w:space="0" w:color="auto"/>
               <w:bottom w:val="nil"/>
               <w:right w:val="nil"/>
             </w:tcBorders>
@@ -6979,10 +6938,10 @@
               <w:suppressLineNumbers w:val="0"/>
               <w:snapToGrid w:val="0"/>
               <w:spacing w:line="240" w:lineRule="auto"/>
-              <w:ind w:left="0" w:leftChars="0" w:right="0" w:rightChars="0" w:firstLine="0" w:firstLineChars="0"/>
+              <w:ind w:left="0" w:right="0" w:firstLine="0" w:leftChars="0" w:rightChars="0" w:firstLineChars="0"/>
               <w:jc w:val="center"/>
               <w:rPr>
-                <w:rFonts w:hint="eastAsia" w:ascii="Segoe UI" w:hAnsi="Segoe UI" w:eastAsia="宋体" w:cs="Segoe UI"/>
+                <w:rFonts w:ascii="Segoe UI" w:eastAsia="宋体" w:hAnsi="Segoe UI" w:cs="Segoe UI" w:hint="eastAsia"/>
                 <w:b/>
                 <w:i w:val="0"/>
                 <w:iCs w:val="0"/>
@@ -6996,7 +6955,7 @@
             </w:pPr>
             <w:r>
               <w:rPr>
-                <w:rFonts w:hint="eastAsia" w:ascii="Segoe UI" w:hAnsi="Segoe UI" w:eastAsia="宋体" w:cs="Segoe UI"/>
+                <w:rFonts w:ascii="Segoe UI" w:eastAsia="宋体" w:hAnsi="Segoe UI" w:cs="Segoe UI" w:hint="eastAsia"/>
                 <w:b/>
                 <w:i w:val="0"/>
                 <w:iCs w:val="0"/>
@@ -7015,10 +6974,10 @@
           <w:tcPr>
             <w:tcW w:w="5944" w:type="dxa"/>
             <w:tcBorders>
-              <w:top w:val="single" w:color="auto" w:sz="12" w:space="0"/>
-              <w:left w:val="single" w:color="auto" w:sz="4" w:space="0"/>
+              <w:top w:val="single" w:sz="12" w:space="0" w:color="auto"/>
+              <w:left w:val="single" w:sz="4" w:space="0" w:color="auto"/>
               <w:bottom w:val="nil"/>
-              <w:right w:val="single" w:color="auto" w:sz="12" w:space="0"/>
+              <w:right w:val="single" w:sz="12" w:space="0" w:color="auto"/>
             </w:tcBorders>
             <w:shd w:val="clear" w:color="auto" w:fill="auto"/>
             <w:tcMar>
@@ -7037,10 +6996,10 @@
               <w:suppressLineNumbers w:val="0"/>
               <w:snapToGrid w:val="0"/>
               <w:spacing w:line="240" w:lineRule="auto"/>
-              <w:ind w:left="0" w:leftChars="0" w:right="0" w:rightChars="0" w:firstLine="0" w:firstLineChars="0"/>
+              <w:ind w:left="0" w:right="0" w:firstLine="0" w:leftChars="0" w:rightChars="0" w:firstLineChars="0"/>
               <w:jc w:val="center"/>
               <w:rPr>
-                <w:rFonts w:hint="default" w:ascii="Segoe UI" w:hAnsi="Segoe UI" w:eastAsia="Segoe UI" w:cs="Segoe UI"/>
+                <w:rFonts w:ascii="Segoe UI" w:eastAsia="Segoe UI" w:hAnsi="Segoe UI" w:cs="Segoe UI" w:hint="default"/>
                 <w:b/>
                 <w:i w:val="0"/>
                 <w:iCs w:val="0"/>
@@ -7053,7 +7012,7 @@
             </w:pPr>
             <w:r>
               <w:rPr>
-                <w:rFonts w:hint="default" w:ascii="Segoe UI" w:hAnsi="Segoe UI" w:eastAsia="Segoe UI" w:cs="Segoe UI"/>
+                <w:rFonts w:ascii="Segoe UI" w:eastAsia="Segoe UI" w:hAnsi="Segoe UI" w:cs="Segoe UI" w:hint="default"/>
                 <w:b/>
                 <w:i w:val="0"/>
                 <w:iCs w:val="0"/>
@@ -7073,14 +7032,9 @@
       </w:tr>
       <w:tr>
         <w:tblPrEx>
-          <w:tblBorders>
-            <w:top w:val="none" w:color="auto" w:sz="0" w:space="0"/>
-            <w:left w:val="none" w:color="auto" w:sz="0" w:space="0"/>
-            <w:bottom w:val="none" w:color="auto" w:sz="0" w:space="0"/>
-            <w:right w:val="none" w:color="auto" w:sz="0" w:space="0"/>
-            <w:insideH w:val="none" w:color="auto" w:sz="0" w:space="0"/>
-            <w:insideV w:val="none" w:color="auto" w:sz="0" w:space="0"/>
-          </w:tblBorders>
+          <w:tblW w:w="8723" w:type="dxa"/>
+          <w:jc w:val="center"/>
+          <w:shd w:val="clear" w:color="auto" w:fill="auto"/>
           <w:tblCellMar>
             <w:top w:w="15" w:type="dxa"/>
             <w:left w:w="15" w:type="dxa"/>
@@ -7089,15 +7043,15 @@
           </w:tblCellMar>
         </w:tblPrEx>
         <w:trPr>
-          <w:trHeight w:val="0" w:hRule="atLeast"/>
+          <w:trHeight w:val="0"/>
           <w:jc w:val="center"/>
         </w:trPr>
         <w:tc>
           <w:tcPr>
             <w:tcW w:w="0" w:type="auto"/>
             <w:tcBorders>
-              <w:top w:val="single" w:color="auto" w:sz="4" w:space="0"/>
-              <w:left w:val="single" w:color="auto" w:sz="12" w:space="0"/>
+              <w:top w:val="single" w:sz="4" w:space="0" w:color="auto"/>
+              <w:left w:val="single" w:sz="12" w:space="0" w:color="auto"/>
               <w:bottom w:val="nil"/>
               <w:right w:val="nil"/>
             </w:tcBorders>
@@ -7118,10 +7072,10 @@
               <w:suppressLineNumbers w:val="0"/>
               <w:snapToGrid w:val="0"/>
               <w:spacing w:line="240" w:lineRule="auto"/>
-              <w:ind w:left="0" w:leftChars="0" w:right="0" w:rightChars="0" w:firstLine="0" w:firstLineChars="0"/>
+              <w:ind w:left="0" w:right="0" w:firstLine="0" w:leftChars="0" w:rightChars="0" w:firstLineChars="0"/>
               <w:jc w:val="center"/>
               <w:rPr>
-                <w:rFonts w:hint="default" w:ascii="Segoe UI" w:hAnsi="Segoe UI" w:eastAsia="Segoe UI" w:cs="Segoe UI"/>
+                <w:rFonts w:ascii="Segoe UI" w:eastAsia="Segoe UI" w:hAnsi="Segoe UI" w:cs="Segoe UI" w:hint="default"/>
                 <w:i w:val="0"/>
                 <w:iCs w:val="0"/>
                 <w:caps w:val="0"/>
@@ -7133,7 +7087,7 @@
             </w:pPr>
             <w:r>
               <w:rPr>
-                <w:rFonts w:hint="default" w:ascii="Segoe UI" w:hAnsi="Segoe UI" w:eastAsia="Segoe UI" w:cs="Segoe UI"/>
+                <w:rFonts w:ascii="Segoe UI" w:eastAsia="Segoe UI" w:hAnsi="Segoe UI" w:cs="Segoe UI" w:hint="default"/>
                 <w:i w:val="0"/>
                 <w:iCs w:val="0"/>
                 <w:caps w:val="0"/>
@@ -7145,7 +7099,7 @@
                 <w:szCs w:val="18"/>
                 <w:lang w:val="en-US" w:eastAsia="zh-CN"/>
               </w:rPr>
-              <w:t>运维项目部长</w:t>
+              <w:t>运维项目经理</w:t>
             </w:r>
           </w:p>
         </w:tc>
@@ -7153,8 +7107,8 @@
           <w:tcPr>
             <w:tcW w:w="0" w:type="auto"/>
             <w:tcBorders>
-              <w:top w:val="single" w:color="auto" w:sz="4" w:space="0"/>
-              <w:left w:val="single" w:color="auto" w:sz="4" w:space="0"/>
+              <w:top w:val="single" w:sz="4" w:space="0" w:color="auto"/>
+              <w:left w:val="single" w:sz="4" w:space="0" w:color="auto"/>
               <w:bottom w:val="nil"/>
               <w:right w:val="nil"/>
             </w:tcBorders>
@@ -7175,10 +7129,10 @@
               <w:suppressLineNumbers w:val="0"/>
               <w:snapToGrid w:val="0"/>
               <w:spacing w:line="240" w:lineRule="auto"/>
-              <w:ind w:left="0" w:leftChars="0" w:right="0" w:rightChars="0" w:firstLine="0" w:firstLineChars="0"/>
+              <w:ind w:left="0" w:right="0" w:firstLine="0" w:leftChars="0" w:rightChars="0" w:firstLineChars="0"/>
               <w:jc w:val="center"/>
               <w:rPr>
-                <w:rFonts w:hint="default" w:ascii="Segoe UI" w:hAnsi="Segoe UI" w:eastAsia="宋体" w:cs="Segoe UI"/>
+                <w:rFonts w:ascii="Segoe UI" w:eastAsia="宋体" w:hAnsi="Segoe UI" w:cs="Segoe UI" w:hint="default"/>
                 <w:i w:val="0"/>
                 <w:iCs w:val="0"/>
                 <w:caps w:val="0"/>
@@ -7191,7 +7145,7 @@
             </w:pPr>
             <w:r>
               <w:rPr>
-                <w:rFonts w:hint="eastAsia" w:ascii="Segoe UI" w:hAnsi="Segoe UI" w:cs="Segoe UI"/>
+                <w:rFonts w:ascii="Segoe UI" w:hAnsi="Segoe UI" w:cs="Segoe UI" w:hint="eastAsia"/>
                 <w:i w:val="0"/>
                 <w:iCs w:val="0"/>
                 <w:caps w:val="0"/>
@@ -7205,7 +7159,7 @@
             </w:r>
             <w:r>
               <w:rPr>
-                <w:rFonts w:hint="eastAsia" w:ascii="Segoe UI" w:hAnsi="Segoe UI" w:eastAsia="宋体" w:cs="Segoe UI"/>
+                <w:rFonts w:ascii="Segoe UI" w:eastAsia="宋体" w:hAnsi="Segoe UI" w:cs="Segoe UI" w:hint="eastAsia"/>
                 <w:i w:val="0"/>
                 <w:iCs w:val="0"/>
                 <w:caps w:val="0"/>
@@ -7223,10 +7177,10 @@
           <w:tcPr>
             <w:tcW w:w="5944" w:type="dxa"/>
             <w:tcBorders>
-              <w:top w:val="single" w:color="auto" w:sz="4" w:space="0"/>
-              <w:left w:val="single" w:color="auto" w:sz="4" w:space="0"/>
+              <w:top w:val="single" w:sz="4" w:space="0" w:color="auto"/>
+              <w:left w:val="single" w:sz="4" w:space="0" w:color="auto"/>
               <w:bottom w:val="nil"/>
-              <w:right w:val="single" w:color="auto" w:sz="12" w:space="0"/>
+              <w:right w:val="single" w:sz="12" w:space="0" w:color="auto"/>
             </w:tcBorders>
             <w:shd w:val="clear" w:color="auto" w:fill="auto"/>
             <w:tcMar>
@@ -7245,10 +7199,10 @@
               <w:suppressLineNumbers w:val="0"/>
               <w:snapToGrid w:val="0"/>
               <w:spacing w:line="240" w:lineRule="auto"/>
-              <w:ind w:left="0" w:leftChars="0" w:right="0" w:rightChars="0" w:firstLine="0" w:firstLineChars="0"/>
+              <w:ind w:left="0" w:right="0" w:firstLine="0" w:leftChars="0" w:rightChars="0" w:firstLineChars="0"/>
               <w:jc w:val="left"/>
               <w:rPr>
-                <w:rFonts w:hint="default" w:ascii="Segoe UI" w:hAnsi="Segoe UI" w:eastAsia="Segoe UI" w:cs="Segoe UI"/>
+                <w:rFonts w:ascii="Segoe UI" w:eastAsia="Segoe UI" w:hAnsi="Segoe UI" w:cs="Segoe UI" w:hint="default"/>
                 <w:i w:val="0"/>
                 <w:iCs w:val="0"/>
                 <w:caps w:val="0"/>
@@ -7260,7 +7214,7 @@
             </w:pPr>
             <w:r>
               <w:rPr>
-                <w:rFonts w:hint="default" w:ascii="Segoe UI" w:hAnsi="Segoe UI" w:eastAsia="Segoe UI" w:cs="Segoe UI"/>
+                <w:rFonts w:ascii="Segoe UI" w:eastAsia="Segoe UI" w:hAnsi="Segoe UI" w:cs="Segoe UI" w:hint="default"/>
                 <w:i w:val="0"/>
                 <w:iCs w:val="0"/>
                 <w:caps w:val="0"/>
@@ -7279,14 +7233,9 @@
       </w:tr>
       <w:tr>
         <w:tblPrEx>
-          <w:tblBorders>
-            <w:top w:val="none" w:color="auto" w:sz="0" w:space="0"/>
-            <w:left w:val="none" w:color="auto" w:sz="0" w:space="0"/>
-            <w:bottom w:val="none" w:color="auto" w:sz="0" w:space="0"/>
-            <w:right w:val="none" w:color="auto" w:sz="0" w:space="0"/>
-            <w:insideH w:val="none" w:color="auto" w:sz="0" w:space="0"/>
-            <w:insideV w:val="none" w:color="auto" w:sz="0" w:space="0"/>
-          </w:tblBorders>
+          <w:tblW w:w="8723" w:type="dxa"/>
+          <w:jc w:val="center"/>
+          <w:shd w:val="clear" w:color="auto" w:fill="auto"/>
           <w:tblCellMar>
             <w:top w:w="15" w:type="dxa"/>
             <w:left w:w="15" w:type="dxa"/>
@@ -7295,15 +7244,15 @@
           </w:tblCellMar>
         </w:tblPrEx>
         <w:trPr>
-          <w:trHeight w:val="0" w:hRule="atLeast"/>
+          <w:trHeight w:val="0"/>
           <w:jc w:val="center"/>
         </w:trPr>
         <w:tc>
           <w:tcPr>
             <w:tcW w:w="0" w:type="auto"/>
             <w:tcBorders>
-              <w:top w:val="single" w:color="auto" w:sz="4" w:space="0"/>
-              <w:left w:val="single" w:color="auto" w:sz="12" w:space="0"/>
+              <w:top w:val="single" w:sz="4" w:space="0" w:color="auto"/>
+              <w:left w:val="single" w:sz="12" w:space="0" w:color="auto"/>
               <w:bottom w:val="nil"/>
               <w:right w:val="nil"/>
             </w:tcBorders>
@@ -7324,10 +7273,10 @@
               <w:suppressLineNumbers w:val="0"/>
               <w:snapToGrid w:val="0"/>
               <w:spacing w:line="240" w:lineRule="auto"/>
-              <w:ind w:left="0" w:leftChars="0" w:right="0" w:rightChars="0" w:firstLine="0" w:firstLineChars="0"/>
+              <w:ind w:left="0" w:right="0" w:firstLine="0" w:leftChars="0" w:rightChars="0" w:firstLineChars="0"/>
               <w:jc w:val="center"/>
               <w:rPr>
-                <w:rFonts w:hint="default" w:ascii="Segoe UI" w:hAnsi="Segoe UI" w:eastAsia="Segoe UI" w:cs="Segoe UI"/>
+                <w:rFonts w:ascii="Segoe UI" w:eastAsia="Segoe UI" w:hAnsi="Segoe UI" w:cs="Segoe UI" w:hint="default"/>
                 <w:i w:val="0"/>
                 <w:iCs w:val="0"/>
                 <w:caps w:val="0"/>
@@ -7339,7 +7288,7 @@
             </w:pPr>
             <w:r>
               <w:rPr>
-                <w:rFonts w:hint="default" w:ascii="Segoe UI" w:hAnsi="Segoe UI" w:eastAsia="Segoe UI" w:cs="Segoe UI"/>
+                <w:rFonts w:ascii="Segoe UI" w:eastAsia="Segoe UI" w:hAnsi="Segoe UI" w:cs="Segoe UI" w:hint="default"/>
                 <w:i w:val="0"/>
                 <w:iCs w:val="0"/>
                 <w:caps w:val="0"/>
@@ -7359,8 +7308,8 @@
           <w:tcPr>
             <w:tcW w:w="0" w:type="auto"/>
             <w:tcBorders>
-              <w:top w:val="single" w:color="auto" w:sz="4" w:space="0"/>
-              <w:left w:val="single" w:color="auto" w:sz="4" w:space="0"/>
+              <w:top w:val="single" w:sz="4" w:space="0" w:color="auto"/>
+              <w:left w:val="single" w:sz="4" w:space="0" w:color="auto"/>
               <w:bottom w:val="nil"/>
               <w:right w:val="nil"/>
             </w:tcBorders>
@@ -7381,10 +7330,10 @@
               <w:suppressLineNumbers w:val="0"/>
               <w:snapToGrid w:val="0"/>
               <w:spacing w:line="240" w:lineRule="auto"/>
-              <w:ind w:left="0" w:leftChars="0" w:right="0" w:rightChars="0" w:firstLine="0" w:firstLineChars="0"/>
+              <w:ind w:left="0" w:right="0" w:firstLine="0" w:leftChars="0" w:rightChars="0" w:firstLineChars="0"/>
               <w:jc w:val="center"/>
               <w:rPr>
-                <w:rFonts w:hint="default" w:ascii="Segoe UI" w:hAnsi="Segoe UI" w:eastAsia="宋体" w:cs="Segoe UI"/>
+                <w:rFonts w:ascii="Segoe UI" w:eastAsia="宋体" w:hAnsi="Segoe UI" w:cs="Segoe UI" w:hint="default"/>
                 <w:i w:val="0"/>
                 <w:iCs w:val="0"/>
                 <w:caps w:val="0"/>
@@ -7397,7 +7346,7 @@
             </w:pPr>
             <w:r>
               <w:rPr>
-                <w:rFonts w:hint="eastAsia" w:ascii="Segoe UI" w:hAnsi="Segoe UI" w:eastAsia="宋体" w:cs="Segoe UI"/>
+                <w:rFonts w:ascii="Segoe UI" w:eastAsia="宋体" w:hAnsi="Segoe UI" w:cs="Segoe UI" w:hint="eastAsia"/>
                 <w:i w:val="0"/>
                 <w:iCs w:val="0"/>
                 <w:caps w:val="0"/>
@@ -7415,10 +7364,10 @@
           <w:tcPr>
             <w:tcW w:w="5944" w:type="dxa"/>
             <w:tcBorders>
-              <w:top w:val="single" w:color="auto" w:sz="4" w:space="0"/>
-              <w:left w:val="single" w:color="auto" w:sz="4" w:space="0"/>
+              <w:top w:val="single" w:sz="4" w:space="0" w:color="auto"/>
+              <w:left w:val="single" w:sz="4" w:space="0" w:color="auto"/>
               <w:bottom w:val="nil"/>
-              <w:right w:val="single" w:color="auto" w:sz="12" w:space="0"/>
+              <w:right w:val="single" w:sz="12" w:space="0" w:color="auto"/>
             </w:tcBorders>
             <w:shd w:val="clear" w:color="auto" w:fill="auto"/>
             <w:tcMar>
@@ -7437,10 +7386,10 @@
               <w:suppressLineNumbers w:val="0"/>
               <w:snapToGrid w:val="0"/>
               <w:spacing w:line="240" w:lineRule="auto"/>
-              <w:ind w:left="0" w:leftChars="0" w:right="0" w:rightChars="0" w:firstLine="0" w:firstLineChars="0"/>
+              <w:ind w:left="0" w:right="0" w:firstLine="0" w:leftChars="0" w:rightChars="0" w:firstLineChars="0"/>
               <w:jc w:val="left"/>
               <w:rPr>
-                <w:rFonts w:hint="default" w:ascii="Segoe UI" w:hAnsi="Segoe UI" w:eastAsia="Segoe UI" w:cs="Segoe UI"/>
+                <w:rFonts w:ascii="Segoe UI" w:eastAsia="Segoe UI" w:hAnsi="Segoe UI" w:cs="Segoe UI" w:hint="default"/>
                 <w:i w:val="0"/>
                 <w:iCs w:val="0"/>
                 <w:caps w:val="0"/>
@@ -7452,7 +7401,7 @@
             </w:pPr>
             <w:r>
               <w:rPr>
-                <w:rFonts w:hint="default" w:ascii="Segoe UI" w:hAnsi="Segoe UI" w:eastAsia="Segoe UI" w:cs="Segoe UI"/>
+                <w:rFonts w:ascii="Segoe UI" w:eastAsia="Segoe UI" w:hAnsi="Segoe UI" w:cs="Segoe UI" w:hint="default"/>
                 <w:i w:val="0"/>
                 <w:iCs w:val="0"/>
                 <w:caps w:val="0"/>
@@ -7471,14 +7420,8 @@
       </w:tr>
       <w:tr>
         <w:tblPrEx>
-          <w:tblBorders>
-            <w:top w:val="none" w:color="auto" w:sz="0" w:space="0"/>
-            <w:left w:val="none" w:color="auto" w:sz="0" w:space="0"/>
-            <w:bottom w:val="none" w:color="auto" w:sz="0" w:space="0"/>
-            <w:right w:val="none" w:color="auto" w:sz="0" w:space="0"/>
-            <w:insideH w:val="none" w:color="auto" w:sz="0" w:space="0"/>
-            <w:insideV w:val="none" w:color="auto" w:sz="0" w:space="0"/>
-          </w:tblBorders>
+          <w:tblW w:w="8723" w:type="dxa"/>
+          <w:jc w:val="center"/>
           <w:shd w:val="clear" w:color="auto" w:fill="auto"/>
           <w:tblCellMar>
             <w:top w:w="15" w:type="dxa"/>
@@ -7488,15 +7431,15 @@
           </w:tblCellMar>
         </w:tblPrEx>
         <w:trPr>
-          <w:trHeight w:val="0" w:hRule="atLeast"/>
+          <w:trHeight w:val="0"/>
           <w:jc w:val="center"/>
         </w:trPr>
         <w:tc>
           <w:tcPr>
             <w:tcW w:w="0" w:type="auto"/>
             <w:tcBorders>
-              <w:top w:val="single" w:color="auto" w:sz="4" w:space="0"/>
-              <w:left w:val="single" w:color="auto" w:sz="12" w:space="0"/>
+              <w:top w:val="single" w:sz="4" w:space="0" w:color="auto"/>
+              <w:left w:val="single" w:sz="12" w:space="0" w:color="auto"/>
               <w:bottom w:val="nil"/>
               <w:right w:val="nil"/>
             </w:tcBorders>
@@ -7517,10 +7460,10 @@
               <w:suppressLineNumbers w:val="0"/>
               <w:snapToGrid w:val="0"/>
               <w:spacing w:line="240" w:lineRule="auto"/>
-              <w:ind w:left="0" w:leftChars="0" w:right="0" w:rightChars="0" w:firstLine="0" w:firstLineChars="0"/>
+              <w:ind w:left="0" w:right="0" w:firstLine="0" w:leftChars="0" w:rightChars="0" w:firstLineChars="0"/>
               <w:jc w:val="center"/>
               <w:rPr>
-                <w:rFonts w:hint="default" w:ascii="Segoe UI" w:hAnsi="Segoe UI" w:eastAsia="Segoe UI" w:cs="Segoe UI"/>
+                <w:rFonts w:ascii="Segoe UI" w:eastAsia="Segoe UI" w:hAnsi="Segoe UI" w:cs="Segoe UI" w:hint="default"/>
                 <w:i w:val="0"/>
                 <w:iCs w:val="0"/>
                 <w:caps w:val="0"/>
@@ -7532,7 +7475,7 @@
             </w:pPr>
             <w:r>
               <w:rPr>
-                <w:rFonts w:hint="default" w:ascii="Segoe UI" w:hAnsi="Segoe UI" w:eastAsia="Segoe UI" w:cs="Segoe UI"/>
+                <w:rFonts w:ascii="Segoe UI" w:eastAsia="Segoe UI" w:hAnsi="Segoe UI" w:cs="Segoe UI" w:hint="default"/>
                 <w:i w:val="0"/>
                 <w:iCs w:val="0"/>
                 <w:caps w:val="0"/>
@@ -7552,8 +7495,8 @@
           <w:tcPr>
             <w:tcW w:w="0" w:type="auto"/>
             <w:tcBorders>
-              <w:top w:val="single" w:color="auto" w:sz="4" w:space="0"/>
-              <w:left w:val="single" w:color="auto" w:sz="4" w:space="0"/>
+              <w:top w:val="single" w:sz="4" w:space="0" w:color="auto"/>
+              <w:left w:val="single" w:sz="4" w:space="0" w:color="auto"/>
               <w:bottom w:val="nil"/>
               <w:right w:val="nil"/>
             </w:tcBorders>
@@ -7574,10 +7517,10 @@
               <w:suppressLineNumbers w:val="0"/>
               <w:snapToGrid w:val="0"/>
               <w:spacing w:line="240" w:lineRule="auto"/>
-              <w:ind w:left="0" w:leftChars="0" w:right="0" w:rightChars="0" w:firstLine="0" w:firstLineChars="0"/>
+              <w:ind w:left="0" w:right="0" w:firstLine="0" w:leftChars="0" w:rightChars="0" w:firstLineChars="0"/>
               <w:jc w:val="center"/>
               <w:rPr>
-                <w:rFonts w:hint="default" w:ascii="Segoe UI" w:hAnsi="Segoe UI" w:eastAsia="宋体" w:cs="Segoe UI"/>
+                <w:rFonts w:ascii="Segoe UI" w:eastAsia="宋体" w:hAnsi="Segoe UI" w:cs="Segoe UI" w:hint="default"/>
                 <w:i w:val="0"/>
                 <w:iCs w:val="0"/>
                 <w:caps w:val="0"/>
@@ -7590,7 +7533,7 @@
             </w:pPr>
             <w:r>
               <w:rPr>
-                <w:rFonts w:hint="eastAsia" w:ascii="Segoe UI" w:hAnsi="Segoe UI" w:eastAsia="宋体" w:cs="Segoe UI"/>
+                <w:rFonts w:ascii="Segoe UI" w:eastAsia="宋体" w:hAnsi="Segoe UI" w:cs="Segoe UI" w:hint="eastAsia"/>
                 <w:i w:val="0"/>
                 <w:iCs w:val="0"/>
                 <w:caps w:val="0"/>
@@ -7608,10 +7551,10 @@
           <w:tcPr>
             <w:tcW w:w="5944" w:type="dxa"/>
             <w:tcBorders>
-              <w:top w:val="single" w:color="auto" w:sz="4" w:space="0"/>
-              <w:left w:val="single" w:color="auto" w:sz="4" w:space="0"/>
+              <w:top w:val="single" w:sz="4" w:space="0" w:color="auto"/>
+              <w:left w:val="single" w:sz="4" w:space="0" w:color="auto"/>
               <w:bottom w:val="nil"/>
-              <w:right w:val="single" w:color="auto" w:sz="12" w:space="0"/>
+              <w:right w:val="single" w:sz="12" w:space="0" w:color="auto"/>
             </w:tcBorders>
             <w:shd w:val="clear" w:color="auto" w:fill="auto"/>
             <w:tcMar>
@@ -7630,10 +7573,10 @@
               <w:suppressLineNumbers w:val="0"/>
               <w:snapToGrid w:val="0"/>
               <w:spacing w:line="240" w:lineRule="auto"/>
-              <w:ind w:left="0" w:leftChars="0" w:right="0" w:rightChars="0" w:firstLine="0" w:firstLineChars="0"/>
+              <w:ind w:left="0" w:right="0" w:firstLine="0" w:leftChars="0" w:rightChars="0" w:firstLineChars="0"/>
               <w:jc w:val="left"/>
               <w:rPr>
-                <w:rFonts w:hint="default" w:ascii="Segoe UI" w:hAnsi="Segoe UI" w:eastAsia="Segoe UI" w:cs="Segoe UI"/>
+                <w:rFonts w:ascii="Segoe UI" w:eastAsia="Segoe UI" w:hAnsi="Segoe UI" w:cs="Segoe UI" w:hint="default"/>
                 <w:i w:val="0"/>
                 <w:iCs w:val="0"/>
                 <w:caps w:val="0"/>
@@ -7645,7 +7588,7 @@
             </w:pPr>
             <w:r>
               <w:rPr>
-                <w:rFonts w:hint="default" w:ascii="Segoe UI" w:hAnsi="Segoe UI" w:eastAsia="Segoe UI" w:cs="Segoe UI"/>
+                <w:rFonts w:ascii="Segoe UI" w:eastAsia="Segoe UI" w:hAnsi="Segoe UI" w:cs="Segoe UI" w:hint="default"/>
                 <w:i w:val="0"/>
                 <w:iCs w:val="0"/>
                 <w:caps w:val="0"/>
@@ -7664,14 +7607,8 @@
       </w:tr>
       <w:tr>
         <w:tblPrEx>
-          <w:tblBorders>
-            <w:top w:val="none" w:color="auto" w:sz="0" w:space="0"/>
-            <w:left w:val="none" w:color="auto" w:sz="0" w:space="0"/>
-            <w:bottom w:val="none" w:color="auto" w:sz="0" w:space="0"/>
-            <w:right w:val="none" w:color="auto" w:sz="0" w:space="0"/>
-            <w:insideH w:val="none" w:color="auto" w:sz="0" w:space="0"/>
-            <w:insideV w:val="none" w:color="auto" w:sz="0" w:space="0"/>
-          </w:tblBorders>
+          <w:tblW w:w="8723" w:type="dxa"/>
+          <w:jc w:val="center"/>
           <w:shd w:val="clear" w:color="auto" w:fill="auto"/>
           <w:tblCellMar>
             <w:top w:w="15" w:type="dxa"/>
@@ -7681,15 +7618,15 @@
           </w:tblCellMar>
         </w:tblPrEx>
         <w:trPr>
-          <w:trHeight w:val="0" w:hRule="atLeast"/>
+          <w:trHeight w:val="0"/>
           <w:jc w:val="center"/>
         </w:trPr>
         <w:tc>
           <w:tcPr>
             <w:tcW w:w="0" w:type="auto"/>
             <w:tcBorders>
-              <w:top w:val="single" w:color="auto" w:sz="4" w:space="0"/>
-              <w:left w:val="single" w:color="auto" w:sz="12" w:space="0"/>
+              <w:top w:val="single" w:sz="4" w:space="0" w:color="auto"/>
+              <w:left w:val="single" w:sz="12" w:space="0" w:color="auto"/>
               <w:bottom w:val="nil"/>
               <w:right w:val="nil"/>
             </w:tcBorders>
@@ -7710,10 +7647,10 @@
               <w:suppressLineNumbers w:val="0"/>
               <w:snapToGrid w:val="0"/>
               <w:spacing w:line="240" w:lineRule="auto"/>
-              <w:ind w:left="0" w:leftChars="0" w:right="0" w:rightChars="0" w:firstLine="0" w:firstLineChars="0"/>
+              <w:ind w:left="0" w:right="0" w:firstLine="0" w:leftChars="0" w:rightChars="0" w:firstLineChars="0"/>
               <w:jc w:val="center"/>
               <w:rPr>
-                <w:rFonts w:hint="default" w:ascii="Segoe UI" w:hAnsi="Segoe UI" w:eastAsia="Segoe UI" w:cs="Segoe UI"/>
+                <w:rFonts w:ascii="Segoe UI" w:eastAsia="Segoe UI" w:hAnsi="Segoe UI" w:cs="Segoe UI" w:hint="default"/>
                 <w:i w:val="0"/>
                 <w:iCs w:val="0"/>
                 <w:caps w:val="0"/>
@@ -7725,7 +7662,7 @@
             </w:pPr>
             <w:r>
               <w:rPr>
-                <w:rFonts w:hint="default" w:ascii="Segoe UI" w:hAnsi="Segoe UI" w:eastAsia="Segoe UI" w:cs="Segoe UI"/>
+                <w:rFonts w:ascii="Segoe UI" w:eastAsia="Segoe UI" w:hAnsi="Segoe UI" w:cs="Segoe UI" w:hint="default"/>
                 <w:i w:val="0"/>
                 <w:iCs w:val="0"/>
                 <w:caps w:val="0"/>
@@ -7737,7 +7674,7 @@
                 <w:szCs w:val="18"/>
                 <w:lang w:val="en-US" w:eastAsia="zh-CN"/>
               </w:rPr>
-              <w:t>运维部部长</w:t>
+              <w:t>运维部经理</w:t>
             </w:r>
           </w:p>
         </w:tc>
@@ -7745,8 +7682,8 @@
           <w:tcPr>
             <w:tcW w:w="0" w:type="auto"/>
             <w:tcBorders>
-              <w:top w:val="single" w:color="auto" w:sz="4" w:space="0"/>
-              <w:left w:val="single" w:color="auto" w:sz="4" w:space="0"/>
+              <w:top w:val="single" w:sz="4" w:space="0" w:color="auto"/>
+              <w:left w:val="single" w:sz="4" w:space="0" w:color="auto"/>
               <w:bottom w:val="nil"/>
               <w:right w:val="nil"/>
             </w:tcBorders>
@@ -7767,10 +7704,10 @@
               <w:suppressLineNumbers w:val="0"/>
               <w:snapToGrid w:val="0"/>
               <w:spacing w:line="240" w:lineRule="auto"/>
-              <w:ind w:left="0" w:leftChars="0" w:right="0" w:rightChars="0" w:firstLine="0" w:firstLineChars="0"/>
+              <w:ind w:left="0" w:right="0" w:firstLine="0" w:leftChars="0" w:rightChars="0" w:firstLineChars="0"/>
               <w:jc w:val="center"/>
               <w:rPr>
-                <w:rFonts w:hint="default" w:ascii="Segoe UI" w:hAnsi="Segoe UI" w:eastAsia="宋体" w:cs="Segoe UI"/>
+                <w:rFonts w:ascii="Segoe UI" w:eastAsia="宋体" w:hAnsi="Segoe UI" w:cs="Segoe UI" w:hint="default"/>
                 <w:i w:val="0"/>
                 <w:iCs w:val="0"/>
                 <w:caps w:val="0"/>
@@ -7783,7 +7720,7 @@
             </w:pPr>
             <w:r>
               <w:rPr>
-                <w:rFonts w:hint="eastAsia" w:ascii="Segoe UI" w:hAnsi="Segoe UI" w:eastAsia="宋体" w:cs="Segoe UI"/>
+                <w:rFonts w:ascii="Segoe UI" w:eastAsia="宋体" w:hAnsi="Segoe UI" w:cs="Segoe UI" w:hint="eastAsia"/>
                 <w:i w:val="0"/>
                 <w:iCs w:val="0"/>
                 <w:caps w:val="0"/>
@@ -7801,10 +7738,10 @@
           <w:tcPr>
             <w:tcW w:w="5944" w:type="dxa"/>
             <w:tcBorders>
-              <w:top w:val="single" w:color="auto" w:sz="4" w:space="0"/>
-              <w:left w:val="single" w:color="auto" w:sz="4" w:space="0"/>
+              <w:top w:val="single" w:sz="4" w:space="0" w:color="auto"/>
+              <w:left w:val="single" w:sz="4" w:space="0" w:color="auto"/>
               <w:bottom w:val="nil"/>
-              <w:right w:val="single" w:color="auto" w:sz="12" w:space="0"/>
+              <w:right w:val="single" w:sz="12" w:space="0" w:color="auto"/>
             </w:tcBorders>
             <w:shd w:val="clear" w:color="auto" w:fill="auto"/>
             <w:tcMar>
@@ -7823,10 +7760,10 @@
               <w:suppressLineNumbers w:val="0"/>
               <w:snapToGrid w:val="0"/>
               <w:spacing w:line="240" w:lineRule="auto"/>
-              <w:ind w:left="0" w:leftChars="0" w:right="0" w:rightChars="0" w:firstLine="0" w:firstLineChars="0"/>
+              <w:ind w:left="0" w:right="0" w:firstLine="0" w:leftChars="0" w:rightChars="0" w:firstLineChars="0"/>
               <w:jc w:val="left"/>
               <w:rPr>
-                <w:rFonts w:hint="default" w:ascii="Segoe UI" w:hAnsi="Segoe UI" w:eastAsia="Segoe UI" w:cs="Segoe UI"/>
+                <w:rFonts w:ascii="Segoe UI" w:eastAsia="Segoe UI" w:hAnsi="Segoe UI" w:cs="Segoe UI" w:hint="default"/>
                 <w:i w:val="0"/>
                 <w:iCs w:val="0"/>
                 <w:caps w:val="0"/>
@@ -7838,7 +7775,7 @@
             </w:pPr>
             <w:r>
               <w:rPr>
-                <w:rFonts w:hint="default" w:ascii="Segoe UI" w:hAnsi="Segoe UI" w:eastAsia="Segoe UI" w:cs="Segoe UI"/>
+                <w:rFonts w:ascii="Segoe UI" w:eastAsia="Segoe UI" w:hAnsi="Segoe UI" w:cs="Segoe UI" w:hint="default"/>
                 <w:i w:val="0"/>
                 <w:iCs w:val="0"/>
                 <w:caps w:val="0"/>
@@ -7857,14 +7794,9 @@
       </w:tr>
       <w:tr>
         <w:tblPrEx>
-          <w:tblBorders>
-            <w:top w:val="none" w:color="auto" w:sz="0" w:space="0"/>
-            <w:left w:val="none" w:color="auto" w:sz="0" w:space="0"/>
-            <w:bottom w:val="none" w:color="auto" w:sz="0" w:space="0"/>
-            <w:right w:val="none" w:color="auto" w:sz="0" w:space="0"/>
-            <w:insideH w:val="none" w:color="auto" w:sz="0" w:space="0"/>
-            <w:insideV w:val="none" w:color="auto" w:sz="0" w:space="0"/>
-          </w:tblBorders>
+          <w:tblW w:w="8723" w:type="dxa"/>
+          <w:jc w:val="center"/>
+          <w:shd w:val="clear" w:color="auto" w:fill="auto"/>
           <w:tblCellMar>
             <w:top w:w="15" w:type="dxa"/>
             <w:left w:w="15" w:type="dxa"/>
@@ -7873,16 +7805,16 @@
           </w:tblCellMar>
         </w:tblPrEx>
         <w:trPr>
-          <w:trHeight w:val="0" w:hRule="atLeast"/>
+          <w:trHeight w:val="0"/>
           <w:jc w:val="center"/>
         </w:trPr>
         <w:tc>
           <w:tcPr>
             <w:tcW w:w="1611" w:type="dxa"/>
             <w:tcBorders>
-              <w:top w:val="single" w:color="auto" w:sz="4" w:space="0"/>
-              <w:left w:val="single" w:color="auto" w:sz="12" w:space="0"/>
-              <w:bottom w:val="single" w:color="auto" w:sz="12" w:space="0"/>
+              <w:top w:val="single" w:sz="4" w:space="0" w:color="auto"/>
+              <w:left w:val="single" w:sz="12" w:space="0" w:color="auto"/>
+              <w:bottom w:val="single" w:sz="12" w:space="0" w:color="auto"/>
               <w:right w:val="nil"/>
             </w:tcBorders>
             <w:shd w:val="clear" w:color="auto" w:fill="auto"/>
@@ -7902,10 +7834,10 @@
               <w:suppressLineNumbers w:val="0"/>
               <w:snapToGrid w:val="0"/>
               <w:spacing w:line="240" w:lineRule="auto"/>
-              <w:ind w:left="0" w:leftChars="0" w:right="0" w:rightChars="0" w:firstLine="0" w:firstLineChars="0"/>
+              <w:ind w:left="0" w:right="0" w:firstLine="0" w:leftChars="0" w:rightChars="0" w:firstLineChars="0"/>
               <w:jc w:val="center"/>
               <w:rPr>
-                <w:rFonts w:hint="default" w:ascii="Segoe UI" w:hAnsi="Segoe UI" w:eastAsia="Segoe UI" w:cs="Segoe UI"/>
+                <w:rFonts w:ascii="Segoe UI" w:eastAsia="Segoe UI" w:hAnsi="Segoe UI" w:cs="Segoe UI" w:hint="default"/>
                 <w:i w:val="0"/>
                 <w:iCs w:val="0"/>
                 <w:caps w:val="0"/>
@@ -7917,7 +7849,7 @@
             </w:pPr>
             <w:r>
               <w:rPr>
-                <w:rFonts w:hint="default" w:ascii="Segoe UI" w:hAnsi="Segoe UI" w:eastAsia="Segoe UI" w:cs="Segoe UI"/>
+                <w:rFonts w:ascii="Segoe UI" w:eastAsia="Segoe UI" w:hAnsi="Segoe UI" w:cs="Segoe UI" w:hint="default"/>
                 <w:i w:val="0"/>
                 <w:iCs w:val="0"/>
                 <w:caps w:val="0"/>
@@ -7937,9 +7869,9 @@
           <w:tcPr>
             <w:tcW w:w="1168" w:type="dxa"/>
             <w:tcBorders>
-              <w:top w:val="single" w:color="auto" w:sz="4" w:space="0"/>
-              <w:left w:val="single" w:color="auto" w:sz="4" w:space="0"/>
-              <w:bottom w:val="single" w:color="auto" w:sz="12" w:space="0"/>
+              <w:top w:val="single" w:sz="4" w:space="0" w:color="auto"/>
+              <w:left w:val="single" w:sz="4" w:space="0" w:color="auto"/>
+              <w:bottom w:val="single" w:sz="12" w:space="0" w:color="auto"/>
               <w:right w:val="nil"/>
             </w:tcBorders>
             <w:shd w:val="clear" w:color="auto" w:fill="auto"/>
@@ -7959,10 +7891,10 @@
               <w:suppressLineNumbers w:val="0"/>
               <w:snapToGrid w:val="0"/>
               <w:spacing w:line="240" w:lineRule="auto"/>
-              <w:ind w:left="0" w:leftChars="0" w:right="0" w:rightChars="0" w:firstLine="0" w:firstLineChars="0"/>
+              <w:ind w:left="0" w:right="0" w:firstLine="0" w:leftChars="0" w:rightChars="0" w:firstLineChars="0"/>
               <w:jc w:val="center"/>
               <w:rPr>
-                <w:rFonts w:hint="default" w:ascii="Segoe UI" w:hAnsi="Segoe UI" w:eastAsia="宋体" w:cs="Segoe UI"/>
+                <w:rFonts w:ascii="Segoe UI" w:eastAsia="宋体" w:hAnsi="Segoe UI" w:cs="Segoe UI" w:hint="default"/>
                 <w:i w:val="0"/>
                 <w:iCs w:val="0"/>
                 <w:caps w:val="0"/>
@@ -7975,7 +7907,7 @@
             </w:pPr>
             <w:r>
               <w:rPr>
-                <w:rFonts w:hint="eastAsia" w:ascii="Segoe UI" w:hAnsi="Segoe UI" w:eastAsia="宋体" w:cs="Segoe UI"/>
+                <w:rFonts w:ascii="Segoe UI" w:eastAsia="宋体" w:hAnsi="Segoe UI" w:cs="Segoe UI" w:hint="eastAsia"/>
                 <w:i w:val="0"/>
                 <w:iCs w:val="0"/>
                 <w:caps w:val="0"/>
@@ -7993,10 +7925,10 @@
           <w:tcPr>
             <w:tcW w:w="5944" w:type="dxa"/>
             <w:tcBorders>
-              <w:top w:val="single" w:color="auto" w:sz="4" w:space="0"/>
-              <w:left w:val="single" w:color="auto" w:sz="4" w:space="0"/>
-              <w:bottom w:val="single" w:color="auto" w:sz="12" w:space="0"/>
-              <w:right w:val="single" w:color="auto" w:sz="12" w:space="0"/>
+              <w:top w:val="single" w:sz="4" w:space="0" w:color="auto"/>
+              <w:left w:val="single" w:sz="4" w:space="0" w:color="auto"/>
+              <w:bottom w:val="single" w:sz="12" w:space="0" w:color="auto"/>
+              <w:right w:val="single" w:sz="12" w:space="0" w:color="auto"/>
             </w:tcBorders>
             <w:shd w:val="clear" w:color="auto" w:fill="auto"/>
             <w:tcMar>
@@ -8015,10 +7947,10 @@
               <w:suppressLineNumbers w:val="0"/>
               <w:snapToGrid w:val="0"/>
               <w:spacing w:line="240" w:lineRule="auto"/>
-              <w:ind w:left="0" w:leftChars="0" w:right="0" w:rightChars="0" w:firstLine="0" w:firstLineChars="0"/>
+              <w:ind w:left="0" w:right="0" w:firstLine="0" w:leftChars="0" w:rightChars="0" w:firstLineChars="0"/>
               <w:jc w:val="left"/>
               <w:rPr>
-                <w:rFonts w:hint="default" w:ascii="Segoe UI" w:hAnsi="Segoe UI" w:eastAsia="Segoe UI" w:cs="Segoe UI"/>
+                <w:rFonts w:ascii="Segoe UI" w:eastAsia="Segoe UI" w:hAnsi="Segoe UI" w:cs="Segoe UI" w:hint="default"/>
                 <w:i w:val="0"/>
                 <w:iCs w:val="0"/>
                 <w:caps w:val="0"/>
@@ -8030,7 +7962,7 @@
             </w:pPr>
             <w:r>
               <w:rPr>
-                <w:rFonts w:hint="default" w:ascii="Segoe UI" w:hAnsi="Segoe UI" w:eastAsia="Segoe UI" w:cs="Segoe UI"/>
+                <w:rFonts w:ascii="Segoe UI" w:eastAsia="Segoe UI" w:hAnsi="Segoe UI" w:cs="Segoe UI" w:hint="default"/>
                 <w:i w:val="0"/>
                 <w:iCs w:val="0"/>
                 <w:caps w:val="0"/>
@@ -8050,7 +7982,7 @@
     </w:tbl>
     <w:p>
       <w:pPr>
-        <w:pStyle w:val="35"/>
+        <w:pStyle w:val="1"/>
         <w:keepNext w:val="0"/>
         <w:keepLines w:val="0"/>
         <w:pageBreakBefore w:val="0"/>
@@ -8060,17 +7992,17 @@
         <w:topLinePunct w:val="0"/>
         <w:bidi w:val="0"/>
       </w:pPr>
-      <w:bookmarkStart w:id="34" w:name="heading_17"/>
-      <w:bookmarkStart w:id="35" w:name="_Toc14434"/>
+      <w:bookmarkStart w:id="35" w:name="heading_17"/>
+      <w:bookmarkStart w:id="36" w:name="_Toc14434"/>
       <w:r>
         <w:t>交付物清单</w:t>
       </w:r>
-      <w:bookmarkEnd w:id="34"/>
       <w:bookmarkEnd w:id="35"/>
-    </w:p>
-    <w:p>
-      <w:pPr>
-        <w:pStyle w:val="36"/>
+      <w:bookmarkEnd w:id="36"/>
+    </w:p>
+    <w:p>
+      <w:pPr>
+        <w:pStyle w:val="a4"/>
         <w:keepNext w:val="0"/>
         <w:keepLines w:val="0"/>
         <w:pageBreakBefore w:val="0"/>
@@ -8086,18 +8018,18 @@
     </w:p>
     <w:p>
       <w:pPr>
-        <w:pStyle w:val="37"/>
-        <w:bidi w:val="0"/>
-      </w:pPr>
-      <w:bookmarkStart w:id="36" w:name="_Toc2823"/>
+        <w:pStyle w:val="2"/>
+        <w:bidi w:val="0"/>
+      </w:pPr>
+      <w:bookmarkStart w:id="37" w:name="_Toc2823"/>
       <w:r>
         <w:t>启动阶段</w:t>
       </w:r>
-      <w:bookmarkEnd w:id="36"/>
-    </w:p>
-    <w:p>
-      <w:pPr>
-        <w:pStyle w:val="36"/>
+      <w:bookmarkEnd w:id="37"/>
+    </w:p>
+    <w:p>
+      <w:pPr>
+        <w:pStyle w:val="a4"/>
         <w:bidi w:val="0"/>
       </w:pPr>
       <w:r>
@@ -8106,18 +8038,18 @@
     </w:p>
     <w:p>
       <w:pPr>
-        <w:pStyle w:val="37"/>
-        <w:bidi w:val="0"/>
-      </w:pPr>
-      <w:bookmarkStart w:id="37" w:name="_Toc22455"/>
+        <w:pStyle w:val="2"/>
+        <w:bidi w:val="0"/>
+      </w:pPr>
+      <w:bookmarkStart w:id="38" w:name="_Toc22455"/>
       <w:r>
         <w:t>策划阶段</w:t>
       </w:r>
-      <w:bookmarkEnd w:id="37"/>
-    </w:p>
-    <w:p>
-      <w:pPr>
-        <w:pStyle w:val="36"/>
+      <w:bookmarkEnd w:id="38"/>
+    </w:p>
+    <w:p>
+      <w:pPr>
+        <w:pStyle w:val="a4"/>
         <w:bidi w:val="0"/>
       </w:pPr>
       <w:r>
@@ -8126,18 +8058,18 @@
     </w:p>
     <w:p>
       <w:pPr>
-        <w:pStyle w:val="37"/>
-        <w:bidi w:val="0"/>
-      </w:pPr>
-      <w:bookmarkStart w:id="38" w:name="_Toc29882"/>
+        <w:pStyle w:val="2"/>
+        <w:bidi w:val="0"/>
+      </w:pPr>
+      <w:bookmarkStart w:id="39" w:name="_Toc29882"/>
       <w:r>
         <w:t>实施阶段</w:t>
       </w:r>
-      <w:bookmarkEnd w:id="38"/>
-    </w:p>
-    <w:p>
-      <w:pPr>
-        <w:pStyle w:val="36"/>
+      <w:bookmarkEnd w:id="39"/>
+    </w:p>
+    <w:p>
+      <w:pPr>
+        <w:pStyle w:val="a4"/>
         <w:bidi w:val="0"/>
       </w:pPr>
       <w:r>
@@ -8146,18 +8078,18 @@
     </w:p>
     <w:p>
       <w:pPr>
-        <w:pStyle w:val="37"/>
-        <w:bidi w:val="0"/>
-      </w:pPr>
-      <w:bookmarkStart w:id="39" w:name="_Toc25005"/>
+        <w:pStyle w:val="2"/>
+        <w:bidi w:val="0"/>
+      </w:pPr>
+      <w:bookmarkStart w:id="40" w:name="_Toc25005"/>
       <w:r>
         <w:t>检查阶段</w:t>
       </w:r>
-      <w:bookmarkEnd w:id="39"/>
-    </w:p>
-    <w:p>
-      <w:pPr>
-        <w:pStyle w:val="36"/>
+      <w:bookmarkEnd w:id="40"/>
+    </w:p>
+    <w:p>
+      <w:pPr>
+        <w:pStyle w:val="a4"/>
         <w:bidi w:val="0"/>
       </w:pPr>
       <w:r>
@@ -8166,18 +8098,18 @@
     </w:p>
     <w:p>
       <w:pPr>
-        <w:pStyle w:val="37"/>
-        <w:bidi w:val="0"/>
-      </w:pPr>
-      <w:bookmarkStart w:id="40" w:name="_Toc10065"/>
+        <w:pStyle w:val="2"/>
+        <w:bidi w:val="0"/>
+      </w:pPr>
+      <w:bookmarkStart w:id="41" w:name="_Toc10065"/>
       <w:r>
         <w:t>改进阶段</w:t>
       </w:r>
-      <w:bookmarkEnd w:id="40"/>
-    </w:p>
-    <w:p>
-      <w:pPr>
-        <w:pStyle w:val="36"/>
+      <w:bookmarkEnd w:id="41"/>
+    </w:p>
+    <w:p>
+      <w:pPr>
+        <w:pStyle w:val="a4"/>
         <w:bidi w:val="0"/>
       </w:pPr>
       <w:r>
@@ -8186,7 +8118,7 @@
     </w:p>
     <w:p>
       <w:pPr>
-        <w:pStyle w:val="35"/>
+        <w:pStyle w:val="1"/>
         <w:keepNext w:val="0"/>
         <w:keepLines w:val="0"/>
         <w:pageBreakBefore w:val="0"/>
@@ -8196,17 +8128,17 @@
         <w:topLinePunct w:val="0"/>
         <w:bidi w:val="0"/>
       </w:pPr>
-      <w:bookmarkStart w:id="41" w:name="heading_18"/>
-      <w:bookmarkStart w:id="42" w:name="_Toc26523"/>
+      <w:bookmarkStart w:id="42" w:name="heading_18"/>
+      <w:bookmarkStart w:id="43" w:name="_Toc26523"/>
       <w:r>
         <w:t>质量管控机制</w:t>
       </w:r>
-      <w:bookmarkEnd w:id="41"/>
       <w:bookmarkEnd w:id="42"/>
-    </w:p>
-    <w:p>
-      <w:pPr>
-        <w:pStyle w:val="37"/>
+      <w:bookmarkEnd w:id="43"/>
+    </w:p>
+    <w:p>
+      <w:pPr>
+        <w:pStyle w:val="2"/>
         <w:keepNext w:val="0"/>
         <w:keepLines w:val="0"/>
         <w:pageBreakBefore w:val="0"/>
@@ -8216,17 +8148,17 @@
         <w:topLinePunct w:val="0"/>
         <w:bidi w:val="0"/>
       </w:pPr>
-      <w:bookmarkStart w:id="43" w:name="heading_19"/>
-      <w:bookmarkStart w:id="44" w:name="_Toc3850"/>
+      <w:bookmarkStart w:id="44" w:name="heading_19"/>
+      <w:bookmarkStart w:id="45" w:name="_Toc3850"/>
       <w:r>
         <w:t>SLA监控</w:t>
       </w:r>
-      <w:bookmarkEnd w:id="43"/>
       <w:bookmarkEnd w:id="44"/>
-    </w:p>
-    <w:p>
-      <w:pPr>
-        <w:pStyle w:val="36"/>
+      <w:bookmarkEnd w:id="45"/>
+    </w:p>
+    <w:p>
+      <w:pPr>
+        <w:pStyle w:val="a4"/>
         <w:keepNext w:val="0"/>
         <w:keepLines w:val="0"/>
         <w:pageBreakBefore w:val="0"/>
@@ -8242,7 +8174,7 @@
     </w:p>
     <w:p>
       <w:pPr>
-        <w:pStyle w:val="37"/>
+        <w:pStyle w:val="2"/>
         <w:keepNext w:val="0"/>
         <w:keepLines w:val="0"/>
         <w:pageBreakBefore w:val="0"/>
@@ -8252,17 +8184,17 @@
         <w:topLinePunct w:val="0"/>
         <w:bidi w:val="0"/>
       </w:pPr>
-      <w:bookmarkStart w:id="45" w:name="heading_20"/>
-      <w:bookmarkStart w:id="46" w:name="_Toc19462"/>
+      <w:bookmarkStart w:id="46" w:name="heading_20"/>
+      <w:bookmarkStart w:id="47" w:name="_Toc19462"/>
       <w:r>
         <w:t>客户满意度调查</w:t>
       </w:r>
-      <w:bookmarkEnd w:id="45"/>
       <w:bookmarkEnd w:id="46"/>
-    </w:p>
-    <w:p>
-      <w:pPr>
-        <w:pStyle w:val="36"/>
+      <w:bookmarkEnd w:id="47"/>
+    </w:p>
+    <w:p>
+      <w:pPr>
+        <w:pStyle w:val="a4"/>
         <w:keepNext w:val="0"/>
         <w:keepLines w:val="0"/>
         <w:pageBreakBefore w:val="0"/>
@@ -8288,7 +8220,7 @@
     </w:p>
     <w:p>
       <w:pPr>
-        <w:pStyle w:val="37"/>
+        <w:pStyle w:val="2"/>
         <w:keepNext w:val="0"/>
         <w:keepLines w:val="0"/>
         <w:pageBreakBefore w:val="0"/>
@@ -8298,17 +8230,17 @@
         <w:topLinePunct w:val="0"/>
         <w:bidi w:val="0"/>
       </w:pPr>
-      <w:bookmarkStart w:id="47" w:name="heading_21"/>
-      <w:bookmarkStart w:id="48" w:name="_Toc30377"/>
+      <w:bookmarkStart w:id="48" w:name="heading_21"/>
+      <w:bookmarkStart w:id="49" w:name="_Toc30377"/>
       <w:r>
         <w:t>合规性检查</w:t>
       </w:r>
-      <w:bookmarkEnd w:id="47"/>
       <w:bookmarkEnd w:id="48"/>
-    </w:p>
-    <w:p>
-      <w:pPr>
-        <w:pStyle w:val="36"/>
+      <w:bookmarkEnd w:id="49"/>
+    </w:p>
+    <w:p>
+      <w:pPr>
+        <w:pStyle w:val="a4"/>
         <w:keepNext w:val="0"/>
         <w:keepLines w:val="0"/>
         <w:pageBreakBefore w:val="0"/>
@@ -8324,7 +8256,7 @@
     </w:p>
     <w:p>
       <w:pPr>
-        <w:pStyle w:val="37"/>
+        <w:pStyle w:val="2"/>
         <w:keepNext w:val="0"/>
         <w:keepLines w:val="0"/>
         <w:pageBreakBefore w:val="0"/>
@@ -8334,8 +8266,8 @@
         <w:topLinePunct w:val="0"/>
         <w:bidi w:val="0"/>
       </w:pPr>
-      <w:bookmarkStart w:id="49" w:name="heading_22"/>
-      <w:bookmarkStart w:id="50" w:name="_Toc8106"/>
+      <w:bookmarkStart w:id="50" w:name="heading_22"/>
+      <w:bookmarkStart w:id="51" w:name="_Toc8106"/>
       <w:r>
         <w:rPr>
           <w:rFonts w:hint="eastAsia"/>
@@ -8346,12 +8278,12 @@
       <w:r>
         <w:t>管理</w:t>
       </w:r>
-      <w:bookmarkEnd w:id="49"/>
       <w:bookmarkEnd w:id="50"/>
-    </w:p>
-    <w:p>
-      <w:pPr>
-        <w:pStyle w:val="36"/>
+      <w:bookmarkEnd w:id="51"/>
+    </w:p>
+    <w:p>
+      <w:pPr>
+        <w:pStyle w:val="a4"/>
         <w:keepNext w:val="0"/>
         <w:keepLines w:val="0"/>
         <w:pageBreakBefore w:val="0"/>
@@ -8387,7 +8319,7 @@
     </w:p>
     <w:p>
       <w:pPr>
-        <w:pStyle w:val="35"/>
+        <w:pStyle w:val="1"/>
         <w:keepNext w:val="0"/>
         <w:keepLines w:val="0"/>
         <w:pageBreakBefore w:val="0"/>
@@ -8397,17 +8329,17 @@
         <w:topLinePunct w:val="0"/>
         <w:bidi w:val="0"/>
       </w:pPr>
-      <w:bookmarkStart w:id="51" w:name="heading_23"/>
-      <w:bookmarkStart w:id="52" w:name="_Toc221"/>
+      <w:bookmarkStart w:id="52" w:name="heading_23"/>
+      <w:bookmarkStart w:id="53" w:name="_Toc221"/>
       <w:r>
         <w:t>应急响应机制</w:t>
       </w:r>
-      <w:bookmarkEnd w:id="51"/>
       <w:bookmarkEnd w:id="52"/>
-    </w:p>
-    <w:p>
-      <w:pPr>
-        <w:pStyle w:val="37"/>
+      <w:bookmarkEnd w:id="53"/>
+    </w:p>
+    <w:p>
+      <w:pPr>
+        <w:pStyle w:val="2"/>
         <w:keepNext w:val="0"/>
         <w:keepLines w:val="0"/>
         <w:pageBreakBefore w:val="0"/>
@@ -8417,17 +8349,17 @@
         <w:topLinePunct w:val="0"/>
         <w:bidi w:val="0"/>
       </w:pPr>
-      <w:bookmarkStart w:id="53" w:name="heading_24"/>
-      <w:bookmarkStart w:id="54" w:name="_Toc980"/>
+      <w:bookmarkStart w:id="54" w:name="heading_24"/>
+      <w:bookmarkStart w:id="55" w:name="_Toc980"/>
       <w:r>
         <w:t>应急触发条件</w:t>
       </w:r>
-      <w:bookmarkEnd w:id="53"/>
       <w:bookmarkEnd w:id="54"/>
-    </w:p>
-    <w:p>
-      <w:pPr>
-        <w:pStyle w:val="36"/>
+      <w:bookmarkEnd w:id="55"/>
+    </w:p>
+    <w:p>
+      <w:pPr>
+        <w:pStyle w:val="a4"/>
         <w:keepNext w:val="0"/>
         <w:keepLines w:val="0"/>
         <w:pageBreakBefore w:val="0"/>
@@ -8443,7 +8375,7 @@
     </w:p>
     <w:p>
       <w:pPr>
-        <w:pStyle w:val="36"/>
+        <w:pStyle w:val="a4"/>
         <w:keepNext w:val="0"/>
         <w:keepLines w:val="0"/>
         <w:pageBreakBefore w:val="0"/>
@@ -8456,7 +8388,7 @@
         <w:overflowPunct/>
         <w:topLinePunct w:val="0"/>
         <w:bidi w:val="0"/>
-        <w:ind w:left="425" w:leftChars="0" w:hanging="425" w:firstLineChars="0"/>
+        <w:ind w:left="425" w:hanging="425" w:leftChars="0" w:firstLineChars="0"/>
       </w:pPr>
       <w:r>
         <w:t>机房环境异常（空调故障、电力中断）；</w:t>
@@ -8464,7 +8396,7 @@
     </w:p>
     <w:p>
       <w:pPr>
-        <w:pStyle w:val="36"/>
+        <w:pStyle w:val="a4"/>
         <w:keepNext w:val="0"/>
         <w:keepLines w:val="0"/>
         <w:pageBreakBefore w:val="0"/>
@@ -8477,7 +8409,7 @@
         <w:overflowPunct/>
         <w:topLinePunct w:val="0"/>
         <w:bidi w:val="0"/>
-        <w:ind w:left="425" w:leftChars="0" w:hanging="425" w:firstLineChars="0"/>
+        <w:ind w:left="425" w:hanging="425" w:leftChars="0" w:firstLineChars="0"/>
       </w:pPr>
       <w:r>
         <w:t>核心硬件（服务器/存储）宕机；</w:t>
@@ -8485,7 +8417,7 @@
     </w:p>
     <w:p>
       <w:pPr>
-        <w:pStyle w:val="36"/>
+        <w:pStyle w:val="a4"/>
         <w:keepNext w:val="0"/>
         <w:keepLines w:val="0"/>
         <w:pageBreakBefore w:val="0"/>
@@ -8498,7 +8430,7 @@
         <w:overflowPunct/>
         <w:topLinePunct w:val="0"/>
         <w:bidi w:val="0"/>
-        <w:ind w:left="425" w:leftChars="0" w:hanging="425" w:firstLineChars="0"/>
+        <w:ind w:left="425" w:hanging="425" w:leftChars="0" w:firstLineChars="0"/>
       </w:pPr>
       <w:r>
         <w:t>安防审计异常（数据库审计、日志审计失效）；安全漏洞或攻击事件。</w:t>
@@ -8506,7 +8438,7 @@
     </w:p>
     <w:p>
       <w:pPr>
-        <w:pStyle w:val="37"/>
+        <w:pStyle w:val="2"/>
         <w:keepNext w:val="0"/>
         <w:keepLines w:val="0"/>
         <w:pageBreakBefore w:val="0"/>
@@ -8516,17 +8448,17 @@
         <w:topLinePunct w:val="0"/>
         <w:bidi w:val="0"/>
       </w:pPr>
-      <w:bookmarkStart w:id="55" w:name="heading_25"/>
-      <w:bookmarkStart w:id="56" w:name="_Toc5549"/>
+      <w:bookmarkStart w:id="56" w:name="heading_25"/>
+      <w:bookmarkStart w:id="57" w:name="_Toc5549"/>
       <w:r>
         <w:t>应急流程</w:t>
       </w:r>
-      <w:bookmarkEnd w:id="55"/>
       <w:bookmarkEnd w:id="56"/>
-    </w:p>
-    <w:p>
-      <w:pPr>
-        <w:pStyle w:val="36"/>
+      <w:bookmarkEnd w:id="57"/>
+    </w:p>
+    <w:p>
+      <w:pPr>
+        <w:pStyle w:val="a4"/>
         <w:rPr>
           <w:rFonts w:hint="eastAsia"/>
         </w:rPr>
@@ -8540,7 +8472,7 @@
     </w:p>
     <w:p>
       <w:pPr>
-        <w:pStyle w:val="36"/>
+        <w:pStyle w:val="a4"/>
         <w:rPr>
           <w:rFonts w:hint="eastAsia"/>
         </w:rPr>
@@ -8549,12 +8481,12 @@
         <w:rPr>
           <w:rFonts w:hint="eastAsia"/>
         </w:rPr>
-        <w:t>发现与通报：监控系统会自动发现异常，或由客户第一时间反馈给我们。接到信息后，我们会立即通报运维项目部长，确保问题不遗漏。</w:t>
-      </w:r>
-    </w:p>
-    <w:p>
-      <w:pPr>
-        <w:pStyle w:val="36"/>
+        <w:t>发现与通报：监控系统会自动发现异常，或由客户第一时间反馈给我们。接到信息后，我们会立即通报运维项目经理，确保问题不遗漏。</w:t>
+      </w:r>
+    </w:p>
+    <w:p>
+      <w:pPr>
+        <w:pStyle w:val="a4"/>
         <w:rPr>
           <w:rFonts w:hint="eastAsia"/>
         </w:rPr>
@@ -8563,12 +8495,12 @@
         <w:rPr>
           <w:rFonts w:hint="eastAsia"/>
         </w:rPr>
-        <w:t>启动应急：运维项目部长在15分钟内启动应急响应，迅速组建应急小组，明确分工，快速进入处理状态。</w:t>
-      </w:r>
-    </w:p>
-    <w:p>
-      <w:pPr>
-        <w:pStyle w:val="36"/>
+        <w:t>启动应急：运维项目经理在15分钟内启动应急响应，迅速组建应急小组，明确分工，快速进入处理状态。</w:t>
+      </w:r>
+    </w:p>
+    <w:p>
+      <w:pPr>
+        <w:pStyle w:val="a4"/>
         <w:rPr>
           <w:rFonts w:hint="eastAsia"/>
         </w:rPr>
@@ -8582,7 +8514,7 @@
     </w:p>
     <w:p>
       <w:pPr>
-        <w:pStyle w:val="36"/>
+        <w:pStyle w:val="a4"/>
         <w:rPr>
           <w:rFonts w:hint="eastAsia"/>
         </w:rPr>
@@ -8596,7 +8528,7 @@
     </w:p>
     <w:p>
       <w:pPr>
-        <w:pStyle w:val="36"/>
+        <w:pStyle w:val="a4"/>
       </w:pPr>
       <w:r>
         <w:rPr>
@@ -8607,7 +8539,7 @@
     </w:p>
     <w:p>
       <w:pPr>
-        <w:pStyle w:val="37"/>
+        <w:pStyle w:val="2"/>
         <w:keepNext w:val="0"/>
         <w:keepLines w:val="0"/>
         <w:pageBreakBefore w:val="0"/>
@@ -8617,17 +8549,17 @@
         <w:topLinePunct w:val="0"/>
         <w:bidi w:val="0"/>
       </w:pPr>
-      <w:bookmarkStart w:id="57" w:name="heading_26"/>
-      <w:bookmarkStart w:id="58" w:name="_Toc9370"/>
+      <w:bookmarkStart w:id="58" w:name="heading_26"/>
+      <w:bookmarkStart w:id="59" w:name="_Toc9370"/>
       <w:r>
         <w:t>灾备目标</w:t>
       </w:r>
-      <w:bookmarkEnd w:id="57"/>
       <w:bookmarkEnd w:id="58"/>
-    </w:p>
-    <w:p>
-      <w:pPr>
-        <w:pStyle w:val="36"/>
+      <w:bookmarkEnd w:id="59"/>
+    </w:p>
+    <w:p>
+      <w:pPr>
+        <w:pStyle w:val="a4"/>
         <w:keepNext w:val="0"/>
         <w:keepLines w:val="0"/>
         <w:pageBreakBefore w:val="0"/>
@@ -8643,7 +8575,7 @@
     </w:p>
     <w:p>
       <w:pPr>
-        <w:pStyle w:val="35"/>
+        <w:pStyle w:val="1"/>
         <w:keepNext w:val="0"/>
         <w:keepLines w:val="0"/>
         <w:pageBreakBefore w:val="0"/>
@@ -8653,17 +8585,17 @@
         <w:topLinePunct w:val="0"/>
         <w:bidi w:val="0"/>
       </w:pPr>
-      <w:bookmarkStart w:id="59" w:name="heading_27"/>
-      <w:bookmarkStart w:id="60" w:name="_Toc11355"/>
+      <w:bookmarkStart w:id="60" w:name="heading_27"/>
+      <w:bookmarkStart w:id="61" w:name="_Toc11355"/>
       <w:r>
         <w:t>沟通机制</w:t>
       </w:r>
-      <w:bookmarkEnd w:id="59"/>
       <w:bookmarkEnd w:id="60"/>
-    </w:p>
-    <w:p>
-      <w:pPr>
-        <w:pStyle w:val="36"/>
+      <w:bookmarkEnd w:id="61"/>
+    </w:p>
+    <w:p>
+      <w:pPr>
+        <w:pStyle w:val="a4"/>
         <w:rPr>
           <w:rFonts w:hint="eastAsia"/>
         </w:rPr>
@@ -8677,12 +8609,12 @@
     </w:p>
     <w:p>
       <w:pPr>
-        <w:pStyle w:val="36"/>
+        <w:pStyle w:val="a4"/>
         <w:numPr>
           <w:ilvl w:val="0"/>
           <w:numId w:val="9"/>
         </w:numPr>
-        <w:ind w:left="425" w:leftChars="0" w:hanging="425" w:firstLineChars="0"/>
+        <w:ind w:left="425" w:hanging="425" w:leftChars="0" w:firstLineChars="0"/>
         <w:rPr>
           <w:rFonts w:hint="eastAsia"/>
         </w:rPr>
@@ -8696,12 +8628,12 @@
     </w:p>
     <w:p>
       <w:pPr>
-        <w:pStyle w:val="36"/>
+        <w:pStyle w:val="a4"/>
         <w:numPr>
           <w:ilvl w:val="0"/>
           <w:numId w:val="9"/>
         </w:numPr>
-        <w:ind w:left="425" w:leftChars="0" w:hanging="425" w:firstLineChars="0"/>
+        <w:ind w:left="425" w:hanging="425" w:leftChars="0" w:firstLineChars="0"/>
         <w:rPr>
           <w:rFonts w:hint="eastAsia"/>
         </w:rPr>
@@ -8710,17 +8642,17 @@
         <w:rPr>
           <w:rFonts w:hint="eastAsia"/>
         </w:rPr>
-        <w:t>月度服务报告会：每月召开一次，由运维项目部长与甲方对接人参加，重点通报上月SLA达成情况、分析存在的问题、介绍下月工作计划。</w:t>
-      </w:r>
-    </w:p>
-    <w:p>
-      <w:pPr>
-        <w:pStyle w:val="36"/>
+        <w:t>月度服务报告会：每月召开一次，由运维项目经理与甲方对接人参加，重点通报上月SLA达成情况、分析存在的问题、介绍下月工作计划。</w:t>
+      </w:r>
+    </w:p>
+    <w:p>
+      <w:pPr>
+        <w:pStyle w:val="a4"/>
         <w:numPr>
           <w:ilvl w:val="0"/>
           <w:numId w:val="9"/>
         </w:numPr>
-        <w:ind w:left="425" w:leftChars="0" w:hanging="425" w:firstLineChars="0"/>
+        <w:ind w:left="425" w:hanging="425" w:leftChars="0" w:firstLineChars="0"/>
         <w:rPr>
           <w:rFonts w:hint="eastAsia"/>
         </w:rPr>
@@ -8734,12 +8666,12 @@
     </w:p>
     <w:p>
       <w:pPr>
-        <w:pStyle w:val="36"/>
+        <w:pStyle w:val="a4"/>
         <w:numPr>
           <w:ilvl w:val="0"/>
           <w:numId w:val="9"/>
         </w:numPr>
-        <w:ind w:left="425" w:leftChars="0" w:hanging="425" w:firstLineChars="0"/>
+        <w:ind w:left="425" w:hanging="425" w:leftChars="0" w:firstLineChars="0"/>
         <w:rPr>
           <w:rFonts w:hint="eastAsia"/>
         </w:rPr>
@@ -8753,12 +8685,12 @@
     </w:p>
     <w:p>
       <w:pPr>
-        <w:pStyle w:val="36"/>
+        <w:pStyle w:val="a4"/>
         <w:numPr>
           <w:ilvl w:val="0"/>
           <w:numId w:val="9"/>
         </w:numPr>
-        <w:ind w:left="425" w:leftChars="0" w:hanging="425" w:firstLineChars="0"/>
+        <w:ind w:left="425" w:hanging="425" w:leftChars="0" w:firstLineChars="0"/>
       </w:pPr>
       <w:r>
         <w:rPr>
@@ -8769,7 +8701,7 @@
     </w:p>
     <w:p>
       <w:pPr>
-        <w:pStyle w:val="35"/>
+        <w:pStyle w:val="1"/>
         <w:keepNext w:val="0"/>
         <w:keepLines w:val="0"/>
         <w:pageBreakBefore w:val="0"/>
@@ -8779,17 +8711,17 @@
         <w:topLinePunct w:val="0"/>
         <w:bidi w:val="0"/>
       </w:pPr>
-      <w:bookmarkStart w:id="61" w:name="heading_28"/>
-      <w:bookmarkStart w:id="62" w:name="_Toc12716"/>
+      <w:bookmarkStart w:id="62" w:name="heading_28"/>
+      <w:bookmarkStart w:id="63" w:name="_Toc12716"/>
       <w:r>
         <w:t>风险与应对措施</w:t>
       </w:r>
-      <w:bookmarkEnd w:id="61"/>
       <w:bookmarkEnd w:id="62"/>
-    </w:p>
-    <w:p>
-      <w:pPr>
-        <w:pStyle w:val="36"/>
+      <w:bookmarkEnd w:id="63"/>
+    </w:p>
+    <w:p>
+      <w:pPr>
+        <w:pStyle w:val="a4"/>
         <w:keepNext w:val="0"/>
         <w:keepLines w:val="0"/>
         <w:pageBreakBefore w:val="0"/>
@@ -8805,7 +8737,7 @@
     </w:p>
     <w:p>
       <w:pPr>
-        <w:pStyle w:val="46"/>
+        <w:pStyle w:val="a6"/>
         <w:numPr>
           <w:ilvl w:val="0"/>
           <w:numId w:val="10"/>
@@ -8818,7 +8750,7 @@
     </w:p>
     <w:p>
       <w:pPr>
-        <w:pStyle w:val="46"/>
+        <w:pStyle w:val="a6"/>
         <w:numPr>
           <w:ilvl w:val="0"/>
           <w:numId w:val="10"/>
@@ -8831,7 +8763,7 @@
     </w:p>
     <w:p>
       <w:pPr>
-        <w:pStyle w:val="46"/>
+        <w:pStyle w:val="a6"/>
         <w:numPr>
           <w:ilvl w:val="0"/>
           <w:numId w:val="10"/>
@@ -8844,7 +8776,7 @@
     </w:p>
     <w:p>
       <w:pPr>
-        <w:pStyle w:val="46"/>
+        <w:pStyle w:val="a6"/>
         <w:numPr>
           <w:ilvl w:val="0"/>
           <w:numId w:val="10"/>
@@ -8857,7 +8789,7 @@
     </w:p>
     <w:p>
       <w:pPr>
-        <w:pStyle w:val="46"/>
+        <w:pStyle w:val="a6"/>
         <w:numPr>
           <w:ilvl w:val="0"/>
           <w:numId w:val="10"/>
@@ -8870,7 +8802,7 @@
     </w:p>
     <w:p>
       <w:pPr>
-        <w:pStyle w:val="46"/>
+        <w:pStyle w:val="a6"/>
         <w:numPr>
           <w:ilvl w:val="0"/>
           <w:numId w:val="10"/>
@@ -8883,7 +8815,7 @@
     </w:p>
     <w:p>
       <w:pPr>
-        <w:pStyle w:val="35"/>
+        <w:pStyle w:val="1"/>
         <w:keepNext w:val="0"/>
         <w:keepLines w:val="0"/>
         <w:pageBreakBefore w:val="0"/>
@@ -8893,17 +8825,17 @@
         <w:topLinePunct w:val="0"/>
         <w:bidi w:val="0"/>
       </w:pPr>
-      <w:bookmarkStart w:id="63" w:name="heading_29"/>
-      <w:bookmarkStart w:id="64" w:name="_Toc23913"/>
+      <w:bookmarkStart w:id="64" w:name="heading_29"/>
+      <w:bookmarkStart w:id="65" w:name="_Toc23913"/>
       <w:r>
         <w:t>验收标准</w:t>
       </w:r>
-      <w:bookmarkEnd w:id="63"/>
       <w:bookmarkEnd w:id="64"/>
-    </w:p>
-    <w:p>
-      <w:pPr>
-        <w:pStyle w:val="37"/>
+      <w:bookmarkEnd w:id="65"/>
+    </w:p>
+    <w:p>
+      <w:pPr>
+        <w:pStyle w:val="2"/>
         <w:keepNext w:val="0"/>
         <w:keepLines w:val="0"/>
         <w:pageBreakBefore w:val="0"/>
@@ -8913,8 +8845,8 @@
         <w:topLinePunct w:val="0"/>
         <w:bidi w:val="0"/>
       </w:pPr>
-      <w:bookmarkStart w:id="65" w:name="heading_30"/>
-      <w:bookmarkStart w:id="66" w:name="_Toc13014"/>
+      <w:bookmarkStart w:id="66" w:name="heading_30"/>
+      <w:bookmarkStart w:id="67" w:name="_Toc13014"/>
       <w:r>
         <w:t>阶段性验收（</w:t>
       </w:r>
@@ -8928,12 +8860,12 @@
       <w:r>
         <w:t>）</w:t>
       </w:r>
-      <w:bookmarkEnd w:id="65"/>
       <w:bookmarkEnd w:id="66"/>
-    </w:p>
-    <w:p>
-      <w:pPr>
-        <w:pStyle w:val="36"/>
+      <w:bookmarkEnd w:id="67"/>
+    </w:p>
+    <w:p>
+      <w:pPr>
+        <w:pStyle w:val="a4"/>
         <w:keepNext w:val="0"/>
         <w:keepLines w:val="0"/>
         <w:pageBreakBefore w:val="0"/>
@@ -8966,7 +8898,7 @@
     </w:p>
     <w:p>
       <w:pPr>
-        <w:pStyle w:val="37"/>
+        <w:pStyle w:val="2"/>
         <w:keepNext w:val="0"/>
         <w:keepLines w:val="0"/>
         <w:pageBreakBefore w:val="0"/>
@@ -8976,17 +8908,17 @@
         <w:topLinePunct w:val="0"/>
         <w:bidi w:val="0"/>
       </w:pPr>
-      <w:bookmarkStart w:id="67" w:name="heading_31"/>
-      <w:bookmarkStart w:id="68" w:name="_Toc17815"/>
+      <w:bookmarkStart w:id="68" w:name="heading_31"/>
+      <w:bookmarkStart w:id="69" w:name="_Toc17815"/>
       <w:r>
         <w:t>最终验收（年度）</w:t>
       </w:r>
-      <w:bookmarkEnd w:id="67"/>
       <w:bookmarkEnd w:id="68"/>
-    </w:p>
-    <w:p>
-      <w:pPr>
-        <w:pStyle w:val="36"/>
+      <w:bookmarkEnd w:id="69"/>
+    </w:p>
+    <w:p>
+      <w:pPr>
+        <w:pStyle w:val="a4"/>
         <w:keepNext w:val="0"/>
         <w:keepLines w:val="0"/>
         <w:pageBreakBefore w:val="0"/>
@@ -9002,7 +8934,7 @@
     </w:p>
     <w:p>
       <w:pPr>
-        <w:pStyle w:val="35"/>
+        <w:pStyle w:val="1"/>
         <w:keepNext w:val="0"/>
         <w:keepLines w:val="0"/>
         <w:pageBreakBefore w:val="0"/>
@@ -9012,17 +8944,17 @@
         <w:topLinePunct w:val="0"/>
         <w:bidi w:val="0"/>
       </w:pPr>
-      <w:bookmarkStart w:id="69" w:name="heading_32"/>
-      <w:bookmarkStart w:id="70" w:name="_Toc15722"/>
+      <w:bookmarkStart w:id="70" w:name="heading_32"/>
+      <w:bookmarkStart w:id="71" w:name="_Toc15722"/>
       <w:r>
         <w:t>附件</w:t>
       </w:r>
-      <w:bookmarkEnd w:id="69"/>
       <w:bookmarkEnd w:id="70"/>
-    </w:p>
-    <w:p>
-      <w:pPr>
-        <w:pStyle w:val="36"/>
+      <w:bookmarkEnd w:id="71"/>
+    </w:p>
+    <w:p>
+      <w:pPr>
+        <w:pStyle w:val="a4"/>
         <w:keepNext w:val="0"/>
         <w:keepLines w:val="0"/>
         <w:pageBreakBefore w:val="0"/>
@@ -9038,7 +8970,7 @@
     </w:p>
     <w:p>
       <w:pPr>
-        <w:pStyle w:val="36"/>
+        <w:pStyle w:val="a4"/>
         <w:keepNext w:val="0"/>
         <w:keepLines w:val="0"/>
         <w:pageBreakBefore w:val="0"/>
@@ -9054,7 +8986,7 @@
     </w:p>
     <w:p>
       <w:pPr>
-        <w:pStyle w:val="36"/>
+        <w:pStyle w:val="a4"/>
         <w:keepNext w:val="0"/>
         <w:keepLines w:val="0"/>
         <w:pageBreakBefore w:val="0"/>
@@ -9070,7 +9002,7 @@
     </w:p>
     <w:p>
       <w:pPr>
-        <w:pStyle w:val="36"/>
+        <w:pStyle w:val="a4"/>
         <w:keepNext w:val="0"/>
         <w:keepLines w:val="0"/>
         <w:pageBreakBefore w:val="0"/>
@@ -9086,7 +9018,7 @@
     </w:p>
     <w:p>
       <w:pPr>
-        <w:pStyle w:val="36"/>
+        <w:pStyle w:val="a4"/>
         <w:keepNext w:val="0"/>
         <w:keepLines w:val="0"/>
         <w:pageBreakBefore w:val="0"/>
@@ -9102,7 +9034,7 @@
     </w:p>
     <w:p>
       <w:pPr>
-        <w:pStyle w:val="36"/>
+        <w:pStyle w:val="a4"/>
         <w:keepNext w:val="0"/>
         <w:keepLines w:val="0"/>
         <w:pageBreakBefore w:val="0"/>
@@ -9118,7 +9050,7 @@
     </w:p>
     <w:p>
       <w:pPr>
-        <w:pStyle w:val="36"/>
+        <w:pStyle w:val="a4"/>
         <w:keepNext w:val="0"/>
         <w:keepLines w:val="0"/>
         <w:pageBreakBefore w:val="0"/>
@@ -9134,7 +9066,7 @@
     </w:p>
     <w:p>
       <w:pPr>
-        <w:pStyle w:val="36"/>
+        <w:pStyle w:val="a4"/>
         <w:keepNext w:val="0"/>
         <w:keepLines w:val="0"/>
         <w:pageBreakBefore w:val="0"/>
@@ -9150,7 +9082,7 @@
     </w:p>
     <w:p>
       <w:pPr>
-        <w:pStyle w:val="36"/>
+        <w:pStyle w:val="a4"/>
         <w:keepNext w:val="0"/>
         <w:keepLines w:val="0"/>
         <w:pageBreakBefore w:val="0"/>
@@ -9166,7 +9098,7 @@
     </w:p>
     <w:p>
       <w:pPr>
-        <w:pStyle w:val="36"/>
+        <w:pStyle w:val="a4"/>
         <w:keepNext w:val="0"/>
         <w:keepLines w:val="0"/>
         <w:pageBreakBefore w:val="0"/>
@@ -9182,7 +9114,7 @@
     </w:p>
     <w:p>
       <w:pPr>
-        <w:pStyle w:val="36"/>
+        <w:pStyle w:val="a4"/>
         <w:keepNext w:val="0"/>
         <w:keepLines w:val="0"/>
         <w:pageBreakBefore w:val="0"/>
@@ -9198,7 +9130,7 @@
     </w:p>
     <w:p>
       <w:pPr>
-        <w:pStyle w:val="36"/>
+        <w:pStyle w:val="a4"/>
         <w:keepNext w:val="0"/>
         <w:keepLines w:val="0"/>
         <w:pageBreakBefore w:val="0"/>
@@ -9214,7 +9146,7 @@
     </w:p>
     <w:p>
       <w:pPr>
-        <w:pStyle w:val="20"/>
+        <w:pStyle w:val="NormalWeb"/>
         <w:keepNext w:val="0"/>
         <w:keepLines w:val="0"/>
         <w:pageBreakBefore w:val="0"/>
@@ -9227,7 +9159,7 @@
         <w:spacing w:before="0" w:beforeAutospacing="0" w:after="0" w:afterAutospacing="0"/>
         <w:ind w:left="0" w:right="0"/>
         <w:rPr>
-          <w:rFonts w:hint="eastAsia" w:ascii="Segoe UI" w:hAnsi="Segoe UI" w:eastAsia="宋体" w:cs="Segoe UI"/>
+          <w:rFonts w:ascii="Segoe UI" w:eastAsia="宋体" w:hAnsi="Segoe UI" w:cs="Segoe UI" w:hint="eastAsia"/>
           <w:i w:val="0"/>
           <w:iCs w:val="0"/>
           <w:caps w:val="0"/>
@@ -9241,60 +9173,41 @@
       </w:pPr>
     </w:p>
     <w:sectPr>
-      <w:headerReference r:id="rId7" w:type="first"/>
-      <w:footerReference r:id="rId10" w:type="first"/>
-      <w:headerReference r:id="rId5" w:type="default"/>
-      <w:footerReference r:id="rId8" w:type="default"/>
-      <w:headerReference r:id="rId6" w:type="even"/>
-      <w:footerReference r:id="rId9" w:type="even"/>
+      <w:headerReference w:type="even" r:id="rId6"/>
+      <w:headerReference w:type="default" r:id="rId7"/>
+      <w:footerReference w:type="even" r:id="rId8"/>
+      <w:footerReference w:type="default" r:id="rId9"/>
+      <w:headerReference w:type="first" r:id="rId10"/>
+      <w:footerReference w:type="first" r:id="rId11"/>
       <w:pgSz w:w="11906" w:h="16839"/>
       <w:pgMar w:top="1431" w:right="1686" w:bottom="1152" w:left="1686" w:header="0" w:footer="992" w:gutter="0"/>
-      <w:cols w:space="720" w:num="1"/>
+      <w:cols w:num="1" w:space="720"/>
     </w:sectPr>
   </w:body>
 </w:document>
 </file>
 
-<file path=word/endnotes.xml><?xml version="1.0" encoding="utf-8"?>
-<w:endnotes xmlns:wpc="http://schemas.microsoft.com/office/word/2010/wordprocessingCanvas" xmlns:mc="http://schemas.openxmlformats.org/markup-compatibility/2006" xmlns:o="urn:schemas-microsoft-com:office:office" xmlns:r="http://schemas.openxmlformats.org/officeDocument/2006/relationships" xmlns:m="http://schemas.openxmlformats.org/officeDocument/2006/math" xmlns:v="urn:schemas-microsoft-com:vml" xmlns:wp14="http://schemas.microsoft.com/office/word/2010/wordprocessingDrawing" xmlns:wp="http://schemas.openxmlformats.org/drawingml/2006/wordprocessingDrawing" xmlns:w="http://schemas.openxmlformats.org/wordprocessingml/2006/main" xmlns:w14="http://schemas.microsoft.com/office/word/2010/wordml" xmlns:w15="http://schemas.microsoft.com/office/word/2012/wordml" xmlns:w10="urn:schemas-microsoft-com:office:word" xmlns:wpg="http://schemas.microsoft.com/office/word/2010/wordprocessingGroup" xmlns:wpi="http://schemas.microsoft.com/office/word/2010/wordprocessingInk" xmlns:wne="http://schemas.microsoft.com/office/word/2006/wordml" xmlns:wps="http://schemas.microsoft.com/office/word/2010/wordprocessingShape" xmlns:wpsCustomData="http://www.wps.cn/officeDocument/2013/wpsCustomData" mc:Ignorable="w14 w15 wp14">
-  <w:endnote w:type="separator" w:id="0">
-    <w:p>
-      <w:pPr>
-        <w:spacing w:line="240" w:lineRule="auto"/>
-      </w:pPr>
-      <w:r>
-        <w:separator/>
-      </w:r>
-    </w:p>
-  </w:endnote>
-  <w:endnote w:type="continuationSeparator" w:id="1">
-    <w:p>
-      <w:pPr>
-        <w:spacing w:line="240" w:lineRule="auto"/>
-      </w:pPr>
-      <w:r>
-        <w:continuationSeparator/>
-      </w:r>
-    </w:p>
-  </w:endnote>
-</w:endnotes>
+<file path=word/footer1.xml><?xml version="1.0" encoding="utf-8"?>
+<w:ftr xmlns:wpc="http://schemas.microsoft.com/office/word/2010/wordprocessingCanvas" xmlns:mc="http://schemas.openxmlformats.org/markup-compatibility/2006" xmlns:o="urn:schemas-microsoft-com:office:office" xmlns:r="http://schemas.openxmlformats.org/officeDocument/2006/relationships" xmlns:m="http://schemas.openxmlformats.org/officeDocument/2006/math" xmlns:v="urn:schemas-microsoft-com:vml" xmlns:wp14="http://schemas.microsoft.com/office/word/2010/wordprocessingDrawing" xmlns:wp="http://schemas.openxmlformats.org/drawingml/2006/wordprocessingDrawing" xmlns:w10="urn:schemas-microsoft-com:office:word" xmlns:w="http://schemas.openxmlformats.org/wordprocessingml/2006/main" xmlns:w14="http://schemas.microsoft.com/office/word/2010/wordml" xmlns:w15="http://schemas.microsoft.com/office/word/2012/wordml" xmlns:wne="http://schemas.microsoft.com/office/word/2006/wordml" xmlns:wpg="http://schemas.microsoft.com/office/word/2010/wordprocessingGroup" xmlns:wpi="http://schemas.microsoft.com/office/word/2010/wordprocessingInk" xmlns:wps="http://schemas.microsoft.com/office/word/2010/wordprocessingShape" mc:Ignorable="w14 w15 wp14">
+  <w:p/>
+</w:ftr>
 </file>
 
-<file path=word/footer1.xml><?xml version="1.0" encoding="utf-8"?>
-<w:ftr xmlns:wpc="http://schemas.microsoft.com/office/word/2010/wordprocessingCanvas" xmlns:mc="http://schemas.openxmlformats.org/markup-compatibility/2006" xmlns:o="urn:schemas-microsoft-com:office:office" xmlns:r="http://schemas.openxmlformats.org/officeDocument/2006/relationships" xmlns:m="http://schemas.openxmlformats.org/officeDocument/2006/math" xmlns:v="urn:schemas-microsoft-com:vml" xmlns:wp14="http://schemas.microsoft.com/office/word/2010/wordprocessingDrawing" xmlns:wp="http://schemas.openxmlformats.org/drawingml/2006/wordprocessingDrawing" xmlns:w10="urn:schemas-microsoft-com:office:word" xmlns:w="http://schemas.openxmlformats.org/wordprocessingml/2006/main" xmlns:w14="http://schemas.microsoft.com/office/word/2010/wordml" xmlns:w15="http://schemas.microsoft.com/office/word/2012/wordml" xmlns:wpg="http://schemas.microsoft.com/office/word/2010/wordprocessingGroup" xmlns:wpi="http://schemas.microsoft.com/office/word/2010/wordprocessingInk" xmlns:wne="http://schemas.microsoft.com/office/word/2006/wordml" xmlns:wps="http://schemas.microsoft.com/office/word/2010/wordprocessingShape" xmlns:wpsCustomData="http://www.wps.cn/officeDocument/2013/wpsCustomData" mc:Ignorable="w14 w15 wp14">
+<file path=word/footer2.xml><?xml version="1.0" encoding="utf-8"?>
+<w:ftr xmlns:wpc="http://schemas.microsoft.com/office/word/2010/wordprocessingCanvas" xmlns:mc="http://schemas.openxmlformats.org/markup-compatibility/2006" xmlns:o="urn:schemas-microsoft-com:office:office" xmlns:r="http://schemas.openxmlformats.org/officeDocument/2006/relationships" xmlns:m="http://schemas.openxmlformats.org/officeDocument/2006/math" xmlns:v="urn:schemas-microsoft-com:vml" xmlns:wp14="http://schemas.microsoft.com/office/word/2010/wordprocessingDrawing" xmlns:wp="http://schemas.openxmlformats.org/drawingml/2006/wordprocessingDrawing" xmlns:w10="urn:schemas-microsoft-com:office:word" xmlns:w="http://schemas.openxmlformats.org/wordprocessingml/2006/main" xmlns:w14="http://schemas.microsoft.com/office/word/2010/wordml" xmlns:w15="http://schemas.microsoft.com/office/word/2012/wordml" xmlns:wne="http://schemas.microsoft.com/office/word/2006/wordml" xmlns:wpg="http://schemas.microsoft.com/office/word/2010/wordprocessingGroup" xmlns:wpi="http://schemas.microsoft.com/office/word/2010/wordprocessingInk" xmlns:wps="http://schemas.microsoft.com/office/word/2010/wordprocessingShape" mc:Ignorable="w14 w15 wp14">
   <w:p>
     <w:pPr>
       <w:spacing w:line="186" w:lineRule="auto"/>
       <w:ind w:left="4197"/>
       <w:rPr>
-        <w:rFonts w:ascii="Times New Roman" w:hAnsi="Times New Roman" w:eastAsia="Times New Roman" w:cs="Times New Roman"/>
+        <w:rFonts w:ascii="Times New Roman" w:eastAsia="Times New Roman" w:hAnsi="Times New Roman" w:cs="Times New Roman"/>
         <w:sz w:val="18"/>
         <w:szCs w:val="18"/>
       </w:rPr>
     </w:pPr>
     <w:r>
       <w:rPr>
-        <w:rFonts w:ascii="Times New Roman" w:hAnsi="Times New Roman" w:eastAsia="Times New Roman" w:cs="Times New Roman"/>
+        <w:rFonts w:ascii="Times New Roman" w:eastAsia="Times New Roman" w:hAnsi="Times New Roman" w:cs="Times New Roman"/>
         <w:spacing w:val="-6"/>
         <w:sz w:val="18"/>
         <w:szCs w:val="18"/>
@@ -9303,7 +9216,7 @@
     </w:r>
     <w:r>
       <w:rPr>
-        <w:rFonts w:ascii="Times New Roman" w:hAnsi="Times New Roman" w:eastAsia="Times New Roman" w:cs="Times New Roman"/>
+        <w:rFonts w:ascii="Times New Roman" w:eastAsia="Times New Roman" w:hAnsi="Times New Roman" w:cs="Times New Roman"/>
         <w:spacing w:val="-5"/>
         <w:sz w:val="18"/>
         <w:szCs w:val="18"/>
@@ -9314,68 +9227,37 @@
 </w:ftr>
 </file>
 
-<file path=word/footer2.xml><?xml version="1.0" encoding="utf-8"?>
-<w:ftr xmlns:wpc="http://schemas.microsoft.com/office/word/2010/wordprocessingCanvas" xmlns:mc="http://schemas.openxmlformats.org/markup-compatibility/2006" xmlns:o="urn:schemas-microsoft-com:office:office" xmlns:r="http://schemas.openxmlformats.org/officeDocument/2006/relationships" xmlns:m="http://schemas.openxmlformats.org/officeDocument/2006/math" xmlns:v="urn:schemas-microsoft-com:vml" xmlns:wp14="http://schemas.microsoft.com/office/word/2010/wordprocessingDrawing" xmlns:wp="http://schemas.openxmlformats.org/drawingml/2006/wordprocessingDrawing" xmlns:w10="urn:schemas-microsoft-com:office:word" xmlns:w="http://schemas.openxmlformats.org/wordprocessingml/2006/main" xmlns:w14="http://schemas.microsoft.com/office/word/2010/wordml" xmlns:w15="http://schemas.microsoft.com/office/word/2012/wordml" xmlns:wpg="http://schemas.microsoft.com/office/word/2010/wordprocessingGroup" xmlns:wpi="http://schemas.microsoft.com/office/word/2010/wordprocessingInk" xmlns:wne="http://schemas.microsoft.com/office/word/2006/wordml" xmlns:wps="http://schemas.microsoft.com/office/word/2010/wordprocessingShape" xmlns:wpsCustomData="http://www.wps.cn/officeDocument/2013/wpsCustomData" mc:Ignorable="w14 w15 wp14">
+<file path=word/footer3.xml><?xml version="1.0" encoding="utf-8"?>
+<w:ftr xmlns:wpc="http://schemas.microsoft.com/office/word/2010/wordprocessingCanvas" xmlns:mc="http://schemas.openxmlformats.org/markup-compatibility/2006" xmlns:o="urn:schemas-microsoft-com:office:office" xmlns:r="http://schemas.openxmlformats.org/officeDocument/2006/relationships" xmlns:m="http://schemas.openxmlformats.org/officeDocument/2006/math" xmlns:v="urn:schemas-microsoft-com:vml" xmlns:wp14="http://schemas.microsoft.com/office/word/2010/wordprocessingDrawing" xmlns:wp="http://schemas.openxmlformats.org/drawingml/2006/wordprocessingDrawing" xmlns:w10="urn:schemas-microsoft-com:office:word" xmlns:w="http://schemas.openxmlformats.org/wordprocessingml/2006/main" xmlns:w14="http://schemas.microsoft.com/office/word/2010/wordml" xmlns:w15="http://schemas.microsoft.com/office/word/2012/wordml" xmlns:wne="http://schemas.microsoft.com/office/word/2006/wordml" xmlns:wpg="http://schemas.microsoft.com/office/word/2010/wordprocessingGroup" xmlns:wpi="http://schemas.microsoft.com/office/word/2010/wordprocessingInk" xmlns:wps="http://schemas.microsoft.com/office/word/2010/wordprocessingShape" mc:Ignorable="w14 w15 wp14">
   <w:p/>
 </w:ftr>
 </file>
 
-<file path=word/footer3.xml><?xml version="1.0" encoding="utf-8"?>
-<w:ftr xmlns:wpc="http://schemas.microsoft.com/office/word/2010/wordprocessingCanvas" xmlns:mc="http://schemas.openxmlformats.org/markup-compatibility/2006" xmlns:o="urn:schemas-microsoft-com:office:office" xmlns:r="http://schemas.openxmlformats.org/officeDocument/2006/relationships" xmlns:m="http://schemas.openxmlformats.org/officeDocument/2006/math" xmlns:v="urn:schemas-microsoft-com:vml" xmlns:wp14="http://schemas.microsoft.com/office/word/2010/wordprocessingDrawing" xmlns:wp="http://schemas.openxmlformats.org/drawingml/2006/wordprocessingDrawing" xmlns:w10="urn:schemas-microsoft-com:office:word" xmlns:w="http://schemas.openxmlformats.org/wordprocessingml/2006/main" xmlns:w14="http://schemas.microsoft.com/office/word/2010/wordml" xmlns:w15="http://schemas.microsoft.com/office/word/2012/wordml" xmlns:wpg="http://schemas.microsoft.com/office/word/2010/wordprocessingGroup" xmlns:wpi="http://schemas.microsoft.com/office/word/2010/wordprocessingInk" xmlns:wne="http://schemas.microsoft.com/office/word/2006/wordml" xmlns:wps="http://schemas.microsoft.com/office/word/2010/wordprocessingShape" xmlns:wpsCustomData="http://www.wps.cn/officeDocument/2013/wpsCustomData" mc:Ignorable="w14 w15 wp14">
-  <w:p/>
-</w:ftr>
-</file>
-
-<file path=word/footnotes.xml><?xml version="1.0" encoding="utf-8"?>
-<w:footnotes xmlns:wpc="http://schemas.microsoft.com/office/word/2010/wordprocessingCanvas" xmlns:mc="http://schemas.openxmlformats.org/markup-compatibility/2006" xmlns:o="urn:schemas-microsoft-com:office:office" xmlns:r="http://schemas.openxmlformats.org/officeDocument/2006/relationships" xmlns:m="http://schemas.openxmlformats.org/officeDocument/2006/math" xmlns:v="urn:schemas-microsoft-com:vml" xmlns:wp14="http://schemas.microsoft.com/office/word/2010/wordprocessingDrawing" xmlns:wp="http://schemas.openxmlformats.org/drawingml/2006/wordprocessingDrawing" xmlns:w="http://schemas.openxmlformats.org/wordprocessingml/2006/main" xmlns:w14="http://schemas.microsoft.com/office/word/2010/wordml" xmlns:w15="http://schemas.microsoft.com/office/word/2012/wordml" xmlns:w10="urn:schemas-microsoft-com:office:word" xmlns:wpg="http://schemas.microsoft.com/office/word/2010/wordprocessingGroup" xmlns:wpi="http://schemas.microsoft.com/office/word/2010/wordprocessingInk" xmlns:wne="http://schemas.microsoft.com/office/word/2006/wordml" xmlns:wps="http://schemas.microsoft.com/office/word/2010/wordprocessingShape" xmlns:wpsCustomData="http://www.wps.cn/officeDocument/2013/wpsCustomData" mc:Ignorable="w14 w15 wp14">
-  <w:footnote w:type="separator" w:id="0">
-    <w:p>
-      <w:pPr>
-        <w:spacing w:line="360" w:lineRule="auto"/>
-      </w:pPr>
-      <w:r>
-        <w:separator/>
-      </w:r>
-    </w:p>
-  </w:footnote>
-  <w:footnote w:type="continuationSeparator" w:id="1">
-    <w:p>
-      <w:pPr>
-        <w:spacing w:line="360" w:lineRule="auto"/>
-      </w:pPr>
-      <w:r>
-        <w:continuationSeparator/>
-      </w:r>
-    </w:p>
-  </w:footnote>
-</w:footnotes>
-</file>
-
 <file path=word/header1.xml><?xml version="1.0" encoding="utf-8"?>
-<w:hdr xmlns:wpc="http://schemas.microsoft.com/office/word/2010/wordprocessingCanvas" xmlns:mc="http://schemas.openxmlformats.org/markup-compatibility/2006" xmlns:o="urn:schemas-microsoft-com:office:office" xmlns:r="http://schemas.openxmlformats.org/officeDocument/2006/relationships" xmlns:m="http://schemas.openxmlformats.org/officeDocument/2006/math" xmlns:v="urn:schemas-microsoft-com:vml" xmlns:wp14="http://schemas.microsoft.com/office/word/2010/wordprocessingDrawing" xmlns:wp="http://schemas.openxmlformats.org/drawingml/2006/wordprocessingDrawing" xmlns:w10="urn:schemas-microsoft-com:office:word" xmlns:w="http://schemas.openxmlformats.org/wordprocessingml/2006/main" xmlns:w14="http://schemas.microsoft.com/office/word/2010/wordml" xmlns:w15="http://schemas.microsoft.com/office/word/2012/wordml" xmlns:wpg="http://schemas.microsoft.com/office/word/2010/wordprocessingGroup" xmlns:wpi="http://schemas.microsoft.com/office/word/2010/wordprocessingInk" xmlns:wne="http://schemas.microsoft.com/office/word/2006/wordml" xmlns:wps="http://schemas.microsoft.com/office/word/2010/wordprocessingShape" xmlns:wpsCustomData="http://www.wps.cn/officeDocument/2013/wpsCustomData" mc:Ignorable="w14 w15 wp14">
+<w:hdr xmlns:wpc="http://schemas.microsoft.com/office/word/2010/wordprocessingCanvas" xmlns:mc="http://schemas.openxmlformats.org/markup-compatibility/2006" xmlns:o="urn:schemas-microsoft-com:office:office" xmlns:r="http://schemas.openxmlformats.org/officeDocument/2006/relationships" xmlns:m="http://schemas.openxmlformats.org/officeDocument/2006/math" xmlns:v="urn:schemas-microsoft-com:vml" xmlns:wp14="http://schemas.microsoft.com/office/word/2010/wordprocessingDrawing" xmlns:wp="http://schemas.openxmlformats.org/drawingml/2006/wordprocessingDrawing" xmlns:w10="urn:schemas-microsoft-com:office:word" xmlns:w="http://schemas.openxmlformats.org/wordprocessingml/2006/main" xmlns:w14="http://schemas.microsoft.com/office/word/2010/wordml" xmlns:w15="http://schemas.microsoft.com/office/word/2012/wordml" xmlns:wne="http://schemas.microsoft.com/office/word/2006/wordml" xmlns:wpg="http://schemas.microsoft.com/office/word/2010/wordprocessingGroup" xmlns:wpi="http://schemas.microsoft.com/office/word/2010/wordprocessingInk" xmlns:wps="http://schemas.microsoft.com/office/word/2010/wordprocessingShape" mc:Ignorable="w14 w15 wp14">
   <w:p/>
 </w:hdr>
 </file>
 
 <file path=word/header2.xml><?xml version="1.0" encoding="utf-8"?>
-<w:hdr xmlns:wpc="http://schemas.microsoft.com/office/word/2010/wordprocessingCanvas" xmlns:mc="http://schemas.openxmlformats.org/markup-compatibility/2006" xmlns:o="urn:schemas-microsoft-com:office:office" xmlns:r="http://schemas.openxmlformats.org/officeDocument/2006/relationships" xmlns:m="http://schemas.openxmlformats.org/officeDocument/2006/math" xmlns:v="urn:schemas-microsoft-com:vml" xmlns:wp14="http://schemas.microsoft.com/office/word/2010/wordprocessingDrawing" xmlns:wp="http://schemas.openxmlformats.org/drawingml/2006/wordprocessingDrawing" xmlns:w10="urn:schemas-microsoft-com:office:word" xmlns:w="http://schemas.openxmlformats.org/wordprocessingml/2006/main" xmlns:w14="http://schemas.microsoft.com/office/word/2010/wordml" xmlns:w15="http://schemas.microsoft.com/office/word/2012/wordml" xmlns:wpg="http://schemas.microsoft.com/office/word/2010/wordprocessingGroup" xmlns:wpi="http://schemas.microsoft.com/office/word/2010/wordprocessingInk" xmlns:wne="http://schemas.microsoft.com/office/word/2006/wordml" xmlns:wps="http://schemas.microsoft.com/office/word/2010/wordprocessingShape" xmlns:wpsCustomData="http://www.wps.cn/officeDocument/2013/wpsCustomData" mc:Ignorable="w14 w15 wp14">
+<w:hdr xmlns:wpc="http://schemas.microsoft.com/office/word/2010/wordprocessingCanvas" xmlns:mc="http://schemas.openxmlformats.org/markup-compatibility/2006" xmlns:o="urn:schemas-microsoft-com:office:office" xmlns:r="http://schemas.openxmlformats.org/officeDocument/2006/relationships" xmlns:m="http://schemas.openxmlformats.org/officeDocument/2006/math" xmlns:v="urn:schemas-microsoft-com:vml" xmlns:wp14="http://schemas.microsoft.com/office/word/2010/wordprocessingDrawing" xmlns:wp="http://schemas.openxmlformats.org/drawingml/2006/wordprocessingDrawing" xmlns:w10="urn:schemas-microsoft-com:office:word" xmlns:w="http://schemas.openxmlformats.org/wordprocessingml/2006/main" xmlns:w14="http://schemas.microsoft.com/office/word/2010/wordml" xmlns:w15="http://schemas.microsoft.com/office/word/2012/wordml" xmlns:wne="http://schemas.microsoft.com/office/word/2006/wordml" xmlns:wpg="http://schemas.microsoft.com/office/word/2010/wordprocessingGroup" xmlns:wpi="http://schemas.microsoft.com/office/word/2010/wordprocessingInk" xmlns:wps="http://schemas.microsoft.com/office/word/2010/wordprocessingShape" mc:Ignorable="w14 w15 wp14">
   <w:p/>
 </w:hdr>
 </file>
 
 <file path=word/header3.xml><?xml version="1.0" encoding="utf-8"?>
-<w:hdr xmlns:wpc="http://schemas.microsoft.com/office/word/2010/wordprocessingCanvas" xmlns:mc="http://schemas.openxmlformats.org/markup-compatibility/2006" xmlns:o="urn:schemas-microsoft-com:office:office" xmlns:r="http://schemas.openxmlformats.org/officeDocument/2006/relationships" xmlns:m="http://schemas.openxmlformats.org/officeDocument/2006/math" xmlns:v="urn:schemas-microsoft-com:vml" xmlns:wp14="http://schemas.microsoft.com/office/word/2010/wordprocessingDrawing" xmlns:wp="http://schemas.openxmlformats.org/drawingml/2006/wordprocessingDrawing" xmlns:w10="urn:schemas-microsoft-com:office:word" xmlns:w="http://schemas.openxmlformats.org/wordprocessingml/2006/main" xmlns:w14="http://schemas.microsoft.com/office/word/2010/wordml" xmlns:w15="http://schemas.microsoft.com/office/word/2012/wordml" xmlns:wpg="http://schemas.microsoft.com/office/word/2010/wordprocessingGroup" xmlns:wpi="http://schemas.microsoft.com/office/word/2010/wordprocessingInk" xmlns:wne="http://schemas.microsoft.com/office/word/2006/wordml" xmlns:wps="http://schemas.microsoft.com/office/word/2010/wordprocessingShape" xmlns:wpsCustomData="http://www.wps.cn/officeDocument/2013/wpsCustomData" mc:Ignorable="w14 w15 wp14">
+<w:hdr xmlns:wpc="http://schemas.microsoft.com/office/word/2010/wordprocessingCanvas" xmlns:mc="http://schemas.openxmlformats.org/markup-compatibility/2006" xmlns:o="urn:schemas-microsoft-com:office:office" xmlns:r="http://schemas.openxmlformats.org/officeDocument/2006/relationships" xmlns:m="http://schemas.openxmlformats.org/officeDocument/2006/math" xmlns:v="urn:schemas-microsoft-com:vml" xmlns:wp14="http://schemas.microsoft.com/office/word/2010/wordprocessingDrawing" xmlns:wp="http://schemas.openxmlformats.org/drawingml/2006/wordprocessingDrawing" xmlns:w10="urn:schemas-microsoft-com:office:word" xmlns:w="http://schemas.openxmlformats.org/wordprocessingml/2006/main" xmlns:w14="http://schemas.microsoft.com/office/word/2010/wordml" xmlns:w15="http://schemas.microsoft.com/office/word/2012/wordml" xmlns:wne="http://schemas.microsoft.com/office/word/2006/wordml" xmlns:wpg="http://schemas.microsoft.com/office/word/2010/wordprocessingGroup" xmlns:wpi="http://schemas.microsoft.com/office/word/2010/wordprocessingInk" xmlns:wps="http://schemas.microsoft.com/office/word/2010/wordprocessingShape" mc:Ignorable="w14 w15 wp14">
   <w:p/>
 </w:hdr>
 </file>
 
 <file path=word/numbering.xml><?xml version="1.0" encoding="utf-8"?>
-<w:numbering xmlns:wpc="http://schemas.microsoft.com/office/word/2010/wordprocessingCanvas" xmlns:mc="http://schemas.openxmlformats.org/markup-compatibility/2006" xmlns:o="urn:schemas-microsoft-com:office:office" xmlns:r="http://schemas.openxmlformats.org/officeDocument/2006/relationships" xmlns:m="http://schemas.openxmlformats.org/officeDocument/2006/math" xmlns:v="urn:schemas-microsoft-com:vml" xmlns:wp14="http://schemas.microsoft.com/office/word/2010/wordprocessingDrawing" xmlns:wp="http://schemas.openxmlformats.org/drawingml/2006/wordprocessingDrawing" xmlns:w10="urn:schemas-microsoft-com:office:word" xmlns:w="http://schemas.openxmlformats.org/wordprocessingml/2006/main" xmlns:w14="http://schemas.microsoft.com/office/word/2010/wordml" xmlns:wpg="http://schemas.microsoft.com/office/word/2010/wordprocessingGroup" xmlns:wpi="http://schemas.microsoft.com/office/word/2010/wordprocessingInk" xmlns:wne="http://schemas.microsoft.com/office/word/2006/wordml" xmlns:wps="http://schemas.microsoft.com/office/word/2010/wordprocessingShape" xmlns:wpsCustomData="http://www.wps.cn/officeDocument/2013/wpsCustomData" mc:Ignorable="w14 wp14">
+<w:numbering xmlns:wpc="http://schemas.microsoft.com/office/word/2010/wordprocessingCanvas" xmlns:mc="http://schemas.openxmlformats.org/markup-compatibility/2006" xmlns:o="urn:schemas-microsoft-com:office:office" xmlns:r="http://schemas.openxmlformats.org/officeDocument/2006/relationships" xmlns:m="http://schemas.openxmlformats.org/officeDocument/2006/math" xmlns:v="urn:schemas-microsoft-com:vml" xmlns:wp14="http://schemas.microsoft.com/office/word/2010/wordprocessingDrawing" xmlns:wp="http://schemas.openxmlformats.org/drawingml/2006/wordprocessingDrawing" xmlns:w10="urn:schemas-microsoft-com:office:word" xmlns:w="http://schemas.openxmlformats.org/wordprocessingml/2006/main" xmlns:w14="http://schemas.microsoft.com/office/word/2010/wordml" xmlns:w15="http://schemas.microsoft.com/office/word/2012/wordml" xmlns:wne="http://schemas.microsoft.com/office/word/2006/wordml" xmlns:wpg="http://schemas.microsoft.com/office/word/2010/wordprocessingGroup" xmlns:wpi="http://schemas.microsoft.com/office/word/2010/wordprocessingInk" xmlns:wps="http://schemas.microsoft.com/office/word/2010/wordprocessingShape" mc:Ignorable="w14 w15 wp14">
   <w:abstractNum w:abstractNumId="0">
     <w:nsid w:val="84DB10DB"/>
     <w:multiLevelType w:val="singleLevel"/>
     <w:tmpl w:val="84DB10DB"/>
-    <w:lvl w:ilvl="0" w:tentative="0">
+    <w:lvl w:ilvl="0">
       <w:start w:val="1"/>
       <w:numFmt w:val="decimal"/>
       <w:lvlText w:val="%1."/>
@@ -9392,10 +9274,10 @@
     <w:nsid w:val="8E964DCE"/>
     <w:multiLevelType w:val="multilevel"/>
     <w:tmpl w:val="8E964DCE"/>
-    <w:lvl w:ilvl="0" w:tentative="0">
+    <w:lvl w:ilvl="0">
       <w:start w:val="1"/>
       <w:numFmt w:val="decimal"/>
-      <w:pStyle w:val="2"/>
+      <w:pStyle w:val="Heading1"/>
       <w:lvlText w:val="%1."/>
       <w:lvlJc w:val="left"/>
       <w:pPr>
@@ -9405,10 +9287,10 @@
         <w:rFonts w:hint="default"/>
       </w:rPr>
     </w:lvl>
-    <w:lvl w:ilvl="1" w:tentative="0">
+    <w:lvl w:ilvl="1">
       <w:start w:val="1"/>
       <w:numFmt w:val="decimal"/>
-      <w:pStyle w:val="3"/>
+      <w:pStyle w:val="Heading2"/>
       <w:lvlText w:val="%1.%2."/>
       <w:lvlJc w:val="left"/>
       <w:pPr>
@@ -9418,10 +9300,10 @@
         <w:rFonts w:hint="default"/>
       </w:rPr>
     </w:lvl>
-    <w:lvl w:ilvl="2" w:tentative="0">
+    <w:lvl w:ilvl="2">
       <w:start w:val="1"/>
       <w:numFmt w:val="decimal"/>
-      <w:pStyle w:val="4"/>
+      <w:pStyle w:val="Heading3"/>
       <w:lvlText w:val="%1.%2.%3."/>
       <w:lvlJc w:val="left"/>
       <w:pPr>
@@ -9431,10 +9313,10 @@
         <w:rFonts w:hint="default"/>
       </w:rPr>
     </w:lvl>
-    <w:lvl w:ilvl="3" w:tentative="0">
+    <w:lvl w:ilvl="3">
       <w:start w:val="1"/>
       <w:numFmt w:val="decimal"/>
-      <w:pStyle w:val="5"/>
+      <w:pStyle w:val="Heading4"/>
       <w:lvlText w:val="%1.%2.%3.%4."/>
       <w:lvlJc w:val="left"/>
       <w:pPr>
@@ -9444,10 +9326,10 @@
         <w:rFonts w:hint="default"/>
       </w:rPr>
     </w:lvl>
-    <w:lvl w:ilvl="4" w:tentative="0">
+    <w:lvl w:ilvl="4">
       <w:start w:val="1"/>
       <w:numFmt w:val="decimal"/>
-      <w:pStyle w:val="6"/>
+      <w:pStyle w:val="Heading5"/>
       <w:lvlText w:val="%1.%2.%3.%4.%5."/>
       <w:lvlJc w:val="left"/>
       <w:pPr>
@@ -9457,10 +9339,10 @@
         <w:rFonts w:hint="default"/>
       </w:rPr>
     </w:lvl>
-    <w:lvl w:ilvl="5" w:tentative="0">
+    <w:lvl w:ilvl="5">
       <w:start w:val="1"/>
       <w:numFmt w:val="decimal"/>
-      <w:pStyle w:val="7"/>
+      <w:pStyle w:val="Heading6"/>
       <w:lvlText w:val="%1.%2.%3.%4.%5.%6."/>
       <w:lvlJc w:val="left"/>
       <w:pPr>
@@ -9470,10 +9352,10 @@
         <w:rFonts w:hint="default"/>
       </w:rPr>
     </w:lvl>
-    <w:lvl w:ilvl="6" w:tentative="0">
+    <w:lvl w:ilvl="6">
       <w:start w:val="1"/>
       <w:numFmt w:val="decimal"/>
-      <w:pStyle w:val="8"/>
+      <w:pStyle w:val="Heading7"/>
       <w:lvlText w:val="%1.%2.%3.%4.%5.%6.%7."/>
       <w:lvlJc w:val="left"/>
       <w:pPr>
@@ -9483,10 +9365,10 @@
         <w:rFonts w:hint="default"/>
       </w:rPr>
     </w:lvl>
-    <w:lvl w:ilvl="7" w:tentative="0">
+    <w:lvl w:ilvl="7">
       <w:start w:val="1"/>
       <w:numFmt w:val="decimal"/>
-      <w:pStyle w:val="9"/>
+      <w:pStyle w:val="Heading8"/>
       <w:lvlText w:val="%1.%2.%3.%4.%5.%6.%7.%8."/>
       <w:lvlJc w:val="left"/>
       <w:pPr>
@@ -9496,10 +9378,10 @@
         <w:rFonts w:hint="default"/>
       </w:rPr>
     </w:lvl>
-    <w:lvl w:ilvl="8" w:tentative="0">
+    <w:lvl w:ilvl="8">
       <w:start w:val="1"/>
       <w:numFmt w:val="decimal"/>
-      <w:pStyle w:val="10"/>
+      <w:pStyle w:val="Heading9"/>
       <w:lvlText w:val="%1.%2.%3.%4.%5.%6.%7.%8.%9."/>
       <w:lvlJc w:val="left"/>
       <w:pPr>
@@ -9514,7 +9396,7 @@
     <w:nsid w:val="B50D028E"/>
     <w:multiLevelType w:val="singleLevel"/>
     <w:tmpl w:val="B50D028E"/>
-    <w:lvl w:ilvl="0" w:tentative="0">
+    <w:lvl w:ilvl="0">
       <w:start w:val="1"/>
       <w:numFmt w:val="decimal"/>
       <w:lvlText w:val="%1."/>
@@ -9531,7 +9413,7 @@
     <w:nsid w:val="C5E5CF60"/>
     <w:multiLevelType w:val="singleLevel"/>
     <w:tmpl w:val="C5E5CF60"/>
-    <w:lvl w:ilvl="0" w:tentative="0">
+    <w:lvl w:ilvl="0">
       <w:start w:val="1"/>
       <w:numFmt w:val="decimal"/>
       <w:lvlText w:val="%1."/>
@@ -9548,7 +9430,7 @@
     <w:nsid w:val="E3A36977"/>
     <w:multiLevelType w:val="singleLevel"/>
     <w:tmpl w:val="E3A36977"/>
-    <w:lvl w:ilvl="0" w:tentative="0">
+    <w:lvl w:ilvl="0">
       <w:start w:val="1"/>
       <w:numFmt w:val="decimal"/>
       <w:lvlText w:val="%1."/>
@@ -9565,7 +9447,7 @@
     <w:nsid w:val="FFF4332E"/>
     <w:multiLevelType w:val="singleLevel"/>
     <w:tmpl w:val="FFF4332E"/>
-    <w:lvl w:ilvl="0" w:tentative="0">
+    <w:lvl w:ilvl="0">
       <w:start w:val="1"/>
       <w:numFmt w:val="decimal"/>
       <w:lvlText w:val="%1."/>
@@ -9582,7 +9464,7 @@
     <w:nsid w:val="223AA8CA"/>
     <w:multiLevelType w:val="singleLevel"/>
     <w:tmpl w:val="223AA8CA"/>
-    <w:lvl w:ilvl="0" w:tentative="0">
+    <w:lvl w:ilvl="0">
       <w:start w:val="1"/>
       <w:numFmt w:val="decimal"/>
       <w:lvlText w:val="%1."/>
@@ -9599,7 +9481,7 @@
     <w:nsid w:val="29E49D87"/>
     <w:multiLevelType w:val="singleLevel"/>
     <w:tmpl w:val="29E49D87"/>
-    <w:lvl w:ilvl="0" w:tentative="0">
+    <w:lvl w:ilvl="0">
       <w:start w:val="1"/>
       <w:numFmt w:val="decimal"/>
       <w:lvlText w:val="%1."/>
@@ -9616,7 +9498,7 @@
     <w:nsid w:val="65D0260B"/>
     <w:multiLevelType w:val="singleLevel"/>
     <w:tmpl w:val="65D0260B"/>
-    <w:lvl w:ilvl="0" w:tentative="0">
+    <w:lvl w:ilvl="0">
       <w:start w:val="1"/>
       <w:numFmt w:val="decimal"/>
       <w:lvlText w:val="%1."/>
@@ -9633,7 +9515,7 @@
     <w:nsid w:val="7839C504"/>
     <w:multiLevelType w:val="singleLevel"/>
     <w:tmpl w:val="7839C504"/>
-    <w:lvl w:ilvl="0" w:tentative="0">
+    <w:lvl w:ilvl="0">
       <w:start w:val="1"/>
       <w:numFmt w:val="decimal"/>
       <w:lvlText w:val="%1."/>
@@ -9680,269 +9562,267 @@
 </file>
 
 <file path=word/styles.xml><?xml version="1.0" encoding="utf-8"?>
-<w:styles xmlns:mc="http://schemas.openxmlformats.org/markup-compatibility/2006" xmlns:o="urn:schemas-microsoft-com:office:office" xmlns:r="http://schemas.openxmlformats.org/officeDocument/2006/relationships" xmlns:m="http://schemas.openxmlformats.org/officeDocument/2006/math" xmlns:v="urn:schemas-microsoft-com:vml" xmlns:w="http://schemas.openxmlformats.org/wordprocessingml/2006/main" xmlns:w14="http://schemas.microsoft.com/office/word/2010/wordml" xmlns:w10="urn:schemas-microsoft-com:office:word" xmlns:sl="http://schemas.openxmlformats.org/schemaLibrary/2006/main" xmlns:wpsCustomData="http://www.wps.cn/officeDocument/2013/wpsCustomData" mc:Ignorable="w14">
+<w:styles xmlns:mc="http://schemas.openxmlformats.org/markup-compatibility/2006" xmlns:r="http://schemas.openxmlformats.org/officeDocument/2006/relationships" xmlns:w="http://schemas.openxmlformats.org/wordprocessingml/2006/main" xmlns:w14="http://schemas.microsoft.com/office/word/2010/wordml" xmlns:w15="http://schemas.microsoft.com/office/word/2012/wordml" mc:Ignorable="w14 w15">
   <w:docDefaults>
     <w:rPrDefault>
       <w:rPr>
-        <w:rFonts w:ascii="Times New Roman" w:hAnsi="Times New Roman" w:eastAsia="宋体" w:cs="Times New Roman"/>
+        <w:rFonts w:ascii="Times New Roman" w:eastAsia="宋体" w:hAnsi="Times New Roman" w:cs="Times New Roman"/>
       </w:rPr>
     </w:rPrDefault>
     <w:pPrDefault/>
   </w:docDefaults>
-  <w:latentStyles w:count="260" w:defQFormat="0" w:defUnhideWhenUsed="1" w:defSemiHidden="1" w:defUIPriority="99" w:defLockedState="0">
-    <w:lsdException w:qFormat="1" w:unhideWhenUsed="0" w:uiPriority="0" w:semiHidden="0" w:name="Normal"/>
-    <w:lsdException w:qFormat="1" w:unhideWhenUsed="0" w:uiPriority="0" w:semiHidden="0" w:name="heading 1"/>
-    <w:lsdException w:qFormat="1" w:uiPriority="0" w:semiHidden="0" w:name="heading 2"/>
-    <w:lsdException w:qFormat="1" w:uiPriority="0" w:name="heading 3"/>
-    <w:lsdException w:qFormat="1" w:uiPriority="0" w:semiHidden="0" w:name="heading 4"/>
-    <w:lsdException w:qFormat="1" w:uiPriority="0" w:name="heading 5"/>
-    <w:lsdException w:qFormat="1" w:uiPriority="0" w:name="heading 6"/>
-    <w:lsdException w:qFormat="1" w:uiPriority="0" w:name="heading 7"/>
-    <w:lsdException w:qFormat="1" w:uiPriority="0" w:name="heading 8"/>
-    <w:lsdException w:qFormat="1" w:uiPriority="0" w:name="heading 9"/>
-    <w:lsdException w:unhideWhenUsed="0" w:uiPriority="0" w:semiHidden="0" w:name="index 1"/>
-    <w:lsdException w:unhideWhenUsed="0" w:uiPriority="0" w:semiHidden="0" w:name="index 2"/>
-    <w:lsdException w:unhideWhenUsed="0" w:uiPriority="0" w:semiHidden="0" w:name="index 3"/>
-    <w:lsdException w:unhideWhenUsed="0" w:uiPriority="0" w:semiHidden="0" w:name="index 4"/>
-    <w:lsdException w:unhideWhenUsed="0" w:uiPriority="0" w:semiHidden="0" w:name="index 5"/>
-    <w:lsdException w:unhideWhenUsed="0" w:uiPriority="0" w:semiHidden="0" w:name="index 6"/>
-    <w:lsdException w:unhideWhenUsed="0" w:uiPriority="0" w:semiHidden="0" w:name="index 7"/>
-    <w:lsdException w:unhideWhenUsed="0" w:uiPriority="0" w:semiHidden="0" w:name="index 8"/>
-    <w:lsdException w:unhideWhenUsed="0" w:uiPriority="0" w:semiHidden="0" w:name="index 9"/>
-    <w:lsdException w:qFormat="1" w:unhideWhenUsed="0" w:uiPriority="0" w:semiHidden="0" w:name="toc 1"/>
-    <w:lsdException w:qFormat="1" w:unhideWhenUsed="0" w:uiPriority="0" w:semiHidden="0" w:name="toc 2"/>
-    <w:lsdException w:qFormat="1" w:unhideWhenUsed="0" w:uiPriority="0" w:semiHidden="0" w:name="toc 3"/>
-    <w:lsdException w:unhideWhenUsed="0" w:uiPriority="0" w:semiHidden="0" w:name="toc 4"/>
-    <w:lsdException w:unhideWhenUsed="0" w:uiPriority="0" w:semiHidden="0" w:name="toc 5"/>
-    <w:lsdException w:unhideWhenUsed="0" w:uiPriority="0" w:semiHidden="0" w:name="toc 6"/>
-    <w:lsdException w:unhideWhenUsed="0" w:uiPriority="0" w:semiHidden="0" w:name="toc 7"/>
-    <w:lsdException w:unhideWhenUsed="0" w:uiPriority="0" w:semiHidden="0" w:name="toc 8"/>
-    <w:lsdException w:unhideWhenUsed="0" w:uiPriority="0" w:semiHidden="0" w:name="toc 9"/>
-    <w:lsdException w:unhideWhenUsed="0" w:uiPriority="0" w:semiHidden="0" w:name="Normal Indent"/>
-    <w:lsdException w:unhideWhenUsed="0" w:uiPriority="0" w:semiHidden="0" w:name="footnote text"/>
-    <w:lsdException w:qFormat="1" w:unhideWhenUsed="0" w:uiPriority="0" w:semiHidden="0" w:name="annotation text"/>
-    <w:lsdException w:qFormat="1" w:unhideWhenUsed="0" w:uiPriority="0" w:semiHidden="0" w:name="header"/>
-    <w:lsdException w:qFormat="1" w:unhideWhenUsed="0" w:uiPriority="0" w:semiHidden="0" w:name="footer"/>
-    <w:lsdException w:unhideWhenUsed="0" w:uiPriority="0" w:semiHidden="0" w:name="index heading"/>
-    <w:lsdException w:qFormat="1" w:uiPriority="0" w:name="caption"/>
-    <w:lsdException w:unhideWhenUsed="0" w:uiPriority="0" w:semiHidden="0" w:name="table of figures"/>
-    <w:lsdException w:unhideWhenUsed="0" w:uiPriority="0" w:semiHidden="0" w:name="envelope address"/>
-    <w:lsdException w:unhideWhenUsed="0" w:uiPriority="0" w:semiHidden="0" w:name="envelope return"/>
-    <w:lsdException w:unhideWhenUsed="0" w:uiPriority="0" w:semiHidden="0" w:name="footnote reference"/>
-    <w:lsdException w:unhideWhenUsed="0" w:uiPriority="0" w:semiHidden="0" w:name="annotation reference"/>
-    <w:lsdException w:unhideWhenUsed="0" w:uiPriority="0" w:semiHidden="0" w:name="line number"/>
-    <w:lsdException w:qFormat="1" w:unhideWhenUsed="0" w:uiPriority="0" w:semiHidden="0" w:name="page number"/>
-    <w:lsdException w:unhideWhenUsed="0" w:uiPriority="0" w:semiHidden="0" w:name="endnote reference"/>
-    <w:lsdException w:unhideWhenUsed="0" w:uiPriority="0" w:semiHidden="0" w:name="endnote text"/>
-    <w:lsdException w:unhideWhenUsed="0" w:uiPriority="0" w:semiHidden="0" w:name="table of authorities"/>
-    <w:lsdException w:unhideWhenUsed="0" w:uiPriority="0" w:semiHidden="0" w:name="macro"/>
-    <w:lsdException w:unhideWhenUsed="0" w:uiPriority="0" w:semiHidden="0" w:name="toa heading"/>
-    <w:lsdException w:unhideWhenUsed="0" w:uiPriority="0" w:semiHidden="0" w:name="List"/>
-    <w:lsdException w:unhideWhenUsed="0" w:uiPriority="0" w:semiHidden="0" w:name="List Bullet"/>
-    <w:lsdException w:unhideWhenUsed="0" w:uiPriority="0" w:semiHidden="0" w:name="List Number"/>
-    <w:lsdException w:unhideWhenUsed="0" w:uiPriority="0" w:semiHidden="0" w:name="List 2"/>
-    <w:lsdException w:unhideWhenUsed="0" w:uiPriority="0" w:semiHidden="0" w:name="List 3"/>
-    <w:lsdException w:unhideWhenUsed="0" w:uiPriority="0" w:semiHidden="0" w:name="List 4"/>
-    <w:lsdException w:unhideWhenUsed="0" w:uiPriority="0" w:semiHidden="0" w:name="List 5"/>
-    <w:lsdException w:unhideWhenUsed="0" w:uiPriority="0" w:semiHidden="0" w:name="List Bullet 2"/>
-    <w:lsdException w:unhideWhenUsed="0" w:uiPriority="0" w:semiHidden="0" w:name="List Bullet 3"/>
-    <w:lsdException w:unhideWhenUsed="0" w:uiPriority="0" w:semiHidden="0" w:name="List Bullet 4"/>
-    <w:lsdException w:unhideWhenUsed="0" w:uiPriority="0" w:semiHidden="0" w:name="List Bullet 5"/>
-    <w:lsdException w:unhideWhenUsed="0" w:uiPriority="0" w:semiHidden="0" w:name="List Number 2"/>
-    <w:lsdException w:unhideWhenUsed="0" w:uiPriority="0" w:semiHidden="0" w:name="List Number 3"/>
-    <w:lsdException w:unhideWhenUsed="0" w:uiPriority="0" w:semiHidden="0" w:name="List Number 4"/>
-    <w:lsdException w:unhideWhenUsed="0" w:uiPriority="0" w:semiHidden="0" w:name="List Number 5"/>
-    <w:lsdException w:qFormat="1" w:unhideWhenUsed="0" w:uiPriority="0" w:semiHidden="0" w:name="Title"/>
-    <w:lsdException w:unhideWhenUsed="0" w:uiPriority="0" w:semiHidden="0" w:name="Closing"/>
-    <w:lsdException w:unhideWhenUsed="0" w:uiPriority="0" w:semiHidden="0" w:name="Signature"/>
-    <w:lsdException w:qFormat="1" w:unhideWhenUsed="0" w:uiPriority="0" w:name="Default Paragraph Font"/>
-    <w:lsdException w:qFormat="1" w:unhideWhenUsed="0" w:uiPriority="0" w:name="Body Text"/>
-    <w:lsdException w:unhideWhenUsed="0" w:uiPriority="0" w:semiHidden="0" w:name="Body Text Indent"/>
-    <w:lsdException w:unhideWhenUsed="0" w:uiPriority="0" w:semiHidden="0" w:name="List Continue"/>
-    <w:lsdException w:unhideWhenUsed="0" w:uiPriority="0" w:semiHidden="0" w:name="List Continue 2"/>
-    <w:lsdException w:unhideWhenUsed="0" w:uiPriority="0" w:semiHidden="0" w:name="List Continue 3"/>
-    <w:lsdException w:unhideWhenUsed="0" w:uiPriority="0" w:semiHidden="0" w:name="List Continue 4"/>
-    <w:lsdException w:unhideWhenUsed="0" w:uiPriority="0" w:semiHidden="0" w:name="List Continue 5"/>
-    <w:lsdException w:unhideWhenUsed="0" w:uiPriority="0" w:semiHidden="0" w:name="Message Header"/>
-    <w:lsdException w:qFormat="1" w:unhideWhenUsed="0" w:uiPriority="0" w:semiHidden="0" w:name="Subtitle"/>
-    <w:lsdException w:unhideWhenUsed="0" w:uiPriority="0" w:semiHidden="0" w:name="Salutation"/>
-    <w:lsdException w:unhideWhenUsed="0" w:uiPriority="0" w:semiHidden="0" w:name="Date"/>
-    <w:lsdException w:unhideWhenUsed="0" w:uiPriority="0" w:semiHidden="0" w:name="Body Text First Indent"/>
-    <w:lsdException w:unhideWhenUsed="0" w:uiPriority="0" w:semiHidden="0" w:name="Body Text First Indent 2"/>
-    <w:lsdException w:uiPriority="99" w:name="Note Heading"/>
-    <w:lsdException w:unhideWhenUsed="0" w:uiPriority="0" w:semiHidden="0" w:name="Body Text 2"/>
-    <w:lsdException w:unhideWhenUsed="0" w:uiPriority="0" w:semiHidden="0" w:name="Body Text 3"/>
-    <w:lsdException w:unhideWhenUsed="0" w:uiPriority="0" w:semiHidden="0" w:name="Body Text Indent 2"/>
-    <w:lsdException w:unhideWhenUsed="0" w:uiPriority="0" w:semiHidden="0" w:name="Body Text Indent 3"/>
-    <w:lsdException w:unhideWhenUsed="0" w:uiPriority="0" w:semiHidden="0" w:name="Block Text"/>
-    <w:lsdException w:unhideWhenUsed="0" w:uiPriority="0" w:semiHidden="0" w:name="Hyperlink"/>
-    <w:lsdException w:unhideWhenUsed="0" w:uiPriority="0" w:semiHidden="0" w:name="FollowedHyperlink"/>
-    <w:lsdException w:qFormat="1" w:unhideWhenUsed="0" w:uiPriority="0" w:semiHidden="0" w:name="Strong"/>
-    <w:lsdException w:qFormat="1" w:unhideWhenUsed="0" w:uiPriority="0" w:semiHidden="0" w:name="Emphasis"/>
-    <w:lsdException w:unhideWhenUsed="0" w:uiPriority="0" w:semiHidden="0" w:name="Document Map"/>
-    <w:lsdException w:qFormat="1" w:unhideWhenUsed="0" w:uiPriority="0" w:semiHidden="0" w:name="Plain Text"/>
-    <w:lsdException w:unhideWhenUsed="0" w:uiPriority="0" w:semiHidden="0" w:name="E-mail Signature"/>
-    <w:lsdException w:qFormat="1" w:unhideWhenUsed="0" w:uiPriority="0" w:semiHidden="0" w:name="Normal (Web)"/>
-    <w:lsdException w:unhideWhenUsed="0" w:uiPriority="0" w:semiHidden="0" w:name="HTML Acronym"/>
-    <w:lsdException w:unhideWhenUsed="0" w:uiPriority="0" w:semiHidden="0" w:name="HTML Address"/>
-    <w:lsdException w:unhideWhenUsed="0" w:uiPriority="0" w:semiHidden="0" w:name="HTML Cite"/>
-    <w:lsdException w:unhideWhenUsed="0" w:uiPriority="0" w:semiHidden="0" w:name="HTML Code"/>
-    <w:lsdException w:unhideWhenUsed="0" w:uiPriority="0" w:semiHidden="0" w:name="HTML Definition"/>
-    <w:lsdException w:unhideWhenUsed="0" w:uiPriority="0" w:semiHidden="0" w:name="HTML Keyboard"/>
-    <w:lsdException w:unhideWhenUsed="0" w:uiPriority="0" w:semiHidden="0" w:name="HTML Preformatted"/>
-    <w:lsdException w:unhideWhenUsed="0" w:uiPriority="0" w:semiHidden="0" w:name="HTML Sample"/>
-    <w:lsdException w:unhideWhenUsed="0" w:uiPriority="0" w:semiHidden="0" w:name="HTML Typewriter"/>
-    <w:lsdException w:unhideWhenUsed="0" w:uiPriority="0" w:semiHidden="0" w:name="HTML Variable"/>
-    <w:lsdException w:qFormat="1" w:unhideWhenUsed="0" w:uiPriority="0" w:name="Normal Table"/>
-    <w:lsdException w:unhideWhenUsed="0" w:uiPriority="0" w:semiHidden="0" w:name="annotation subject"/>
-    <w:lsdException w:unhideWhenUsed="0" w:uiPriority="0" w:semiHidden="0" w:name="Table Simple 1"/>
-    <w:lsdException w:unhideWhenUsed="0" w:uiPriority="0" w:semiHidden="0" w:name="Table Simple 2"/>
-    <w:lsdException w:unhideWhenUsed="0" w:uiPriority="0" w:semiHidden="0" w:name="Table Simple 3"/>
-    <w:lsdException w:unhideWhenUsed="0" w:uiPriority="0" w:semiHidden="0" w:name="Table Classic 1"/>
-    <w:lsdException w:unhideWhenUsed="0" w:uiPriority="0" w:semiHidden="0" w:name="Table Classic 2"/>
-    <w:lsdException w:unhideWhenUsed="0" w:uiPriority="0" w:semiHidden="0" w:name="Table Classic 3"/>
-    <w:lsdException w:unhideWhenUsed="0" w:uiPriority="0" w:semiHidden="0" w:name="Table Classic 4"/>
-    <w:lsdException w:unhideWhenUsed="0" w:uiPriority="0" w:semiHidden="0" w:name="Table Colorful 1"/>
-    <w:lsdException w:unhideWhenUsed="0" w:uiPriority="0" w:semiHidden="0" w:name="Table Colorful 2"/>
-    <w:lsdException w:unhideWhenUsed="0" w:uiPriority="0" w:semiHidden="0" w:name="Table Colorful 3"/>
-    <w:lsdException w:unhideWhenUsed="0" w:uiPriority="0" w:semiHidden="0" w:name="Table Columns 1"/>
-    <w:lsdException w:unhideWhenUsed="0" w:uiPriority="0" w:semiHidden="0" w:name="Table Columns 2"/>
-    <w:lsdException w:unhideWhenUsed="0" w:uiPriority="0" w:semiHidden="0" w:name="Table Columns 3"/>
-    <w:lsdException w:unhideWhenUsed="0" w:uiPriority="0" w:semiHidden="0" w:name="Table Columns 4"/>
-    <w:lsdException w:unhideWhenUsed="0" w:uiPriority="0" w:semiHidden="0" w:name="Table Columns 5"/>
-    <w:lsdException w:unhideWhenUsed="0" w:uiPriority="0" w:semiHidden="0" w:name="Table Grid 1"/>
-    <w:lsdException w:unhideWhenUsed="0" w:uiPriority="0" w:semiHidden="0" w:name="Table Grid 2"/>
-    <w:lsdException w:unhideWhenUsed="0" w:uiPriority="0" w:semiHidden="0" w:name="Table Grid 3"/>
-    <w:lsdException w:unhideWhenUsed="0" w:uiPriority="0" w:semiHidden="0" w:name="Table Grid 4"/>
-    <w:lsdException w:unhideWhenUsed="0" w:uiPriority="0" w:semiHidden="0" w:name="Table Grid 5"/>
-    <w:lsdException w:unhideWhenUsed="0" w:uiPriority="0" w:semiHidden="0" w:name="Table Grid 6"/>
-    <w:lsdException w:unhideWhenUsed="0" w:uiPriority="0" w:semiHidden="0" w:name="Table Grid 7"/>
-    <w:lsdException w:unhideWhenUsed="0" w:uiPriority="0" w:semiHidden="0" w:name="Table Grid 8"/>
-    <w:lsdException w:unhideWhenUsed="0" w:uiPriority="0" w:semiHidden="0" w:name="Table List 1"/>
-    <w:lsdException w:unhideWhenUsed="0" w:uiPriority="0" w:semiHidden="0" w:name="Table List 2"/>
-    <w:lsdException w:unhideWhenUsed="0" w:uiPriority="0" w:semiHidden="0" w:name="Table List 3"/>
-    <w:lsdException w:unhideWhenUsed="0" w:uiPriority="0" w:semiHidden="0" w:name="Table List 4"/>
-    <w:lsdException w:unhideWhenUsed="0" w:uiPriority="0" w:semiHidden="0" w:name="Table List 5"/>
-    <w:lsdException w:unhideWhenUsed="0" w:uiPriority="0" w:semiHidden="0" w:name="Table List 6"/>
-    <w:lsdException w:unhideWhenUsed="0" w:uiPriority="0" w:semiHidden="0" w:name="Table List 7"/>
-    <w:lsdException w:unhideWhenUsed="0" w:uiPriority="0" w:semiHidden="0" w:name="Table List 8"/>
-    <w:lsdException w:unhideWhenUsed="0" w:uiPriority="0" w:semiHidden="0" w:name="Table 3D effects 1"/>
-    <w:lsdException w:unhideWhenUsed="0" w:uiPriority="0" w:semiHidden="0" w:name="Table 3D effects 2"/>
-    <w:lsdException w:unhideWhenUsed="0" w:uiPriority="0" w:semiHidden="0" w:name="Table 3D effects 3"/>
-    <w:lsdException w:unhideWhenUsed="0" w:uiPriority="0" w:semiHidden="0" w:name="Table Contemporary"/>
-    <w:lsdException w:unhideWhenUsed="0" w:uiPriority="0" w:semiHidden="0" w:name="Table Elegant"/>
-    <w:lsdException w:unhideWhenUsed="0" w:uiPriority="0" w:semiHidden="0" w:name="Table Professional"/>
-    <w:lsdException w:unhideWhenUsed="0" w:uiPriority="0" w:semiHidden="0" w:name="Table Subtle 1"/>
-    <w:lsdException w:unhideWhenUsed="0" w:uiPriority="0" w:semiHidden="0" w:name="Table Subtle 2"/>
-    <w:lsdException w:unhideWhenUsed="0" w:uiPriority="0" w:semiHidden="0" w:name="Table Web 1"/>
-    <w:lsdException w:unhideWhenUsed="0" w:uiPriority="0" w:semiHidden="0" w:name="Table Web 2"/>
-    <w:lsdException w:unhideWhenUsed="0" w:uiPriority="0" w:semiHidden="0" w:name="Table Web 3"/>
-    <w:lsdException w:unhideWhenUsed="0" w:uiPriority="0" w:semiHidden="0" w:name="Balloon Text"/>
-    <w:lsdException w:qFormat="1" w:unhideWhenUsed="0" w:uiPriority="0" w:semiHidden="0" w:name="Table Grid"/>
-    <w:lsdException w:unhideWhenUsed="0" w:uiPriority="0" w:semiHidden="0" w:name="Table Theme"/>
-    <w:lsdException w:unhideWhenUsed="0" w:uiPriority="60" w:semiHidden="0" w:name="Light Shading"/>
-    <w:lsdException w:unhideWhenUsed="0" w:uiPriority="61" w:semiHidden="0" w:name="Light List"/>
-    <w:lsdException w:unhideWhenUsed="0" w:uiPriority="62" w:semiHidden="0" w:name="Light Grid"/>
-    <w:lsdException w:unhideWhenUsed="0" w:uiPriority="63" w:semiHidden="0" w:name="Medium Shading 1"/>
-    <w:lsdException w:unhideWhenUsed="0" w:uiPriority="64" w:semiHidden="0" w:name="Medium Shading 2"/>
-    <w:lsdException w:unhideWhenUsed="0" w:uiPriority="65" w:semiHidden="0" w:name="Medium List 1"/>
-    <w:lsdException w:unhideWhenUsed="0" w:uiPriority="66" w:semiHidden="0" w:name="Medium List 2"/>
-    <w:lsdException w:unhideWhenUsed="0" w:uiPriority="67" w:semiHidden="0" w:name="Medium Grid 1"/>
-    <w:lsdException w:unhideWhenUsed="0" w:uiPriority="68" w:semiHidden="0" w:name="Medium Grid 2"/>
-    <w:lsdException w:unhideWhenUsed="0" w:uiPriority="69" w:semiHidden="0" w:name="Medium Grid 3"/>
-    <w:lsdException w:unhideWhenUsed="0" w:uiPriority="70" w:semiHidden="0" w:name="Dark List"/>
-    <w:lsdException w:unhideWhenUsed="0" w:uiPriority="71" w:semiHidden="0" w:name="Colorful Shading"/>
-    <w:lsdException w:unhideWhenUsed="0" w:uiPriority="72" w:semiHidden="0" w:name="Colorful List"/>
-    <w:lsdException w:unhideWhenUsed="0" w:uiPriority="73" w:semiHidden="0" w:name="Colorful Grid"/>
-    <w:lsdException w:unhideWhenUsed="0" w:uiPriority="60" w:semiHidden="0" w:name="Light Shading Accent 1"/>
-    <w:lsdException w:unhideWhenUsed="0" w:uiPriority="61" w:semiHidden="0" w:name="Light List Accent 1"/>
-    <w:lsdException w:unhideWhenUsed="0" w:uiPriority="62" w:semiHidden="0" w:name="Light Grid Accent 1"/>
-    <w:lsdException w:unhideWhenUsed="0" w:uiPriority="63" w:semiHidden="0" w:name="Medium Shading 1 Accent 1"/>
-    <w:lsdException w:unhideWhenUsed="0" w:uiPriority="64" w:semiHidden="0" w:name="Medium Shading 2 Accent 1"/>
-    <w:lsdException w:unhideWhenUsed="0" w:uiPriority="65" w:semiHidden="0" w:name="Medium List 1 Accent 1"/>
-    <w:lsdException w:unhideWhenUsed="0" w:uiPriority="66" w:semiHidden="0" w:name="Medium List 2 Accent 1"/>
-    <w:lsdException w:unhideWhenUsed="0" w:uiPriority="67" w:semiHidden="0" w:name="Medium Grid 1 Accent 1"/>
-    <w:lsdException w:unhideWhenUsed="0" w:uiPriority="68" w:semiHidden="0" w:name="Medium Grid 2 Accent 1"/>
-    <w:lsdException w:unhideWhenUsed="0" w:uiPriority="69" w:semiHidden="0" w:name="Medium Grid 3 Accent 1"/>
-    <w:lsdException w:unhideWhenUsed="0" w:uiPriority="70" w:semiHidden="0" w:name="Dark List Accent 1"/>
-    <w:lsdException w:unhideWhenUsed="0" w:uiPriority="71" w:semiHidden="0" w:name="Colorful Shading Accent 1"/>
-    <w:lsdException w:unhideWhenUsed="0" w:uiPriority="72" w:semiHidden="0" w:name="Colorful List Accent 1"/>
-    <w:lsdException w:unhideWhenUsed="0" w:uiPriority="73" w:semiHidden="0" w:name="Colorful Grid Accent 1"/>
-    <w:lsdException w:unhideWhenUsed="0" w:uiPriority="60" w:semiHidden="0" w:name="Light Shading Accent 2"/>
-    <w:lsdException w:unhideWhenUsed="0" w:uiPriority="61" w:semiHidden="0" w:name="Light List Accent 2"/>
-    <w:lsdException w:unhideWhenUsed="0" w:uiPriority="62" w:semiHidden="0" w:name="Light Grid Accent 2"/>
-    <w:lsdException w:unhideWhenUsed="0" w:uiPriority="63" w:semiHidden="0" w:name="Medium Shading 1 Accent 2"/>
-    <w:lsdException w:unhideWhenUsed="0" w:uiPriority="64" w:semiHidden="0" w:name="Medium Shading 2 Accent 2"/>
-    <w:lsdException w:unhideWhenUsed="0" w:uiPriority="65" w:semiHidden="0" w:name="Medium List 1 Accent 2"/>
-    <w:lsdException w:unhideWhenUsed="0" w:uiPriority="66" w:semiHidden="0" w:name="Medium List 2 Accent 2"/>
-    <w:lsdException w:unhideWhenUsed="0" w:uiPriority="67" w:semiHidden="0" w:name="Medium Grid 1 Accent 2"/>
-    <w:lsdException w:unhideWhenUsed="0" w:uiPriority="68" w:semiHidden="0" w:name="Medium Grid 2 Accent 2"/>
-    <w:lsdException w:unhideWhenUsed="0" w:uiPriority="69" w:semiHidden="0" w:name="Medium Grid 3 Accent 2"/>
-    <w:lsdException w:unhideWhenUsed="0" w:uiPriority="70" w:semiHidden="0" w:name="Dark List Accent 2"/>
-    <w:lsdException w:unhideWhenUsed="0" w:uiPriority="71" w:semiHidden="0" w:name="Colorful Shading Accent 2"/>
-    <w:lsdException w:unhideWhenUsed="0" w:uiPriority="72" w:semiHidden="0" w:name="Colorful List Accent 2"/>
-    <w:lsdException w:unhideWhenUsed="0" w:uiPriority="73" w:semiHidden="0" w:name="Colorful Grid Accent 2"/>
-    <w:lsdException w:unhideWhenUsed="0" w:uiPriority="60" w:semiHidden="0" w:name="Light Shading Accent 3"/>
-    <w:lsdException w:unhideWhenUsed="0" w:uiPriority="61" w:semiHidden="0" w:name="Light List Accent 3"/>
-    <w:lsdException w:unhideWhenUsed="0" w:uiPriority="62" w:semiHidden="0" w:name="Light Grid Accent 3"/>
-    <w:lsdException w:unhideWhenUsed="0" w:uiPriority="63" w:semiHidden="0" w:name="Medium Shading 1 Accent 3"/>
-    <w:lsdException w:unhideWhenUsed="0" w:uiPriority="64" w:semiHidden="0" w:name="Medium Shading 2 Accent 3"/>
-    <w:lsdException w:unhideWhenUsed="0" w:uiPriority="65" w:semiHidden="0" w:name="Medium List 1 Accent 3"/>
-    <w:lsdException w:unhideWhenUsed="0" w:uiPriority="66" w:semiHidden="0" w:name="Medium List 2 Accent 3"/>
-    <w:lsdException w:unhideWhenUsed="0" w:uiPriority="67" w:semiHidden="0" w:name="Medium Grid 1 Accent 3"/>
-    <w:lsdException w:unhideWhenUsed="0" w:uiPriority="68" w:semiHidden="0" w:name="Medium Grid 2 Accent 3"/>
-    <w:lsdException w:unhideWhenUsed="0" w:uiPriority="69" w:semiHidden="0" w:name="Medium Grid 3 Accent 3"/>
-    <w:lsdException w:unhideWhenUsed="0" w:uiPriority="70" w:semiHidden="0" w:name="Dark List Accent 3"/>
-    <w:lsdException w:unhideWhenUsed="0" w:uiPriority="71" w:semiHidden="0" w:name="Colorful Shading Accent 3"/>
-    <w:lsdException w:unhideWhenUsed="0" w:uiPriority="72" w:semiHidden="0" w:name="Colorful List Accent 3"/>
-    <w:lsdException w:unhideWhenUsed="0" w:uiPriority="73" w:semiHidden="0" w:name="Colorful Grid Accent 3"/>
-    <w:lsdException w:unhideWhenUsed="0" w:uiPriority="60" w:semiHidden="0" w:name="Light Shading Accent 4"/>
-    <w:lsdException w:unhideWhenUsed="0" w:uiPriority="61" w:semiHidden="0" w:name="Light List Accent 4"/>
-    <w:lsdException w:unhideWhenUsed="0" w:uiPriority="62" w:semiHidden="0" w:name="Light Grid Accent 4"/>
-    <w:lsdException w:unhideWhenUsed="0" w:uiPriority="63" w:semiHidden="0" w:name="Medium Shading 1 Accent 4"/>
-    <w:lsdException w:unhideWhenUsed="0" w:uiPriority="64" w:semiHidden="0" w:name="Medium Shading 2 Accent 4"/>
-    <w:lsdException w:unhideWhenUsed="0" w:uiPriority="65" w:semiHidden="0" w:name="Medium List 1 Accent 4"/>
-    <w:lsdException w:unhideWhenUsed="0" w:uiPriority="66" w:semiHidden="0" w:name="Medium List 2 Accent 4"/>
-    <w:lsdException w:unhideWhenUsed="0" w:uiPriority="67" w:semiHidden="0" w:name="Medium Grid 1 Accent 4"/>
-    <w:lsdException w:unhideWhenUsed="0" w:uiPriority="68" w:semiHidden="0" w:name="Medium Grid 2 Accent 4"/>
-    <w:lsdException w:unhideWhenUsed="0" w:uiPriority="69" w:semiHidden="0" w:name="Medium Grid 3 Accent 4"/>
-    <w:lsdException w:unhideWhenUsed="0" w:uiPriority="70" w:semiHidden="0" w:name="Dark List Accent 4"/>
-    <w:lsdException w:unhideWhenUsed="0" w:uiPriority="71" w:semiHidden="0" w:name="Colorful Shading Accent 4"/>
-    <w:lsdException w:unhideWhenUsed="0" w:uiPriority="72" w:semiHidden="0" w:name="Colorful List Accent 4"/>
-    <w:lsdException w:unhideWhenUsed="0" w:uiPriority="73" w:semiHidden="0" w:name="Colorful Grid Accent 4"/>
-    <w:lsdException w:unhideWhenUsed="0" w:uiPriority="60" w:semiHidden="0" w:name="Light Shading Accent 5"/>
-    <w:lsdException w:unhideWhenUsed="0" w:uiPriority="61" w:semiHidden="0" w:name="Light List Accent 5"/>
-    <w:lsdException w:unhideWhenUsed="0" w:uiPriority="62" w:semiHidden="0" w:name="Light Grid Accent 5"/>
-    <w:lsdException w:unhideWhenUsed="0" w:uiPriority="63" w:semiHidden="0" w:name="Medium Shading 1 Accent 5"/>
-    <w:lsdException w:unhideWhenUsed="0" w:uiPriority="64" w:semiHidden="0" w:name="Medium Shading 2 Accent 5"/>
-    <w:lsdException w:unhideWhenUsed="0" w:uiPriority="65" w:semiHidden="0" w:name="Medium List 1 Accent 5"/>
-    <w:lsdException w:unhideWhenUsed="0" w:uiPriority="66" w:semiHidden="0" w:name="Medium List 2 Accent 5"/>
-    <w:lsdException w:unhideWhenUsed="0" w:uiPriority="67" w:semiHidden="0" w:name="Medium Grid 1 Accent 5"/>
-    <w:lsdException w:unhideWhenUsed="0" w:uiPriority="68" w:semiHidden="0" w:name="Medium Grid 2 Accent 5"/>
-    <w:lsdException w:unhideWhenUsed="0" w:uiPriority="69" w:semiHidden="0" w:name="Medium Grid 3 Accent 5"/>
-    <w:lsdException w:unhideWhenUsed="0" w:uiPriority="70" w:semiHidden="0" w:name="Dark List Accent 5"/>
-    <w:lsdException w:unhideWhenUsed="0" w:uiPriority="71" w:semiHidden="0" w:name="Colorful Shading Accent 5"/>
-    <w:lsdException w:unhideWhenUsed="0" w:uiPriority="72" w:semiHidden="0" w:name="Colorful List Accent 5"/>
-    <w:lsdException w:unhideWhenUsed="0" w:uiPriority="73" w:semiHidden="0" w:name="Colorful Grid Accent 5"/>
-    <w:lsdException w:unhideWhenUsed="0" w:uiPriority="60" w:semiHidden="0" w:name="Light Shading Accent 6"/>
-    <w:lsdException w:unhideWhenUsed="0" w:uiPriority="61" w:semiHidden="0" w:name="Light List Accent 6"/>
-    <w:lsdException w:unhideWhenUsed="0" w:uiPriority="62" w:semiHidden="0" w:name="Light Grid Accent 6"/>
-    <w:lsdException w:unhideWhenUsed="0" w:uiPriority="63" w:semiHidden="0" w:name="Medium Shading 1 Accent 6"/>
-    <w:lsdException w:unhideWhenUsed="0" w:uiPriority="64" w:semiHidden="0" w:name="Medium Shading 2 Accent 6"/>
-    <w:lsdException w:unhideWhenUsed="0" w:uiPriority="65" w:semiHidden="0" w:name="Medium List 1 Accent 6"/>
-    <w:lsdException w:unhideWhenUsed="0" w:uiPriority="66" w:semiHidden="0" w:name="Medium List 2 Accent 6"/>
-    <w:lsdException w:unhideWhenUsed="0" w:uiPriority="67" w:semiHidden="0" w:name="Medium Grid 1 Accent 6"/>
-    <w:lsdException w:unhideWhenUsed="0" w:uiPriority="68" w:semiHidden="0" w:name="Medium Grid 2 Accent 6"/>
-    <w:lsdException w:unhideWhenUsed="0" w:uiPriority="69" w:semiHidden="0" w:name="Medium Grid 3 Accent 6"/>
-    <w:lsdException w:unhideWhenUsed="0" w:uiPriority="70" w:semiHidden="0" w:name="Dark List Accent 6"/>
-    <w:lsdException w:unhideWhenUsed="0" w:uiPriority="71" w:semiHidden="0" w:name="Colorful Shading Accent 6"/>
-    <w:lsdException w:unhideWhenUsed="0" w:uiPriority="72" w:semiHidden="0" w:name="Colorful List Accent 6"/>
-    <w:lsdException w:unhideWhenUsed="0" w:uiPriority="73" w:semiHidden="0" w:name="Colorful Grid Accent 6"/>
+  <w:latentStyles w:defLockedState="0" w:defUIPriority="99" w:defSemiHidden="1" w:defUnhideWhenUsed="1" w:defQFormat="0" w:count="260">
+    <w:lsdException w:name="Normal" w:semiHidden="0" w:uiPriority="0" w:unhideWhenUsed="0" w:qFormat="1"/>
+    <w:lsdException w:name="heading 1" w:semiHidden="0" w:uiPriority="0" w:unhideWhenUsed="0" w:qFormat="1"/>
+    <w:lsdException w:name="heading 2" w:semiHidden="0" w:uiPriority="0" w:qFormat="1"/>
+    <w:lsdException w:name="heading 3" w:uiPriority="0" w:qFormat="1"/>
+    <w:lsdException w:name="heading 4" w:semiHidden="0" w:uiPriority="0" w:qFormat="1"/>
+    <w:lsdException w:name="heading 5" w:uiPriority="0" w:qFormat="1"/>
+    <w:lsdException w:name="heading 6" w:uiPriority="0" w:qFormat="1"/>
+    <w:lsdException w:name="heading 7" w:uiPriority="0" w:qFormat="1"/>
+    <w:lsdException w:name="heading 8" w:uiPriority="0" w:qFormat="1"/>
+    <w:lsdException w:name="heading 9" w:uiPriority="0" w:qFormat="1"/>
+    <w:lsdException w:name="index 1" w:semiHidden="0" w:uiPriority="0" w:unhideWhenUsed="0"/>
+    <w:lsdException w:name="index 2" w:semiHidden="0" w:uiPriority="0" w:unhideWhenUsed="0"/>
+    <w:lsdException w:name="index 3" w:semiHidden="0" w:uiPriority="0" w:unhideWhenUsed="0"/>
+    <w:lsdException w:name="index 4" w:semiHidden="0" w:uiPriority="0" w:unhideWhenUsed="0"/>
+    <w:lsdException w:name="index 5" w:semiHidden="0" w:uiPriority="0" w:unhideWhenUsed="0"/>
+    <w:lsdException w:name="index 6" w:semiHidden="0" w:uiPriority="0" w:unhideWhenUsed="0"/>
+    <w:lsdException w:name="index 7" w:semiHidden="0" w:uiPriority="0" w:unhideWhenUsed="0"/>
+    <w:lsdException w:name="index 8" w:semiHidden="0" w:uiPriority="0" w:unhideWhenUsed="0"/>
+    <w:lsdException w:name="index 9" w:semiHidden="0" w:uiPriority="0" w:unhideWhenUsed="0"/>
+    <w:lsdException w:name="toc 1" w:semiHidden="0" w:uiPriority="0" w:unhideWhenUsed="0" w:qFormat="1"/>
+    <w:lsdException w:name="toc 2" w:semiHidden="0" w:uiPriority="0" w:unhideWhenUsed="0" w:qFormat="1"/>
+    <w:lsdException w:name="toc 3" w:semiHidden="0" w:uiPriority="0" w:unhideWhenUsed="0" w:qFormat="1"/>
+    <w:lsdException w:name="toc 4" w:semiHidden="0" w:uiPriority="0" w:unhideWhenUsed="0"/>
+    <w:lsdException w:name="toc 5" w:semiHidden="0" w:uiPriority="0" w:unhideWhenUsed="0"/>
+    <w:lsdException w:name="toc 6" w:semiHidden="0" w:uiPriority="0" w:unhideWhenUsed="0"/>
+    <w:lsdException w:name="toc 7" w:semiHidden="0" w:uiPriority="0" w:unhideWhenUsed="0"/>
+    <w:lsdException w:name="toc 8" w:semiHidden="0" w:uiPriority="0" w:unhideWhenUsed="0"/>
+    <w:lsdException w:name="toc 9" w:semiHidden="0" w:uiPriority="0" w:unhideWhenUsed="0"/>
+    <w:lsdException w:name="Normal Indent" w:semiHidden="0" w:uiPriority="0" w:unhideWhenUsed="0"/>
+    <w:lsdException w:name="footnote text" w:semiHidden="0" w:uiPriority="0" w:unhideWhenUsed="0"/>
+    <w:lsdException w:name="annotation text" w:semiHidden="0" w:uiPriority="0" w:unhideWhenUsed="0" w:qFormat="1"/>
+    <w:lsdException w:name="header" w:semiHidden="0" w:uiPriority="0" w:unhideWhenUsed="0" w:qFormat="1"/>
+    <w:lsdException w:name="footer" w:semiHidden="0" w:uiPriority="0" w:unhideWhenUsed="0" w:qFormat="1"/>
+    <w:lsdException w:name="index heading" w:semiHidden="0" w:uiPriority="0" w:unhideWhenUsed="0"/>
+    <w:lsdException w:name="caption" w:uiPriority="0" w:qFormat="1"/>
+    <w:lsdException w:name="table of figures" w:semiHidden="0" w:uiPriority="0" w:unhideWhenUsed="0"/>
+    <w:lsdException w:name="envelope address" w:semiHidden="0" w:uiPriority="0" w:unhideWhenUsed="0"/>
+    <w:lsdException w:name="envelope return" w:semiHidden="0" w:uiPriority="0" w:unhideWhenUsed="0"/>
+    <w:lsdException w:name="footnote reference" w:semiHidden="0" w:uiPriority="0" w:unhideWhenUsed="0"/>
+    <w:lsdException w:name="annotation reference" w:semiHidden="0" w:uiPriority="0" w:unhideWhenUsed="0"/>
+    <w:lsdException w:name="line number" w:semiHidden="0" w:uiPriority="0" w:unhideWhenUsed="0"/>
+    <w:lsdException w:name="page number" w:semiHidden="0" w:uiPriority="0" w:unhideWhenUsed="0" w:qFormat="1"/>
+    <w:lsdException w:name="endnote reference" w:semiHidden="0" w:uiPriority="0" w:unhideWhenUsed="0"/>
+    <w:lsdException w:name="endnote text" w:semiHidden="0" w:uiPriority="0" w:unhideWhenUsed="0"/>
+    <w:lsdException w:name="table of authorities" w:semiHidden="0" w:uiPriority="0" w:unhideWhenUsed="0"/>
+    <w:lsdException w:name="macro" w:semiHidden="0" w:uiPriority="0" w:unhideWhenUsed="0"/>
+    <w:lsdException w:name="toa heading" w:semiHidden="0" w:uiPriority="0" w:unhideWhenUsed="0"/>
+    <w:lsdException w:name="List" w:semiHidden="0" w:uiPriority="0" w:unhideWhenUsed="0"/>
+    <w:lsdException w:name="List Bullet" w:semiHidden="0" w:uiPriority="0" w:unhideWhenUsed="0"/>
+    <w:lsdException w:name="List Number" w:semiHidden="0" w:uiPriority="0" w:unhideWhenUsed="0"/>
+    <w:lsdException w:name="List 2" w:semiHidden="0" w:uiPriority="0" w:unhideWhenUsed="0"/>
+    <w:lsdException w:name="List 3" w:semiHidden="0" w:uiPriority="0" w:unhideWhenUsed="0"/>
+    <w:lsdException w:name="List 4" w:semiHidden="0" w:uiPriority="0" w:unhideWhenUsed="0"/>
+    <w:lsdException w:name="List 5" w:semiHidden="0" w:uiPriority="0" w:unhideWhenUsed="0"/>
+    <w:lsdException w:name="List Bullet 2" w:semiHidden="0" w:uiPriority="0" w:unhideWhenUsed="0"/>
+    <w:lsdException w:name="List Bullet 3" w:semiHidden="0" w:uiPriority="0" w:unhideWhenUsed="0"/>
+    <w:lsdException w:name="List Bullet 4" w:semiHidden="0" w:uiPriority="0" w:unhideWhenUsed="0"/>
+    <w:lsdException w:name="List Bullet 5" w:semiHidden="0" w:uiPriority="0" w:unhideWhenUsed="0"/>
+    <w:lsdException w:name="List Number 2" w:semiHidden="0" w:uiPriority="0" w:unhideWhenUsed="0"/>
+    <w:lsdException w:name="List Number 3" w:semiHidden="0" w:uiPriority="0" w:unhideWhenUsed="0"/>
+    <w:lsdException w:name="List Number 4" w:semiHidden="0" w:uiPriority="0" w:unhideWhenUsed="0"/>
+    <w:lsdException w:name="List Number 5" w:semiHidden="0" w:uiPriority="0" w:unhideWhenUsed="0"/>
+    <w:lsdException w:name="Title" w:semiHidden="0" w:uiPriority="0" w:unhideWhenUsed="0" w:qFormat="1"/>
+    <w:lsdException w:name="Closing" w:semiHidden="0" w:uiPriority="0" w:unhideWhenUsed="0"/>
+    <w:lsdException w:name="Signature" w:semiHidden="0" w:uiPriority="0" w:unhideWhenUsed="0"/>
+    <w:lsdException w:name="Default Paragraph Font" w:uiPriority="0" w:unhideWhenUsed="0" w:qFormat="1"/>
+    <w:lsdException w:name="Body Text" w:uiPriority="0" w:unhideWhenUsed="0" w:qFormat="1"/>
+    <w:lsdException w:name="Body Text Indent" w:semiHidden="0" w:uiPriority="0" w:unhideWhenUsed="0"/>
+    <w:lsdException w:name="List Continue" w:semiHidden="0" w:uiPriority="0" w:unhideWhenUsed="0"/>
+    <w:lsdException w:name="List Continue 2" w:semiHidden="0" w:uiPriority="0" w:unhideWhenUsed="0"/>
+    <w:lsdException w:name="List Continue 3" w:semiHidden="0" w:uiPriority="0" w:unhideWhenUsed="0"/>
+    <w:lsdException w:name="List Continue 4" w:semiHidden="0" w:uiPriority="0" w:unhideWhenUsed="0"/>
+    <w:lsdException w:name="List Continue 5" w:semiHidden="0" w:uiPriority="0" w:unhideWhenUsed="0"/>
+    <w:lsdException w:name="Message Header" w:semiHidden="0" w:uiPriority="0" w:unhideWhenUsed="0"/>
+    <w:lsdException w:name="Subtitle" w:semiHidden="0" w:uiPriority="0" w:unhideWhenUsed="0" w:qFormat="1"/>
+    <w:lsdException w:name="Salutation" w:semiHidden="0" w:uiPriority="0" w:unhideWhenUsed="0"/>
+    <w:lsdException w:name="Date" w:semiHidden="0" w:uiPriority="0" w:unhideWhenUsed="0"/>
+    <w:lsdException w:name="Body Text First Indent" w:semiHidden="0" w:uiPriority="0" w:unhideWhenUsed="0"/>
+    <w:lsdException w:name="Body Text First Indent 2" w:semiHidden="0" w:uiPriority="0" w:unhideWhenUsed="0"/>
+    <w:lsdException w:name="Body Text 2" w:semiHidden="0" w:uiPriority="0" w:unhideWhenUsed="0"/>
+    <w:lsdException w:name="Body Text 3" w:semiHidden="0" w:uiPriority="0" w:unhideWhenUsed="0"/>
+    <w:lsdException w:name="Body Text Indent 2" w:semiHidden="0" w:uiPriority="0" w:unhideWhenUsed="0"/>
+    <w:lsdException w:name="Body Text Indent 3" w:semiHidden="0" w:uiPriority="0" w:unhideWhenUsed="0"/>
+    <w:lsdException w:name="Block Text" w:semiHidden="0" w:uiPriority="0" w:unhideWhenUsed="0"/>
+    <w:lsdException w:name="Hyperlink" w:semiHidden="0" w:uiPriority="0" w:unhideWhenUsed="0"/>
+    <w:lsdException w:name="FollowedHyperlink" w:semiHidden="0" w:uiPriority="0" w:unhideWhenUsed="0"/>
+    <w:lsdException w:name="Strong" w:semiHidden="0" w:uiPriority="0" w:unhideWhenUsed="0" w:qFormat="1"/>
+    <w:lsdException w:name="Emphasis" w:semiHidden="0" w:uiPriority="0" w:unhideWhenUsed="0" w:qFormat="1"/>
+    <w:lsdException w:name="Document Map" w:semiHidden="0" w:uiPriority="0" w:unhideWhenUsed="0"/>
+    <w:lsdException w:name="Plain Text" w:semiHidden="0" w:uiPriority="0" w:unhideWhenUsed="0" w:qFormat="1"/>
+    <w:lsdException w:name="E-mail Signature" w:semiHidden="0" w:uiPriority="0" w:unhideWhenUsed="0"/>
+    <w:lsdException w:name="Normal (Web)" w:semiHidden="0" w:uiPriority="0" w:unhideWhenUsed="0" w:qFormat="1"/>
+    <w:lsdException w:name="HTML Acronym" w:semiHidden="0" w:uiPriority="0" w:unhideWhenUsed="0"/>
+    <w:lsdException w:name="HTML Address" w:semiHidden="0" w:uiPriority="0" w:unhideWhenUsed="0"/>
+    <w:lsdException w:name="HTML Cite" w:semiHidden="0" w:uiPriority="0" w:unhideWhenUsed="0"/>
+    <w:lsdException w:name="HTML Code" w:semiHidden="0" w:uiPriority="0" w:unhideWhenUsed="0"/>
+    <w:lsdException w:name="HTML Definition" w:semiHidden="0" w:uiPriority="0" w:unhideWhenUsed="0"/>
+    <w:lsdException w:name="HTML Keyboard" w:semiHidden="0" w:uiPriority="0" w:unhideWhenUsed="0"/>
+    <w:lsdException w:name="HTML Preformatted" w:semiHidden="0" w:uiPriority="0" w:unhideWhenUsed="0"/>
+    <w:lsdException w:name="HTML Sample" w:semiHidden="0" w:uiPriority="0" w:unhideWhenUsed="0"/>
+    <w:lsdException w:name="HTML Typewriter" w:semiHidden="0" w:uiPriority="0" w:unhideWhenUsed="0"/>
+    <w:lsdException w:name="HTML Variable" w:semiHidden="0" w:uiPriority="0" w:unhideWhenUsed="0"/>
+    <w:lsdException w:name="Normal Table" w:uiPriority="0" w:unhideWhenUsed="0" w:qFormat="1"/>
+    <w:lsdException w:name="annotation subject" w:semiHidden="0" w:uiPriority="0" w:unhideWhenUsed="0"/>
+    <w:lsdException w:name="Table Simple 1" w:semiHidden="0" w:uiPriority="0" w:unhideWhenUsed="0"/>
+    <w:lsdException w:name="Table Simple 2" w:semiHidden="0" w:uiPriority="0" w:unhideWhenUsed="0"/>
+    <w:lsdException w:name="Table Simple 3" w:semiHidden="0" w:uiPriority="0" w:unhideWhenUsed="0"/>
+    <w:lsdException w:name="Table Classic 1" w:semiHidden="0" w:uiPriority="0" w:unhideWhenUsed="0"/>
+    <w:lsdException w:name="Table Classic 2" w:semiHidden="0" w:uiPriority="0" w:unhideWhenUsed="0"/>
+    <w:lsdException w:name="Table Classic 3" w:semiHidden="0" w:uiPriority="0" w:unhideWhenUsed="0"/>
+    <w:lsdException w:name="Table Classic 4" w:semiHidden="0" w:uiPriority="0" w:unhideWhenUsed="0"/>
+    <w:lsdException w:name="Table Colorful 1" w:semiHidden="0" w:uiPriority="0" w:unhideWhenUsed="0"/>
+    <w:lsdException w:name="Table Colorful 2" w:semiHidden="0" w:uiPriority="0" w:unhideWhenUsed="0"/>
+    <w:lsdException w:name="Table Colorful 3" w:semiHidden="0" w:uiPriority="0" w:unhideWhenUsed="0"/>
+    <w:lsdException w:name="Table Columns 1" w:semiHidden="0" w:uiPriority="0" w:unhideWhenUsed="0"/>
+    <w:lsdException w:name="Table Columns 2" w:semiHidden="0" w:uiPriority="0" w:unhideWhenUsed="0"/>
+    <w:lsdException w:name="Table Columns 3" w:semiHidden="0" w:uiPriority="0" w:unhideWhenUsed="0"/>
+    <w:lsdException w:name="Table Columns 4" w:semiHidden="0" w:uiPriority="0" w:unhideWhenUsed="0"/>
+    <w:lsdException w:name="Table Columns 5" w:semiHidden="0" w:uiPriority="0" w:unhideWhenUsed="0"/>
+    <w:lsdException w:name="Table Grid 1" w:semiHidden="0" w:uiPriority="0" w:unhideWhenUsed="0"/>
+    <w:lsdException w:name="Table Grid 2" w:semiHidden="0" w:uiPriority="0" w:unhideWhenUsed="0"/>
+    <w:lsdException w:name="Table Grid 3" w:semiHidden="0" w:uiPriority="0" w:unhideWhenUsed="0"/>
+    <w:lsdException w:name="Table Grid 4" w:semiHidden="0" w:uiPriority="0" w:unhideWhenUsed="0"/>
+    <w:lsdException w:name="Table Grid 5" w:semiHidden="0" w:uiPriority="0" w:unhideWhenUsed="0"/>
+    <w:lsdException w:name="Table Grid 6" w:semiHidden="0" w:uiPriority="0" w:unhideWhenUsed="0"/>
+    <w:lsdException w:name="Table Grid 7" w:semiHidden="0" w:uiPriority="0" w:unhideWhenUsed="0"/>
+    <w:lsdException w:name="Table Grid 8" w:semiHidden="0" w:uiPriority="0" w:unhideWhenUsed="0"/>
+    <w:lsdException w:name="Table List 1" w:semiHidden="0" w:uiPriority="0" w:unhideWhenUsed="0"/>
+    <w:lsdException w:name="Table List 2" w:semiHidden="0" w:uiPriority="0" w:unhideWhenUsed="0"/>
+    <w:lsdException w:name="Table List 3" w:semiHidden="0" w:uiPriority="0" w:unhideWhenUsed="0"/>
+    <w:lsdException w:name="Table List 4" w:semiHidden="0" w:uiPriority="0" w:unhideWhenUsed="0"/>
+    <w:lsdException w:name="Table List 5" w:semiHidden="0" w:uiPriority="0" w:unhideWhenUsed="0"/>
+    <w:lsdException w:name="Table List 6" w:semiHidden="0" w:uiPriority="0" w:unhideWhenUsed="0"/>
+    <w:lsdException w:name="Table List 7" w:semiHidden="0" w:uiPriority="0" w:unhideWhenUsed="0"/>
+    <w:lsdException w:name="Table List 8" w:semiHidden="0" w:uiPriority="0" w:unhideWhenUsed="0"/>
+    <w:lsdException w:name="Table 3D effects 1" w:semiHidden="0" w:uiPriority="0" w:unhideWhenUsed="0"/>
+    <w:lsdException w:name="Table 3D effects 2" w:semiHidden="0" w:uiPriority="0" w:unhideWhenUsed="0"/>
+    <w:lsdException w:name="Table 3D effects 3" w:semiHidden="0" w:uiPriority="0" w:unhideWhenUsed="0"/>
+    <w:lsdException w:name="Table Contemporary" w:semiHidden="0" w:uiPriority="0" w:unhideWhenUsed="0"/>
+    <w:lsdException w:name="Table Elegant" w:semiHidden="0" w:uiPriority="0" w:unhideWhenUsed="0"/>
+    <w:lsdException w:name="Table Professional" w:semiHidden="0" w:uiPriority="0" w:unhideWhenUsed="0"/>
+    <w:lsdException w:name="Table Subtle 1" w:semiHidden="0" w:uiPriority="0" w:unhideWhenUsed="0"/>
+    <w:lsdException w:name="Table Subtle 2" w:semiHidden="0" w:uiPriority="0" w:unhideWhenUsed="0"/>
+    <w:lsdException w:name="Table Web 1" w:semiHidden="0" w:uiPriority="0" w:unhideWhenUsed="0"/>
+    <w:lsdException w:name="Table Web 2" w:semiHidden="0" w:uiPriority="0" w:unhideWhenUsed="0"/>
+    <w:lsdException w:name="Table Web 3" w:semiHidden="0" w:uiPriority="0" w:unhideWhenUsed="0"/>
+    <w:lsdException w:name="Balloon Text" w:semiHidden="0" w:uiPriority="0" w:unhideWhenUsed="0"/>
+    <w:lsdException w:name="Table Grid" w:semiHidden="0" w:uiPriority="0" w:unhideWhenUsed="0" w:qFormat="1"/>
+    <w:lsdException w:name="Table Theme" w:semiHidden="0" w:uiPriority="0" w:unhideWhenUsed="0"/>
+    <w:lsdException w:name="Light Shading" w:semiHidden="0" w:uiPriority="60" w:unhideWhenUsed="0"/>
+    <w:lsdException w:name="Light List" w:semiHidden="0" w:uiPriority="61" w:unhideWhenUsed="0"/>
+    <w:lsdException w:name="Light Grid" w:semiHidden="0" w:uiPriority="62" w:unhideWhenUsed="0"/>
+    <w:lsdException w:name="Medium Shading 1" w:semiHidden="0" w:uiPriority="63" w:unhideWhenUsed="0"/>
+    <w:lsdException w:name="Medium Shading 2" w:semiHidden="0" w:uiPriority="64" w:unhideWhenUsed="0"/>
+    <w:lsdException w:name="Medium List 1" w:semiHidden="0" w:uiPriority="65" w:unhideWhenUsed="0"/>
+    <w:lsdException w:name="Medium List 2" w:semiHidden="0" w:uiPriority="66" w:unhideWhenUsed="0"/>
+    <w:lsdException w:name="Medium Grid 1" w:semiHidden="0" w:uiPriority="67" w:unhideWhenUsed="0"/>
+    <w:lsdException w:name="Medium Grid 2" w:semiHidden="0" w:uiPriority="68" w:unhideWhenUsed="0"/>
+    <w:lsdException w:name="Medium Grid 3" w:semiHidden="0" w:uiPriority="69" w:unhideWhenUsed="0"/>
+    <w:lsdException w:name="Dark List" w:semiHidden="0" w:uiPriority="70" w:unhideWhenUsed="0"/>
+    <w:lsdException w:name="Colorful Shading" w:semiHidden="0" w:uiPriority="71" w:unhideWhenUsed="0"/>
+    <w:lsdException w:name="Colorful List" w:semiHidden="0" w:uiPriority="72" w:unhideWhenUsed="0"/>
+    <w:lsdException w:name="Colorful Grid" w:semiHidden="0" w:uiPriority="73" w:unhideWhenUsed="0"/>
+    <w:lsdException w:name="Light Shading Accent 1" w:semiHidden="0" w:uiPriority="60" w:unhideWhenUsed="0"/>
+    <w:lsdException w:name="Light List Accent 1" w:semiHidden="0" w:uiPriority="61" w:unhideWhenUsed="0"/>
+    <w:lsdException w:name="Light Grid Accent 1" w:semiHidden="0" w:uiPriority="62" w:unhideWhenUsed="0"/>
+    <w:lsdException w:name="Medium Shading 1 Accent 1" w:semiHidden="0" w:uiPriority="63" w:unhideWhenUsed="0"/>
+    <w:lsdException w:name="Medium Shading 2 Accent 1" w:semiHidden="0" w:uiPriority="64" w:unhideWhenUsed="0"/>
+    <w:lsdException w:name="Medium List 1 Accent 1" w:semiHidden="0" w:uiPriority="65" w:unhideWhenUsed="0"/>
+    <w:lsdException w:name="Medium List 2 Accent 1" w:semiHidden="0" w:uiPriority="66" w:unhideWhenUsed="0"/>
+    <w:lsdException w:name="Medium Grid 1 Accent 1" w:semiHidden="0" w:uiPriority="67" w:unhideWhenUsed="0"/>
+    <w:lsdException w:name="Medium Grid 2 Accent 1" w:semiHidden="0" w:uiPriority="68" w:unhideWhenUsed="0"/>
+    <w:lsdException w:name="Medium Grid 3 Accent 1" w:semiHidden="0" w:uiPriority="69" w:unhideWhenUsed="0"/>
+    <w:lsdException w:name="Dark List Accent 1" w:semiHidden="0" w:uiPriority="70" w:unhideWhenUsed="0"/>
+    <w:lsdException w:name="Colorful Shading Accent 1" w:semiHidden="0" w:uiPriority="71" w:unhideWhenUsed="0"/>
+    <w:lsdException w:name="Colorful List Accent 1" w:semiHidden="0" w:uiPriority="72" w:unhideWhenUsed="0"/>
+    <w:lsdException w:name="Colorful Grid Accent 1" w:semiHidden="0" w:uiPriority="73" w:unhideWhenUsed="0"/>
+    <w:lsdException w:name="Light Shading Accent 2" w:semiHidden="0" w:uiPriority="60" w:unhideWhenUsed="0"/>
+    <w:lsdException w:name="Light List Accent 2" w:semiHidden="0" w:uiPriority="61" w:unhideWhenUsed="0"/>
+    <w:lsdException w:name="Light Grid Accent 2" w:semiHidden="0" w:uiPriority="62" w:unhideWhenUsed="0"/>
+    <w:lsdException w:name="Medium Shading 1 Accent 2" w:semiHidden="0" w:uiPriority="63" w:unhideWhenUsed="0"/>
+    <w:lsdException w:name="Medium Shading 2 Accent 2" w:semiHidden="0" w:uiPriority="64" w:unhideWhenUsed="0"/>
+    <w:lsdException w:name="Medium List 1 Accent 2" w:semiHidden="0" w:uiPriority="65" w:unhideWhenUsed="0"/>
+    <w:lsdException w:name="Medium List 2 Accent 2" w:semiHidden="0" w:uiPriority="66" w:unhideWhenUsed="0"/>
+    <w:lsdException w:name="Medium Grid 1 Accent 2" w:semiHidden="0" w:uiPriority="67" w:unhideWhenUsed="0"/>
+    <w:lsdException w:name="Medium Grid 2 Accent 2" w:semiHidden="0" w:uiPriority="68" w:unhideWhenUsed="0"/>
+    <w:lsdException w:name="Medium Grid 3 Accent 2" w:semiHidden="0" w:uiPriority="69" w:unhideWhenUsed="0"/>
+    <w:lsdException w:name="Dark List Accent 2" w:semiHidden="0" w:uiPriority="70" w:unhideWhenUsed="0"/>
+    <w:lsdException w:name="Colorful Shading Accent 2" w:semiHidden="0" w:uiPriority="71" w:unhideWhenUsed="0"/>
+    <w:lsdException w:name="Colorful List Accent 2" w:semiHidden="0" w:uiPriority="72" w:unhideWhenUsed="0"/>
+    <w:lsdException w:name="Colorful Grid Accent 2" w:semiHidden="0" w:uiPriority="73" w:unhideWhenUsed="0"/>
+    <w:lsdException w:name="Light Shading Accent 3" w:semiHidden="0" w:uiPriority="60" w:unhideWhenUsed="0"/>
+    <w:lsdException w:name="Light List Accent 3" w:semiHidden="0" w:uiPriority="61" w:unhideWhenUsed="0"/>
+    <w:lsdException w:name="Light Grid Accent 3" w:semiHidden="0" w:uiPriority="62" w:unhideWhenUsed="0"/>
+    <w:lsdException w:name="Medium Shading 1 Accent 3" w:semiHidden="0" w:uiPriority="63" w:unhideWhenUsed="0"/>
+    <w:lsdException w:name="Medium Shading 2 Accent 3" w:semiHidden="0" w:uiPriority="64" w:unhideWhenUsed="0"/>
+    <w:lsdException w:name="Medium List 1 Accent 3" w:semiHidden="0" w:uiPriority="65" w:unhideWhenUsed="0"/>
+    <w:lsdException w:name="Medium List 2 Accent 3" w:semiHidden="0" w:uiPriority="66" w:unhideWhenUsed="0"/>
+    <w:lsdException w:name="Medium Grid 1 Accent 3" w:semiHidden="0" w:uiPriority="67" w:unhideWhenUsed="0"/>
+    <w:lsdException w:name="Medium Grid 2 Accent 3" w:semiHidden="0" w:uiPriority="68" w:unhideWhenUsed="0"/>
+    <w:lsdException w:name="Medium Grid 3 Accent 3" w:semiHidden="0" w:uiPriority="69" w:unhideWhenUsed="0"/>
+    <w:lsdException w:name="Dark List Accent 3" w:semiHidden="0" w:uiPriority="70" w:unhideWhenUsed="0"/>
+    <w:lsdException w:name="Colorful Shading Accent 3" w:semiHidden="0" w:uiPriority="71" w:unhideWhenUsed="0"/>
+    <w:lsdException w:name="Colorful List Accent 3" w:semiHidden="0" w:uiPriority="72" w:unhideWhenUsed="0"/>
+    <w:lsdException w:name="Colorful Grid Accent 3" w:semiHidden="0" w:uiPriority="73" w:unhideWhenUsed="0"/>
+    <w:lsdException w:name="Light Shading Accent 4" w:semiHidden="0" w:uiPriority="60" w:unhideWhenUsed="0"/>
+    <w:lsdException w:name="Light List Accent 4" w:semiHidden="0" w:uiPriority="61" w:unhideWhenUsed="0"/>
+    <w:lsdException w:name="Light Grid Accent 4" w:semiHidden="0" w:uiPriority="62" w:unhideWhenUsed="0"/>
+    <w:lsdException w:name="Medium Shading 1 Accent 4" w:semiHidden="0" w:uiPriority="63" w:unhideWhenUsed="0"/>
+    <w:lsdException w:name="Medium Shading 2 Accent 4" w:semiHidden="0" w:uiPriority="64" w:unhideWhenUsed="0"/>
+    <w:lsdException w:name="Medium List 1 Accent 4" w:semiHidden="0" w:uiPriority="65" w:unhideWhenUsed="0"/>
+    <w:lsdException w:name="Medium List 2 Accent 4" w:semiHidden="0" w:uiPriority="66" w:unhideWhenUsed="0"/>
+    <w:lsdException w:name="Medium Grid 1 Accent 4" w:semiHidden="0" w:uiPriority="67" w:unhideWhenUsed="0"/>
+    <w:lsdException w:name="Medium Grid 2 Accent 4" w:semiHidden="0" w:uiPriority="68" w:unhideWhenUsed="0"/>
+    <w:lsdException w:name="Medium Grid 3 Accent 4" w:semiHidden="0" w:uiPriority="69" w:unhideWhenUsed="0"/>
+    <w:lsdException w:name="Dark List Accent 4" w:semiHidden="0" w:uiPriority="70" w:unhideWhenUsed="0"/>
+    <w:lsdException w:name="Colorful Shading Accent 4" w:semiHidden="0" w:uiPriority="71" w:unhideWhenUsed="0"/>
+    <w:lsdException w:name="Colorful List Accent 4" w:semiHidden="0" w:uiPriority="72" w:unhideWhenUsed="0"/>
+    <w:lsdException w:name="Colorful Grid Accent 4" w:semiHidden="0" w:uiPriority="73" w:unhideWhenUsed="0"/>
+    <w:lsdException w:name="Light Shading Accent 5" w:semiHidden="0" w:uiPriority="60" w:unhideWhenUsed="0"/>
+    <w:lsdException w:name="Light List Accent 5" w:semiHidden="0" w:uiPriority="61" w:unhideWhenUsed="0"/>
+    <w:lsdException w:name="Light Grid Accent 5" w:semiHidden="0" w:uiPriority="62" w:unhideWhenUsed="0"/>
+    <w:lsdException w:name="Medium Shading 1 Accent 5" w:semiHidden="0" w:uiPriority="63" w:unhideWhenUsed="0"/>
+    <w:lsdException w:name="Medium Shading 2 Accent 5" w:semiHidden="0" w:uiPriority="64" w:unhideWhenUsed="0"/>
+    <w:lsdException w:name="Medium List 1 Accent 5" w:semiHidden="0" w:uiPriority="65" w:unhideWhenUsed="0"/>
+    <w:lsdException w:name="Medium List 2 Accent 5" w:semiHidden="0" w:uiPriority="66" w:unhideWhenUsed="0"/>
+    <w:lsdException w:name="Medium Grid 1 Accent 5" w:semiHidden="0" w:uiPriority="67" w:unhideWhenUsed="0"/>
+    <w:lsdException w:name="Medium Grid 2 Accent 5" w:semiHidden="0" w:uiPriority="68" w:unhideWhenUsed="0"/>
+    <w:lsdException w:name="Medium Grid 3 Accent 5" w:semiHidden="0" w:uiPriority="69" w:unhideWhenUsed="0"/>
+    <w:lsdException w:name="Dark List Accent 5" w:semiHidden="0" w:uiPriority="70" w:unhideWhenUsed="0"/>
+    <w:lsdException w:name="Colorful Shading Accent 5" w:semiHidden="0" w:uiPriority="71" w:unhideWhenUsed="0"/>
+    <w:lsdException w:name="Colorful List Accent 5" w:semiHidden="0" w:uiPriority="72" w:unhideWhenUsed="0"/>
+    <w:lsdException w:name="Colorful Grid Accent 5" w:semiHidden="0" w:uiPriority="73" w:unhideWhenUsed="0"/>
+    <w:lsdException w:name="Light Shading Accent 6" w:semiHidden="0" w:uiPriority="60" w:unhideWhenUsed="0"/>
+    <w:lsdException w:name="Light List Accent 6" w:semiHidden="0" w:uiPriority="61" w:unhideWhenUsed="0"/>
+    <w:lsdException w:name="Light Grid Accent 6" w:semiHidden="0" w:uiPriority="62" w:unhideWhenUsed="0"/>
+    <w:lsdException w:name="Medium Shading 1 Accent 6" w:semiHidden="0" w:uiPriority="63" w:unhideWhenUsed="0"/>
+    <w:lsdException w:name="Medium Shading 2 Accent 6" w:semiHidden="0" w:uiPriority="64" w:unhideWhenUsed="0"/>
+    <w:lsdException w:name="Medium List 1 Accent 6" w:semiHidden="0" w:uiPriority="65" w:unhideWhenUsed="0"/>
+    <w:lsdException w:name="Medium List 2 Accent 6" w:semiHidden="0" w:uiPriority="66" w:unhideWhenUsed="0"/>
+    <w:lsdException w:name="Medium Grid 1 Accent 6" w:semiHidden="0" w:uiPriority="67" w:unhideWhenUsed="0"/>
+    <w:lsdException w:name="Medium Grid 2 Accent 6" w:semiHidden="0" w:uiPriority="68" w:unhideWhenUsed="0"/>
+    <w:lsdException w:name="Medium Grid 3 Accent 6" w:semiHidden="0" w:uiPriority="69" w:unhideWhenUsed="0"/>
+    <w:lsdException w:name="Dark List Accent 6" w:semiHidden="0" w:uiPriority="70" w:unhideWhenUsed="0"/>
+    <w:lsdException w:name="Colorful Shading Accent 6" w:semiHidden="0" w:uiPriority="71" w:unhideWhenUsed="0"/>
+    <w:lsdException w:name="Colorful List Accent 6" w:semiHidden="0" w:uiPriority="72" w:unhideWhenUsed="0"/>
+    <w:lsdException w:name="Colorful Grid Accent 6" w:semiHidden="0" w:uiPriority="73" w:unhideWhenUsed="0"/>
   </w:latentStyles>
-  <w:style w:type="paragraph" w:default="1" w:styleId="1">
+  <w:style w:type="paragraph" w:default="1" w:styleId="Normal">
     <w:name w:val="Normal"/>
     <w:qFormat/>
-    <w:uiPriority w:val="0"/>
     <w:pPr>
       <w:kinsoku w:val="0"/>
       <w:autoSpaceDE w:val="0"/>
@@ -9954,7 +9834,7 @@
       <w:textAlignment w:val="baseline"/>
     </w:pPr>
     <w:rPr>
-      <w:rFonts w:ascii="Arial" w:hAnsi="Arial" w:eastAsia="宋体" w:cs="Arial"/>
+      <w:rFonts w:ascii="Arial" w:eastAsia="宋体" w:hAnsi="Arial" w:cs="Arial"/>
       <w:snapToGrid w:val="0"/>
       <w:color w:val="000000"/>
       <w:kern w:val="0"/>
@@ -9963,12 +9843,11 @@
       <w:lang w:val="en-US" w:eastAsia="en-US" w:bidi="ar-SA"/>
     </w:rPr>
   </w:style>
-  <w:style w:type="paragraph" w:styleId="2">
+  <w:style w:type="paragraph" w:styleId="Heading1">
     <w:name w:val="heading 1"/>
-    <w:basedOn w:val="1"/>
-    <w:next w:val="1"/>
+    <w:basedOn w:val="Normal"/>
+    <w:next w:val="Normal"/>
     <w:qFormat/>
-    <w:uiPriority w:val="0"/>
     <w:pPr>
       <w:keepNext/>
       <w:keepLines/>
@@ -9986,13 +9865,12 @@
       <w:sz w:val="44"/>
     </w:rPr>
   </w:style>
-  <w:style w:type="paragraph" w:styleId="3">
+  <w:style w:type="paragraph" w:styleId="Heading2">
     <w:name w:val="heading 2"/>
-    <w:basedOn w:val="1"/>
-    <w:next w:val="1"/>
+    <w:basedOn w:val="Normal"/>
+    <w:next w:val="Normal"/>
     <w:unhideWhenUsed/>
     <w:qFormat/>
-    <w:uiPriority w:val="0"/>
     <w:pPr>
       <w:keepNext/>
       <w:keepLines/>
@@ -10005,19 +9883,18 @@
       <w:outlineLvl w:val="1"/>
     </w:pPr>
     <w:rPr>
-      <w:rFonts w:ascii="Arial" w:hAnsi="Arial" w:eastAsia="黑体"/>
+      <w:rFonts w:ascii="Arial" w:eastAsia="黑体" w:hAnsi="Arial"/>
       <w:b/>
       <w:sz w:val="32"/>
     </w:rPr>
   </w:style>
-  <w:style w:type="paragraph" w:styleId="4">
+  <w:style w:type="paragraph" w:styleId="Heading3">
     <w:name w:val="heading 3"/>
-    <w:basedOn w:val="1"/>
-    <w:next w:val="1"/>
+    <w:basedOn w:val="Normal"/>
+    <w:next w:val="Normal"/>
     <w:semiHidden/>
     <w:unhideWhenUsed/>
     <w:qFormat/>
-    <w:uiPriority w:val="0"/>
     <w:pPr>
       <w:keepNext/>
       <w:keepLines/>
@@ -10034,13 +9911,12 @@
       <w:sz w:val="32"/>
     </w:rPr>
   </w:style>
-  <w:style w:type="paragraph" w:styleId="5">
+  <w:style w:type="paragraph" w:styleId="Heading4">
     <w:name w:val="heading 4"/>
-    <w:basedOn w:val="1"/>
-    <w:next w:val="1"/>
+    <w:basedOn w:val="Normal"/>
+    <w:next w:val="Normal"/>
     <w:unhideWhenUsed/>
     <w:qFormat/>
-    <w:uiPriority w:val="0"/>
     <w:pPr>
       <w:keepNext/>
       <w:keepLines/>
@@ -10053,19 +9929,18 @@
       <w:outlineLvl w:val="3"/>
     </w:pPr>
     <w:rPr>
-      <w:rFonts w:ascii="Arial" w:hAnsi="Arial" w:eastAsia="黑体"/>
+      <w:rFonts w:ascii="Arial" w:eastAsia="黑体" w:hAnsi="Arial"/>
       <w:b/>
       <w:sz w:val="28"/>
     </w:rPr>
   </w:style>
-  <w:style w:type="paragraph" w:styleId="6">
+  <w:style w:type="paragraph" w:styleId="Heading5">
     <w:name w:val="heading 5"/>
-    <w:basedOn w:val="1"/>
-    <w:next w:val="1"/>
+    <w:basedOn w:val="Normal"/>
+    <w:next w:val="Normal"/>
     <w:semiHidden/>
     <w:unhideWhenUsed/>
     <w:qFormat/>
-    <w:uiPriority w:val="0"/>
     <w:pPr>
       <w:keepNext/>
       <w:keepLines/>
@@ -10082,14 +9957,13 @@
       <w:sz w:val="28"/>
     </w:rPr>
   </w:style>
-  <w:style w:type="paragraph" w:styleId="7">
+  <w:style w:type="paragraph" w:styleId="Heading6">
     <w:name w:val="heading 6"/>
-    <w:basedOn w:val="1"/>
-    <w:next w:val="1"/>
+    <w:basedOn w:val="Normal"/>
+    <w:next w:val="Normal"/>
     <w:semiHidden/>
     <w:unhideWhenUsed/>
     <w:qFormat/>
-    <w:uiPriority w:val="0"/>
     <w:pPr>
       <w:keepNext/>
       <w:keepLines/>
@@ -10102,19 +9976,18 @@
       <w:outlineLvl w:val="5"/>
     </w:pPr>
     <w:rPr>
-      <w:rFonts w:ascii="Arial" w:hAnsi="Arial" w:eastAsia="黑体"/>
+      <w:rFonts w:ascii="Arial" w:eastAsia="黑体" w:hAnsi="Arial"/>
       <w:b/>
       <w:sz w:val="24"/>
     </w:rPr>
   </w:style>
-  <w:style w:type="paragraph" w:styleId="8">
+  <w:style w:type="paragraph" w:styleId="Heading7">
     <w:name w:val="heading 7"/>
-    <w:basedOn w:val="1"/>
-    <w:next w:val="1"/>
+    <w:basedOn w:val="Normal"/>
+    <w:next w:val="Normal"/>
     <w:semiHidden/>
     <w:unhideWhenUsed/>
     <w:qFormat/>
-    <w:uiPriority w:val="0"/>
     <w:pPr>
       <w:keepNext/>
       <w:keepLines/>
@@ -10131,14 +10004,13 @@
       <w:sz w:val="24"/>
     </w:rPr>
   </w:style>
-  <w:style w:type="paragraph" w:styleId="9">
+  <w:style w:type="paragraph" w:styleId="Heading8">
     <w:name w:val="heading 8"/>
-    <w:basedOn w:val="1"/>
-    <w:next w:val="1"/>
+    <w:basedOn w:val="Normal"/>
+    <w:next w:val="Normal"/>
     <w:semiHidden/>
     <w:unhideWhenUsed/>
     <w:qFormat/>
-    <w:uiPriority w:val="0"/>
     <w:pPr>
       <w:keepNext/>
       <w:keepLines/>
@@ -10151,18 +10023,17 @@
       <w:outlineLvl w:val="7"/>
     </w:pPr>
     <w:rPr>
-      <w:rFonts w:ascii="Arial" w:hAnsi="Arial" w:eastAsia="黑体"/>
+      <w:rFonts w:ascii="Arial" w:eastAsia="黑体" w:hAnsi="Arial"/>
       <w:sz w:val="24"/>
     </w:rPr>
   </w:style>
-  <w:style w:type="paragraph" w:styleId="10">
+  <w:style w:type="paragraph" w:styleId="Heading9">
     <w:name w:val="heading 9"/>
-    <w:basedOn w:val="1"/>
-    <w:next w:val="1"/>
+    <w:basedOn w:val="Normal"/>
+    <w:next w:val="Normal"/>
     <w:semiHidden/>
     <w:unhideWhenUsed/>
     <w:qFormat/>
-    <w:uiPriority w:val="0"/>
     <w:pPr>
       <w:keepNext/>
       <w:keepLines/>
@@ -10175,21 +10046,19 @@
       <w:outlineLvl w:val="8"/>
     </w:pPr>
     <w:rPr>
-      <w:rFonts w:ascii="Arial" w:hAnsi="Arial" w:eastAsia="黑体"/>
+      <w:rFonts w:ascii="Arial" w:eastAsia="黑体" w:hAnsi="Arial"/>
       <w:sz w:val="21"/>
     </w:rPr>
   </w:style>
-  <w:style w:type="character" w:default="1" w:styleId="24">
+  <w:style w:type="character" w:default="1" w:styleId="DefaultParagraphFont">
     <w:name w:val="Default Paragraph Font"/>
     <w:semiHidden/>
     <w:qFormat/>
-    <w:uiPriority w:val="0"/>
   </w:style>
-  <w:style w:type="table" w:default="1" w:styleId="22">
+  <w:style w:type="table" w:default="1" w:styleId="TableNormal">
     <w:name w:val="Normal Table"/>
     <w:semiHidden/>
     <w:qFormat/>
-    <w:uiPriority w:val="0"/>
     <w:tblPr>
       <w:tblCellMar>
         <w:top w:w="0" w:type="dxa"/>
@@ -10199,52 +10068,47 @@
       </w:tblCellMar>
     </w:tblPr>
   </w:style>
-  <w:style w:type="paragraph" w:styleId="11">
+  <w:style w:type="paragraph" w:styleId="CommentText">
     <w:name w:val="annotation text"/>
-    <w:basedOn w:val="1"/>
+    <w:basedOn w:val="Normal"/>
     <w:qFormat/>
-    <w:uiPriority w:val="0"/>
     <w:pPr>
       <w:jc w:val="left"/>
     </w:pPr>
   </w:style>
-  <w:style w:type="paragraph" w:styleId="12">
+  <w:style w:type="paragraph" w:styleId="BodyText">
     <w:name w:val="Body Text"/>
-    <w:basedOn w:val="1"/>
+    <w:basedOn w:val="Normal"/>
     <w:semiHidden/>
     <w:qFormat/>
-    <w:uiPriority w:val="0"/>
     <w:rPr>
-      <w:rFonts w:ascii="Arial" w:hAnsi="Arial" w:eastAsia="Arial" w:cs="Arial"/>
+      <w:rFonts w:ascii="Arial" w:eastAsia="Arial" w:hAnsi="Arial" w:cs="Arial"/>
       <w:sz w:val="21"/>
       <w:szCs w:val="21"/>
       <w:lang w:val="en-US" w:eastAsia="en-US" w:bidi="ar-SA"/>
     </w:rPr>
   </w:style>
-  <w:style w:type="paragraph" w:styleId="13">
+  <w:style w:type="paragraph" w:styleId="TOC3">
     <w:name w:val="toc 3"/>
-    <w:basedOn w:val="1"/>
-    <w:next w:val="1"/>
+    <w:basedOn w:val="Normal"/>
+    <w:next w:val="Normal"/>
     <w:qFormat/>
-    <w:uiPriority w:val="0"/>
     <w:pPr>
       <w:ind w:left="840" w:leftChars="400"/>
     </w:pPr>
   </w:style>
-  <w:style w:type="paragraph" w:styleId="14">
+  <w:style w:type="paragraph" w:styleId="PlainText">
     <w:name w:val="Plain Text"/>
-    <w:basedOn w:val="1"/>
+    <w:basedOn w:val="Normal"/>
     <w:qFormat/>
-    <w:uiPriority w:val="0"/>
     <w:rPr>
       <w:rFonts w:ascii="宋体" w:hAnsi="Courier New"/>
     </w:rPr>
   </w:style>
-  <w:style w:type="paragraph" w:styleId="15">
+  <w:style w:type="paragraph" w:styleId="Footer">
     <w:name w:val="footer"/>
-    <w:basedOn w:val="1"/>
+    <w:basedOn w:val="Normal"/>
     <w:qFormat/>
-    <w:uiPriority w:val="0"/>
     <w:pPr>
       <w:tabs>
         <w:tab w:val="center" w:pos="4153"/>
@@ -10257,17 +10121,16 @@
       <w:sz w:val="18"/>
     </w:rPr>
   </w:style>
-  <w:style w:type="paragraph" w:styleId="16">
+  <w:style w:type="paragraph" w:styleId="Header">
     <w:name w:val="header"/>
-    <w:basedOn w:val="1"/>
+    <w:basedOn w:val="Normal"/>
     <w:qFormat/>
-    <w:uiPriority w:val="0"/>
     <w:pPr>
       <w:pBdr>
-        <w:top w:val="none" w:color="auto" w:sz="0" w:space="0"/>
-        <w:left w:val="none" w:color="auto" w:sz="0" w:space="0"/>
-        <w:bottom w:val="none" w:color="auto" w:sz="0" w:space="0"/>
-        <w:right w:val="none" w:color="auto" w:sz="0" w:space="0"/>
+        <w:top w:val="nil"/>
+        <w:left w:val="nil"/>
+        <w:bottom w:val="nil"/>
+        <w:right w:val="nil"/>
       </w:pBdr>
       <w:tabs>
         <w:tab w:val="center" w:pos="4153"/>
@@ -10282,22 +10145,20 @@
       <w:sz w:val="18"/>
     </w:rPr>
   </w:style>
-  <w:style w:type="paragraph" w:styleId="17">
+  <w:style w:type="paragraph" w:styleId="TOC1">
     <w:name w:val="toc 1"/>
-    <w:basedOn w:val="1"/>
-    <w:next w:val="1"/>
+    <w:basedOn w:val="Normal"/>
+    <w:next w:val="Normal"/>
     <w:qFormat/>
-    <w:uiPriority w:val="0"/>
     <w:rPr>
-      <w:rFonts w:ascii="Arial" w:hAnsi="Arial" w:eastAsia="Microsoft JhengHei"/>
+      <w:rFonts w:ascii="Arial" w:eastAsia="Microsoft JhengHei" w:hAnsi="Arial"/>
       <w:sz w:val="24"/>
     </w:rPr>
   </w:style>
-  <w:style w:type="paragraph" w:styleId="18">
+  <w:style w:type="paragraph" w:styleId="Subtitle">
     <w:name w:val="Subtitle"/>
-    <w:basedOn w:val="1"/>
+    <w:basedOn w:val="Normal"/>
     <w:qFormat/>
-    <w:uiPriority w:val="0"/>
     <w:pPr>
       <w:spacing w:before="240" w:beforeLines="0" w:beforeAutospacing="0" w:after="60" w:afterLines="0" w:afterAutospacing="0" w:line="312" w:lineRule="auto"/>
       <w:jc w:val="center"/>
@@ -10310,30 +10171,27 @@
       <w:sz w:val="32"/>
     </w:rPr>
   </w:style>
-  <w:style w:type="paragraph" w:styleId="19">
+  <w:style w:type="paragraph" w:styleId="TOC2">
     <w:name w:val="toc 2"/>
-    <w:basedOn w:val="1"/>
-    <w:next w:val="1"/>
+    <w:basedOn w:val="Normal"/>
+    <w:next w:val="Normal"/>
     <w:qFormat/>
-    <w:uiPriority w:val="0"/>
     <w:pPr>
       <w:ind w:left="420" w:leftChars="200"/>
     </w:pPr>
   </w:style>
-  <w:style w:type="paragraph" w:styleId="20">
+  <w:style w:type="paragraph" w:styleId="NormalWeb">
     <w:name w:val="Normal (Web)"/>
-    <w:basedOn w:val="1"/>
+    <w:basedOn w:val="Normal"/>
     <w:qFormat/>
-    <w:uiPriority w:val="0"/>
     <w:rPr>
       <w:sz w:val="24"/>
     </w:rPr>
   </w:style>
-  <w:style w:type="paragraph" w:styleId="21">
+  <w:style w:type="paragraph" w:styleId="Title">
     <w:name w:val="Title"/>
-    <w:basedOn w:val="1"/>
+    <w:basedOn w:val="Normal"/>
     <w:qFormat/>
-    <w:uiPriority w:val="0"/>
     <w:pPr>
       <w:spacing w:before="240" w:beforeLines="0" w:beforeAutospacing="0" w:after="60" w:afterLines="0" w:afterAutospacing="0"/>
       <w:jc w:val="center"/>
@@ -10345,65 +10203,60 @@
       <w:sz w:val="32"/>
     </w:rPr>
   </w:style>
-  <w:style w:type="table" w:styleId="23">
+  <w:style w:type="table" w:styleId="TableGrid">
     <w:name w:val="Table Grid"/>
-    <w:basedOn w:val="22"/>
+    <w:basedOn w:val="TableNormal"/>
     <w:qFormat/>
-    <w:uiPriority w:val="0"/>
     <w:pPr>
       <w:widowControl w:val="0"/>
       <w:jc w:val="both"/>
     </w:pPr>
     <w:tblPr>
       <w:tblBorders>
-        <w:top w:val="single" w:color="auto" w:sz="4" w:space="0"/>
-        <w:left w:val="single" w:color="auto" w:sz="4" w:space="0"/>
-        <w:bottom w:val="single" w:color="auto" w:sz="4" w:space="0"/>
-        <w:right w:val="single" w:color="auto" w:sz="4" w:space="0"/>
-        <w:insideH w:val="single" w:color="auto" w:sz="4" w:space="0"/>
-        <w:insideV w:val="single" w:color="auto" w:sz="4" w:space="0"/>
+        <w:top w:val="single" w:sz="4" w:space="0" w:color="auto"/>
+        <w:left w:val="single" w:sz="4" w:space="0" w:color="auto"/>
+        <w:bottom w:val="single" w:sz="4" w:space="0" w:color="auto"/>
+        <w:right w:val="single" w:sz="4" w:space="0" w:color="auto"/>
+        <w:insideH w:val="single" w:sz="4" w:space="0" w:color="auto"/>
+        <w:insideV w:val="single" w:sz="4" w:space="0" w:color="auto"/>
       </w:tblBorders>
     </w:tblPr>
   </w:style>
-  <w:style w:type="character" w:styleId="25">
+  <w:style w:type="character" w:styleId="Strong">
     <w:name w:val="Strong"/>
-    <w:basedOn w:val="24"/>
+    <w:basedOn w:val="DefaultParagraphFont"/>
     <w:qFormat/>
-    <w:uiPriority w:val="0"/>
     <w:rPr>
       <w:b/>
     </w:rPr>
   </w:style>
-  <w:style w:type="character" w:styleId="26">
+  <w:style w:type="character" w:styleId="PageNumber">
     <w:name w:val="page number"/>
-    <w:basedOn w:val="24"/>
+    <w:basedOn w:val="DefaultParagraphFont"/>
     <w:qFormat/>
-    <w:uiPriority w:val="0"/>
   </w:style>
-  <w:style w:type="paragraph" w:customStyle="1" w:styleId="27">
+  <w:style w:type="paragraph" w:customStyle="1" w:styleId="a">
     <w:name w:val="柴_文档修订信息"/>
-    <w:basedOn w:val="1"/>
+    <w:basedOn w:val="Normal"/>
     <w:qFormat/>
-    <w:uiPriority w:val="0"/>
     <w:pPr>
       <w:widowControl w:val="0"/>
       <w:ind w:firstLine="470" w:firstLineChars="200"/>
       <w:jc w:val="center"/>
     </w:pPr>
     <w:rPr>
-      <w:rFonts w:hint="eastAsia" w:ascii="Arial" w:hAnsi="Arial"/>
+      <w:rFonts w:ascii="Arial" w:hAnsi="Arial" w:hint="eastAsia"/>
       <w:b/>
       <w:bCs/>
       <w:sz w:val="24"/>
       <w:lang w:eastAsia="zh-CN"/>
     </w:rPr>
   </w:style>
-  <w:style w:type="table" w:customStyle="1" w:styleId="28">
+  <w:style w:type="table" w:customStyle="1" w:styleId="TableNormal0">
     <w:name w:val="Table Normal_0"/>
     <w:semiHidden/>
     <w:unhideWhenUsed/>
     <w:qFormat/>
-    <w:uiPriority w:val="0"/>
     <w:tblPr>
       <w:tblCellMar>
         <w:top w:w="0" w:type="dxa"/>
@@ -10413,26 +10266,24 @@
       </w:tblCellMar>
     </w:tblPr>
   </w:style>
-  <w:style w:type="paragraph" w:customStyle="1" w:styleId="29">
+  <w:style w:type="paragraph" w:customStyle="1" w:styleId="Style13">
     <w:name w:val="_Style 13"/>
     <w:qFormat/>
-    <w:uiPriority w:val="0"/>
     <w:pPr>
       <w:spacing w:before="120" w:after="120" w:line="288" w:lineRule="auto"/>
       <w:ind w:left="0"/>
       <w:jc w:val="left"/>
     </w:pPr>
     <w:rPr>
-      <w:rFonts w:ascii="Arial" w:hAnsi="Arial" w:eastAsia="等线" w:cs="Arial"/>
+      <w:rFonts w:ascii="Arial" w:eastAsia="等线" w:hAnsi="Arial" w:cs="Arial"/>
       <w:sz w:val="22"/>
       <w:szCs w:val="22"/>
     </w:rPr>
   </w:style>
-  <w:style w:type="paragraph" w:customStyle="1" w:styleId="30">
+  <w:style w:type="paragraph" w:customStyle="1" w:styleId="a0">
     <w:name w:val="章标题"/>
-    <w:next w:val="1"/>
+    <w:next w:val="Normal"/>
     <w:qFormat/>
-    <w:uiPriority w:val="0"/>
     <w:pPr>
       <w:widowControl w:val="0"/>
       <w:adjustRightInd w:val="0"/>
@@ -10441,18 +10292,17 @@
       <w:outlineLvl w:val="0"/>
     </w:pPr>
     <w:rPr>
-      <w:rFonts w:ascii="Times New Roman" w:hAnsi="Times New Roman" w:eastAsia="黑体" w:cs="Times New Roman"/>
+      <w:rFonts w:ascii="Times New Roman" w:eastAsia="黑体" w:hAnsi="Times New Roman" w:cs="Times New Roman"/>
       <w:kern w:val="44"/>
       <w:sz w:val="36"/>
       <w:szCs w:val="44"/>
       <w:lang w:bidi="ar-SA"/>
     </w:rPr>
   </w:style>
-  <w:style w:type="paragraph" w:customStyle="1" w:styleId="31">
+  <w:style w:type="paragraph" w:customStyle="1" w:styleId="a1">
     <w:name w:val="目录标题"/>
-    <w:next w:val="1"/>
+    <w:next w:val="Normal"/>
     <w:qFormat/>
-    <w:uiPriority w:val="0"/>
     <w:pPr>
       <w:spacing w:line="360" w:lineRule="auto"/>
       <w:ind w:firstLine="480" w:firstLineChars="200"/>
@@ -10460,127 +10310,119 @@
       <w:outlineLvl w:val="9"/>
     </w:pPr>
     <w:rPr>
-      <w:rFonts w:ascii="宋体" w:hAnsi="宋体" w:eastAsia="宋体" w:cs="Times New Roman"/>
+      <w:rFonts w:ascii="宋体" w:eastAsia="宋体" w:hAnsi="宋体" w:cs="Times New Roman"/>
       <w:sz w:val="21"/>
       <w:szCs w:val="22"/>
       <w:lang w:bidi="ar-SA"/>
     </w:rPr>
   </w:style>
-  <w:style w:type="paragraph" w:customStyle="1" w:styleId="32">
+  <w:style w:type="paragraph" w:customStyle="1" w:styleId="a2">
     <w:name w:val="柴_公司名"/>
-    <w:basedOn w:val="21"/>
+    <w:basedOn w:val="Title"/>
     <w:qFormat/>
-    <w:uiPriority w:val="0"/>
     <w:pPr>
       <w:spacing w:after="600" w:afterLines="600"/>
     </w:pPr>
     <w:rPr>
-      <w:rFonts w:hint="eastAsia" w:ascii="宋体" w:hAnsi="宋体" w:eastAsia="宋体" w:cs="宋体"/>
+      <w:rFonts w:ascii="宋体" w:eastAsia="宋体" w:hAnsi="宋体" w:cs="宋体" w:hint="eastAsia"/>
       <w:bCs/>
       <w:spacing w:val="-6"/>
       <w:sz w:val="52"/>
       <w:szCs w:val="52"/>
     </w:rPr>
   </w:style>
-  <w:style w:type="paragraph" w:customStyle="1" w:styleId="33">
+  <w:style w:type="paragraph" w:customStyle="1" w:styleId="a3">
     <w:name w:val="柴_文档名"/>
-    <w:basedOn w:val="21"/>
+    <w:basedOn w:val="Title"/>
     <w:qFormat/>
-    <w:uiPriority w:val="0"/>
     <w:pPr>
       <w:spacing w:after="900" w:afterLines="900"/>
     </w:pPr>
     <w:rPr>
-      <w:rFonts w:ascii="黑体" w:hAnsi="黑体" w:eastAsia="黑体" w:cs="黑体"/>
+      <w:rFonts w:ascii="黑体" w:eastAsia="黑体" w:hAnsi="黑体" w:cs="黑体"/>
       <w:bCs/>
       <w:spacing w:val="-7"/>
       <w:sz w:val="52"/>
       <w:szCs w:val="52"/>
     </w:rPr>
   </w:style>
-  <w:style w:type="paragraph" w:customStyle="1" w:styleId="34">
+  <w:style w:type="paragraph" w:customStyle="1" w:styleId="TableText">
     <w:name w:val="Table Text"/>
-    <w:basedOn w:val="1"/>
+    <w:basedOn w:val="Normal"/>
     <w:semiHidden/>
     <w:qFormat/>
-    <w:uiPriority w:val="0"/>
     <w:rPr>
-      <w:rFonts w:ascii="宋体" w:hAnsi="宋体" w:eastAsia="宋体" w:cs="宋体"/>
+      <w:rFonts w:ascii="宋体" w:eastAsia="宋体" w:hAnsi="宋体" w:cs="宋体"/>
       <w:sz w:val="21"/>
       <w:szCs w:val="21"/>
       <w:lang w:val="en-US" w:eastAsia="en-US" w:bidi="ar-SA"/>
     </w:rPr>
   </w:style>
-  <w:style w:type="paragraph" w:customStyle="1" w:styleId="35">
+  <w:style w:type="paragraph" w:customStyle="1" w:styleId="1">
     <w:name w:val="柴_标题1"/>
-    <w:basedOn w:val="2"/>
-    <w:next w:val="36"/>
-    <w:link w:val="45"/>
+    <w:basedOn w:val="Heading1"/>
+    <w:next w:val="a4"/>
+    <w:link w:val="1Char"/>
     <w:qFormat/>
-    <w:uiPriority w:val="0"/>
     <w:pPr>
       <w:spacing w:before="100" w:after="90" w:line="360" w:lineRule="auto"/>
     </w:pPr>
     <w:rPr>
-      <w:rFonts w:ascii="Arial" w:hAnsi="Arial" w:eastAsia="宋体"/>
+      <w:rFonts w:ascii="Arial" w:eastAsia="宋体" w:hAnsi="Arial"/>
       <w:sz w:val="32"/>
     </w:rPr>
   </w:style>
-  <w:style w:type="paragraph" w:customStyle="1" w:styleId="36">
+  <w:style w:type="paragraph" w:customStyle="1" w:styleId="a4">
     <w:name w:val="柴_正文"/>
-    <w:basedOn w:val="12"/>
-    <w:link w:val="48"/>
+    <w:basedOn w:val="BodyText"/>
+    <w:link w:val="Char"/>
     <w:qFormat/>
-    <w:uiPriority w:val="0"/>
     <w:pPr>
       <w:spacing w:line="360" w:lineRule="auto"/>
       <w:ind w:firstLine="470" w:firstLineChars="200"/>
     </w:pPr>
     <w:rPr>
-      <w:rFonts w:ascii="Arial" w:hAnsi="Arial" w:eastAsia="宋体"/>
+      <w:rFonts w:ascii="Arial" w:eastAsia="宋体" w:hAnsi="Arial"/>
       <w:sz w:val="24"/>
       <w:lang w:eastAsia="zh-CN"/>
     </w:rPr>
   </w:style>
-  <w:style w:type="paragraph" w:customStyle="1" w:styleId="37">
+  <w:style w:type="paragraph" w:customStyle="1" w:styleId="2">
     <w:name w:val="柴_标题2"/>
-    <w:basedOn w:val="3"/>
-    <w:next w:val="36"/>
-    <w:link w:val="51"/>
+    <w:basedOn w:val="Heading2"/>
+    <w:next w:val="a4"/>
+    <w:link w:val="2Char"/>
     <w:qFormat/>
-    <w:uiPriority w:val="0"/>
     <w:pPr>
       <w:spacing w:line="360" w:lineRule="auto"/>
     </w:pPr>
     <w:rPr>
-      <w:rFonts w:ascii="Arial" w:hAnsi="Arial" w:eastAsia="宋体"/>
+      <w:rFonts w:ascii="Arial" w:eastAsia="宋体" w:hAnsi="Arial"/>
       <w:sz w:val="28"/>
     </w:rPr>
   </w:style>
-  <w:style w:type="paragraph" w:customStyle="1" w:styleId="38">
+  <w:style w:type="paragraph" w:customStyle="1" w:styleId="3">
     <w:name w:val="柴_标题3"/>
-    <w:basedOn w:val="4"/>
-    <w:next w:val="36"/>
-    <w:link w:val="52"/>
+    <w:basedOn w:val="Heading3"/>
+    <w:next w:val="a4"/>
+    <w:link w:val="3Char"/>
     <w:qFormat/>
-    <w:uiPriority w:val="0"/>
     <w:pPr>
       <w:spacing w:line="360" w:lineRule="auto"/>
       <w:ind w:left="0" w:firstLine="472" w:firstLineChars="200"/>
     </w:pPr>
     <w:rPr>
-      <w:rFonts w:ascii="宋体" w:hAnsi="宋体" w:eastAsia="宋体" w:cs="宋体"/>
+      <w:rFonts w:ascii="宋体" w:eastAsia="宋体" w:hAnsi="宋体" w:cs="宋体"/>
       <w:spacing w:val="-2"/>
       <w:sz w:val="24"/>
       <w:szCs w:val="24"/>
     </w:rPr>
   </w:style>
-  <w:style w:type="paragraph" w:customStyle="1" w:styleId="39">
+  <w:style w:type="paragraph" w:customStyle="1" w:styleId="a5">
     <w:name w:val="柴_目录"/>
-    <w:basedOn w:val="1"/>
-    <w:next w:val="12"/>
+    <w:basedOn w:val="Normal"/>
+    <w:next w:val="BodyText"/>
     <w:qFormat/>
-    <w:uiPriority w:val="0"/>
     <w:pPr>
       <w:tabs>
         <w:tab w:val="right" w:leader="dot" w:pos="8442"/>
@@ -10588,64 +10430,59 @@
       <w:ind w:left="0" w:leftChars="0"/>
     </w:pPr>
     <w:rPr>
-      <w:rFonts w:ascii="Arial" w:hAnsi="Arial" w:eastAsia="Microsoft JhengHei"/>
+      <w:rFonts w:ascii="Arial" w:eastAsia="Microsoft JhengHei" w:hAnsi="Arial"/>
       <w:sz w:val="24"/>
     </w:rPr>
   </w:style>
-  <w:style w:type="paragraph" w:customStyle="1" w:styleId="40">
+  <w:style w:type="paragraph" w:customStyle="1" w:styleId="WPSOffice1">
     <w:name w:val="WPSOffice手动目录 1"/>
     <w:qFormat/>
-    <w:uiPriority w:val="0"/>
     <w:pPr>
       <w:ind w:leftChars="0"/>
     </w:pPr>
     <w:rPr>
-      <w:rFonts w:ascii="Times New Roman" w:hAnsi="Times New Roman" w:eastAsia="宋体" w:cs="Times New Roman"/>
+      <w:rFonts w:ascii="Times New Roman" w:eastAsia="宋体" w:hAnsi="Times New Roman" w:cs="Times New Roman"/>
       <w:sz w:val="20"/>
       <w:szCs w:val="20"/>
     </w:rPr>
   </w:style>
-  <w:style w:type="paragraph" w:customStyle="1" w:styleId="41">
+  <w:style w:type="paragraph" w:customStyle="1" w:styleId="WPSOffice2">
     <w:name w:val="WPSOffice手动目录 2"/>
     <w:qFormat/>
-    <w:uiPriority w:val="0"/>
     <w:pPr>
       <w:ind w:leftChars="200"/>
     </w:pPr>
     <w:rPr>
-      <w:rFonts w:ascii="Times New Roman" w:hAnsi="Times New Roman" w:eastAsia="宋体" w:cs="Times New Roman"/>
+      <w:rFonts w:ascii="Times New Roman" w:eastAsia="宋体" w:hAnsi="Times New Roman" w:cs="Times New Roman"/>
       <w:sz w:val="20"/>
       <w:szCs w:val="20"/>
     </w:rPr>
   </w:style>
-  <w:style w:type="paragraph" w:customStyle="1" w:styleId="42">
+  <w:style w:type="paragraph" w:customStyle="1" w:styleId="WPSOffice3">
     <w:name w:val="WPSOffice手动目录 3"/>
     <w:qFormat/>
-    <w:uiPriority w:val="0"/>
     <w:pPr>
       <w:ind w:leftChars="400"/>
     </w:pPr>
     <w:rPr>
-      <w:rFonts w:ascii="Times New Roman" w:hAnsi="Times New Roman" w:eastAsia="宋体" w:cs="Times New Roman"/>
+      <w:rFonts w:ascii="Times New Roman" w:eastAsia="宋体" w:hAnsi="Times New Roman" w:cs="Times New Roman"/>
       <w:sz w:val="20"/>
       <w:szCs w:val="20"/>
     </w:rPr>
   </w:style>
-  <w:style w:type="paragraph" w:customStyle="1" w:styleId="43">
+  <w:style w:type="paragraph" w:customStyle="1" w:styleId="Compact">
     <w:name w:val="Compact"/>
-    <w:basedOn w:val="12"/>
+    <w:basedOn w:val="BodyText"/>
     <w:qFormat/>
-    <w:uiPriority w:val="0"/>
     <w:pPr>
       <w:spacing w:before="36" w:after="36"/>
     </w:pPr>
   </w:style>
-  <w:style w:type="table" w:customStyle="1" w:styleId="44">
+  <w:style w:type="table" w:customStyle="1" w:styleId="Table">
     <w:name w:val="Table"/>
     <w:semiHidden/>
     <w:unhideWhenUsed/>
     <w:qFormat/>
-    <w:uiPriority w:val="0"/>
     <w:tblPr>
       <w:tblCellMar>
         <w:top w:w="0" w:type="dxa"/>
@@ -10657,28 +10494,26 @@
     <w:tblStylePr w:type="firstRow">
       <w:tcPr>
         <w:tcBorders>
-          <w:bottom w:val="single" w:color="auto" w:sz="0" w:space="0"/>
+          <w:bottom w:val="single" w:sz="0" w:space="0" w:color="auto"/>
         </w:tcBorders>
         <w:vAlign w:val="bottom"/>
       </w:tcPr>
     </w:tblStylePr>
   </w:style>
-  <w:style w:type="character" w:customStyle="1" w:styleId="45">
+  <w:style w:type="character" w:customStyle="1" w:styleId="1Char">
     <w:name w:val="柴_标题1 Char"/>
-    <w:link w:val="35"/>
+    <w:link w:val="1"/>
     <w:qFormat/>
-    <w:uiPriority w:val="0"/>
     <w:rPr>
-      <w:rFonts w:ascii="Arial" w:hAnsi="Arial" w:eastAsia="宋体"/>
+      <w:rFonts w:ascii="Arial" w:eastAsia="宋体" w:hAnsi="Arial"/>
       <w:sz w:val="32"/>
     </w:rPr>
   </w:style>
-  <w:style w:type="paragraph" w:customStyle="1" w:styleId="46">
+  <w:style w:type="paragraph" w:customStyle="1" w:styleId="a6">
     <w:name w:val="柴_正文_无缩进"/>
-    <w:basedOn w:val="1"/>
-    <w:link w:val="50"/>
+    <w:basedOn w:val="Normal"/>
+    <w:link w:val="Char0"/>
     <w:qFormat/>
-    <w:uiPriority w:val="0"/>
     <w:pPr>
       <w:ind w:firstLine="0" w:firstLineChars="0"/>
     </w:pPr>
@@ -10688,41 +10523,38 @@
       <w:lang w:eastAsia="zh-CN"/>
     </w:rPr>
   </w:style>
-  <w:style w:type="paragraph" w:customStyle="1" w:styleId="47">
+  <w:style w:type="paragraph" w:customStyle="1" w:styleId="4">
     <w:name w:val="柴_标题4"/>
-    <w:basedOn w:val="5"/>
-    <w:next w:val="1"/>
+    <w:basedOn w:val="Heading4"/>
+    <w:next w:val="Normal"/>
     <w:qFormat/>
-    <w:uiPriority w:val="0"/>
     <w:pPr>
       <w:widowControl w:val="0"/>
       <w:spacing w:before="160" w:line="360" w:lineRule="auto"/>
-      <w:ind w:left="981" w:leftChars="300" w:hanging="862"/>
+      <w:ind w:left="981" w:hanging="862" w:leftChars="300"/>
     </w:pPr>
     <w:rPr>
-      <w:rFonts w:hint="eastAsia" w:ascii="Calibri" w:hAnsi="Calibri" w:eastAsia="宋体" w:cs="宋体"/>
+      <w:rFonts w:ascii="Calibri" w:eastAsia="宋体" w:hAnsi="Calibri" w:cs="宋体" w:hint="eastAsia"/>
       <w:sz w:val="24"/>
       <w:szCs w:val="24"/>
       <w:lang w:eastAsia="zh-CN" w:bidi="zh-CN"/>
     </w:rPr>
   </w:style>
-  <w:style w:type="character" w:customStyle="1" w:styleId="48">
+  <w:style w:type="character" w:customStyle="1" w:styleId="Char">
     <w:name w:val="柴_正文 Char"/>
-    <w:link w:val="36"/>
+    <w:link w:val="a4"/>
     <w:qFormat/>
-    <w:uiPriority w:val="0"/>
     <w:rPr>
-      <w:rFonts w:ascii="Arial" w:hAnsi="Arial" w:eastAsia="宋体"/>
+      <w:rFonts w:ascii="Arial" w:eastAsia="宋体" w:hAnsi="Arial"/>
       <w:sz w:val="24"/>
       <w:lang w:eastAsia="zh-CN"/>
     </w:rPr>
   </w:style>
-  <w:style w:type="table" w:customStyle="1" w:styleId="49">
+  <w:style w:type="table" w:customStyle="1" w:styleId="TableNormal00">
     <w:name w:val="Table Normal_0_0"/>
     <w:semiHidden/>
     <w:unhideWhenUsed/>
     <w:qFormat/>
-    <w:uiPriority w:val="0"/>
     <w:tblPr>
       <w:tblCellMar>
         <w:top w:w="0" w:type="dxa"/>
@@ -10732,34 +10564,31 @@
       </w:tblCellMar>
     </w:tblPr>
   </w:style>
-  <w:style w:type="character" w:customStyle="1" w:styleId="50">
+  <w:style w:type="character" w:customStyle="1" w:styleId="Char0">
     <w:name w:val="柴_正文_无缩进 Char"/>
-    <w:link w:val="46"/>
+    <w:link w:val="a6"/>
     <w:qFormat/>
-    <w:uiPriority w:val="0"/>
     <w:rPr>
       <w:rFonts w:ascii="Arial" w:hAnsi="Arial"/>
       <w:sz w:val="24"/>
       <w:lang w:eastAsia="zh-CN"/>
     </w:rPr>
   </w:style>
-  <w:style w:type="character" w:customStyle="1" w:styleId="51">
+  <w:style w:type="character" w:customStyle="1" w:styleId="2Char">
     <w:name w:val="柴_标题2 Char"/>
-    <w:link w:val="37"/>
+    <w:link w:val="2"/>
     <w:qFormat/>
-    <w:uiPriority w:val="0"/>
     <w:rPr>
-      <w:rFonts w:ascii="Arial" w:hAnsi="Arial" w:eastAsia="宋体"/>
+      <w:rFonts w:ascii="Arial" w:eastAsia="宋体" w:hAnsi="Arial"/>
       <w:sz w:val="28"/>
     </w:rPr>
   </w:style>
-  <w:style w:type="character" w:customStyle="1" w:styleId="52">
+  <w:style w:type="character" w:customStyle="1" w:styleId="3Char">
     <w:name w:val="柴_标题3 Char"/>
-    <w:link w:val="38"/>
+    <w:link w:val="3"/>
     <w:qFormat/>
-    <w:uiPriority w:val="0"/>
     <w:rPr>
-      <w:rFonts w:ascii="宋体" w:hAnsi="宋体" w:eastAsia="宋体" w:cs="宋体"/>
+      <w:rFonts w:ascii="宋体" w:eastAsia="宋体" w:hAnsi="宋体" w:cs="宋体"/>
       <w:spacing w:val="-2"/>
       <w:sz w:val="24"/>
       <w:szCs w:val="24"/>
